--- a/latest/ST.docx
+++ b/latest/ST.docx
@@ -4484,7 +4484,7 @@
         <w:t xml:space="preserve"> </w:t>
       </w:r>
       <w:r>
-        <w:t xml:space="preserve">The requirements indicate both the necessary outcomes and the minimum steps necessary to be deemed to have achieved those outcomes. Radiometric corrections must lead to a valid measurement.</w:t>
+        <w:t xml:space="preserve">The requirements indicate both the necessary outcomes and the minimum steps necessary to be deemed to have achieved those outcomes.</w:t>
       </w:r>
     </w:p>
     <w:bookmarkStart w:id="138" w:name="sec:rac.measurements-measurement-st"/>
@@ -4537,6 +4537,26 @@
       </w:pPr>
       <w:r>
         <w:t xml:space="preserve">Pixel values are expressed as a measurement of the Surface Temperature of the land, expressed as Kelvin</w:t>
+      </w:r>
+    </w:p>
+    <w:p>
+      <w:pPr>
+        <w:pStyle w:val="Textkrper"/>
+      </w:pPr>
+      <w:r>
+        <w:t xml:space="preserve">Notes:</w:t>
+      </w:r>
+    </w:p>
+    <w:p>
+      <w:pPr>
+        <w:pStyle w:val="Compact"/>
+        <w:numPr>
+          <w:ilvl w:val="0"/>
+          <w:numId w:val="1037"/>
+        </w:numPr>
+      </w:pPr>
+      <w:r>
+        <w:t xml:space="preserve">Radiometric corrections must lead to a valid measurement of surface temperature.</w:t>
       </w:r>
     </w:p>
     <w:bookmarkEnd w:id="135"/>
@@ -4589,116 +4609,11 @@
         <w:pStyle w:val="Compact"/>
         <w:numPr>
           <w:ilvl w:val="0"/>
-          <w:numId w:val="1037"/>
+          <w:numId w:val="1038"/>
         </w:numPr>
       </w:pPr>
       <w:r>
         <w:t xml:space="preserve">Threshold Self-Assessment:</w:t>
-      </w:r>
-    </w:p>
-    <w:p>
-      <w:pPr>
-        <w:pStyle w:val="Compact"/>
-        <w:numPr>
-          <w:ilvl w:val="0"/>
-          <w:numId w:val="1037"/>
-        </w:numPr>
-      </w:pPr>
-      <w:r>
-        <w:t xml:space="preserve">Goal Self-Assessment:</w:t>
-      </w:r>
-    </w:p>
-    <w:p>
-      <w:pPr>
-        <w:pStyle w:val="Compact"/>
-        <w:numPr>
-          <w:ilvl w:val="0"/>
-          <w:numId w:val="1037"/>
-        </w:numPr>
-      </w:pPr>
-      <w:r>
-        <w:t xml:space="preserve">Self-Assessment Explanation/ Justification:</w:t>
-      </w:r>
-    </w:p>
-    <w:p>
-      <w:pPr>
-        <w:pStyle w:val="Compact"/>
-        <w:numPr>
-          <w:ilvl w:val="0"/>
-          <w:numId w:val="1037"/>
-        </w:numPr>
-      </w:pPr>
-      <w:r>
-        <w:t xml:space="preserve">Recommended Requirement Modification:</w:t>
-      </w:r>
-    </w:p>
-    <w:p>
-      <w:r>
-        <w:pict>
-          <v:rect style="width:0;height:1.5pt" o:hralign="center" o:hrstd="t" o:hr="t"/>
-        </w:pict>
-      </w:r>
-    </w:p>
-    <w:bookmarkEnd w:id="137"/>
-    <w:bookmarkEnd w:id="138"/>
-    <w:bookmarkStart w:id="142" w:name="X7dbda80ff53c63fe2dba278b435c8bedc7e1064"/>
-    <w:p>
-      <w:pPr>
-        <w:pStyle w:val="berschrift4"/>
-      </w:pPr>
-      <w:r>
-        <w:rPr>
-          <w:rStyle w:val="VerbatimChar"/>
-        </w:rPr>
-        <w:t xml:space="preserve">3.2.</w:t>
-      </w:r>
-      <w:r>
-        <w:t xml:space="preserve"> </w:t>
-      </w:r>
-      <w:r>
-        <w:t xml:space="preserve">Corrections for Atmosphere and Emissivity</w:t>
-      </w:r>
-    </w:p>
-    <w:p>
-      <w:pPr>
-        <w:pStyle w:val="FirstParagraph"/>
-      </w:pPr>
-      <w:r>
-        <w:t xml:space="preserve">Identifier:</w:t>
-      </w:r>
-      <w:r>
-        <w:t xml:space="preserve"> </w:t>
-      </w:r>
-      <w:r>
-        <w:rPr>
-          <w:rStyle w:val="VerbatimChar"/>
-        </w:rPr>
-        <w:t xml:space="preserve">rac.corrections-atmosphere-emissivity</w:t>
-      </w:r>
-    </w:p>
-    <w:bookmarkStart w:id="139" w:name="threshold-requirements-26"/>
-    <w:p>
-      <w:pPr>
-        <w:pStyle w:val="berschrift5"/>
-      </w:pPr>
-      <w:r>
-        <w:t xml:space="preserve">Threshold requirements:</w:t>
-      </w:r>
-    </w:p>
-    <w:p>
-      <w:pPr>
-        <w:pStyle w:val="FirstParagraph"/>
-      </w:pPr>
-      <w:r>
-        <w:t xml:space="preserve">Retrieval methods for estimating surface temperature are provided.</w:t>
-      </w:r>
-    </w:p>
-    <w:p>
-      <w:pPr>
-        <w:pStyle w:val="Textkrper"/>
-      </w:pPr>
-      <w:r>
-        <w:t xml:space="preserve">Notes:</w:t>
       </w:r>
     </w:p>
     <w:p>
@@ -4710,17 +4625,84 @@
         </w:numPr>
       </w:pPr>
       <w:r>
-        <w:t xml:space="preserve">The metadata references (may be through a single DOI landing page) a citable peer-reviewed algorithm.</w:t>
-      </w:r>
-    </w:p>
-    <w:bookmarkEnd w:id="139"/>
-    <w:bookmarkStart w:id="140" w:name="goal-requirements-26"/>
+        <w:t xml:space="preserve">Goal Self-Assessment:</w:t>
+      </w:r>
+    </w:p>
+    <w:p>
+      <w:pPr>
+        <w:pStyle w:val="Compact"/>
+        <w:numPr>
+          <w:ilvl w:val="0"/>
+          <w:numId w:val="1038"/>
+        </w:numPr>
+      </w:pPr>
+      <w:r>
+        <w:t xml:space="preserve">Self-Assessment Explanation/ Justification:</w:t>
+      </w:r>
+    </w:p>
+    <w:p>
+      <w:pPr>
+        <w:pStyle w:val="Compact"/>
+        <w:numPr>
+          <w:ilvl w:val="0"/>
+          <w:numId w:val="1038"/>
+        </w:numPr>
+      </w:pPr>
+      <w:r>
+        <w:t xml:space="preserve">Recommended Requirement Modification:</w:t>
+      </w:r>
+    </w:p>
+    <w:p>
+      <w:r>
+        <w:pict>
+          <v:rect style="width:0;height:1.5pt" o:hralign="center" o:hrstd="t" o:hr="t"/>
+        </w:pict>
+      </w:r>
+    </w:p>
+    <w:bookmarkEnd w:id="137"/>
+    <w:bookmarkEnd w:id="138"/>
+    <w:bookmarkStart w:id="142" w:name="X7dbda80ff53c63fe2dba278b435c8bedc7e1064"/>
+    <w:p>
+      <w:pPr>
+        <w:pStyle w:val="berschrift4"/>
+      </w:pPr>
+      <w:r>
+        <w:rPr>
+          <w:rStyle w:val="VerbatimChar"/>
+        </w:rPr>
+        <w:t xml:space="preserve">3.2.</w:t>
+      </w:r>
+      <w:r>
+        <w:t xml:space="preserve"> </w:t>
+      </w:r>
+      <w:r>
+        <w:t xml:space="preserve">Corrections for Atmosphere and Emissivity</w:t>
+      </w:r>
+    </w:p>
+    <w:p>
+      <w:pPr>
+        <w:pStyle w:val="FirstParagraph"/>
+      </w:pPr>
+      <w:r>
+        <w:t xml:space="preserve">Identifier:</w:t>
+      </w:r>
+      <w:r>
+        <w:t xml:space="preserve"> </w:t>
+      </w:r>
+      <w:r>
+        <w:rPr>
+          <w:rStyle w:val="VerbatimChar"/>
+        </w:rPr>
+        <w:t xml:space="preserve">rac.corrections-atmosphere-emissivity</w:t>
+      </w:r>
+    </w:p>
+    <w:bookmarkStart w:id="139" w:name="threshold-requirements-26"/>
     <w:p>
       <w:pPr>
         <w:pStyle w:val="berschrift5"/>
       </w:pPr>
       <w:r>
-        <w:t xml:space="preserve">Goal requirements:</w:t>
+        <w:t xml:space="preserve">Threshold requirements:</w:t>
       </w:r>
     </w:p>
     <w:p>
@@ -4728,20 +4710,15 @@
         <w:pStyle w:val="FirstParagraph"/>
       </w:pPr>
       <w:r>
-        <w:t xml:space="preserve">As threshold.</w:t>
-      </w:r>
-      <w:r>
-        <w:t xml:space="preserve"> </w:t>
-      </w:r>
-    </w:p>
-    <w:bookmarkEnd w:id="140"/>
-    <w:bookmarkStart w:id="141" w:name="assessment-26"/>
-    <w:p>
-      <w:pPr>
-        <w:pStyle w:val="berschrift5"/>
-      </w:pPr>
-      <w:r>
-        <w:t xml:space="preserve">Assessment:</w:t>
+        <w:t xml:space="preserve">Retrieval methods for estimating surface temperature are provided.</w:t>
+      </w:r>
+    </w:p>
+    <w:p>
+      <w:pPr>
+        <w:pStyle w:val="Textkrper"/>
+      </w:pPr>
+      <w:r>
+        <w:t xml:space="preserve">Notes:</w:t>
       </w:r>
     </w:p>
     <w:p>
@@ -4753,70 +4730,17 @@
         </w:numPr>
       </w:pPr>
       <w:r>
-        <w:t xml:space="preserve">Threshold Self-Assessment:</w:t>
-      </w:r>
-    </w:p>
-    <w:p>
-      <w:pPr>
-        <w:pStyle w:val="Compact"/>
-        <w:numPr>
-          <w:ilvl w:val="0"/>
-          <w:numId w:val="1039"/>
-        </w:numPr>
-      </w:pPr>
-      <w:r>
-        <w:t xml:space="preserve">Goal Self-Assessment:</w:t>
-      </w:r>
-    </w:p>
-    <w:p>
-      <w:pPr>
-        <w:pStyle w:val="Compact"/>
-        <w:numPr>
-          <w:ilvl w:val="0"/>
-          <w:numId w:val="1039"/>
-        </w:numPr>
-      </w:pPr>
-      <w:r>
-        <w:t xml:space="preserve">Self-Assessment Explanation/ Justification:</w:t>
-      </w:r>
-    </w:p>
-    <w:p>
-      <w:pPr>
-        <w:pStyle w:val="Compact"/>
-        <w:numPr>
-          <w:ilvl w:val="0"/>
-          <w:numId w:val="1039"/>
-        </w:numPr>
-      </w:pPr>
-      <w:r>
-        <w:t xml:space="preserve">Recommended Requirement Modification:</w:t>
-      </w:r>
-    </w:p>
-    <w:p>
-      <w:r>
-        <w:pict>
-          <v:rect style="width:0;height:1.5pt" o:hralign="center" o:hrstd="t" o:hr="t"/>
-        </w:pict>
-      </w:r>
-    </w:p>
-    <w:bookmarkEnd w:id="141"/>
-    <w:bookmarkEnd w:id="142"/>
-    <w:bookmarkStart w:id="146" w:name="sec:rac.measurements-uncertainty-st"/>
-    <w:p>
-      <w:pPr>
-        <w:pStyle w:val="berschrift4"/>
-      </w:pPr>
-      <w:r>
-        <w:rPr>
-          <w:rStyle w:val="VerbatimChar"/>
-        </w:rPr>
-        <w:t xml:space="preserve">3.3.</w:t>
-      </w:r>
-      <w:r>
-        <w:t xml:space="preserve"> </w:t>
-      </w:r>
-      <w:r>
-        <w:t xml:space="preserve">Measurement Uncertainty</w:t>
+        <w:t xml:space="preserve">The metadata references (may be through a single DOI landing page) a citable peer-reviewed algorithm.</w:t>
+      </w:r>
+    </w:p>
+    <w:bookmarkEnd w:id="139"/>
+    <w:bookmarkStart w:id="140" w:name="goal-requirements-26"/>
+    <w:p>
+      <w:pPr>
+        <w:pStyle w:val="berschrift5"/>
+      </w:pPr>
+      <w:r>
+        <w:t xml:space="preserve">Goal requirements:</w:t>
       </w:r>
     </w:p>
     <w:p>
@@ -4824,62 +4748,20 @@
         <w:pStyle w:val="FirstParagraph"/>
       </w:pPr>
       <w:r>
-        <w:t xml:space="preserve">Identifier:</w:t>
-      </w:r>
-      <w:r>
-        <w:t xml:space="preserve"> </w:t>
-      </w:r>
-      <w:r>
-        <w:rPr>
-          <w:rStyle w:val="VerbatimChar"/>
-        </w:rPr>
-        <w:t xml:space="preserve">rac.measurements-uncertainty-st</w:t>
-      </w:r>
-    </w:p>
-    <w:bookmarkStart w:id="143" w:name="threshold-requirements-27"/>
+        <w:t xml:space="preserve">As threshold.</w:t>
+      </w:r>
+      <w:r>
+        <w:t xml:space="preserve"> </w:t>
+      </w:r>
+    </w:p>
+    <w:bookmarkEnd w:id="140"/>
+    <w:bookmarkStart w:id="141" w:name="assessment-26"/>
     <w:p>
       <w:pPr>
         <w:pStyle w:val="berschrift5"/>
       </w:pPr>
       <w:r>
-        <w:t xml:space="preserve">Threshold requirements:</w:t>
-      </w:r>
-    </w:p>
-    <w:p>
-      <w:pPr>
-        <w:pStyle w:val="FirstParagraph"/>
-      </w:pPr>
-      <w:r>
-        <w:t xml:space="preserve">Not required.</w:t>
-      </w:r>
-      <w:r>
-        <w:t xml:space="preserve"> </w:t>
-      </w:r>
-    </w:p>
-    <w:bookmarkEnd w:id="143"/>
-    <w:bookmarkStart w:id="144" w:name="goal-requirements-27"/>
-    <w:p>
-      <w:pPr>
-        <w:pStyle w:val="berschrift5"/>
-      </w:pPr>
-      <w:r>
-        <w:t xml:space="preserve">Goal requirements:</w:t>
-      </w:r>
-    </w:p>
-    <w:p>
-      <w:pPr>
-        <w:pStyle w:val="FirstParagraph"/>
-      </w:pPr>
-      <w:r>
-        <w:t xml:space="preserve">Uncertainty, in Kelvin, of the surface temperature measurement for each pixel is provided.</w:t>
-      </w:r>
-    </w:p>
-    <w:p>
-      <w:pPr>
-        <w:pStyle w:val="Textkrper"/>
-      </w:pPr>
-      <w:r>
-        <w:t xml:space="preserve">Notes:</w:t>
+        <w:t xml:space="preserve">Assessment:</w:t>
       </w:r>
     </w:p>
     <w:p>
@@ -4891,17 +4773,133 @@
         </w:numPr>
       </w:pPr>
       <w:r>
-        <w:t xml:space="preserve">Some of the intent of the initial wording (below), which refers to atmospheric windows, may have been lost: Uncertainty, in units Kelvin, of the surface temperature for each pixel is also accompanied by distance from cloud (above) and atmospheric transmission (intervals, i.e., 0.4 - 0.55, 0.55 - 0.7, etc.).</w:t>
-      </w:r>
-    </w:p>
-    <w:bookmarkEnd w:id="144"/>
-    <w:bookmarkStart w:id="145" w:name="assessment-27"/>
+        <w:t xml:space="preserve">Threshold Self-Assessment:</w:t>
+      </w:r>
+    </w:p>
+    <w:p>
+      <w:pPr>
+        <w:pStyle w:val="Compact"/>
+        <w:numPr>
+          <w:ilvl w:val="0"/>
+          <w:numId w:val="1040"/>
+        </w:numPr>
+      </w:pPr>
+      <w:r>
+        <w:t xml:space="preserve">Goal Self-Assessment:</w:t>
+      </w:r>
+    </w:p>
+    <w:p>
+      <w:pPr>
+        <w:pStyle w:val="Compact"/>
+        <w:numPr>
+          <w:ilvl w:val="0"/>
+          <w:numId w:val="1040"/>
+        </w:numPr>
+      </w:pPr>
+      <w:r>
+        <w:t xml:space="preserve">Self-Assessment Explanation/ Justification:</w:t>
+      </w:r>
+    </w:p>
+    <w:p>
+      <w:pPr>
+        <w:pStyle w:val="Compact"/>
+        <w:numPr>
+          <w:ilvl w:val="0"/>
+          <w:numId w:val="1040"/>
+        </w:numPr>
+      </w:pPr>
+      <w:r>
+        <w:t xml:space="preserve">Recommended Requirement Modification:</w:t>
+      </w:r>
+    </w:p>
+    <w:p>
+      <w:r>
+        <w:pict>
+          <v:rect style="width:0;height:1.5pt" o:hralign="center" o:hrstd="t" o:hr="t"/>
+        </w:pict>
+      </w:r>
+    </w:p>
+    <w:bookmarkEnd w:id="141"/>
+    <w:bookmarkEnd w:id="142"/>
+    <w:bookmarkStart w:id="146" w:name="sec:rac.measurements-uncertainty-st"/>
+    <w:p>
+      <w:pPr>
+        <w:pStyle w:val="berschrift4"/>
+      </w:pPr>
+      <w:r>
+        <w:rPr>
+          <w:rStyle w:val="VerbatimChar"/>
+        </w:rPr>
+        <w:t xml:space="preserve">3.3.</w:t>
+      </w:r>
+      <w:r>
+        <w:t xml:space="preserve"> </w:t>
+      </w:r>
+      <w:r>
+        <w:t xml:space="preserve">Measurement Uncertainty</w:t>
+      </w:r>
+    </w:p>
+    <w:p>
+      <w:pPr>
+        <w:pStyle w:val="FirstParagraph"/>
+      </w:pPr>
+      <w:r>
+        <w:t xml:space="preserve">Identifier:</w:t>
+      </w:r>
+      <w:r>
+        <w:t xml:space="preserve"> </w:t>
+      </w:r>
+      <w:r>
+        <w:rPr>
+          <w:rStyle w:val="VerbatimChar"/>
+        </w:rPr>
+        <w:t xml:space="preserve">rac.measurements-uncertainty-st</w:t>
+      </w:r>
+    </w:p>
+    <w:bookmarkStart w:id="143" w:name="threshold-requirements-27"/>
     <w:p>
       <w:pPr>
         <w:pStyle w:val="berschrift5"/>
       </w:pPr>
       <w:r>
-        <w:t xml:space="preserve">Assessment:</w:t>
+        <w:t xml:space="preserve">Threshold requirements:</w:t>
+      </w:r>
+    </w:p>
+    <w:p>
+      <w:pPr>
+        <w:pStyle w:val="FirstParagraph"/>
+      </w:pPr>
+      <w:r>
+        <w:t xml:space="preserve">Not required.</w:t>
+      </w:r>
+      <w:r>
+        <w:t xml:space="preserve"> </w:t>
+      </w:r>
+    </w:p>
+    <w:bookmarkEnd w:id="143"/>
+    <w:bookmarkStart w:id="144" w:name="goal-requirements-27"/>
+    <w:p>
+      <w:pPr>
+        <w:pStyle w:val="berschrift5"/>
+      </w:pPr>
+      <w:r>
+        <w:t xml:space="preserve">Goal requirements:</w:t>
+      </w:r>
+    </w:p>
+    <w:p>
+      <w:pPr>
+        <w:pStyle w:val="FirstParagraph"/>
+      </w:pPr>
+      <w:r>
+        <w:t xml:space="preserve">Uncertainty, in Kelvin, of the surface temperature measurement for each pixel is provided.</w:t>
+      </w:r>
+    </w:p>
+    <w:p>
+      <w:pPr>
+        <w:pStyle w:val="Textkrper"/>
+      </w:pPr>
+      <w:r>
+        <w:t xml:space="preserve">Notes:</w:t>
       </w:r>
     </w:p>
     <w:p>
@@ -4913,7 +4911,17 @@
         </w:numPr>
       </w:pPr>
       <w:r>
-        <w:t xml:space="preserve">Threshold Self-Assessment:</w:t>
+        <w:t xml:space="preserve">Some of the intent of the initial wording (below), which refers to atmospheric windows, may have been lost: Uncertainty, in units Kelvin, of the surface temperature for each pixel is also accompanied by distance from cloud (above) and atmospheric transmission (intervals, i.e., 0.4 - 0.55, 0.55 - 0.7, etc.).</w:t>
+      </w:r>
+    </w:p>
+    <w:bookmarkEnd w:id="144"/>
+    <w:bookmarkStart w:id="145" w:name="assessment-27"/>
+    <w:p>
+      <w:pPr>
+        <w:pStyle w:val="berschrift5"/>
+      </w:pPr>
+      <w:r>
+        <w:t xml:space="preserve">Assessment:</w:t>
       </w:r>
     </w:p>
     <w:p>
@@ -4921,11 +4929,11 @@
         <w:pStyle w:val="Compact"/>
         <w:numPr>
           <w:ilvl w:val="0"/>
-          <w:numId w:val="1041"/>
+          <w:numId w:val="1042"/>
         </w:numPr>
       </w:pPr>
       <w:r>
-        <w:t xml:space="preserve">Goal Self-Assessment:</w:t>
+        <w:t xml:space="preserve">Threshold Self-Assessment:</w:t>
       </w:r>
     </w:p>
     <w:p>
@@ -4933,11 +4941,11 @@
         <w:pStyle w:val="Compact"/>
         <w:numPr>
           <w:ilvl w:val="0"/>
-          <w:numId w:val="1041"/>
+          <w:numId w:val="1042"/>
         </w:numPr>
       </w:pPr>
       <w:r>
-        <w:t xml:space="preserve">Self-Assessment Explanation/ Justification:</w:t>
+        <w:t xml:space="preserve">Goal Self-Assessment:</w:t>
       </w:r>
     </w:p>
     <w:p>
@@ -4945,7 +4953,19 @@
         <w:pStyle w:val="Compact"/>
         <w:numPr>
           <w:ilvl w:val="0"/>
-          <w:numId w:val="1041"/>
+          <w:numId w:val="1042"/>
+        </w:numPr>
+      </w:pPr>
+      <w:r>
+        <w:t xml:space="preserve">Self-Assessment Explanation/ Justification:</w:t>
+      </w:r>
+    </w:p>
+    <w:p>
+      <w:pPr>
+        <w:pStyle w:val="Compact"/>
+        <w:numPr>
+          <w:ilvl w:val="0"/>
+          <w:numId w:val="1042"/>
         </w:numPr>
       </w:pPr>
       <w:r>
@@ -5129,7 +5149,7 @@
         <w:pStyle w:val="Compact"/>
         <w:numPr>
           <w:ilvl w:val="0"/>
-          <w:numId w:val="1042"/>
+          <w:numId w:val="1043"/>
         </w:numPr>
       </w:pPr>
       <w:r>
@@ -5236,7 +5256,7 @@
         <w:pStyle w:val="Compact"/>
         <w:numPr>
           <w:ilvl w:val="0"/>
-          <w:numId w:val="1043"/>
+          <w:numId w:val="1044"/>
         </w:numPr>
       </w:pPr>
       <w:r>
@@ -5258,7 +5278,7 @@
         <w:pStyle w:val="Compact"/>
         <w:numPr>
           <w:ilvl w:val="0"/>
-          <w:numId w:val="1044"/>
+          <w:numId w:val="1045"/>
         </w:numPr>
       </w:pPr>
       <w:r>
@@ -5270,7 +5290,7 @@
         <w:pStyle w:val="Compact"/>
         <w:numPr>
           <w:ilvl w:val="0"/>
-          <w:numId w:val="1044"/>
+          <w:numId w:val="1045"/>
         </w:numPr>
       </w:pPr>
       <w:r>
@@ -5282,7 +5302,7 @@
         <w:pStyle w:val="Compact"/>
         <w:numPr>
           <w:ilvl w:val="0"/>
-          <w:numId w:val="1044"/>
+          <w:numId w:val="1045"/>
         </w:numPr>
       </w:pPr>
       <w:r>
@@ -5294,7 +5314,7 @@
         <w:pStyle w:val="Compact"/>
         <w:numPr>
           <w:ilvl w:val="0"/>
-          <w:numId w:val="1044"/>
+          <w:numId w:val="1045"/>
         </w:numPr>
       </w:pPr>
       <w:r>
@@ -7102,7 +7122,7 @@
         <w:pStyle w:val="Compact"/>
         <w:numPr>
           <w:ilvl w:val="0"/>
-          <w:numId w:val="1045"/>
+          <w:numId w:val="1046"/>
         </w:numPr>
       </w:pPr>
       <w:r>
@@ -7114,7 +7134,7 @@
         <w:pStyle w:val="Compact"/>
         <w:numPr>
           <w:ilvl w:val="0"/>
-          <w:numId w:val="1045"/>
+          <w:numId w:val="1046"/>
         </w:numPr>
       </w:pPr>
       <w:r>
@@ -14168,7 +14188,7 @@
         <w:pStyle w:val="Compact"/>
         <w:numPr>
           <w:ilvl w:val="0"/>
-          <w:numId w:val="1046"/>
+          <w:numId w:val="1047"/>
         </w:numPr>
       </w:pPr>
       <w:r>
@@ -14180,7 +14200,7 @@
         <w:pStyle w:val="Compact"/>
         <w:numPr>
           <w:ilvl w:val="0"/>
-          <w:numId w:val="1046"/>
+          <w:numId w:val="1047"/>
         </w:numPr>
       </w:pPr>
       <w:r>
@@ -14192,7 +14212,7 @@
         <w:pStyle w:val="Compact"/>
         <w:numPr>
           <w:ilvl w:val="0"/>
-          <w:numId w:val="1046"/>
+          <w:numId w:val="1047"/>
         </w:numPr>
       </w:pPr>
       <w:r>
@@ -15301,9 +15321,6 @@
     <w:abstractNumId w:val="991"/>
   </w:num>
   <w:num w:numId="1037">
-    <w:abstractNumId w:val="991"/>
-  </w:num>
-  <w:num w:numId="1038">
     <w:abstractNumId w:val="99411"/>
     <w:lvlOverride w:ilvl="0">
       <w:startOverride w:val="1"/>
@@ -15333,10 +15350,10 @@
       <w:startOverride w:val="1"/>
     </w:lvlOverride>
   </w:num>
-  <w:num w:numId="1039">
+  <w:num w:numId="1038">
     <w:abstractNumId w:val="991"/>
   </w:num>
-  <w:num w:numId="1040">
+  <w:num w:numId="1039">
     <w:abstractNumId w:val="99411"/>
     <w:lvlOverride w:ilvl="0">
       <w:startOverride w:val="1"/>
@@ -15366,10 +15383,10 @@
       <w:startOverride w:val="1"/>
     </w:lvlOverride>
   </w:num>
-  <w:num w:numId="1041">
+  <w:num w:numId="1040">
     <w:abstractNumId w:val="991"/>
   </w:num>
-  <w:num w:numId="1042">
+  <w:num w:numId="1041">
     <w:abstractNumId w:val="99411"/>
     <w:lvlOverride w:ilvl="0">
       <w:startOverride w:val="1"/>
@@ -15398,6 +15415,9 @@
     <w:lvlOverride w:ilvl="8">
       <w:startOverride w:val="1"/>
     </w:lvlOverride>
+  </w:num>
+  <w:num w:numId="1042">
+    <w:abstractNumId w:val="991"/>
   </w:num>
   <w:num w:numId="1043">
     <w:abstractNumId w:val="99411"/>
@@ -15430,12 +15450,42 @@
     </w:lvlOverride>
   </w:num>
   <w:num w:numId="1044">
-    <w:abstractNumId w:val="991"/>
+    <w:abstractNumId w:val="99411"/>
+    <w:lvlOverride w:ilvl="0">
+      <w:startOverride w:val="1"/>
+    </w:lvlOverride>
+    <w:lvlOverride w:ilvl="1">
+      <w:startOverride w:val="1"/>
+    </w:lvlOverride>
+    <w:lvlOverride w:ilvl="2">
+      <w:startOverride w:val="1"/>
+    </w:lvlOverride>
+    <w:lvlOverride w:ilvl="3">
+      <w:startOverride w:val="1"/>
+    </w:lvlOverride>
+    <w:lvlOverride w:ilvl="4">
+      <w:startOverride w:val="1"/>
+    </w:lvlOverride>
+    <w:lvlOverride w:ilvl="5">
+      <w:startOverride w:val="1"/>
+    </w:lvlOverride>
+    <w:lvlOverride w:ilvl="6">
+      <w:startOverride w:val="1"/>
+    </w:lvlOverride>
+    <w:lvlOverride w:ilvl="7">
+      <w:startOverride w:val="1"/>
+    </w:lvlOverride>
+    <w:lvlOverride w:ilvl="8">
+      <w:startOverride w:val="1"/>
+    </w:lvlOverride>
   </w:num>
   <w:num w:numId="1045">
     <w:abstractNumId w:val="991"/>
   </w:num>
   <w:num w:numId="1046">
+    <w:abstractNumId w:val="991"/>
+  </w:num>
+  <w:num w:numId="1047">
     <w:abstractNumId w:val="99411"/>
     <w:lvlOverride w:ilvl="0">
       <w:startOverride w:val="1"/>

--- a/latest/ST.docx
+++ b/latest/ST.docx
@@ -119,18 +119,6 @@
       </w:pPr>
       <w:r>
         <w:t xml:space="preserve">2026-03-26 (PATCH)</w:t>
-      </w:r>
-    </w:p>
-    <w:p>
-      <w:pPr>
-        <w:pStyle w:val="FirstParagraph"/>
-      </w:pPr>
-      <w:r>
-        <w:rPr>
-          <w:b/>
-          <w:bCs/>
-        </w:rPr>
-        <w:t xml:space="preserve">This is a breaking change!</w:t>
       </w:r>
     </w:p>
     <w:p>

--- a/latest/ST.docx
+++ b/latest/ST.docx
@@ -465,7 +465,7 @@
         <w:t xml:space="preserve"> </w:t>
       </w:r>
       <w:r>
-        <w:t xml:space="preserve">5.0-draft</w:t>
+        <w:t xml:space="preserve">5.0.0-draft</w:t>
       </w:r>
     </w:p>
     <w:p>

--- a/latest/ST.docx
+++ b/latest/ST.docx
@@ -154,7 +154,43 @@
         </w:numPr>
       </w:pPr>
       <w:r>
-        <w:t xml:space="preserve">Document history has ben reset. Check the previous versions for details</w:t>
+        <w:t xml:space="preserve">Split</w:t>
+      </w:r>
+      <w:r>
+        <w:t xml:space="preserve"> </w:t>
+      </w:r>
+      <w:r>
+        <w:t xml:space="preserve">“Applies to”</w:t>
+      </w:r>
+      <w:r>
+        <w:t xml:space="preserve"> </w:t>
+      </w:r>
+      <w:r>
+        <w:t xml:space="preserve">section into</w:t>
+      </w:r>
+      <w:r>
+        <w:t xml:space="preserve"> </w:t>
+      </w:r>
+      <w:r>
+        <w:t xml:space="preserve">“Applies to”</w:t>
+      </w:r>
+      <w:r>
+        <w:t xml:space="preserve"> </w:t>
+      </w:r>
+      <w:r>
+        <w:t xml:space="preserve">and</w:t>
+      </w:r>
+      <w:r>
+        <w:t xml:space="preserve"> </w:t>
+      </w:r>
+      <w:r>
+        <w:t xml:space="preserve">“Background”</w:t>
+      </w:r>
+      <w:r>
+        <w:t xml:space="preserve"> </w:t>
+      </w:r>
+      <w:r>
+        <w:t xml:space="preserve">sections</w:t>
       </w:r>
     </w:p>
     <w:p>
@@ -166,7 +202,7 @@
         </w:numPr>
       </w:pPr>
       <w:r>
-        <w:t xml:space="preserve">Numerical identifiers were rotated and are deprecated; new textual identifiers have been added</w:t>
+        <w:t xml:space="preserve">Document history has been reset. Check the previous versions for details</w:t>
       </w:r>
     </w:p>
     <w:p>
@@ -178,19 +214,7 @@
         </w:numPr>
       </w:pPr>
       <w:r>
-        <w:t xml:space="preserve">The requirement</w:t>
-      </w:r>
-      <w:r>
-        <w:t xml:space="preserve"> </w:t>
-      </w:r>
-      <w:r>
-        <w:t xml:space="preserve">“Radiometric corrections must lead to a valid measurement […]”</w:t>
-      </w:r>
-      <w:r>
-        <w:t xml:space="preserve"> </w:t>
-      </w:r>
-      <w:r>
-        <w:t xml:space="preserve">has been moved from the category description to the measurement requirement.</w:t>
+        <w:t xml:space="preserve">Numerical identifiers were rotated and are deprecated; new textual identifiers have been added</w:t>
       </w:r>
     </w:p>
     <w:p>
@@ -202,7 +226,19 @@
         </w:numPr>
       </w:pPr>
       <w:r>
-        <w:t xml:space="preserve">If no threshold requirement applies, the wording has been made consistent (e.g. former req. 1.7 and 1.8).</w:t>
+        <w:t xml:space="preserve">The requirement</w:t>
+      </w:r>
+      <w:r>
+        <w:t xml:space="preserve"> </w:t>
+      </w:r>
+      <w:r>
+        <w:t xml:space="preserve">“Radiometric corrections must lead to a valid measurement […]”</w:t>
+      </w:r>
+      <w:r>
+        <w:t xml:space="preserve"> </w:t>
+      </w:r>
+      <w:r>
+        <w:t xml:space="preserve">has been moved from the category description to the measurement requirement.</w:t>
       </w:r>
     </w:p>
     <w:p>
@@ -214,28 +250,7 @@
         </w:numPr>
       </w:pPr>
       <w:r>
-        <w:t xml:space="preserve">Former req. 1.9: Removed</w:t>
-      </w:r>
-      <w:r>
-        <w:t xml:space="preserve"> </w:t>
-      </w:r>
-      <w:r>
-        <w:t xml:space="preserve">“on instrument”</w:t>
-      </w:r>
-      <w:r>
-        <w:t xml:space="preserve"> </w:t>
-      </w:r>
-      <w:r>
-        <w:t xml:space="preserve">from</w:t>
-      </w:r>
-      <w:r>
-        <w:t xml:space="preserve"> </w:t>
-      </w:r>
-      <w:r>
-        <w:t xml:space="preserve">“As threshold, but information on instrument should be available”</w:t>
-      </w:r>
-      <w:r>
-        <w:t xml:space="preserve">.</w:t>
+        <w:t xml:space="preserve">If no threshold requirement applies, the wording has been made consistent (e.g. former req. 1.7 and 1.8).</w:t>
       </w:r>
     </w:p>
     <w:p>
@@ -247,25 +262,28 @@
         </w:numPr>
       </w:pPr>
       <w:r>
-        <w:t xml:space="preserve">Former req. 2.3: Replaced the wording</w:t>
-      </w:r>
-      <w:r>
-        <w:t xml:space="preserve"> </w:t>
-      </w:r>
-      <w:r>
-        <w:t xml:space="preserve">“e.g., due to missing ancillary data for some pixels.”</w:t>
-      </w:r>
-      <w:r>
-        <w:t xml:space="preserve"> </w:t>
-      </w:r>
-      <w:r>
-        <w:t xml:space="preserve">with</w:t>
-      </w:r>
-      <w:r>
-        <w:t xml:space="preserve"> </w:t>
-      </w:r>
-      <w:r>
-        <w:t xml:space="preserve">“This may be the result of missing ancillary data for a subset of the pixels.”</w:t>
+        <w:t xml:space="preserve">Former req. 1.9: Removed</w:t>
+      </w:r>
+      <w:r>
+        <w:t xml:space="preserve"> </w:t>
+      </w:r>
+      <w:r>
+        <w:t xml:space="preserve">“on instrument”</w:t>
+      </w:r>
+      <w:r>
+        <w:t xml:space="preserve"> </w:t>
+      </w:r>
+      <w:r>
+        <w:t xml:space="preserve">from</w:t>
+      </w:r>
+      <w:r>
+        <w:t xml:space="preserve"> </w:t>
+      </w:r>
+      <w:r>
+        <w:t xml:space="preserve">“As threshold, but information on instrument should be available”</w:t>
+      </w:r>
+      <w:r>
+        <w:t xml:space="preserve">.</w:t>
       </w:r>
     </w:p>
     <w:p>
@@ -277,6 +295,36 @@
         </w:numPr>
       </w:pPr>
       <w:r>
+        <w:t xml:space="preserve">Former req. 2.3: Replaced the wording</w:t>
+      </w:r>
+      <w:r>
+        <w:t xml:space="preserve"> </w:t>
+      </w:r>
+      <w:r>
+        <w:t xml:space="preserve">“e.g., due to missing ancillary data for some pixels.”</w:t>
+      </w:r>
+      <w:r>
+        <w:t xml:space="preserve"> </w:t>
+      </w:r>
+      <w:r>
+        <w:t xml:space="preserve">with</w:t>
+      </w:r>
+      <w:r>
+        <w:t xml:space="preserve"> </w:t>
+      </w:r>
+      <w:r>
+        <w:t xml:space="preserve">“This may be the result of missing ancillary data for a subset of the pixels.”</w:t>
+      </w:r>
+    </w:p>
+    <w:p>
+      <w:pPr>
+        <w:pStyle w:val="Compact"/>
+        <w:numPr>
+          <w:ilvl w:val="0"/>
+          <w:numId w:val="1001"/>
+        </w:numPr>
+      </w:pPr>
+      <w:r>
         <w:t xml:space="preserve">Annex has been reformatted and updated</w:t>
       </w:r>
     </w:p>
@@ -295,7 +343,7 @@
         <w:t xml:space="preserve"> </w:t>
       </w:r>
       <w:r>
-        <w:t xml:space="preserve">Migration to the new CEOS-ARD building block.</w:t>
+        <w:t xml:space="preserve">Migration to building blocks.</w:t>
       </w:r>
     </w:p>
     <w:p>
@@ -483,7 +531,7 @@
         <w:t xml:space="preserve"> </w:t>
       </w:r>
       <w:r>
-        <w:t xml:space="preserve">Data collected by Optical sensors</w:t>
+        <w:t xml:space="preserve">Data collected with multispectral sensors operating in the thermal infrared (TIR) wavelengths. These typically operate with ground sample distance and resolution in the order of 10-100m; however, the Specification is not inherently limited to this resolution.</w:t>
       </w:r>
     </w:p>
     <w:bookmarkEnd w:id="29"/>
@@ -501,26 +549,6 @@
         <w:pStyle w:val="FirstParagraph"/>
       </w:pPr>
       <w:r>
-        <w:t xml:space="preserve">Applies to data collected with multispectral sensors operating in the thermal infrared (TIR) wavelengths.</w:t>
-      </w:r>
-      <w:r>
-        <w:t xml:space="preserve"> </w:t>
-      </w:r>
-      <w:r>
-        <w:t xml:space="preserve">These typically operate with ground sample distance and resolution in the order of 10-100m;</w:t>
-      </w:r>
-      <w:r>
-        <w:t xml:space="preserve"> </w:t>
-      </w:r>
-      <w:r>
-        <w:t xml:space="preserve">however, the Specification is not inherently limited to this resolution.</w:t>
-      </w:r>
-    </w:p>
-    <w:p>
-      <w:pPr>
-        <w:pStyle w:val="Textkrper"/>
-      </w:pPr>
-      <w:r>
         <w:t xml:space="preserve">At present, surface temperature measurements tend to be provided as either surface brightness temperature (SBT) or as land surface temperatures (LST) requiring the SBT to be modified according to the emissivity of the target.</w:t>
       </w:r>
       <w:r>
@@ -900,7 +928,7 @@
         <w:t xml:space="preserve">suitability of the dataset, and must meet the requirements listed below.</w:t>
       </w:r>
     </w:p>
-    <w:bookmarkStart w:id="37" w:name="sec:meta-trcst"/>
+    <w:bookmarkStart w:id="37" w:name="sec:meta-trace-st"/>
     <w:p>
       <w:pPr>
         <w:pStyle w:val="berschrift4"/>
@@ -932,7 +960,7 @@
         <w:rPr>
           <w:rStyle w:val="VerbatimChar"/>
         </w:rPr>
-        <w:t xml:space="preserve">meta-trcst</w:t>
+        <w:t xml:space="preserve">meta-trace-st</w:t>
       </w:r>
     </w:p>
     <w:bookmarkStart w:id="32" w:name="threshold-requirements"/>
@@ -1018,7 +1046,7 @@
         <w:pStyle w:val="FirstParagraph"/>
       </w:pPr>
       <w:r>
-        <w:t xml:space="preserve">Notes:</w:t>
+        <w:t xml:space="preserve">Note:</w:t>
       </w:r>
     </w:p>
     <w:p>
@@ -1100,7 +1128,7 @@
     </w:p>
     <w:bookmarkEnd w:id="36"/>
     <w:bookmarkEnd w:id="37"/>
-    <w:bookmarkStart w:id="41" w:name="sec:meta-mrdopt"/>
+    <w:bookmarkStart w:id="41" w:name="sec:meta-memare-optical"/>
     <w:p>
       <w:pPr>
         <w:pStyle w:val="berschrift4"/>
@@ -1132,7 +1160,7 @@
         <w:rPr>
           <w:rStyle w:val="VerbatimChar"/>
         </w:rPr>
-        <w:t xml:space="preserve">meta-mrdopt</w:t>
+        <w:t xml:space="preserve">meta-memare-optical</w:t>
       </w:r>
     </w:p>
     <w:bookmarkStart w:id="38" w:name="threshold-requirements-1"/>
@@ -1237,7 +1265,7 @@
     </w:p>
     <w:bookmarkEnd w:id="40"/>
     <w:bookmarkEnd w:id="41"/>
-    <w:bookmarkStart w:id="45" w:name="sec:meta-timst"/>
+    <w:bookmarkStart w:id="45" w:name="sec:meta-time-st"/>
     <w:p>
       <w:pPr>
         <w:pStyle w:val="berschrift4"/>
@@ -1269,7 +1297,7 @@
         <w:rPr>
           <w:rStyle w:val="VerbatimChar"/>
         </w:rPr>
-        <w:t xml:space="preserve">meta-timst</w:t>
+        <w:t xml:space="preserve">meta-time-st</w:t>
       </w:r>
     </w:p>
     <w:bookmarkStart w:id="42" w:name="threshold-requirements-2"/>
@@ -1374,7 +1402,7 @@
     </w:p>
     <w:bookmarkEnd w:id="44"/>
     <w:bookmarkEnd w:id="45"/>
-    <w:bookmarkStart w:id="49" w:name="sec:meta-geoast"/>
+    <w:bookmarkStart w:id="49" w:name="sec:meta-geoarea-st"/>
     <w:p>
       <w:pPr>
         <w:pStyle w:val="berschrift4"/>
@@ -1406,7 +1434,7 @@
         <w:rPr>
           <w:rStyle w:val="VerbatimChar"/>
         </w:rPr>
-        <w:t xml:space="preserve">meta-geoast</w:t>
+        <w:t xml:space="preserve">meta-geoarea-st</w:t>
       </w:r>
     </w:p>
     <w:bookmarkStart w:id="46" w:name="threshold-requirements-3"/>
@@ -1423,7 +1451,7 @@
         <w:pStyle w:val="FirstParagraph"/>
       </w:pPr>
       <w:r>
-        <w:t xml:space="preserve">The surface location to which the data relate is identified, typically as a series of four corner points, expressed in an accepted coordinate reference system (e.g., WGS84 coordinates).</w:t>
+        <w:t xml:space="preserve">The surface location to which the data relates is identified, typically as a series of four corner points, expressed in an accepted coordinate reference system (e.g., WGS84 coordinates).</w:t>
       </w:r>
     </w:p>
     <w:bookmarkEnd w:id="46"/>
@@ -1511,7 +1539,7 @@
     </w:p>
     <w:bookmarkEnd w:id="48"/>
     <w:bookmarkEnd w:id="49"/>
-    <w:bookmarkStart w:id="53" w:name="sec:meta-crsopt"/>
+    <w:bookmarkStart w:id="53" w:name="sec:meta-crs-optical"/>
     <w:p>
       <w:pPr>
         <w:pStyle w:val="berschrift4"/>
@@ -1543,7 +1571,7 @@
         <w:rPr>
           <w:rStyle w:val="VerbatimChar"/>
         </w:rPr>
-        <w:t xml:space="preserve">meta-crsopt</w:t>
+        <w:t xml:space="preserve">meta-crs-optical</w:t>
       </w:r>
     </w:p>
     <w:bookmarkStart w:id="50" w:name="threshold-requirements-4"/>
@@ -1651,7 +1679,7 @@
     </w:p>
     <w:bookmarkEnd w:id="52"/>
     <w:bookmarkEnd w:id="53"/>
-    <w:bookmarkStart w:id="57" w:name="sec:meta-mpst"/>
+    <w:bookmarkStart w:id="57" w:name="sec:meta-mapproj-st"/>
     <w:p>
       <w:pPr>
         <w:pStyle w:val="berschrift4"/>
@@ -1683,7 +1711,7 @@
         <w:rPr>
           <w:rStyle w:val="VerbatimChar"/>
         </w:rPr>
-        <w:t xml:space="preserve">meta-mpst</w:t>
+        <w:t xml:space="preserve">meta-mapproj-st</w:t>
       </w:r>
     </w:p>
     <w:bookmarkStart w:id="54" w:name="threshold-requirements-5"/>
@@ -1791,7 +1819,7 @@
     </w:p>
     <w:bookmarkEnd w:id="56"/>
     <w:bookmarkEnd w:id="57"/>
-    <w:bookmarkStart w:id="61" w:name="sec:meta-gmcmst"/>
+    <w:bookmarkStart w:id="61" w:name="sec:meta-geocorm-st"/>
     <w:p>
       <w:pPr>
         <w:pStyle w:val="berschrift4"/>
@@ -1823,7 +1851,7 @@
         <w:rPr>
           <w:rStyle w:val="VerbatimChar"/>
         </w:rPr>
-        <w:t xml:space="preserve">meta-gmcmst</w:t>
+        <w:t xml:space="preserve">meta-geocorm-st</w:t>
       </w:r>
     </w:p>
     <w:bookmarkStart w:id="58" w:name="threshold-requirements-6"/>
@@ -1931,7 +1959,7 @@
     </w:p>
     <w:bookmarkEnd w:id="60"/>
     <w:bookmarkEnd w:id="61"/>
-    <w:bookmarkStart w:id="65" w:name="sec:meta-gmast"/>
+    <w:bookmarkStart w:id="65" w:name="sec:meta-geoacc-st"/>
     <w:p>
       <w:pPr>
         <w:pStyle w:val="berschrift4"/>
@@ -1963,7 +1991,7 @@
         <w:rPr>
           <w:rStyle w:val="VerbatimChar"/>
         </w:rPr>
-        <w:t xml:space="preserve">meta-gmast</w:t>
+        <w:t xml:space="preserve">meta-geoacc-st</w:t>
       </w:r>
     </w:p>
     <w:bookmarkStart w:id="62" w:name="threshold-requirements-7"/>
@@ -2021,7 +2049,7 @@
         <w:pStyle w:val="Textkrper"/>
       </w:pPr>
       <w:r>
-        <w:t xml:space="preserve">Notes:</w:t>
+        <w:t xml:space="preserve">Note:</w:t>
       </w:r>
     </w:p>
     <w:p>
@@ -2103,7 +2131,7 @@
     </w:p>
     <w:bookmarkEnd w:id="64"/>
     <w:bookmarkEnd w:id="65"/>
-    <w:bookmarkStart w:id="69" w:name="sec:meta-insopt"/>
+    <w:bookmarkStart w:id="69" w:name="sec:meta-instru-optical"/>
     <w:p>
       <w:pPr>
         <w:pStyle w:val="berschrift4"/>
@@ -2135,7 +2163,7 @@
         <w:rPr>
           <w:rStyle w:val="VerbatimChar"/>
         </w:rPr>
-        <w:t xml:space="preserve">meta-insopt</w:t>
+        <w:t xml:space="preserve">meta-instru-optical</w:t>
       </w:r>
     </w:p>
     <w:bookmarkStart w:id="66" w:name="threshold-requirements-8"/>
@@ -2240,7 +2268,7 @@
     </w:p>
     <w:bookmarkEnd w:id="68"/>
     <w:bookmarkEnd w:id="69"/>
-    <w:bookmarkStart w:id="73" w:name="sec:meta-spcbnd"/>
+    <w:bookmarkStart w:id="73" w:name="sec:meta-specband"/>
     <w:p>
       <w:pPr>
         <w:pStyle w:val="berschrift4"/>
@@ -2272,7 +2300,7 @@
         <w:rPr>
           <w:rStyle w:val="VerbatimChar"/>
         </w:rPr>
-        <w:t xml:space="preserve">meta-spcbnd</w:t>
+        <w:t xml:space="preserve">meta-specband</w:t>
       </w:r>
     </w:p>
     <w:bookmarkStart w:id="70" w:name="threshold-requirements-9"/>
@@ -2321,7 +2349,7 @@
         <w:pStyle w:val="Textkrper"/>
       </w:pPr>
       <w:r>
-        <w:t xml:space="preserve">Notes:</w:t>
+        <w:t xml:space="preserve">Note:</w:t>
       </w:r>
     </w:p>
     <w:p>
@@ -2403,7 +2431,7 @@
     </w:p>
     <w:bookmarkEnd w:id="72"/>
     <w:bookmarkEnd w:id="73"/>
-    <w:bookmarkStart w:id="77" w:name="sec:meta-scaopt"/>
+    <w:bookmarkStart w:id="77" w:name="sec:meta-sencal-optical"/>
     <w:p>
       <w:pPr>
         <w:pStyle w:val="berschrift4"/>
@@ -2435,7 +2463,7 @@
         <w:rPr>
           <w:rStyle w:val="VerbatimChar"/>
         </w:rPr>
-        <w:t xml:space="preserve">meta-scaopt</w:t>
+        <w:t xml:space="preserve">meta-sencal-optical</w:t>
       </w:r>
     </w:p>
     <w:bookmarkStart w:id="74" w:name="threshold-requirements-10"/>
@@ -2487,7 +2515,7 @@
         <w:pStyle w:val="Textkrper"/>
       </w:pPr>
       <w:r>
-        <w:t xml:space="preserve">Notes:</w:t>
+        <w:t xml:space="preserve">Note:</w:t>
       </w:r>
     </w:p>
     <w:p>
@@ -2569,7 +2597,7 @@
     </w:p>
     <w:bookmarkEnd w:id="76"/>
     <w:bookmarkEnd w:id="77"/>
-    <w:bookmarkStart w:id="81" w:name="sec:meta-rmast"/>
+    <w:bookmarkStart w:id="81" w:name="sec:meta-radacc-st"/>
     <w:p>
       <w:pPr>
         <w:pStyle w:val="berschrift4"/>
@@ -2601,7 +2629,7 @@
         <w:rPr>
           <w:rStyle w:val="VerbatimChar"/>
         </w:rPr>
-        <w:t xml:space="preserve">meta-rmast</w:t>
+        <w:t xml:space="preserve">meta-radacc-st</w:t>
       </w:r>
     </w:p>
     <w:bookmarkStart w:id="78" w:name="threshold-requirements-11"/>
@@ -2647,7 +2675,7 @@
         <w:pStyle w:val="Textkrper"/>
       </w:pPr>
       <w:r>
-        <w:t xml:space="preserve">Notes:</w:t>
+        <w:t xml:space="preserve">Note:</w:t>
       </w:r>
     </w:p>
     <w:p>
@@ -2729,7 +2757,7 @@
     </w:p>
     <w:bookmarkEnd w:id="80"/>
     <w:bookmarkEnd w:id="81"/>
-    <w:bookmarkStart w:id="85" w:name="sec:meta-algos"/>
+    <w:bookmarkStart w:id="85" w:name="sec:meta-malgos-st"/>
     <w:p>
       <w:pPr>
         <w:pStyle w:val="berschrift4"/>
@@ -2761,7 +2789,7 @@
         <w:rPr>
           <w:rStyle w:val="VerbatimChar"/>
         </w:rPr>
-        <w:t xml:space="preserve">meta-algos</w:t>
+        <w:t xml:space="preserve">meta-malgos-st</w:t>
       </w:r>
     </w:p>
     <w:bookmarkStart w:id="82" w:name="threshold-requirements-12"/>
@@ -2898,7 +2926,7 @@
     </w:p>
     <w:bookmarkEnd w:id="84"/>
     <w:bookmarkEnd w:id="85"/>
-    <w:bookmarkStart w:id="89" w:name="sec:meta-auxopt"/>
+    <w:bookmarkStart w:id="89" w:name="sec:meta-auxdat-optical"/>
     <w:p>
       <w:pPr>
         <w:pStyle w:val="berschrift4"/>
@@ -2930,7 +2958,7 @@
         <w:rPr>
           <w:rStyle w:val="VerbatimChar"/>
         </w:rPr>
-        <w:t xml:space="preserve">meta-auxopt</w:t>
+        <w:t xml:space="preserve">meta-auxdat-optical</w:t>
       </w:r>
     </w:p>
     <w:bookmarkStart w:id="86" w:name="threshold-requirements-13"/>
@@ -2955,7 +2983,7 @@
         <w:pStyle w:val="Textkrper"/>
       </w:pPr>
       <w:r>
-        <w:t xml:space="preserve">Notes:</w:t>
+        <w:t xml:space="preserve">Note:</w:t>
       </w:r>
     </w:p>
     <w:p>
@@ -3055,7 +3083,7 @@
     </w:p>
     <w:bookmarkEnd w:id="88"/>
     <w:bookmarkEnd w:id="89"/>
-    <w:bookmarkStart w:id="93" w:name="sec:meta-pcpst"/>
+    <w:bookmarkStart w:id="93" w:name="sec:meta-proprov-st"/>
     <w:p>
       <w:pPr>
         <w:pStyle w:val="berschrift4"/>
@@ -3087,7 +3115,7 @@
         <w:rPr>
           <w:rStyle w:val="VerbatimChar"/>
         </w:rPr>
-        <w:t xml:space="preserve">meta-pcpst</w:t>
+        <w:t xml:space="preserve">meta-proprov-st</w:t>
       </w:r>
     </w:p>
     <w:bookmarkStart w:id="90" w:name="threshold-requirements-14"/>
@@ -3195,7 +3223,7 @@
     </w:p>
     <w:bookmarkEnd w:id="92"/>
     <w:bookmarkEnd w:id="93"/>
-    <w:bookmarkStart w:id="97" w:name="sec:meta-dacces"/>
+    <w:bookmarkStart w:id="97" w:name="sec:meta-daccess"/>
     <w:p>
       <w:pPr>
         <w:pStyle w:val="berschrift4"/>
@@ -3227,7 +3255,7 @@
         <w:rPr>
           <w:rStyle w:val="VerbatimChar"/>
         </w:rPr>
-        <w:t xml:space="preserve">meta-dacces</w:t>
+        <w:t xml:space="preserve">meta-daccess</w:t>
       </w:r>
     </w:p>
     <w:bookmarkStart w:id="94" w:name="threshold-requirements-15"/>
@@ -3252,7 +3280,7 @@
         <w:pStyle w:val="Textkrper"/>
       </w:pPr>
       <w:r>
-        <w:t xml:space="preserve">Notes:</w:t>
+        <w:t xml:space="preserve">Note:</w:t>
       </w:r>
     </w:p>
     <w:p>
@@ -3355,7 +3383,7 @@
     </w:p>
     <w:bookmarkEnd w:id="96"/>
     <w:bookmarkEnd w:id="97"/>
-    <w:bookmarkStart w:id="101" w:name="sec:meta-dqlst"/>
+    <w:bookmarkStart w:id="101" w:name="sec:meta-odqual-st"/>
     <w:p>
       <w:pPr>
         <w:pStyle w:val="berschrift4"/>
@@ -3387,7 +3415,7 @@
         <w:rPr>
           <w:rStyle w:val="VerbatimChar"/>
         </w:rPr>
-        <w:t xml:space="preserve">meta-dqlst</w:t>
+        <w:t xml:space="preserve">meta-odqual-st</w:t>
       </w:r>
     </w:p>
     <w:bookmarkStart w:id="98" w:name="threshold-requirements-16"/>
@@ -3518,16 +3546,32 @@
         <w:t xml:space="preserve"> </w:t>
       </w:r>
       <w:r>
-        <w:t xml:space="preserve">Whether the metadata are provided in a single record relevant to all pixels or separately for each pixel is at the discretion of the data provider.</w:t>
-      </w:r>
-      <w:r>
-        <w:t xml:space="preserve"> </w:t>
-      </w:r>
-      <w:r>
-        <w:t xml:space="preserve">Per-pixel metadata should allow users to discriminate between (choose) observations on the basis of their individual suitability for applications.</w:t>
-      </w:r>
-    </w:p>
-    <w:bookmarkStart w:id="106" w:name="sec:pxl-mrdppo"/>
+        <w:t xml:space="preserve">Whether the metadata is provided in a single record relevant to all pixels, or separately for each pixel, is at the discretion of the data provider.</w:t>
+      </w:r>
+      <w:r>
+        <w:t xml:space="preserve"> </w:t>
+      </w:r>
+      <w:r>
+        <w:t xml:space="preserve">Per-pixel metadata should allow users to</w:t>
+      </w:r>
+      <w:r>
+        <w:t xml:space="preserve"> </w:t>
+      </w:r>
+      <w:r>
+        <w:rPr>
+          <w:b/>
+          <w:bCs/>
+        </w:rPr>
+        <w:t xml:space="preserve">discriminate between</w:t>
+      </w:r>
+      <w:r>
+        <w:t xml:space="preserve"> </w:t>
+      </w:r>
+      <w:r>
+        <w:t xml:space="preserve">(choose) observations on the basis of their individual suitability for application.</w:t>
+      </w:r>
+    </w:p>
+    <w:bookmarkStart w:id="106" w:name="sec:pxl-pimemare"/>
     <w:p>
       <w:pPr>
         <w:pStyle w:val="berschrift4"/>
@@ -3559,7 +3603,7 @@
         <w:rPr>
           <w:rStyle w:val="VerbatimChar"/>
         </w:rPr>
-        <w:t xml:space="preserve">pxl-mrdppo</w:t>
+        <w:t xml:space="preserve">pxl-pimemare</w:t>
       </w:r>
     </w:p>
     <w:bookmarkStart w:id="103" w:name="threshold-requirements-17"/>
@@ -3667,7 +3711,7 @@
     </w:p>
     <w:bookmarkEnd w:id="105"/>
     <w:bookmarkEnd w:id="106"/>
-    <w:bookmarkStart w:id="110" w:name="sec:pxl-ppnodt"/>
+    <w:bookmarkStart w:id="110" w:name="sec:pxl-pinodat"/>
     <w:p>
       <w:pPr>
         <w:pStyle w:val="berschrift4"/>
@@ -3699,7 +3743,7 @@
         <w:rPr>
           <w:rStyle w:val="VerbatimChar"/>
         </w:rPr>
-        <w:t xml:space="preserve">pxl-ppnodt</w:t>
+        <w:t xml:space="preserve">pxl-pinodat</w:t>
       </w:r>
     </w:p>
     <w:bookmarkStart w:id="107" w:name="threshold-requirements-18"/>
@@ -3813,7 +3857,7 @@
     </w:p>
     <w:bookmarkEnd w:id="109"/>
     <w:bookmarkEnd w:id="110"/>
-    <w:bookmarkStart w:id="114" w:name="sec:pxl-ppinct"/>
+    <w:bookmarkStart w:id="114" w:name="sec:pxl-pincot"/>
     <w:p>
       <w:pPr>
         <w:pStyle w:val="berschrift4"/>
@@ -3845,7 +3889,7 @@
         <w:rPr>
           <w:rStyle w:val="VerbatimChar"/>
         </w:rPr>
-        <w:t xml:space="preserve">pxl-ppinct</w:t>
+        <w:t xml:space="preserve">pxl-pincot</w:t>
       </w:r>
     </w:p>
     <w:bookmarkStart w:id="111" w:name="threshold-requirements-19"/>
@@ -3870,7 +3914,7 @@
         <w:pStyle w:val="Textkrper"/>
       </w:pPr>
       <w:r>
-        <w:t xml:space="preserve">Notes:</w:t>
+        <w:t xml:space="preserve">Note:</w:t>
       </w:r>
     </w:p>
     <w:p>
@@ -3970,7 +4014,7 @@
     </w:p>
     <w:bookmarkEnd w:id="113"/>
     <w:bookmarkEnd w:id="114"/>
-    <w:bookmarkStart w:id="118" w:name="sec:pxl-ppsatn"/>
+    <w:bookmarkStart w:id="118" w:name="sec:pxl-pisatur"/>
     <w:p>
       <w:pPr>
         <w:pStyle w:val="berschrift4"/>
@@ -4002,7 +4046,7 @@
         <w:rPr>
           <w:rStyle w:val="VerbatimChar"/>
         </w:rPr>
-        <w:t xml:space="preserve">pxl-ppsatn</w:t>
+        <w:t xml:space="preserve">pxl-pisatur</w:t>
       </w:r>
     </w:p>
     <w:bookmarkStart w:id="115" w:name="threshold-requirements-20"/>
@@ -4107,7 +4151,7 @@
     </w:p>
     <w:bookmarkEnd w:id="117"/>
     <w:bookmarkEnd w:id="118"/>
-    <w:bookmarkStart w:id="122" w:name="sec:pxl-ppclod"/>
+    <w:bookmarkStart w:id="122" w:name="sec:pxl-picloud"/>
     <w:p>
       <w:pPr>
         <w:pStyle w:val="berschrift4"/>
@@ -4139,7 +4183,7 @@
         <w:rPr>
           <w:rStyle w:val="VerbatimChar"/>
         </w:rPr>
-        <w:t xml:space="preserve">pxl-ppclod</w:t>
+        <w:t xml:space="preserve">pxl-picloud</w:t>
       </w:r>
     </w:p>
     <w:bookmarkStart w:id="119" w:name="threshold-requirements-21"/>
@@ -4244,7 +4288,7 @@
     </w:p>
     <w:bookmarkEnd w:id="121"/>
     <w:bookmarkEnd w:id="122"/>
-    <w:bookmarkStart w:id="126" w:name="sec:pxl-ppclsd"/>
+    <w:bookmarkStart w:id="126" w:name="sec:pxl-picloudsh"/>
     <w:p>
       <w:pPr>
         <w:pStyle w:val="berschrift4"/>
@@ -4276,7 +4320,7 @@
         <w:rPr>
           <w:rStyle w:val="VerbatimChar"/>
         </w:rPr>
-        <w:t xml:space="preserve">pxl-ppclsd</w:t>
+        <w:t xml:space="preserve">pxl-picloudsh</w:t>
       </w:r>
     </w:p>
     <w:bookmarkStart w:id="123" w:name="threshold-requirements-22"/>
@@ -4381,7 +4425,7 @@
     </w:p>
     <w:bookmarkEnd w:id="125"/>
     <w:bookmarkEnd w:id="126"/>
-    <w:bookmarkStart w:id="130" w:name="sec:pxl-ppsisr"/>
+    <w:bookmarkStart w:id="130" w:name="sec:pxl-snowice-sr"/>
     <w:p>
       <w:pPr>
         <w:pStyle w:val="berschrift4"/>
@@ -4413,7 +4457,7 @@
         <w:rPr>
           <w:rStyle w:val="VerbatimChar"/>
         </w:rPr>
-        <w:t xml:space="preserve">pxl-ppsisr</w:t>
+        <w:t xml:space="preserve">pxl-snowice-sr</w:t>
       </w:r>
     </w:p>
     <w:bookmarkStart w:id="127" w:name="threshold-requirements-23"/>
@@ -4521,7 +4565,7 @@
     </w:p>
     <w:bookmarkEnd w:id="129"/>
     <w:bookmarkEnd w:id="130"/>
-    <w:bookmarkStart w:id="134" w:name="sec:pxl-ppvaso"/>
+    <w:bookmarkStart w:id="134" w:name="sec:pxl-vigeso"/>
     <w:p>
       <w:pPr>
         <w:pStyle w:val="berschrift4"/>
@@ -4553,7 +4597,7 @@
         <w:rPr>
           <w:rStyle w:val="VerbatimChar"/>
         </w:rPr>
-        <w:t xml:space="preserve">pxl-ppvaso</w:t>
+        <w:t xml:space="preserve">pxl-vigeso</w:t>
       </w:r>
     </w:p>
     <w:bookmarkStart w:id="131" w:name="threshold-requirements-24"/>
@@ -4684,7 +4728,7 @@
         <w:t xml:space="preserve">The requirements indicate both the necessary outcomes and the minimum steps necessary to be deemed to have achieved those outcomes.</w:t>
       </w:r>
     </w:p>
-    <w:bookmarkStart w:id="139" w:name="sec:rac-msst"/>
+    <w:bookmarkStart w:id="139" w:name="sec:rac-measur-st"/>
     <w:p>
       <w:pPr>
         <w:pStyle w:val="berschrift4"/>
@@ -4716,7 +4760,7 @@
         <w:rPr>
           <w:rStyle w:val="VerbatimChar"/>
         </w:rPr>
-        <w:t xml:space="preserve">rac-msst</w:t>
+        <w:t xml:space="preserve">rac-measur-st</w:t>
       </w:r>
     </w:p>
     <w:bookmarkStart w:id="136" w:name="threshold-requirements-25"/>
@@ -4741,7 +4785,7 @@
         <w:pStyle w:val="Textkrper"/>
       </w:pPr>
       <w:r>
-        <w:t xml:space="preserve">Notes:</w:t>
+        <w:t xml:space="preserve">Note:</w:t>
       </w:r>
     </w:p>
     <w:p>
@@ -4776,7 +4820,7 @@
       <w:r>
         <w:t xml:space="preserve">“</w:t>
       </w:r>
-      <w:hyperlink w:anchor="sec:meta-trcst">
+      <w:hyperlink w:anchor="sec:meta-trace-st">
         <w:r>
           <w:rPr>
             <w:rStyle w:val="Hyperlink"/>
@@ -4858,7 +4902,7 @@
     </w:p>
     <w:bookmarkEnd w:id="138"/>
     <w:bookmarkEnd w:id="139"/>
-    <w:bookmarkStart w:id="143" w:name="sec:rac-atmems"/>
+    <w:bookmarkStart w:id="143" w:name="sec:rac-catems"/>
     <w:p>
       <w:pPr>
         <w:pStyle w:val="berschrift4"/>
@@ -4890,7 +4934,7 @@
         <w:rPr>
           <w:rStyle w:val="VerbatimChar"/>
         </w:rPr>
-        <w:t xml:space="preserve">rac-atmems</w:t>
+        <w:t xml:space="preserve">rac-catems</w:t>
       </w:r>
     </w:p>
     <w:bookmarkStart w:id="140" w:name="threshold-requirements-26"/>
@@ -4915,7 +4959,7 @@
         <w:pStyle w:val="Textkrper"/>
       </w:pPr>
       <w:r>
-        <w:t xml:space="preserve">Notes:</w:t>
+        <w:t xml:space="preserve">Note:</w:t>
       </w:r>
     </w:p>
     <w:p>
@@ -5018,7 +5062,7 @@
     </w:p>
     <w:bookmarkEnd w:id="142"/>
     <w:bookmarkEnd w:id="143"/>
-    <w:bookmarkStart w:id="147" w:name="sec:rac-uncst"/>
+    <w:bookmarkStart w:id="147" w:name="sec:rac-muncer-st"/>
     <w:p>
       <w:pPr>
         <w:pStyle w:val="berschrift4"/>
@@ -5050,7 +5094,7 @@
         <w:rPr>
           <w:rStyle w:val="VerbatimChar"/>
         </w:rPr>
-        <w:t xml:space="preserve">rac-uncst</w:t>
+        <w:t xml:space="preserve">rac-muncer-st</w:t>
       </w:r>
     </w:p>
     <w:bookmarkStart w:id="144" w:name="threshold-requirements-27"/>
@@ -5096,7 +5140,7 @@
         <w:pStyle w:val="Textkrper"/>
       </w:pPr>
       <w:r>
-        <w:t xml:space="preserve">Notes:</w:t>
+        <w:t xml:space="preserve">Note:</w:t>
       </w:r>
     </w:p>
     <w:p>
@@ -5204,7 +5248,7 @@
         <w:t xml:space="preserve">This section specifies any geometric correction requirements that must be met in order for the data to be analysis ready.</w:t>
       </w:r>
     </w:p>
-    <w:bookmarkStart w:id="152" w:name="sec:gcor-geocst"/>
+    <w:bookmarkStart w:id="152" w:name="sec:gcor-geocorr-st"/>
     <w:p>
       <w:pPr>
         <w:pStyle w:val="berschrift4"/>
@@ -5236,7 +5280,7 @@
         <w:rPr>
           <w:rStyle w:val="VerbatimChar"/>
         </w:rPr>
-        <w:t xml:space="preserve">gcor-geocst</w:t>
+        <w:t xml:space="preserve">gcor-geocorr-st</w:t>
       </w:r>
     </w:p>
     <w:bookmarkStart w:id="149" w:name="threshold-requirements-28"/>
@@ -5298,7 +5342,7 @@
       <w:r>
         <w:t xml:space="preserve">“</w:t>
       </w:r>
-      <w:hyperlink w:anchor="sec:meta-gmast">
+      <w:hyperlink w:anchor="sec:meta-geoacc-st">
         <w:r>
           <w:rPr>
             <w:rStyle w:val="Hyperlink"/>
@@ -5318,7 +5362,7 @@
       <w:r>
         <w:t xml:space="preserve">“</w:t>
       </w:r>
-      <w:hyperlink w:anchor="sec:meta-insopt">
+      <w:hyperlink w:anchor="sec:meta-instru-optical">
         <w:r>
           <w:rPr>
             <w:rStyle w:val="Hyperlink"/>
@@ -5338,7 +5382,7 @@
         <w:pStyle w:val="Textkrper"/>
       </w:pPr>
       <w:r>
-        <w:t xml:space="preserve">Notes:</w:t>
+        <w:t xml:space="preserve">Note:</w:t>
       </w:r>
     </w:p>
     <w:p>
@@ -5405,7 +5449,7 @@
       <w:r>
         <w:t xml:space="preserve">“</w:t>
       </w:r>
-      <w:hyperlink w:anchor="sec:meta-gmast">
+      <w:hyperlink w:anchor="sec:meta-geoacc-st">
         <w:r>
           <w:rPr>
             <w:rStyle w:val="Hyperlink"/>
@@ -5425,7 +5469,7 @@
       <w:r>
         <w:t xml:space="preserve">“</w:t>
       </w:r>
-      <w:hyperlink w:anchor="sec:meta-insopt">
+      <w:hyperlink w:anchor="sec:meta-instru-optical">
         <w:r>
           <w:rPr>
             <w:rStyle w:val="Hyperlink"/>
@@ -5445,7 +5489,7 @@
         <w:pStyle w:val="Textkrper"/>
       </w:pPr>
       <w:r>
-        <w:t xml:space="preserve">Notes:</w:t>
+        <w:t xml:space="preserve">Note:</w:t>
       </w:r>
     </w:p>
     <w:p>
@@ -5543,1333 +5587,6 @@
       </w:pPr>
       <w:r>
         <w:t xml:space="preserve">General Metadata</w:t>
-      </w:r>
-    </w:p>
-    <w:tbl>
-      <w:tblPr>
-        <w:tblStyle w:val="Table"/>
-        <w:tblW w:type="auto" w:w="0"/>
-        <w:tblLook w:firstRow="1" w:lastRow="0" w:firstColumn="0" w:lastColumn="0" w:noHBand="0" w:noVBand="0" w:val="0020"/>
-      </w:tblPr>
-      <w:tblGrid>
-        <w:gridCol w:w="1980"/>
-        <w:gridCol w:w="1980"/>
-        <w:gridCol w:w="1980"/>
-        <w:gridCol w:w="1980"/>
-      </w:tblGrid>
-      <w:tr>
-        <w:trPr>
-          <w:tblHeader w:val="on"/>
-        </w:trPr>
-        <w:tc>
-          <w:tcPr/>
-          <w:p>
-            <w:pPr>
-              <w:pStyle w:val="Compact"/>
-            </w:pPr>
-            <w:r>
-              <w:t xml:space="preserve">Requirement ID</w:t>
-            </w:r>
-          </w:p>
-        </w:tc>
-        <w:tc>
-          <w:tcPr/>
-          <w:p>
-            <w:pPr>
-              <w:pStyle w:val="Compact"/>
-            </w:pPr>
-            <w:r>
-              <w:t xml:space="preserve">Requirement Title</w:t>
-            </w:r>
-          </w:p>
-        </w:tc>
-        <w:tc>
-          <w:tcPr/>
-          <w:p>
-            <w:pPr>
-              <w:pStyle w:val="Compact"/>
-              <w:jc w:val="center"/>
-            </w:pPr>
-            <w:r>
-              <w:t xml:space="preserve">Threshold</w:t>
-            </w:r>
-          </w:p>
-        </w:tc>
-        <w:tc>
-          <w:tcPr/>
-          <w:p>
-            <w:pPr>
-              <w:pStyle w:val="Compact"/>
-              <w:jc w:val="center"/>
-            </w:pPr>
-            <w:r>
-              <w:t xml:space="preserve">Goal</w:t>
-            </w:r>
-          </w:p>
-        </w:tc>
-      </w:tr>
-      <w:tr>
-        <w:tc>
-          <w:tcPr/>
-          <w:p>
-            <w:pPr>
-              <w:pStyle w:val="Compact"/>
-            </w:pPr>
-            <w:r>
-              <w:rPr>
-                <w:rStyle w:val="VerbatimChar"/>
-              </w:rPr>
-              <w:t xml:space="preserve">meta-trcst</w:t>
-            </w:r>
-          </w:p>
-        </w:tc>
-        <w:tc>
-          <w:tcPr/>
-          <w:p>
-            <w:pPr>
-              <w:pStyle w:val="Compact"/>
-            </w:pPr>
-            <w:r>
-              <w:t xml:space="preserve">Traceability</w:t>
-            </w:r>
-          </w:p>
-        </w:tc>
-        <w:tc>
-          <w:tcPr/>
-          <w:p>
-            <w:pPr>
-              <w:pStyle w:val="Compact"/>
-              <w:jc w:val="center"/>
-            </w:pPr>
-            <w:r>
-              <w:rPr>
-                <w:i/>
-                <w:iCs/>
-              </w:rPr>
-              <w:t xml:space="preserve">not required</w:t>
-            </w:r>
-          </w:p>
-        </w:tc>
-        <w:tc>
-          <w:tcPr/>
-          <w:p>
-            <w:pPr>
-              <w:pStyle w:val="Compact"/>
-            </w:pPr>
-          </w:p>
-        </w:tc>
-      </w:tr>
-      <w:tr>
-        <w:tc>
-          <w:tcPr/>
-          <w:p>
-            <w:pPr>
-              <w:pStyle w:val="Compact"/>
-            </w:pPr>
-            <w:r>
-              <w:rPr>
-                <w:rStyle w:val="VerbatimChar"/>
-              </w:rPr>
-              <w:t xml:space="preserve">meta-mrdopt</w:t>
-            </w:r>
-          </w:p>
-        </w:tc>
-        <w:tc>
-          <w:tcPr/>
-          <w:p>
-            <w:pPr>
-              <w:pStyle w:val="Compact"/>
-            </w:pPr>
-            <w:r>
-              <w:t xml:space="preserve">Metadata Machine Readability</w:t>
-            </w:r>
-          </w:p>
-        </w:tc>
-        <w:tc>
-          <w:tcPr/>
-          <w:p>
-            <w:pPr>
-              <w:pStyle w:val="Compact"/>
-            </w:pPr>
-          </w:p>
-        </w:tc>
-        <w:tc>
-          <w:tcPr/>
-          <w:p>
-            <w:pPr>
-              <w:pStyle w:val="Compact"/>
-            </w:pPr>
-          </w:p>
-        </w:tc>
-      </w:tr>
-      <w:tr>
-        <w:tc>
-          <w:tcPr/>
-          <w:p>
-            <w:pPr>
-              <w:pStyle w:val="Compact"/>
-            </w:pPr>
-            <w:r>
-              <w:rPr>
-                <w:rStyle w:val="VerbatimChar"/>
-              </w:rPr>
-              <w:t xml:space="preserve">meta-timst</w:t>
-            </w:r>
-          </w:p>
-        </w:tc>
-        <w:tc>
-          <w:tcPr/>
-          <w:p>
-            <w:pPr>
-              <w:pStyle w:val="Compact"/>
-            </w:pPr>
-            <w:r>
-              <w:t xml:space="preserve">Data Collection Time</w:t>
-            </w:r>
-          </w:p>
-        </w:tc>
-        <w:tc>
-          <w:tcPr/>
-          <w:p>
-            <w:pPr>
-              <w:pStyle w:val="Compact"/>
-            </w:pPr>
-          </w:p>
-        </w:tc>
-        <w:tc>
-          <w:tcPr/>
-          <w:p>
-            <w:pPr>
-              <w:pStyle w:val="Compact"/>
-            </w:pPr>
-          </w:p>
-        </w:tc>
-      </w:tr>
-      <w:tr>
-        <w:tc>
-          <w:tcPr/>
-          <w:p>
-            <w:pPr>
-              <w:pStyle w:val="Compact"/>
-            </w:pPr>
-            <w:r>
-              <w:rPr>
-                <w:rStyle w:val="VerbatimChar"/>
-              </w:rPr>
-              <w:t xml:space="preserve">meta-geoast</w:t>
-            </w:r>
-          </w:p>
-        </w:tc>
-        <w:tc>
-          <w:tcPr/>
-          <w:p>
-            <w:pPr>
-              <w:pStyle w:val="Compact"/>
-            </w:pPr>
-            <w:r>
-              <w:t xml:space="preserve">Geographical Area</w:t>
-            </w:r>
-          </w:p>
-        </w:tc>
-        <w:tc>
-          <w:tcPr/>
-          <w:p>
-            <w:pPr>
-              <w:pStyle w:val="Compact"/>
-            </w:pPr>
-          </w:p>
-        </w:tc>
-        <w:tc>
-          <w:tcPr/>
-          <w:p>
-            <w:pPr>
-              <w:pStyle w:val="Compact"/>
-            </w:pPr>
-          </w:p>
-        </w:tc>
-      </w:tr>
-      <w:tr>
-        <w:tc>
-          <w:tcPr/>
-          <w:p>
-            <w:pPr>
-              <w:pStyle w:val="Compact"/>
-            </w:pPr>
-            <w:r>
-              <w:rPr>
-                <w:rStyle w:val="VerbatimChar"/>
-              </w:rPr>
-              <w:t xml:space="preserve">meta-crsopt</w:t>
-            </w:r>
-          </w:p>
-        </w:tc>
-        <w:tc>
-          <w:tcPr/>
-          <w:p>
-            <w:pPr>
-              <w:pStyle w:val="Compact"/>
-            </w:pPr>
-            <w:r>
-              <w:t xml:space="preserve">Coordinate Reference System</w:t>
-            </w:r>
-          </w:p>
-        </w:tc>
-        <w:tc>
-          <w:tcPr/>
-          <w:p>
-            <w:pPr>
-              <w:pStyle w:val="Compact"/>
-            </w:pPr>
-          </w:p>
-        </w:tc>
-        <w:tc>
-          <w:tcPr/>
-          <w:p>
-            <w:pPr>
-              <w:pStyle w:val="Compact"/>
-              <w:jc w:val="center"/>
-            </w:pPr>
-            <w:r>
-              <w:rPr>
-                <w:i/>
-                <w:iCs/>
-              </w:rPr>
-              <w:t xml:space="preserve">as threshold</w:t>
-            </w:r>
-          </w:p>
-        </w:tc>
-      </w:tr>
-      <w:tr>
-        <w:tc>
-          <w:tcPr/>
-          <w:p>
-            <w:pPr>
-              <w:pStyle w:val="Compact"/>
-            </w:pPr>
-            <w:r>
-              <w:rPr>
-                <w:rStyle w:val="VerbatimChar"/>
-              </w:rPr>
-              <w:t xml:space="preserve">meta-mpst</w:t>
-            </w:r>
-          </w:p>
-        </w:tc>
-        <w:tc>
-          <w:tcPr/>
-          <w:p>
-            <w:pPr>
-              <w:pStyle w:val="Compact"/>
-            </w:pPr>
-            <w:r>
-              <w:t xml:space="preserve">Map Projection</w:t>
-            </w:r>
-          </w:p>
-        </w:tc>
-        <w:tc>
-          <w:tcPr/>
-          <w:p>
-            <w:pPr>
-              <w:pStyle w:val="Compact"/>
-              <w:jc w:val="center"/>
-            </w:pPr>
-            <w:r>
-              <w:rPr>
-                <w:i/>
-                <w:iCs/>
-              </w:rPr>
-              <w:t xml:space="preserve">not required</w:t>
-            </w:r>
-          </w:p>
-        </w:tc>
-        <w:tc>
-          <w:tcPr/>
-          <w:p>
-            <w:pPr>
-              <w:pStyle w:val="Compact"/>
-            </w:pPr>
-          </w:p>
-        </w:tc>
-      </w:tr>
-      <w:tr>
-        <w:tc>
-          <w:tcPr/>
-          <w:p>
-            <w:pPr>
-              <w:pStyle w:val="Compact"/>
-            </w:pPr>
-            <w:r>
-              <w:rPr>
-                <w:rStyle w:val="VerbatimChar"/>
-              </w:rPr>
-              <w:t xml:space="preserve">meta-gmcmst</w:t>
-            </w:r>
-          </w:p>
-        </w:tc>
-        <w:tc>
-          <w:tcPr/>
-          <w:p>
-            <w:pPr>
-              <w:pStyle w:val="Compact"/>
-            </w:pPr>
-            <w:r>
-              <w:t xml:space="preserve">Geometric Correction Methods</w:t>
-            </w:r>
-          </w:p>
-        </w:tc>
-        <w:tc>
-          <w:tcPr/>
-          <w:p>
-            <w:pPr>
-              <w:pStyle w:val="Compact"/>
-              <w:jc w:val="center"/>
-            </w:pPr>
-            <w:r>
-              <w:rPr>
-                <w:i/>
-                <w:iCs/>
-              </w:rPr>
-              <w:t xml:space="preserve">not required</w:t>
-            </w:r>
-          </w:p>
-        </w:tc>
-        <w:tc>
-          <w:tcPr/>
-          <w:p>
-            <w:pPr>
-              <w:pStyle w:val="Compact"/>
-            </w:pPr>
-          </w:p>
-        </w:tc>
-      </w:tr>
-      <w:tr>
-        <w:tc>
-          <w:tcPr/>
-          <w:p>
-            <w:pPr>
-              <w:pStyle w:val="Compact"/>
-            </w:pPr>
-            <w:r>
-              <w:rPr>
-                <w:rStyle w:val="VerbatimChar"/>
-              </w:rPr>
-              <w:t xml:space="preserve">meta-gmast</w:t>
-            </w:r>
-          </w:p>
-        </w:tc>
-        <w:tc>
-          <w:tcPr/>
-          <w:p>
-            <w:pPr>
-              <w:pStyle w:val="Compact"/>
-            </w:pPr>
-            <w:r>
-              <w:t xml:space="preserve">Geometric Accuracy of the Data</w:t>
-            </w:r>
-          </w:p>
-        </w:tc>
-        <w:tc>
-          <w:tcPr/>
-          <w:p>
-            <w:pPr>
-              <w:pStyle w:val="Compact"/>
-              <w:jc w:val="center"/>
-            </w:pPr>
-            <w:r>
-              <w:rPr>
-                <w:i/>
-                <w:iCs/>
-              </w:rPr>
-              <w:t xml:space="preserve">not required</w:t>
-            </w:r>
-          </w:p>
-        </w:tc>
-        <w:tc>
-          <w:tcPr/>
-          <w:p>
-            <w:pPr>
-              <w:pStyle w:val="Compact"/>
-            </w:pPr>
-          </w:p>
-        </w:tc>
-      </w:tr>
-      <w:tr>
-        <w:tc>
-          <w:tcPr/>
-          <w:p>
-            <w:pPr>
-              <w:pStyle w:val="Compact"/>
-            </w:pPr>
-            <w:r>
-              <w:rPr>
-                <w:rStyle w:val="VerbatimChar"/>
-              </w:rPr>
-              <w:t xml:space="preserve">meta-insopt</w:t>
-            </w:r>
-          </w:p>
-        </w:tc>
-        <w:tc>
-          <w:tcPr/>
-          <w:p>
-            <w:pPr>
-              <w:pStyle w:val="Compact"/>
-            </w:pPr>
-            <w:r>
-              <w:t xml:space="preserve">Instrument</w:t>
-            </w:r>
-          </w:p>
-        </w:tc>
-        <w:tc>
-          <w:tcPr/>
-          <w:p>
-            <w:pPr>
-              <w:pStyle w:val="Compact"/>
-            </w:pPr>
-          </w:p>
-        </w:tc>
-        <w:tc>
-          <w:tcPr/>
-          <w:p>
-            <w:pPr>
-              <w:pStyle w:val="Compact"/>
-            </w:pPr>
-          </w:p>
-        </w:tc>
-      </w:tr>
-      <w:tr>
-        <w:tc>
-          <w:tcPr/>
-          <w:p>
-            <w:pPr>
-              <w:pStyle w:val="Compact"/>
-            </w:pPr>
-            <w:r>
-              <w:rPr>
-                <w:rStyle w:val="VerbatimChar"/>
-              </w:rPr>
-              <w:t xml:space="preserve">meta-spcbnd</w:t>
-            </w:r>
-          </w:p>
-        </w:tc>
-        <w:tc>
-          <w:tcPr/>
-          <w:p>
-            <w:pPr>
-              <w:pStyle w:val="Compact"/>
-            </w:pPr>
-            <w:r>
-              <w:t xml:space="preserve">Spectral Bands</w:t>
-            </w:r>
-          </w:p>
-        </w:tc>
-        <w:tc>
-          <w:tcPr/>
-          <w:p>
-            <w:pPr>
-              <w:pStyle w:val="Compact"/>
-            </w:pPr>
-          </w:p>
-        </w:tc>
-        <w:tc>
-          <w:tcPr/>
-          <w:p>
-            <w:pPr>
-              <w:pStyle w:val="Compact"/>
-            </w:pPr>
-          </w:p>
-        </w:tc>
-      </w:tr>
-      <w:tr>
-        <w:tc>
-          <w:tcPr/>
-          <w:p>
-            <w:pPr>
-              <w:pStyle w:val="Compact"/>
-            </w:pPr>
-            <w:r>
-              <w:rPr>
-                <w:rStyle w:val="VerbatimChar"/>
-              </w:rPr>
-              <w:t xml:space="preserve">meta-scaopt</w:t>
-            </w:r>
-          </w:p>
-        </w:tc>
-        <w:tc>
-          <w:tcPr/>
-          <w:p>
-            <w:pPr>
-              <w:pStyle w:val="Compact"/>
-            </w:pPr>
-            <w:r>
-              <w:t xml:space="preserve">Sensor Calibration</w:t>
-            </w:r>
-          </w:p>
-        </w:tc>
-        <w:tc>
-          <w:tcPr/>
-          <w:p>
-            <w:pPr>
-              <w:pStyle w:val="Compact"/>
-              <w:jc w:val="center"/>
-            </w:pPr>
-            <w:r>
-              <w:rPr>
-                <w:i/>
-                <w:iCs/>
-              </w:rPr>
-              <w:t xml:space="preserve">not required</w:t>
-            </w:r>
-          </w:p>
-        </w:tc>
-        <w:tc>
-          <w:tcPr/>
-          <w:p>
-            <w:pPr>
-              <w:pStyle w:val="Compact"/>
-            </w:pPr>
-          </w:p>
-        </w:tc>
-      </w:tr>
-      <w:tr>
-        <w:tc>
-          <w:tcPr/>
-          <w:p>
-            <w:pPr>
-              <w:pStyle w:val="Compact"/>
-            </w:pPr>
-            <w:r>
-              <w:rPr>
-                <w:rStyle w:val="VerbatimChar"/>
-              </w:rPr>
-              <w:t xml:space="preserve">meta-rmast</w:t>
-            </w:r>
-          </w:p>
-        </w:tc>
-        <w:tc>
-          <w:tcPr/>
-          <w:p>
-            <w:pPr>
-              <w:pStyle w:val="Compact"/>
-            </w:pPr>
-            <w:r>
-              <w:t xml:space="preserve">Radiometric Accuracy</w:t>
-            </w:r>
-          </w:p>
-        </w:tc>
-        <w:tc>
-          <w:tcPr/>
-          <w:p>
-            <w:pPr>
-              <w:pStyle w:val="Compact"/>
-              <w:jc w:val="center"/>
-            </w:pPr>
-            <w:r>
-              <w:rPr>
-                <w:i/>
-                <w:iCs/>
-              </w:rPr>
-              <w:t xml:space="preserve">not required</w:t>
-            </w:r>
-          </w:p>
-        </w:tc>
-        <w:tc>
-          <w:tcPr/>
-          <w:p>
-            <w:pPr>
-              <w:pStyle w:val="Compact"/>
-            </w:pPr>
-          </w:p>
-        </w:tc>
-      </w:tr>
-      <w:tr>
-        <w:tc>
-          <w:tcPr/>
-          <w:p>
-            <w:pPr>
-              <w:pStyle w:val="Compact"/>
-            </w:pPr>
-            <w:r>
-              <w:rPr>
-                <w:rStyle w:val="VerbatimChar"/>
-              </w:rPr>
-              <w:t xml:space="preserve">meta-algos</w:t>
-            </w:r>
-          </w:p>
-        </w:tc>
-        <w:tc>
-          <w:tcPr/>
-          <w:p>
-            <w:pPr>
-              <w:pStyle w:val="Compact"/>
-            </w:pPr>
-            <w:r>
-              <w:t xml:space="preserve">Algorithms</w:t>
-            </w:r>
-          </w:p>
-        </w:tc>
-        <w:tc>
-          <w:tcPr/>
-          <w:p>
-            <w:pPr>
-              <w:pStyle w:val="Compact"/>
-            </w:pPr>
-          </w:p>
-        </w:tc>
-        <w:tc>
-          <w:tcPr/>
-          <w:p>
-            <w:pPr>
-              <w:pStyle w:val="Compact"/>
-            </w:pPr>
-          </w:p>
-        </w:tc>
-      </w:tr>
-      <w:tr>
-        <w:tc>
-          <w:tcPr/>
-          <w:p>
-            <w:pPr>
-              <w:pStyle w:val="Compact"/>
-            </w:pPr>
-            <w:r>
-              <w:rPr>
-                <w:rStyle w:val="VerbatimChar"/>
-              </w:rPr>
-              <w:t xml:space="preserve">meta-auxopt</w:t>
-            </w:r>
-          </w:p>
-        </w:tc>
-        <w:tc>
-          <w:tcPr/>
-          <w:p>
-            <w:pPr>
-              <w:pStyle w:val="Compact"/>
-            </w:pPr>
-            <w:r>
-              <w:t xml:space="preserve">Auxiliary Data</w:t>
-            </w:r>
-          </w:p>
-        </w:tc>
-        <w:tc>
-          <w:tcPr/>
-          <w:p>
-            <w:pPr>
-              <w:pStyle w:val="Compact"/>
-            </w:pPr>
-          </w:p>
-        </w:tc>
-        <w:tc>
-          <w:tcPr/>
-          <w:p>
-            <w:pPr>
-              <w:pStyle w:val="Compact"/>
-            </w:pPr>
-          </w:p>
-        </w:tc>
-      </w:tr>
-      <w:tr>
-        <w:tc>
-          <w:tcPr/>
-          <w:p>
-            <w:pPr>
-              <w:pStyle w:val="Compact"/>
-            </w:pPr>
-            <w:r>
-              <w:rPr>
-                <w:rStyle w:val="VerbatimChar"/>
-              </w:rPr>
-              <w:t xml:space="preserve">meta-pcpst</w:t>
-            </w:r>
-          </w:p>
-        </w:tc>
-        <w:tc>
-          <w:tcPr/>
-          <w:p>
-            <w:pPr>
-              <w:pStyle w:val="Compact"/>
-            </w:pPr>
-            <w:r>
-              <w:t xml:space="preserve">Processing Chain Provenance</w:t>
-            </w:r>
-          </w:p>
-        </w:tc>
-        <w:tc>
-          <w:tcPr/>
-          <w:p>
-            <w:pPr>
-              <w:pStyle w:val="Compact"/>
-              <w:jc w:val="center"/>
-            </w:pPr>
-            <w:r>
-              <w:rPr>
-                <w:i/>
-                <w:iCs/>
-              </w:rPr>
-              <w:t xml:space="preserve">not required</w:t>
-            </w:r>
-          </w:p>
-        </w:tc>
-        <w:tc>
-          <w:tcPr/>
-          <w:p>
-            <w:pPr>
-              <w:pStyle w:val="Compact"/>
-            </w:pPr>
-          </w:p>
-        </w:tc>
-      </w:tr>
-      <w:tr>
-        <w:tc>
-          <w:tcPr/>
-          <w:p>
-            <w:pPr>
-              <w:pStyle w:val="Compact"/>
-            </w:pPr>
-            <w:r>
-              <w:rPr>
-                <w:rStyle w:val="VerbatimChar"/>
-              </w:rPr>
-              <w:t xml:space="preserve">meta-dacces</w:t>
-            </w:r>
-          </w:p>
-        </w:tc>
-        <w:tc>
-          <w:tcPr/>
-          <w:p>
-            <w:pPr>
-              <w:pStyle w:val="Compact"/>
-            </w:pPr>
-            <w:r>
-              <w:t xml:space="preserve">Data Access</w:t>
-            </w:r>
-          </w:p>
-        </w:tc>
-        <w:tc>
-          <w:tcPr/>
-          <w:p>
-            <w:pPr>
-              <w:pStyle w:val="Compact"/>
-            </w:pPr>
-          </w:p>
-        </w:tc>
-        <w:tc>
-          <w:tcPr/>
-          <w:p>
-            <w:pPr>
-              <w:pStyle w:val="Compact"/>
-              <w:jc w:val="center"/>
-            </w:pPr>
-            <w:r>
-              <w:rPr>
-                <w:i/>
-                <w:iCs/>
-              </w:rPr>
-              <w:t xml:space="preserve">as threshold</w:t>
-            </w:r>
-          </w:p>
-        </w:tc>
-      </w:tr>
-      <w:tr>
-        <w:tc>
-          <w:tcPr/>
-          <w:p>
-            <w:pPr>
-              <w:pStyle w:val="Compact"/>
-            </w:pPr>
-            <w:r>
-              <w:rPr>
-                <w:rStyle w:val="VerbatimChar"/>
-              </w:rPr>
-              <w:t xml:space="preserve">meta-dqlst</w:t>
-            </w:r>
-          </w:p>
-        </w:tc>
-        <w:tc>
-          <w:tcPr/>
-          <w:p>
-            <w:pPr>
-              <w:pStyle w:val="Compact"/>
-            </w:pPr>
-            <w:r>
-              <w:t xml:space="preserve">Overall Data Quality</w:t>
-            </w:r>
-          </w:p>
-        </w:tc>
-        <w:tc>
-          <w:tcPr/>
-          <w:p>
-            <w:pPr>
-              <w:pStyle w:val="Compact"/>
-              <w:jc w:val="center"/>
-            </w:pPr>
-            <w:r>
-              <w:rPr>
-                <w:i/>
-                <w:iCs/>
-              </w:rPr>
-              <w:t xml:space="preserve">not required</w:t>
-            </w:r>
-          </w:p>
-        </w:tc>
-        <w:tc>
-          <w:tcPr/>
-          <w:p>
-            <w:pPr>
-              <w:pStyle w:val="Compact"/>
-            </w:pPr>
-          </w:p>
-        </w:tc>
-      </w:tr>
-    </w:tbl>
-    <w:bookmarkEnd w:id="155"/>
-    <w:bookmarkStart w:id="156" w:name="per-pixel-metadata"/>
-    <w:p>
-      <w:pPr>
-        <w:pStyle w:val="berschrift3"/>
-      </w:pPr>
-      <w:r>
-        <w:t xml:space="preserve">Per-Pixel Metadata</w:t>
-      </w:r>
-    </w:p>
-    <w:tbl>
-      <w:tblPr>
-        <w:tblStyle w:val="Table"/>
-        <w:tblW w:type="auto" w:w="0"/>
-        <w:tblLook w:firstRow="1" w:lastRow="0" w:firstColumn="0" w:lastColumn="0" w:noHBand="0" w:noVBand="0" w:val="0020"/>
-      </w:tblPr>
-      <w:tblGrid>
-        <w:gridCol w:w="1980"/>
-        <w:gridCol w:w="1980"/>
-        <w:gridCol w:w="1980"/>
-        <w:gridCol w:w="1980"/>
-      </w:tblGrid>
-      <w:tr>
-        <w:trPr>
-          <w:tblHeader w:val="on"/>
-        </w:trPr>
-        <w:tc>
-          <w:tcPr/>
-          <w:p>
-            <w:pPr>
-              <w:pStyle w:val="Compact"/>
-            </w:pPr>
-            <w:r>
-              <w:t xml:space="preserve">Requirement ID</w:t>
-            </w:r>
-          </w:p>
-        </w:tc>
-        <w:tc>
-          <w:tcPr/>
-          <w:p>
-            <w:pPr>
-              <w:pStyle w:val="Compact"/>
-            </w:pPr>
-            <w:r>
-              <w:t xml:space="preserve">Requirement Title</w:t>
-            </w:r>
-          </w:p>
-        </w:tc>
-        <w:tc>
-          <w:tcPr/>
-          <w:p>
-            <w:pPr>
-              <w:pStyle w:val="Compact"/>
-              <w:jc w:val="center"/>
-            </w:pPr>
-            <w:r>
-              <w:t xml:space="preserve">Threshold</w:t>
-            </w:r>
-          </w:p>
-        </w:tc>
-        <w:tc>
-          <w:tcPr/>
-          <w:p>
-            <w:pPr>
-              <w:pStyle w:val="Compact"/>
-              <w:jc w:val="center"/>
-            </w:pPr>
-            <w:r>
-              <w:t xml:space="preserve">Goal</w:t>
-            </w:r>
-          </w:p>
-        </w:tc>
-      </w:tr>
-      <w:tr>
-        <w:tc>
-          <w:tcPr/>
-          <w:p>
-            <w:pPr>
-              <w:pStyle w:val="Compact"/>
-            </w:pPr>
-            <w:r>
-              <w:rPr>
-                <w:rStyle w:val="VerbatimChar"/>
-              </w:rPr>
-              <w:t xml:space="preserve">pxl-mrdppo</w:t>
-            </w:r>
-          </w:p>
-        </w:tc>
-        <w:tc>
-          <w:tcPr/>
-          <w:p>
-            <w:pPr>
-              <w:pStyle w:val="Compact"/>
-            </w:pPr>
-            <w:r>
-              <w:t xml:space="preserve">Metadata Machine Readability</w:t>
-            </w:r>
-          </w:p>
-        </w:tc>
-        <w:tc>
-          <w:tcPr/>
-          <w:p>
-            <w:pPr>
-              <w:pStyle w:val="Compact"/>
-            </w:pPr>
-          </w:p>
-        </w:tc>
-        <w:tc>
-          <w:tcPr/>
-          <w:p>
-            <w:pPr>
-              <w:pStyle w:val="Compact"/>
-              <w:jc w:val="center"/>
-            </w:pPr>
-            <w:r>
-              <w:rPr>
-                <w:i/>
-                <w:iCs/>
-              </w:rPr>
-              <w:t xml:space="preserve">as threshold</w:t>
-            </w:r>
-          </w:p>
-        </w:tc>
-      </w:tr>
-      <w:tr>
-        <w:tc>
-          <w:tcPr/>
-          <w:p>
-            <w:pPr>
-              <w:pStyle w:val="Compact"/>
-            </w:pPr>
-            <w:r>
-              <w:rPr>
-                <w:rStyle w:val="VerbatimChar"/>
-              </w:rPr>
-              <w:t xml:space="preserve">pxl-ppnodt</w:t>
-            </w:r>
-          </w:p>
-        </w:tc>
-        <w:tc>
-          <w:tcPr/>
-          <w:p>
-            <w:pPr>
-              <w:pStyle w:val="Compact"/>
-            </w:pPr>
-            <w:r>
-              <w:t xml:space="preserve">No Data</w:t>
-            </w:r>
-          </w:p>
-        </w:tc>
-        <w:tc>
-          <w:tcPr/>
-          <w:p>
-            <w:pPr>
-              <w:pStyle w:val="Compact"/>
-            </w:pPr>
-          </w:p>
-        </w:tc>
-        <w:tc>
-          <w:tcPr/>
-          <w:p>
-            <w:pPr>
-              <w:pStyle w:val="Compact"/>
-              <w:jc w:val="center"/>
-            </w:pPr>
-            <w:r>
-              <w:rPr>
-                <w:i/>
-                <w:iCs/>
-              </w:rPr>
-              <w:t xml:space="preserve">as threshold</w:t>
-            </w:r>
-          </w:p>
-        </w:tc>
-      </w:tr>
-      <w:tr>
-        <w:tc>
-          <w:tcPr/>
-          <w:p>
-            <w:pPr>
-              <w:pStyle w:val="Compact"/>
-            </w:pPr>
-            <w:r>
-              <w:rPr>
-                <w:rStyle w:val="VerbatimChar"/>
-              </w:rPr>
-              <w:t xml:space="preserve">pxl-ppinct</w:t>
-            </w:r>
-          </w:p>
-        </w:tc>
-        <w:tc>
-          <w:tcPr/>
-          <w:p>
-            <w:pPr>
-              <w:pStyle w:val="Compact"/>
-            </w:pPr>
-            <w:r>
-              <w:t xml:space="preserve">Incomplete Testing</w:t>
-            </w:r>
-          </w:p>
-        </w:tc>
-        <w:tc>
-          <w:tcPr/>
-          <w:p>
-            <w:pPr>
-              <w:pStyle w:val="Compact"/>
-            </w:pPr>
-          </w:p>
-        </w:tc>
-        <w:tc>
-          <w:tcPr/>
-          <w:p>
-            <w:pPr>
-              <w:pStyle w:val="Compact"/>
-            </w:pPr>
-          </w:p>
-        </w:tc>
-      </w:tr>
-      <w:tr>
-        <w:tc>
-          <w:tcPr/>
-          <w:p>
-            <w:pPr>
-              <w:pStyle w:val="Compact"/>
-            </w:pPr>
-            <w:r>
-              <w:rPr>
-                <w:rStyle w:val="VerbatimChar"/>
-              </w:rPr>
-              <w:t xml:space="preserve">pxl-ppsatn</w:t>
-            </w:r>
-          </w:p>
-        </w:tc>
-        <w:tc>
-          <w:tcPr/>
-          <w:p>
-            <w:pPr>
-              <w:pStyle w:val="Compact"/>
-            </w:pPr>
-            <w:r>
-              <w:t xml:space="preserve">Saturation</w:t>
-            </w:r>
-          </w:p>
-        </w:tc>
-        <w:tc>
-          <w:tcPr/>
-          <w:p>
-            <w:pPr>
-              <w:pStyle w:val="Compact"/>
-            </w:pPr>
-          </w:p>
-        </w:tc>
-        <w:tc>
-          <w:tcPr/>
-          <w:p>
-            <w:pPr>
-              <w:pStyle w:val="Compact"/>
-            </w:pPr>
-          </w:p>
-        </w:tc>
-      </w:tr>
-      <w:tr>
-        <w:tc>
-          <w:tcPr/>
-          <w:p>
-            <w:pPr>
-              <w:pStyle w:val="Compact"/>
-            </w:pPr>
-            <w:r>
-              <w:rPr>
-                <w:rStyle w:val="VerbatimChar"/>
-              </w:rPr>
-              <w:t xml:space="preserve">pxl-ppclod</w:t>
-            </w:r>
-          </w:p>
-        </w:tc>
-        <w:tc>
-          <w:tcPr/>
-          <w:p>
-            <w:pPr>
-              <w:pStyle w:val="Compact"/>
-            </w:pPr>
-            <w:r>
-              <w:t xml:space="preserve">Cloud</w:t>
-            </w:r>
-          </w:p>
-        </w:tc>
-        <w:tc>
-          <w:tcPr/>
-          <w:p>
-            <w:pPr>
-              <w:pStyle w:val="Compact"/>
-            </w:pPr>
-          </w:p>
-        </w:tc>
-        <w:tc>
-          <w:tcPr/>
-          <w:p>
-            <w:pPr>
-              <w:pStyle w:val="Compact"/>
-            </w:pPr>
-          </w:p>
-        </w:tc>
-      </w:tr>
-      <w:tr>
-        <w:tc>
-          <w:tcPr/>
-          <w:p>
-            <w:pPr>
-              <w:pStyle w:val="Compact"/>
-            </w:pPr>
-            <w:r>
-              <w:rPr>
-                <w:rStyle w:val="VerbatimChar"/>
-              </w:rPr>
-              <w:t xml:space="preserve">pxl-ppclsd</w:t>
-            </w:r>
-          </w:p>
-        </w:tc>
-        <w:tc>
-          <w:tcPr/>
-          <w:p>
-            <w:pPr>
-              <w:pStyle w:val="Compact"/>
-            </w:pPr>
-            <w:r>
-              <w:t xml:space="preserve">Cloud Shadow</w:t>
-            </w:r>
-          </w:p>
-        </w:tc>
-        <w:tc>
-          <w:tcPr/>
-          <w:p>
-            <w:pPr>
-              <w:pStyle w:val="Compact"/>
-            </w:pPr>
-          </w:p>
-        </w:tc>
-        <w:tc>
-          <w:tcPr/>
-          <w:p>
-            <w:pPr>
-              <w:pStyle w:val="Compact"/>
-            </w:pPr>
-          </w:p>
-        </w:tc>
-      </w:tr>
-      <w:tr>
-        <w:tc>
-          <w:tcPr/>
-          <w:p>
-            <w:pPr>
-              <w:pStyle w:val="Compact"/>
-            </w:pPr>
-            <w:r>
-              <w:rPr>
-                <w:rStyle w:val="VerbatimChar"/>
-              </w:rPr>
-              <w:t xml:space="preserve">pxl-ppsisr</w:t>
-            </w:r>
-          </w:p>
-        </w:tc>
-        <w:tc>
-          <w:tcPr/>
-          <w:p>
-            <w:pPr>
-              <w:pStyle w:val="Compact"/>
-            </w:pPr>
-            <w:r>
-              <w:t xml:space="preserve">Snow/Ice Mask</w:t>
-            </w:r>
-          </w:p>
-        </w:tc>
-        <w:tc>
-          <w:tcPr/>
-          <w:p>
-            <w:pPr>
-              <w:pStyle w:val="Compact"/>
-              <w:jc w:val="center"/>
-            </w:pPr>
-            <w:r>
-              <w:rPr>
-                <w:i/>
-                <w:iCs/>
-              </w:rPr>
-              <w:t xml:space="preserve">not required</w:t>
-            </w:r>
-          </w:p>
-        </w:tc>
-        <w:tc>
-          <w:tcPr/>
-          <w:p>
-            <w:pPr>
-              <w:pStyle w:val="Compact"/>
-            </w:pPr>
-          </w:p>
-        </w:tc>
-      </w:tr>
-      <w:tr>
-        <w:tc>
-          <w:tcPr/>
-          <w:p>
-            <w:pPr>
-              <w:pStyle w:val="Compact"/>
-            </w:pPr>
-            <w:r>
-              <w:rPr>
-                <w:rStyle w:val="VerbatimChar"/>
-              </w:rPr>
-              <w:t xml:space="preserve">pxl-ppvaso</w:t>
-            </w:r>
-          </w:p>
-        </w:tc>
-        <w:tc>
-          <w:tcPr/>
-          <w:p>
-            <w:pPr>
-              <w:pStyle w:val="Compact"/>
-            </w:pPr>
-            <w:r>
-              <w:t xml:space="preserve">Solar and Viewing Geometry</w:t>
-            </w:r>
-          </w:p>
-        </w:tc>
-        <w:tc>
-          <w:tcPr/>
-          <w:p>
-            <w:pPr>
-              <w:pStyle w:val="Compact"/>
-            </w:pPr>
-          </w:p>
-        </w:tc>
-        <w:tc>
-          <w:tcPr/>
-          <w:p>
-            <w:pPr>
-              <w:pStyle w:val="Compact"/>
-            </w:pPr>
-          </w:p>
-        </w:tc>
-      </w:tr>
-    </w:tbl>
-    <w:bookmarkEnd w:id="156"/>
-    <w:bookmarkStart w:id="157" w:name="radiometric-and-atmospheric-corrections"/>
-    <w:p>
-      <w:pPr>
-        <w:pStyle w:val="berschrift3"/>
-      </w:pPr>
-      <w:r>
-        <w:t xml:space="preserve">Radiometric and Atmospheric Corrections</w:t>
       </w:r>
     </w:p>
     <w:tbl>
@@ -6947,7 +5664,7 @@
               <w:rPr>
                 <w:rStyle w:val="VerbatimChar"/>
               </w:rPr>
-              <w:t xml:space="preserve">rac-msst</w:t>
+              <w:t xml:space="preserve">meta-trace-st</w:t>
             </w:r>
           </w:p>
         </w:tc>
@@ -6958,7 +5675,58 @@
               <w:pStyle w:val="Compact"/>
             </w:pPr>
             <w:r>
-              <w:t xml:space="preserve">Measurement</w:t>
+              <w:t xml:space="preserve">Traceability</w:t>
+            </w:r>
+          </w:p>
+        </w:tc>
+        <w:tc>
+          <w:tcPr/>
+          <w:p>
+            <w:pPr>
+              <w:pStyle w:val="Compact"/>
+              <w:jc w:val="center"/>
+            </w:pPr>
+            <w:r>
+              <w:rPr>
+                <w:i/>
+                <w:iCs/>
+              </w:rPr>
+              <w:t xml:space="preserve">not required</w:t>
+            </w:r>
+          </w:p>
+        </w:tc>
+        <w:tc>
+          <w:tcPr/>
+          <w:p>
+            <w:pPr>
+              <w:pStyle w:val="Compact"/>
+            </w:pPr>
+          </w:p>
+        </w:tc>
+      </w:tr>
+      <w:tr>
+        <w:tc>
+          <w:tcPr/>
+          <w:p>
+            <w:pPr>
+              <w:pStyle w:val="Compact"/>
+            </w:pPr>
+            <w:r>
+              <w:rPr>
+                <w:rStyle w:val="VerbatimChar"/>
+              </w:rPr>
+              <w:t xml:space="preserve">meta-memare-optical</w:t>
+            </w:r>
+          </w:p>
+        </w:tc>
+        <w:tc>
+          <w:tcPr/>
+          <w:p>
+            <w:pPr>
+              <w:pStyle w:val="Compact"/>
+            </w:pPr>
+            <w:r>
+              <w:t xml:space="preserve">Metadata Machine Readability</w:t>
             </w:r>
           </w:p>
         </w:tc>
@@ -6990,7 +5758,7 @@
               <w:rPr>
                 <w:rStyle w:val="VerbatimChar"/>
               </w:rPr>
-              <w:t xml:space="preserve">rac-atmems</w:t>
+              <w:t xml:space="preserve">meta-time-st</w:t>
             </w:r>
           </w:p>
         </w:tc>
@@ -7001,7 +5769,93 @@
               <w:pStyle w:val="Compact"/>
             </w:pPr>
             <w:r>
-              <w:t xml:space="preserve">Corrections for Atmosphere and Emissivity</w:t>
+              <w:t xml:space="preserve">Data Collection Time</w:t>
+            </w:r>
+          </w:p>
+        </w:tc>
+        <w:tc>
+          <w:tcPr/>
+          <w:p>
+            <w:pPr>
+              <w:pStyle w:val="Compact"/>
+            </w:pPr>
+          </w:p>
+        </w:tc>
+        <w:tc>
+          <w:tcPr/>
+          <w:p>
+            <w:pPr>
+              <w:pStyle w:val="Compact"/>
+            </w:pPr>
+          </w:p>
+        </w:tc>
+      </w:tr>
+      <w:tr>
+        <w:tc>
+          <w:tcPr/>
+          <w:p>
+            <w:pPr>
+              <w:pStyle w:val="Compact"/>
+            </w:pPr>
+            <w:r>
+              <w:rPr>
+                <w:rStyle w:val="VerbatimChar"/>
+              </w:rPr>
+              <w:t xml:space="preserve">meta-geoarea-st</w:t>
+            </w:r>
+          </w:p>
+        </w:tc>
+        <w:tc>
+          <w:tcPr/>
+          <w:p>
+            <w:pPr>
+              <w:pStyle w:val="Compact"/>
+            </w:pPr>
+            <w:r>
+              <w:t xml:space="preserve">Geographical Area</w:t>
+            </w:r>
+          </w:p>
+        </w:tc>
+        <w:tc>
+          <w:tcPr/>
+          <w:p>
+            <w:pPr>
+              <w:pStyle w:val="Compact"/>
+            </w:pPr>
+          </w:p>
+        </w:tc>
+        <w:tc>
+          <w:tcPr/>
+          <w:p>
+            <w:pPr>
+              <w:pStyle w:val="Compact"/>
+            </w:pPr>
+          </w:p>
+        </w:tc>
+      </w:tr>
+      <w:tr>
+        <w:tc>
+          <w:tcPr/>
+          <w:p>
+            <w:pPr>
+              <w:pStyle w:val="Compact"/>
+            </w:pPr>
+            <w:r>
+              <w:rPr>
+                <w:rStyle w:val="VerbatimChar"/>
+              </w:rPr>
+              <w:t xml:space="preserve">meta-crs-optical</w:t>
+            </w:r>
+          </w:p>
+        </w:tc>
+        <w:tc>
+          <w:tcPr/>
+          <w:p>
+            <w:pPr>
+              <w:pStyle w:val="Compact"/>
+            </w:pPr>
+            <w:r>
+              <w:t xml:space="preserve">Coordinate Reference System</w:t>
             </w:r>
           </w:p>
         </w:tc>
@@ -7041,7 +5895,7 @@
               <w:rPr>
                 <w:rStyle w:val="VerbatimChar"/>
               </w:rPr>
-              <w:t xml:space="preserve">rac-uncst</w:t>
+              <w:t xml:space="preserve">meta-mapproj-st</w:t>
             </w:r>
           </w:p>
         </w:tc>
@@ -7052,7 +5906,536 @@
               <w:pStyle w:val="Compact"/>
             </w:pPr>
             <w:r>
-              <w:t xml:space="preserve">Measurement Uncertainty</w:t>
+              <w:t xml:space="preserve">Map Projection</w:t>
+            </w:r>
+          </w:p>
+        </w:tc>
+        <w:tc>
+          <w:tcPr/>
+          <w:p>
+            <w:pPr>
+              <w:pStyle w:val="Compact"/>
+              <w:jc w:val="center"/>
+            </w:pPr>
+            <w:r>
+              <w:rPr>
+                <w:i/>
+                <w:iCs/>
+              </w:rPr>
+              <w:t xml:space="preserve">not required</w:t>
+            </w:r>
+          </w:p>
+        </w:tc>
+        <w:tc>
+          <w:tcPr/>
+          <w:p>
+            <w:pPr>
+              <w:pStyle w:val="Compact"/>
+            </w:pPr>
+          </w:p>
+        </w:tc>
+      </w:tr>
+      <w:tr>
+        <w:tc>
+          <w:tcPr/>
+          <w:p>
+            <w:pPr>
+              <w:pStyle w:val="Compact"/>
+            </w:pPr>
+            <w:r>
+              <w:rPr>
+                <w:rStyle w:val="VerbatimChar"/>
+              </w:rPr>
+              <w:t xml:space="preserve">meta-geocorm-st</w:t>
+            </w:r>
+          </w:p>
+        </w:tc>
+        <w:tc>
+          <w:tcPr/>
+          <w:p>
+            <w:pPr>
+              <w:pStyle w:val="Compact"/>
+            </w:pPr>
+            <w:r>
+              <w:t xml:space="preserve">Geometric Correction Methods</w:t>
+            </w:r>
+          </w:p>
+        </w:tc>
+        <w:tc>
+          <w:tcPr/>
+          <w:p>
+            <w:pPr>
+              <w:pStyle w:val="Compact"/>
+              <w:jc w:val="center"/>
+            </w:pPr>
+            <w:r>
+              <w:rPr>
+                <w:i/>
+                <w:iCs/>
+              </w:rPr>
+              <w:t xml:space="preserve">not required</w:t>
+            </w:r>
+          </w:p>
+        </w:tc>
+        <w:tc>
+          <w:tcPr/>
+          <w:p>
+            <w:pPr>
+              <w:pStyle w:val="Compact"/>
+            </w:pPr>
+          </w:p>
+        </w:tc>
+      </w:tr>
+      <w:tr>
+        <w:tc>
+          <w:tcPr/>
+          <w:p>
+            <w:pPr>
+              <w:pStyle w:val="Compact"/>
+            </w:pPr>
+            <w:r>
+              <w:rPr>
+                <w:rStyle w:val="VerbatimChar"/>
+              </w:rPr>
+              <w:t xml:space="preserve">meta-geoacc-st</w:t>
+            </w:r>
+          </w:p>
+        </w:tc>
+        <w:tc>
+          <w:tcPr/>
+          <w:p>
+            <w:pPr>
+              <w:pStyle w:val="Compact"/>
+            </w:pPr>
+            <w:r>
+              <w:t xml:space="preserve">Geometric Accuracy of the Data</w:t>
+            </w:r>
+          </w:p>
+        </w:tc>
+        <w:tc>
+          <w:tcPr/>
+          <w:p>
+            <w:pPr>
+              <w:pStyle w:val="Compact"/>
+              <w:jc w:val="center"/>
+            </w:pPr>
+            <w:r>
+              <w:rPr>
+                <w:i/>
+                <w:iCs/>
+              </w:rPr>
+              <w:t xml:space="preserve">not required</w:t>
+            </w:r>
+          </w:p>
+        </w:tc>
+        <w:tc>
+          <w:tcPr/>
+          <w:p>
+            <w:pPr>
+              <w:pStyle w:val="Compact"/>
+            </w:pPr>
+          </w:p>
+        </w:tc>
+      </w:tr>
+      <w:tr>
+        <w:tc>
+          <w:tcPr/>
+          <w:p>
+            <w:pPr>
+              <w:pStyle w:val="Compact"/>
+            </w:pPr>
+            <w:r>
+              <w:rPr>
+                <w:rStyle w:val="VerbatimChar"/>
+              </w:rPr>
+              <w:t xml:space="preserve">meta-instru-optical</w:t>
+            </w:r>
+          </w:p>
+        </w:tc>
+        <w:tc>
+          <w:tcPr/>
+          <w:p>
+            <w:pPr>
+              <w:pStyle w:val="Compact"/>
+            </w:pPr>
+            <w:r>
+              <w:t xml:space="preserve">Instrument</w:t>
+            </w:r>
+          </w:p>
+        </w:tc>
+        <w:tc>
+          <w:tcPr/>
+          <w:p>
+            <w:pPr>
+              <w:pStyle w:val="Compact"/>
+            </w:pPr>
+          </w:p>
+        </w:tc>
+        <w:tc>
+          <w:tcPr/>
+          <w:p>
+            <w:pPr>
+              <w:pStyle w:val="Compact"/>
+            </w:pPr>
+          </w:p>
+        </w:tc>
+      </w:tr>
+      <w:tr>
+        <w:tc>
+          <w:tcPr/>
+          <w:p>
+            <w:pPr>
+              <w:pStyle w:val="Compact"/>
+            </w:pPr>
+            <w:r>
+              <w:rPr>
+                <w:rStyle w:val="VerbatimChar"/>
+              </w:rPr>
+              <w:t xml:space="preserve">meta-specband</w:t>
+            </w:r>
+          </w:p>
+        </w:tc>
+        <w:tc>
+          <w:tcPr/>
+          <w:p>
+            <w:pPr>
+              <w:pStyle w:val="Compact"/>
+            </w:pPr>
+            <w:r>
+              <w:t xml:space="preserve">Spectral Bands</w:t>
+            </w:r>
+          </w:p>
+        </w:tc>
+        <w:tc>
+          <w:tcPr/>
+          <w:p>
+            <w:pPr>
+              <w:pStyle w:val="Compact"/>
+            </w:pPr>
+          </w:p>
+        </w:tc>
+        <w:tc>
+          <w:tcPr/>
+          <w:p>
+            <w:pPr>
+              <w:pStyle w:val="Compact"/>
+            </w:pPr>
+          </w:p>
+        </w:tc>
+      </w:tr>
+      <w:tr>
+        <w:tc>
+          <w:tcPr/>
+          <w:p>
+            <w:pPr>
+              <w:pStyle w:val="Compact"/>
+            </w:pPr>
+            <w:r>
+              <w:rPr>
+                <w:rStyle w:val="VerbatimChar"/>
+              </w:rPr>
+              <w:t xml:space="preserve">meta-sencal-optical</w:t>
+            </w:r>
+          </w:p>
+        </w:tc>
+        <w:tc>
+          <w:tcPr/>
+          <w:p>
+            <w:pPr>
+              <w:pStyle w:val="Compact"/>
+            </w:pPr>
+            <w:r>
+              <w:t xml:space="preserve">Sensor Calibration</w:t>
+            </w:r>
+          </w:p>
+        </w:tc>
+        <w:tc>
+          <w:tcPr/>
+          <w:p>
+            <w:pPr>
+              <w:pStyle w:val="Compact"/>
+              <w:jc w:val="center"/>
+            </w:pPr>
+            <w:r>
+              <w:rPr>
+                <w:i/>
+                <w:iCs/>
+              </w:rPr>
+              <w:t xml:space="preserve">not required</w:t>
+            </w:r>
+          </w:p>
+        </w:tc>
+        <w:tc>
+          <w:tcPr/>
+          <w:p>
+            <w:pPr>
+              <w:pStyle w:val="Compact"/>
+            </w:pPr>
+          </w:p>
+        </w:tc>
+      </w:tr>
+      <w:tr>
+        <w:tc>
+          <w:tcPr/>
+          <w:p>
+            <w:pPr>
+              <w:pStyle w:val="Compact"/>
+            </w:pPr>
+            <w:r>
+              <w:rPr>
+                <w:rStyle w:val="VerbatimChar"/>
+              </w:rPr>
+              <w:t xml:space="preserve">meta-radacc-st</w:t>
+            </w:r>
+          </w:p>
+        </w:tc>
+        <w:tc>
+          <w:tcPr/>
+          <w:p>
+            <w:pPr>
+              <w:pStyle w:val="Compact"/>
+            </w:pPr>
+            <w:r>
+              <w:t xml:space="preserve">Radiometric Accuracy</w:t>
+            </w:r>
+          </w:p>
+        </w:tc>
+        <w:tc>
+          <w:tcPr/>
+          <w:p>
+            <w:pPr>
+              <w:pStyle w:val="Compact"/>
+              <w:jc w:val="center"/>
+            </w:pPr>
+            <w:r>
+              <w:rPr>
+                <w:i/>
+                <w:iCs/>
+              </w:rPr>
+              <w:t xml:space="preserve">not required</w:t>
+            </w:r>
+          </w:p>
+        </w:tc>
+        <w:tc>
+          <w:tcPr/>
+          <w:p>
+            <w:pPr>
+              <w:pStyle w:val="Compact"/>
+            </w:pPr>
+          </w:p>
+        </w:tc>
+      </w:tr>
+      <w:tr>
+        <w:tc>
+          <w:tcPr/>
+          <w:p>
+            <w:pPr>
+              <w:pStyle w:val="Compact"/>
+            </w:pPr>
+            <w:r>
+              <w:rPr>
+                <w:rStyle w:val="VerbatimChar"/>
+              </w:rPr>
+              <w:t xml:space="preserve">meta-malgos-st</w:t>
+            </w:r>
+          </w:p>
+        </w:tc>
+        <w:tc>
+          <w:tcPr/>
+          <w:p>
+            <w:pPr>
+              <w:pStyle w:val="Compact"/>
+            </w:pPr>
+            <w:r>
+              <w:t xml:space="preserve">Algorithms</w:t>
+            </w:r>
+          </w:p>
+        </w:tc>
+        <w:tc>
+          <w:tcPr/>
+          <w:p>
+            <w:pPr>
+              <w:pStyle w:val="Compact"/>
+            </w:pPr>
+          </w:p>
+        </w:tc>
+        <w:tc>
+          <w:tcPr/>
+          <w:p>
+            <w:pPr>
+              <w:pStyle w:val="Compact"/>
+            </w:pPr>
+          </w:p>
+        </w:tc>
+      </w:tr>
+      <w:tr>
+        <w:tc>
+          <w:tcPr/>
+          <w:p>
+            <w:pPr>
+              <w:pStyle w:val="Compact"/>
+            </w:pPr>
+            <w:r>
+              <w:rPr>
+                <w:rStyle w:val="VerbatimChar"/>
+              </w:rPr>
+              <w:t xml:space="preserve">meta-auxdat-optical</w:t>
+            </w:r>
+          </w:p>
+        </w:tc>
+        <w:tc>
+          <w:tcPr/>
+          <w:p>
+            <w:pPr>
+              <w:pStyle w:val="Compact"/>
+            </w:pPr>
+            <w:r>
+              <w:t xml:space="preserve">Auxiliary Data</w:t>
+            </w:r>
+          </w:p>
+        </w:tc>
+        <w:tc>
+          <w:tcPr/>
+          <w:p>
+            <w:pPr>
+              <w:pStyle w:val="Compact"/>
+            </w:pPr>
+          </w:p>
+        </w:tc>
+        <w:tc>
+          <w:tcPr/>
+          <w:p>
+            <w:pPr>
+              <w:pStyle w:val="Compact"/>
+            </w:pPr>
+          </w:p>
+        </w:tc>
+      </w:tr>
+      <w:tr>
+        <w:tc>
+          <w:tcPr/>
+          <w:p>
+            <w:pPr>
+              <w:pStyle w:val="Compact"/>
+            </w:pPr>
+            <w:r>
+              <w:rPr>
+                <w:rStyle w:val="VerbatimChar"/>
+              </w:rPr>
+              <w:t xml:space="preserve">meta-proprov-st</w:t>
+            </w:r>
+          </w:p>
+        </w:tc>
+        <w:tc>
+          <w:tcPr/>
+          <w:p>
+            <w:pPr>
+              <w:pStyle w:val="Compact"/>
+            </w:pPr>
+            <w:r>
+              <w:t xml:space="preserve">Processing Chain Provenance</w:t>
+            </w:r>
+          </w:p>
+        </w:tc>
+        <w:tc>
+          <w:tcPr/>
+          <w:p>
+            <w:pPr>
+              <w:pStyle w:val="Compact"/>
+              <w:jc w:val="center"/>
+            </w:pPr>
+            <w:r>
+              <w:rPr>
+                <w:i/>
+                <w:iCs/>
+              </w:rPr>
+              <w:t xml:space="preserve">not required</w:t>
+            </w:r>
+          </w:p>
+        </w:tc>
+        <w:tc>
+          <w:tcPr/>
+          <w:p>
+            <w:pPr>
+              <w:pStyle w:val="Compact"/>
+            </w:pPr>
+          </w:p>
+        </w:tc>
+      </w:tr>
+      <w:tr>
+        <w:tc>
+          <w:tcPr/>
+          <w:p>
+            <w:pPr>
+              <w:pStyle w:val="Compact"/>
+            </w:pPr>
+            <w:r>
+              <w:rPr>
+                <w:rStyle w:val="VerbatimChar"/>
+              </w:rPr>
+              <w:t xml:space="preserve">meta-daccess</w:t>
+            </w:r>
+          </w:p>
+        </w:tc>
+        <w:tc>
+          <w:tcPr/>
+          <w:p>
+            <w:pPr>
+              <w:pStyle w:val="Compact"/>
+            </w:pPr>
+            <w:r>
+              <w:t xml:space="preserve">Data Access</w:t>
+            </w:r>
+          </w:p>
+        </w:tc>
+        <w:tc>
+          <w:tcPr/>
+          <w:p>
+            <w:pPr>
+              <w:pStyle w:val="Compact"/>
+            </w:pPr>
+          </w:p>
+        </w:tc>
+        <w:tc>
+          <w:tcPr/>
+          <w:p>
+            <w:pPr>
+              <w:pStyle w:val="Compact"/>
+              <w:jc w:val="center"/>
+            </w:pPr>
+            <w:r>
+              <w:rPr>
+                <w:i/>
+                <w:iCs/>
+              </w:rPr>
+              <w:t xml:space="preserve">as threshold</w:t>
+            </w:r>
+          </w:p>
+        </w:tc>
+      </w:tr>
+      <w:tr>
+        <w:tc>
+          <w:tcPr/>
+          <w:p>
+            <w:pPr>
+              <w:pStyle w:val="Compact"/>
+            </w:pPr>
+            <w:r>
+              <w:rPr>
+                <w:rStyle w:val="VerbatimChar"/>
+              </w:rPr>
+              <w:t xml:space="preserve">meta-odqual-st</w:t>
+            </w:r>
+          </w:p>
+        </w:tc>
+        <w:tc>
+          <w:tcPr/>
+          <w:p>
+            <w:pPr>
+              <w:pStyle w:val="Compact"/>
+            </w:pPr>
+            <w:r>
+              <w:t xml:space="preserve">Overall Data Quality</w:t>
             </w:r>
           </w:p>
         </w:tc>
@@ -7082,14 +6465,14 @@
         </w:tc>
       </w:tr>
     </w:tbl>
-    <w:bookmarkEnd w:id="157"/>
-    <w:bookmarkStart w:id="158" w:name="geometric-corrections"/>
+    <w:bookmarkEnd w:id="155"/>
+    <w:bookmarkStart w:id="156" w:name="per-pixel-metadata"/>
     <w:p>
       <w:pPr>
         <w:pStyle w:val="berschrift3"/>
       </w:pPr>
       <w:r>
-        <w:t xml:space="preserve">Geometric Corrections</w:t>
+        <w:t xml:space="preserve">Per-Pixel Metadata</w:t>
       </w:r>
     </w:p>
     <w:tbl>
@@ -7166,7 +6549,669 @@
               <w:rPr>
                 <w:rStyle w:val="VerbatimChar"/>
               </w:rPr>
-              <w:t xml:space="preserve">gcor-geocst</w:t>
+              <w:t xml:space="preserve">pxl-pimemare</w:t>
+            </w:r>
+          </w:p>
+        </w:tc>
+        <w:tc>
+          <w:tcPr/>
+          <w:p>
+            <w:pPr>
+              <w:pStyle w:val="Compact"/>
+            </w:pPr>
+            <w:r>
+              <w:t xml:space="preserve">Metadata Machine Readability</w:t>
+            </w:r>
+          </w:p>
+        </w:tc>
+        <w:tc>
+          <w:tcPr/>
+          <w:p>
+            <w:pPr>
+              <w:pStyle w:val="Compact"/>
+            </w:pPr>
+          </w:p>
+        </w:tc>
+        <w:tc>
+          <w:tcPr/>
+          <w:p>
+            <w:pPr>
+              <w:pStyle w:val="Compact"/>
+              <w:jc w:val="center"/>
+            </w:pPr>
+            <w:r>
+              <w:rPr>
+                <w:i/>
+                <w:iCs/>
+              </w:rPr>
+              <w:t xml:space="preserve">as threshold</w:t>
+            </w:r>
+          </w:p>
+        </w:tc>
+      </w:tr>
+      <w:tr>
+        <w:tc>
+          <w:tcPr/>
+          <w:p>
+            <w:pPr>
+              <w:pStyle w:val="Compact"/>
+            </w:pPr>
+            <w:r>
+              <w:rPr>
+                <w:rStyle w:val="VerbatimChar"/>
+              </w:rPr>
+              <w:t xml:space="preserve">pxl-pinodat</w:t>
+            </w:r>
+          </w:p>
+        </w:tc>
+        <w:tc>
+          <w:tcPr/>
+          <w:p>
+            <w:pPr>
+              <w:pStyle w:val="Compact"/>
+            </w:pPr>
+            <w:r>
+              <w:t xml:space="preserve">No Data</w:t>
+            </w:r>
+          </w:p>
+        </w:tc>
+        <w:tc>
+          <w:tcPr/>
+          <w:p>
+            <w:pPr>
+              <w:pStyle w:val="Compact"/>
+            </w:pPr>
+          </w:p>
+        </w:tc>
+        <w:tc>
+          <w:tcPr/>
+          <w:p>
+            <w:pPr>
+              <w:pStyle w:val="Compact"/>
+              <w:jc w:val="center"/>
+            </w:pPr>
+            <w:r>
+              <w:rPr>
+                <w:i/>
+                <w:iCs/>
+              </w:rPr>
+              <w:t xml:space="preserve">as threshold</w:t>
+            </w:r>
+          </w:p>
+        </w:tc>
+      </w:tr>
+      <w:tr>
+        <w:tc>
+          <w:tcPr/>
+          <w:p>
+            <w:pPr>
+              <w:pStyle w:val="Compact"/>
+            </w:pPr>
+            <w:r>
+              <w:rPr>
+                <w:rStyle w:val="VerbatimChar"/>
+              </w:rPr>
+              <w:t xml:space="preserve">pxl-pincot</w:t>
+            </w:r>
+          </w:p>
+        </w:tc>
+        <w:tc>
+          <w:tcPr/>
+          <w:p>
+            <w:pPr>
+              <w:pStyle w:val="Compact"/>
+            </w:pPr>
+            <w:r>
+              <w:t xml:space="preserve">Incomplete Testing</w:t>
+            </w:r>
+          </w:p>
+        </w:tc>
+        <w:tc>
+          <w:tcPr/>
+          <w:p>
+            <w:pPr>
+              <w:pStyle w:val="Compact"/>
+            </w:pPr>
+          </w:p>
+        </w:tc>
+        <w:tc>
+          <w:tcPr/>
+          <w:p>
+            <w:pPr>
+              <w:pStyle w:val="Compact"/>
+            </w:pPr>
+          </w:p>
+        </w:tc>
+      </w:tr>
+      <w:tr>
+        <w:tc>
+          <w:tcPr/>
+          <w:p>
+            <w:pPr>
+              <w:pStyle w:val="Compact"/>
+            </w:pPr>
+            <w:r>
+              <w:rPr>
+                <w:rStyle w:val="VerbatimChar"/>
+              </w:rPr>
+              <w:t xml:space="preserve">pxl-pisatur</w:t>
+            </w:r>
+          </w:p>
+        </w:tc>
+        <w:tc>
+          <w:tcPr/>
+          <w:p>
+            <w:pPr>
+              <w:pStyle w:val="Compact"/>
+            </w:pPr>
+            <w:r>
+              <w:t xml:space="preserve">Saturation</w:t>
+            </w:r>
+          </w:p>
+        </w:tc>
+        <w:tc>
+          <w:tcPr/>
+          <w:p>
+            <w:pPr>
+              <w:pStyle w:val="Compact"/>
+            </w:pPr>
+          </w:p>
+        </w:tc>
+        <w:tc>
+          <w:tcPr/>
+          <w:p>
+            <w:pPr>
+              <w:pStyle w:val="Compact"/>
+            </w:pPr>
+          </w:p>
+        </w:tc>
+      </w:tr>
+      <w:tr>
+        <w:tc>
+          <w:tcPr/>
+          <w:p>
+            <w:pPr>
+              <w:pStyle w:val="Compact"/>
+            </w:pPr>
+            <w:r>
+              <w:rPr>
+                <w:rStyle w:val="VerbatimChar"/>
+              </w:rPr>
+              <w:t xml:space="preserve">pxl-picloud</w:t>
+            </w:r>
+          </w:p>
+        </w:tc>
+        <w:tc>
+          <w:tcPr/>
+          <w:p>
+            <w:pPr>
+              <w:pStyle w:val="Compact"/>
+            </w:pPr>
+            <w:r>
+              <w:t xml:space="preserve">Cloud</w:t>
+            </w:r>
+          </w:p>
+        </w:tc>
+        <w:tc>
+          <w:tcPr/>
+          <w:p>
+            <w:pPr>
+              <w:pStyle w:val="Compact"/>
+            </w:pPr>
+          </w:p>
+        </w:tc>
+        <w:tc>
+          <w:tcPr/>
+          <w:p>
+            <w:pPr>
+              <w:pStyle w:val="Compact"/>
+            </w:pPr>
+          </w:p>
+        </w:tc>
+      </w:tr>
+      <w:tr>
+        <w:tc>
+          <w:tcPr/>
+          <w:p>
+            <w:pPr>
+              <w:pStyle w:val="Compact"/>
+            </w:pPr>
+            <w:r>
+              <w:rPr>
+                <w:rStyle w:val="VerbatimChar"/>
+              </w:rPr>
+              <w:t xml:space="preserve">pxl-picloudsh</w:t>
+            </w:r>
+          </w:p>
+        </w:tc>
+        <w:tc>
+          <w:tcPr/>
+          <w:p>
+            <w:pPr>
+              <w:pStyle w:val="Compact"/>
+            </w:pPr>
+            <w:r>
+              <w:t xml:space="preserve">Cloud Shadow</w:t>
+            </w:r>
+          </w:p>
+        </w:tc>
+        <w:tc>
+          <w:tcPr/>
+          <w:p>
+            <w:pPr>
+              <w:pStyle w:val="Compact"/>
+            </w:pPr>
+          </w:p>
+        </w:tc>
+        <w:tc>
+          <w:tcPr/>
+          <w:p>
+            <w:pPr>
+              <w:pStyle w:val="Compact"/>
+            </w:pPr>
+          </w:p>
+        </w:tc>
+      </w:tr>
+      <w:tr>
+        <w:tc>
+          <w:tcPr/>
+          <w:p>
+            <w:pPr>
+              <w:pStyle w:val="Compact"/>
+            </w:pPr>
+            <w:r>
+              <w:rPr>
+                <w:rStyle w:val="VerbatimChar"/>
+              </w:rPr>
+              <w:t xml:space="preserve">pxl-snowice-sr</w:t>
+            </w:r>
+          </w:p>
+        </w:tc>
+        <w:tc>
+          <w:tcPr/>
+          <w:p>
+            <w:pPr>
+              <w:pStyle w:val="Compact"/>
+            </w:pPr>
+            <w:r>
+              <w:t xml:space="preserve">Snow/Ice Mask</w:t>
+            </w:r>
+          </w:p>
+        </w:tc>
+        <w:tc>
+          <w:tcPr/>
+          <w:p>
+            <w:pPr>
+              <w:pStyle w:val="Compact"/>
+              <w:jc w:val="center"/>
+            </w:pPr>
+            <w:r>
+              <w:rPr>
+                <w:i/>
+                <w:iCs/>
+              </w:rPr>
+              <w:t xml:space="preserve">not required</w:t>
+            </w:r>
+          </w:p>
+        </w:tc>
+        <w:tc>
+          <w:tcPr/>
+          <w:p>
+            <w:pPr>
+              <w:pStyle w:val="Compact"/>
+            </w:pPr>
+          </w:p>
+        </w:tc>
+      </w:tr>
+      <w:tr>
+        <w:tc>
+          <w:tcPr/>
+          <w:p>
+            <w:pPr>
+              <w:pStyle w:val="Compact"/>
+            </w:pPr>
+            <w:r>
+              <w:rPr>
+                <w:rStyle w:val="VerbatimChar"/>
+              </w:rPr>
+              <w:t xml:space="preserve">pxl-vigeso</w:t>
+            </w:r>
+          </w:p>
+        </w:tc>
+        <w:tc>
+          <w:tcPr/>
+          <w:p>
+            <w:pPr>
+              <w:pStyle w:val="Compact"/>
+            </w:pPr>
+            <w:r>
+              <w:t xml:space="preserve">Solar and Viewing Geometry</w:t>
+            </w:r>
+          </w:p>
+        </w:tc>
+        <w:tc>
+          <w:tcPr/>
+          <w:p>
+            <w:pPr>
+              <w:pStyle w:val="Compact"/>
+            </w:pPr>
+          </w:p>
+        </w:tc>
+        <w:tc>
+          <w:tcPr/>
+          <w:p>
+            <w:pPr>
+              <w:pStyle w:val="Compact"/>
+            </w:pPr>
+          </w:p>
+        </w:tc>
+      </w:tr>
+    </w:tbl>
+    <w:bookmarkEnd w:id="156"/>
+    <w:bookmarkStart w:id="157" w:name="radiometric-and-atmospheric-corrections"/>
+    <w:p>
+      <w:pPr>
+        <w:pStyle w:val="berschrift3"/>
+      </w:pPr>
+      <w:r>
+        <w:t xml:space="preserve">Radiometric and Atmospheric Corrections</w:t>
+      </w:r>
+    </w:p>
+    <w:tbl>
+      <w:tblPr>
+        <w:tblStyle w:val="Table"/>
+        <w:tblW w:type="pct" w:w="5000"/>
+        <w:tblLayout w:type="fixed"/>
+        <w:tblLook w:firstRow="1" w:lastRow="0" w:firstColumn="0" w:lastColumn="0" w:noHBand="0" w:noVBand="0" w:val="0020"/>
+      </w:tblPr>
+      <w:tblGrid>
+        <w:gridCol w:w="2520"/>
+        <w:gridCol w:w="3060"/>
+        <w:gridCol w:w="1620"/>
+        <w:gridCol w:w="720"/>
+      </w:tblGrid>
+      <w:tr>
+        <w:trPr>
+          <w:tblHeader w:val="on"/>
+        </w:trPr>
+        <w:tc>
+          <w:tcPr/>
+          <w:p>
+            <w:pPr>
+              <w:pStyle w:val="Compact"/>
+            </w:pPr>
+            <w:r>
+              <w:t xml:space="preserve">Requirement ID</w:t>
+            </w:r>
+          </w:p>
+        </w:tc>
+        <w:tc>
+          <w:tcPr/>
+          <w:p>
+            <w:pPr>
+              <w:pStyle w:val="Compact"/>
+            </w:pPr>
+            <w:r>
+              <w:t xml:space="preserve">Requirement Title</w:t>
+            </w:r>
+          </w:p>
+        </w:tc>
+        <w:tc>
+          <w:tcPr/>
+          <w:p>
+            <w:pPr>
+              <w:pStyle w:val="Compact"/>
+              <w:jc w:val="center"/>
+            </w:pPr>
+            <w:r>
+              <w:t xml:space="preserve">Threshold</w:t>
+            </w:r>
+          </w:p>
+        </w:tc>
+        <w:tc>
+          <w:tcPr/>
+          <w:p>
+            <w:pPr>
+              <w:pStyle w:val="Compact"/>
+              <w:jc w:val="center"/>
+            </w:pPr>
+            <w:r>
+              <w:t xml:space="preserve">Goal</w:t>
+            </w:r>
+          </w:p>
+        </w:tc>
+      </w:tr>
+      <w:tr>
+        <w:tc>
+          <w:tcPr/>
+          <w:p>
+            <w:pPr>
+              <w:pStyle w:val="Compact"/>
+            </w:pPr>
+            <w:r>
+              <w:rPr>
+                <w:rStyle w:val="VerbatimChar"/>
+              </w:rPr>
+              <w:t xml:space="preserve">rac-measur-st</w:t>
+            </w:r>
+          </w:p>
+        </w:tc>
+        <w:tc>
+          <w:tcPr/>
+          <w:p>
+            <w:pPr>
+              <w:pStyle w:val="Compact"/>
+            </w:pPr>
+            <w:r>
+              <w:t xml:space="preserve">Measurement</w:t>
+            </w:r>
+          </w:p>
+        </w:tc>
+        <w:tc>
+          <w:tcPr/>
+          <w:p>
+            <w:pPr>
+              <w:pStyle w:val="Compact"/>
+            </w:pPr>
+          </w:p>
+        </w:tc>
+        <w:tc>
+          <w:tcPr/>
+          <w:p>
+            <w:pPr>
+              <w:pStyle w:val="Compact"/>
+            </w:pPr>
+          </w:p>
+        </w:tc>
+      </w:tr>
+      <w:tr>
+        <w:tc>
+          <w:tcPr/>
+          <w:p>
+            <w:pPr>
+              <w:pStyle w:val="Compact"/>
+            </w:pPr>
+            <w:r>
+              <w:rPr>
+                <w:rStyle w:val="VerbatimChar"/>
+              </w:rPr>
+              <w:t xml:space="preserve">rac-catems</w:t>
+            </w:r>
+          </w:p>
+        </w:tc>
+        <w:tc>
+          <w:tcPr/>
+          <w:p>
+            <w:pPr>
+              <w:pStyle w:val="Compact"/>
+            </w:pPr>
+            <w:r>
+              <w:t xml:space="preserve">Corrections for Atmosphere and Emissivity</w:t>
+            </w:r>
+          </w:p>
+        </w:tc>
+        <w:tc>
+          <w:tcPr/>
+          <w:p>
+            <w:pPr>
+              <w:pStyle w:val="Compact"/>
+            </w:pPr>
+          </w:p>
+        </w:tc>
+        <w:tc>
+          <w:tcPr/>
+          <w:p>
+            <w:pPr>
+              <w:pStyle w:val="Compact"/>
+              <w:jc w:val="center"/>
+            </w:pPr>
+            <w:r>
+              <w:rPr>
+                <w:i/>
+                <w:iCs/>
+              </w:rPr>
+              <w:t xml:space="preserve">as threshold</w:t>
+            </w:r>
+          </w:p>
+        </w:tc>
+      </w:tr>
+      <w:tr>
+        <w:tc>
+          <w:tcPr/>
+          <w:p>
+            <w:pPr>
+              <w:pStyle w:val="Compact"/>
+            </w:pPr>
+            <w:r>
+              <w:rPr>
+                <w:rStyle w:val="VerbatimChar"/>
+              </w:rPr>
+              <w:t xml:space="preserve">rac-muncer-st</w:t>
+            </w:r>
+          </w:p>
+        </w:tc>
+        <w:tc>
+          <w:tcPr/>
+          <w:p>
+            <w:pPr>
+              <w:pStyle w:val="Compact"/>
+            </w:pPr>
+            <w:r>
+              <w:t xml:space="preserve">Measurement Uncertainty</w:t>
+            </w:r>
+          </w:p>
+        </w:tc>
+        <w:tc>
+          <w:tcPr/>
+          <w:p>
+            <w:pPr>
+              <w:pStyle w:val="Compact"/>
+              <w:jc w:val="center"/>
+            </w:pPr>
+            <w:r>
+              <w:rPr>
+                <w:i/>
+                <w:iCs/>
+              </w:rPr>
+              <w:t xml:space="preserve">not required</w:t>
+            </w:r>
+          </w:p>
+        </w:tc>
+        <w:tc>
+          <w:tcPr/>
+          <w:p>
+            <w:pPr>
+              <w:pStyle w:val="Compact"/>
+            </w:pPr>
+          </w:p>
+        </w:tc>
+      </w:tr>
+    </w:tbl>
+    <w:bookmarkEnd w:id="157"/>
+    <w:bookmarkStart w:id="158" w:name="geometric-corrections"/>
+    <w:p>
+      <w:pPr>
+        <w:pStyle w:val="berschrift3"/>
+      </w:pPr>
+      <w:r>
+        <w:t xml:space="preserve">Geometric Corrections</w:t>
+      </w:r>
+    </w:p>
+    <w:tbl>
+      <w:tblPr>
+        <w:tblStyle w:val="Table"/>
+        <w:tblW w:type="auto" w:w="0"/>
+        <w:tblLook w:firstRow="1" w:lastRow="0" w:firstColumn="0" w:lastColumn="0" w:noHBand="0" w:noVBand="0" w:val="0020"/>
+      </w:tblPr>
+      <w:tblGrid>
+        <w:gridCol w:w="1980"/>
+        <w:gridCol w:w="1980"/>
+        <w:gridCol w:w="1980"/>
+        <w:gridCol w:w="1980"/>
+      </w:tblGrid>
+      <w:tr>
+        <w:trPr>
+          <w:tblHeader w:val="on"/>
+        </w:trPr>
+        <w:tc>
+          <w:tcPr/>
+          <w:p>
+            <w:pPr>
+              <w:pStyle w:val="Compact"/>
+            </w:pPr>
+            <w:r>
+              <w:t xml:space="preserve">Requirement ID</w:t>
+            </w:r>
+          </w:p>
+        </w:tc>
+        <w:tc>
+          <w:tcPr/>
+          <w:p>
+            <w:pPr>
+              <w:pStyle w:val="Compact"/>
+            </w:pPr>
+            <w:r>
+              <w:t xml:space="preserve">Requirement Title</w:t>
+            </w:r>
+          </w:p>
+        </w:tc>
+        <w:tc>
+          <w:tcPr/>
+          <w:p>
+            <w:pPr>
+              <w:pStyle w:val="Compact"/>
+              <w:jc w:val="center"/>
+            </w:pPr>
+            <w:r>
+              <w:t xml:space="preserve">Threshold</w:t>
+            </w:r>
+          </w:p>
+        </w:tc>
+        <w:tc>
+          <w:tcPr/>
+          <w:p>
+            <w:pPr>
+              <w:pStyle w:val="Compact"/>
+              <w:jc w:val="center"/>
+            </w:pPr>
+            <w:r>
+              <w:t xml:space="preserve">Goal</w:t>
+            </w:r>
+          </w:p>
+        </w:tc>
+      </w:tr>
+      <w:tr>
+        <w:tc>
+          <w:tcPr/>
+          <w:p>
+            <w:pPr>
+              <w:pStyle w:val="Compact"/>
+            </w:pPr>
+            <w:r>
+              <w:rPr>
+                <w:rStyle w:val="VerbatimChar"/>
+              </w:rPr>
+              <w:t xml:space="preserve">gcor-geocorr-st</w:t>
             </w:r>
           </w:p>
         </w:tc>
@@ -7753,7 +7798,7 @@
       <w:r>
         <w:t xml:space="preserve">“</w:t>
       </w:r>
-      <w:hyperlink w:anchor="sec:meta-trcst">
+      <w:hyperlink w:anchor="sec:meta-trace-st">
         <w:r>
           <w:rPr>
             <w:rStyle w:val="Hyperlink"/>
@@ -8771,7 +8816,7 @@
       <w:r>
         <w:t xml:space="preserve">“</w:t>
       </w:r>
-      <w:hyperlink w:anchor="sec:meta-timst">
+      <w:hyperlink w:anchor="sec:meta-time-st">
         <w:r>
           <w:rPr>
             <w:rStyle w:val="Hyperlink"/>
@@ -9194,7 +9239,7 @@
       <w:r>
         <w:t xml:space="preserve">“</w:t>
       </w:r>
-      <w:hyperlink w:anchor="sec:meta-geoast">
+      <w:hyperlink w:anchor="sec:meta-geoarea-st">
         <w:r>
           <w:rPr>
             <w:rStyle w:val="Hyperlink"/>
@@ -9534,7 +9579,7 @@
       <w:r>
         <w:t xml:space="preserve">“</w:t>
       </w:r>
-      <w:hyperlink w:anchor="sec:meta-mpst">
+      <w:hyperlink w:anchor="sec:meta-mapproj-st">
         <w:r>
           <w:rPr>
             <w:rStyle w:val="Hyperlink"/>
@@ -10033,7 +10078,7 @@
       <w:r>
         <w:t xml:space="preserve">“</w:t>
       </w:r>
-      <w:hyperlink w:anchor="sec:meta-gmcmst">
+      <w:hyperlink w:anchor="sec:meta-geocorm-st">
         <w:r>
           <w:rPr>
             <w:rStyle w:val="Hyperlink"/>
@@ -10406,7 +10451,7 @@
       <w:r>
         <w:t xml:space="preserve">“</w:t>
       </w:r>
-      <w:hyperlink w:anchor="sec:meta-gmast">
+      <w:hyperlink w:anchor="sec:meta-geoacc-st">
         <w:r>
           <w:rPr>
             <w:rStyle w:val="Hyperlink"/>
@@ -10539,7 +10584,7 @@
       <w:r>
         <w:t xml:space="preserve">“</w:t>
       </w:r>
-      <w:hyperlink w:anchor="sec:meta-insopt">
+      <w:hyperlink w:anchor="sec:meta-instru-optical">
         <w:r>
           <w:rPr>
             <w:rStyle w:val="Hyperlink"/>
@@ -11120,7 +11165,7 @@
       <w:r>
         <w:t xml:space="preserve">“</w:t>
       </w:r>
-      <w:hyperlink w:anchor="sec:meta-scaopt">
+      <w:hyperlink w:anchor="sec:meta-sencal-optical">
         <w:r>
           <w:rPr>
             <w:rStyle w:val="Hyperlink"/>
@@ -11187,7 +11232,7 @@
       <w:r>
         <w:t xml:space="preserve">“</w:t>
       </w:r>
-      <w:hyperlink w:anchor="sec:meta-algos">
+      <w:hyperlink w:anchor="sec:meta-malgos-st">
         <w:r>
           <w:rPr>
             <w:rStyle w:val="Hyperlink"/>
@@ -11262,7 +11307,7 @@
       <w:r>
         <w:t xml:space="preserve">“</w:t>
       </w:r>
-      <w:hyperlink w:anchor="sec:meta-auxopt">
+      <w:hyperlink w:anchor="sec:meta-auxdat-optical">
         <w:r>
           <w:rPr>
             <w:rStyle w:val="Hyperlink"/>
@@ -11475,7 +11520,7 @@
       <w:r>
         <w:t xml:space="preserve">“</w:t>
       </w:r>
-      <w:hyperlink w:anchor="sec:meta-pcpst">
+      <w:hyperlink w:anchor="sec:meta-proprov-st">
         <w:r>
           <w:rPr>
             <w:rStyle w:val="Hyperlink"/>
@@ -11574,7 +11619,7 @@
       <w:r>
         <w:t xml:space="preserve">“</w:t>
       </w:r>
-      <w:hyperlink w:anchor="sec:meta-dqlst">
+      <w:hyperlink w:anchor="sec:meta-odqual-st">
         <w:r>
           <w:rPr>
             <w:rStyle w:val="Hyperlink"/>
@@ -11683,7 +11728,7 @@
       <w:r>
         <w:t xml:space="preserve">“</w:t>
       </w:r>
-      <w:hyperlink w:anchor="sec:pxl-ppnodt">
+      <w:hyperlink w:anchor="sec:pxl-pinodat">
         <w:r>
           <w:rPr>
             <w:rStyle w:val="Hyperlink"/>
@@ -12278,7 +12323,7 @@
       <w:r>
         <w:t xml:space="preserve">“</w:t>
       </w:r>
-      <w:hyperlink w:anchor="sec:pxl-ppinct">
+      <w:hyperlink w:anchor="sec:pxl-pincot">
         <w:r>
           <w:rPr>
             <w:rStyle w:val="Hyperlink"/>
@@ -12380,7 +12425,7 @@
       <w:r>
         <w:t xml:space="preserve">“</w:t>
       </w:r>
-      <w:hyperlink w:anchor="sec:pxl-ppsatn">
+      <w:hyperlink w:anchor="sec:pxl-pisatur">
         <w:r>
           <w:rPr>
             <w:rStyle w:val="Hyperlink"/>
@@ -13500,7 +13545,7 @@
       <w:r>
         <w:t xml:space="preserve">“</w:t>
       </w:r>
-      <w:hyperlink w:anchor="sec:pxl-ppclod">
+      <w:hyperlink w:anchor="sec:pxl-picloud">
         <w:r>
           <w:rPr>
             <w:rStyle w:val="Hyperlink"/>
@@ -14888,7 +14933,7 @@
       <w:r>
         <w:t xml:space="preserve">“</w:t>
       </w:r>
-      <w:hyperlink w:anchor="sec:pxl-ppclsd">
+      <w:hyperlink w:anchor="sec:pxl-picloudsh">
         <w:r>
           <w:rPr>
             <w:rStyle w:val="Hyperlink"/>
@@ -14928,7 +14973,7 @@
       <w:r>
         <w:t xml:space="preserve">“</w:t>
       </w:r>
-      <w:hyperlink w:anchor="sec:pxl-ppsisr">
+      <w:hyperlink w:anchor="sec:pxl-snowice-sr">
         <w:r>
           <w:rPr>
             <w:rStyle w:val="Hyperlink"/>

--- a/latest/ST.docx
+++ b/latest/ST.docx
@@ -49,7 +49,7 @@
         </w:drawing>
       </w:r>
     </w:p>
-    <w:bookmarkStart w:id="196" w:name="ceos-ard---optical---surface-temperature"/>
+    <w:bookmarkStart w:id="198" w:name="ceos-ard---optical---surface-temperature"/>
     <w:p>
       <w:pPr>
         <w:pStyle w:val="berschrift1"/>
@@ -66,12 +66,53 @@
         <w:t xml:space="preserve"> </w:t>
       </w:r>
     </w:p>
-    <w:bookmarkStart w:id="24" w:name="document-status"/>
+    <w:bookmarkStart w:id="24" w:name="draft-version"/>
     <w:p>
       <w:pPr>
         <w:pStyle w:val="berschrift2"/>
       </w:pPr>
       <w:r>
+        <w:t xml:space="preserve">Draft Version</w:t>
+      </w:r>
+    </w:p>
+    <w:p>
+      <w:pPr>
+        <w:pStyle w:val="FirstParagraph"/>
+      </w:pPr>
+      <w:r>
+        <w:t xml:space="preserve">This is a draft version.</w:t>
+      </w:r>
+      <w:r>
+        <w:t xml:space="preserve"> </w:t>
+      </w:r>
+      <w:r>
+        <w:t xml:space="preserve">Please visit the</w:t>
+      </w:r>
+      <w:r>
+        <w:t xml:space="preserve"> </w:t>
+      </w:r>
+      <w:hyperlink r:id="rId23">
+        <w:r>
+          <w:rPr>
+            <w:rStyle w:val="Hyperlink"/>
+          </w:rPr>
+          <w:t xml:space="preserve">CEOS-ARD website</w:t>
+        </w:r>
+      </w:hyperlink>
+      <w:r>
+        <w:t xml:space="preserve"> </w:t>
+      </w:r>
+      <w:r>
+        <w:t xml:space="preserve">for the latest endorsed version of this document.</w:t>
+      </w:r>
+    </w:p>
+    <w:bookmarkEnd w:id="24"/>
+    <w:bookmarkStart w:id="26" w:name="document-status"/>
+    <w:p>
+      <w:pPr>
+        <w:pStyle w:val="berschrift2"/>
+      </w:pPr>
+      <w:r>
         <w:t xml:space="preserve">Document Status</w:t>
       </w:r>
     </w:p>
@@ -93,7 +134,7 @@
       <w:r>
         <w:t xml:space="preserve"> </w:t>
       </w:r>
-      <w:hyperlink r:id="rId23">
+      <w:hyperlink r:id="rId25">
         <w:r>
           <w:rPr>
             <w:rStyle w:val="Hyperlink"/>
@@ -102,8 +143,8 @@
         </w:r>
       </w:hyperlink>
     </w:p>
-    <w:bookmarkEnd w:id="24"/>
-    <w:bookmarkStart w:id="26" w:name="document-history"/>
+    <w:bookmarkEnd w:id="26"/>
+    <w:bookmarkStart w:id="28" w:name="document-history"/>
     <w:p>
       <w:pPr>
         <w:pStyle w:val="berschrift2"/>
@@ -112,7 +153,7 @@
         <w:t xml:space="preserve">Document History</w:t>
       </w:r>
     </w:p>
-    <w:bookmarkStart w:id="25" w:name="patch"/>
+    <w:bookmarkStart w:id="27" w:name="patch"/>
     <w:p>
       <w:pPr>
         <w:pStyle w:val="berschrift3"/>
@@ -364,9 +405,9 @@
         <w:t xml:space="preserve">Matthias Mohr</w:t>
       </w:r>
     </w:p>
-    <w:bookmarkEnd w:id="25"/>
-    <w:bookmarkEnd w:id="26"/>
-    <w:bookmarkStart w:id="27" w:name="contributing-authors"/>
+    <w:bookmarkEnd w:id="27"/>
+    <w:bookmarkEnd w:id="28"/>
+    <w:bookmarkStart w:id="29" w:name="contributing-authors"/>
     <w:p>
       <w:pPr>
         <w:pStyle w:val="berschrift2"/>
@@ -452,8 +493,8 @@
         <w:br w:type="page"/>
       </w:r>
     </w:p>
-    <w:bookmarkEnd w:id="27"/>
-    <w:bookmarkStart w:id="28" w:name="ceos-analysis-ready-data-definition"/>
+    <w:bookmarkEnd w:id="29"/>
+    <w:bookmarkStart w:id="30" w:name="ceos-analysis-ready-data-definition"/>
     <w:p>
       <w:pPr>
         <w:pStyle w:val="berschrift2"/>
@@ -470,8 +511,8 @@
         <w:t xml:space="preserve">CEOS Analysis Ready Data (CEOS-ARD) are satellite data that have been processed to a minimum set of requirements and organized into a form that allows immediate analysis with a minimum of additional user effort and interoperability both through time and with other datasets.</w:t>
       </w:r>
     </w:p>
-    <w:bookmarkEnd w:id="28"/>
-    <w:bookmarkStart w:id="29" w:name="description"/>
+    <w:bookmarkEnd w:id="30"/>
+    <w:bookmarkStart w:id="31" w:name="description"/>
     <w:p>
       <w:pPr>
         <w:pStyle w:val="berschrift2"/>
@@ -513,7 +554,7 @@
         <w:t xml:space="preserve"> </w:t>
       </w:r>
       <w:r>
-        <w:t xml:space="preserve">5.0.0-draft</w:t>
+        <w:t xml:space="preserve">5.0.1-draft</w:t>
       </w:r>
     </w:p>
     <w:p>
@@ -534,8 +575,8 @@
         <w:t xml:space="preserve">Data collected with multispectral sensors operating in the thermal infrared (TIR) wavelengths. These typically operate with ground sample distance and resolution in the order of 10-100m; however, the Specification is not inherently limited to this resolution.</w:t>
       </w:r>
     </w:p>
-    <w:bookmarkEnd w:id="29"/>
-    <w:bookmarkStart w:id="30" w:name="background"/>
+    <w:bookmarkEnd w:id="31"/>
+    <w:bookmarkStart w:id="32" w:name="background"/>
     <w:p>
       <w:pPr>
         <w:pStyle w:val="berschrift2"/>
@@ -563,8 +604,8 @@
         <w:br w:type="page"/>
       </w:r>
     </w:p>
-    <w:bookmarkEnd w:id="30"/>
-    <w:bookmarkStart w:id="31" w:name="definitions-and-abbreviations"/>
+    <w:bookmarkEnd w:id="32"/>
+    <w:bookmarkStart w:id="33" w:name="definitions-and-abbreviations"/>
     <w:p>
       <w:pPr>
         <w:pStyle w:val="berschrift2"/>
@@ -818,8 +859,8 @@
         <w:br w:type="page"/>
       </w:r>
     </w:p>
-    <w:bookmarkEnd w:id="31"/>
-    <w:bookmarkStart w:id="154" w:name="requirements"/>
+    <w:bookmarkEnd w:id="33"/>
+    <w:bookmarkStart w:id="156" w:name="requirements"/>
     <w:p>
       <w:pPr>
         <w:pStyle w:val="berschrift2"/>
@@ -874,7 +915,7 @@
         <w:t xml:space="preserve">Instead, use the textual identifier that is provided below the title.</w:t>
       </w:r>
     </w:p>
-    <w:bookmarkStart w:id="102" w:name="sec:meta"/>
+    <w:bookmarkStart w:id="104" w:name="sec:meta"/>
     <w:p>
       <w:pPr>
         <w:pStyle w:val="berschrift3"/>
@@ -928,7 +969,7 @@
         <w:t xml:space="preserve">suitability of the dataset, and must meet the requirements listed below.</w:t>
       </w:r>
     </w:p>
-    <w:bookmarkStart w:id="37" w:name="sec:meta-trace-st"/>
+    <w:bookmarkStart w:id="39" w:name="sec:meta-trace-st"/>
     <w:p>
       <w:pPr>
         <w:pStyle w:val="berschrift4"/>
@@ -963,7 +1004,7 @@
         <w:t xml:space="preserve">meta-trace-st</w:t>
       </w:r>
     </w:p>
-    <w:bookmarkStart w:id="32" w:name="threshold-requirements"/>
+    <w:bookmarkStart w:id="34" w:name="threshold-requirements"/>
     <w:p>
       <w:pPr>
         <w:pStyle w:val="berschrift5"/>
@@ -983,8 +1024,8 @@
         <w:t xml:space="preserve"> </w:t>
       </w:r>
     </w:p>
-    <w:bookmarkEnd w:id="32"/>
-    <w:bookmarkStart w:id="35" w:name="goal-requirements"/>
+    <w:bookmarkEnd w:id="34"/>
+    <w:bookmarkStart w:id="37" w:name="goal-requirements"/>
     <w:p>
       <w:pPr>
         <w:pStyle w:val="berschrift5"/>
@@ -1015,7 +1056,7 @@
           <w:numId w:val="1003"/>
         </w:numPr>
       </w:pPr>
-      <w:hyperlink r:id="rId33">
+      <w:hyperlink r:id="rId35">
         <w:r>
           <w:rPr>
             <w:rStyle w:val="Hyperlink"/>
@@ -1032,7 +1073,7 @@
           <w:numId w:val="1003"/>
         </w:numPr>
       </w:pPr>
-      <w:hyperlink r:id="rId34">
+      <w:hyperlink r:id="rId36">
         <w:r>
           <w:rPr>
             <w:rStyle w:val="Hyperlink"/>
@@ -1061,8 +1102,8 @@
         <w:t xml:space="preserve">SI Traceability requires an estimate of measurement uncertainty.</w:t>
       </w:r>
     </w:p>
-    <w:bookmarkEnd w:id="35"/>
-    <w:bookmarkStart w:id="36" w:name="assessment"/>
+    <w:bookmarkEnd w:id="37"/>
+    <w:bookmarkStart w:id="38" w:name="assessment"/>
     <w:p>
       <w:pPr>
         <w:pStyle w:val="berschrift5"/>
@@ -1126,9 +1167,9 @@
         </w:pict>
       </w:r>
     </w:p>
-    <w:bookmarkEnd w:id="36"/>
-    <w:bookmarkEnd w:id="37"/>
-    <w:bookmarkStart w:id="41" w:name="sec:meta-memare-optical"/>
+    <w:bookmarkEnd w:id="38"/>
+    <w:bookmarkEnd w:id="39"/>
+    <w:bookmarkStart w:id="43" w:name="sec:meta-memare-optical"/>
     <w:p>
       <w:pPr>
         <w:pStyle w:val="berschrift4"/>
@@ -1163,7 +1204,7 @@
         <w:t xml:space="preserve">meta-memare-optical</w:t>
       </w:r>
     </w:p>
-    <w:bookmarkStart w:id="38" w:name="threshold-requirements-1"/>
+    <w:bookmarkStart w:id="40" w:name="threshold-requirements-1"/>
     <w:p>
       <w:pPr>
         <w:pStyle w:val="berschrift5"/>
@@ -1180,8 +1221,8 @@
         <w:t xml:space="preserve">Metadata is provided in a structure that enables a computer algorithm to be used to consistently and automatically identify and extract each component part for further use.</w:t>
       </w:r>
     </w:p>
-    <w:bookmarkEnd w:id="38"/>
-    <w:bookmarkStart w:id="39" w:name="goal-requirements-1"/>
+    <w:bookmarkEnd w:id="40"/>
+    <w:bookmarkStart w:id="41" w:name="goal-requirements-1"/>
     <w:p>
       <w:pPr>
         <w:pStyle w:val="berschrift5"/>
@@ -1198,8 +1239,8 @@
         <w:t xml:space="preserve">As threshold, but metadata should be provided in a community endorsed standard that facilitates machine-readability, such as ISO 19115-2.</w:t>
       </w:r>
     </w:p>
-    <w:bookmarkEnd w:id="39"/>
-    <w:bookmarkStart w:id="40" w:name="assessment-1"/>
+    <w:bookmarkEnd w:id="41"/>
+    <w:bookmarkStart w:id="42" w:name="assessment-1"/>
     <w:p>
       <w:pPr>
         <w:pStyle w:val="berschrift5"/>
@@ -1263,9 +1304,9 @@
         </w:pict>
       </w:r>
     </w:p>
-    <w:bookmarkEnd w:id="40"/>
-    <w:bookmarkEnd w:id="41"/>
-    <w:bookmarkStart w:id="45" w:name="sec:meta-time-st"/>
+    <w:bookmarkEnd w:id="42"/>
+    <w:bookmarkEnd w:id="43"/>
+    <w:bookmarkStart w:id="47" w:name="sec:meta-time-st"/>
     <w:p>
       <w:pPr>
         <w:pStyle w:val="berschrift4"/>
@@ -1300,7 +1341,7 @@
         <w:t xml:space="preserve">meta-time-st</w:t>
       </w:r>
     </w:p>
-    <w:bookmarkStart w:id="42" w:name="threshold-requirements-2"/>
+    <w:bookmarkStart w:id="44" w:name="threshold-requirements-2"/>
     <w:p>
       <w:pPr>
         <w:pStyle w:val="berschrift5"/>
@@ -1317,8 +1358,8 @@
         <w:t xml:space="preserve">The start and stop time of data collection is identified in the metadata, expressed in date/time, to the second, with the time offset from UTC unambiguously identified.</w:t>
       </w:r>
     </w:p>
-    <w:bookmarkEnd w:id="42"/>
-    <w:bookmarkStart w:id="43" w:name="goal-requirements-2"/>
+    <w:bookmarkEnd w:id="44"/>
+    <w:bookmarkStart w:id="45" w:name="goal-requirements-2"/>
     <w:p>
       <w:pPr>
         <w:pStyle w:val="berschrift5"/>
@@ -1335,8 +1376,8 @@
         <w:t xml:space="preserve">Acquisition time for each pixel is identified (or can be reliably determined) in the metadata, expressed in date/time at UTC, to the second.</w:t>
       </w:r>
     </w:p>
-    <w:bookmarkEnd w:id="43"/>
-    <w:bookmarkStart w:id="44" w:name="assessment-2"/>
+    <w:bookmarkEnd w:id="45"/>
+    <w:bookmarkStart w:id="46" w:name="assessment-2"/>
     <w:p>
       <w:pPr>
         <w:pStyle w:val="berschrift5"/>
@@ -1400,9 +1441,9 @@
         </w:pict>
       </w:r>
     </w:p>
-    <w:bookmarkEnd w:id="44"/>
-    <w:bookmarkEnd w:id="45"/>
-    <w:bookmarkStart w:id="49" w:name="sec:meta-geoarea-st"/>
+    <w:bookmarkEnd w:id="46"/>
+    <w:bookmarkEnd w:id="47"/>
+    <w:bookmarkStart w:id="51" w:name="sec:meta-geoarea-st"/>
     <w:p>
       <w:pPr>
         <w:pStyle w:val="berschrift4"/>
@@ -1437,7 +1478,7 @@
         <w:t xml:space="preserve">meta-geoarea-st</w:t>
       </w:r>
     </w:p>
-    <w:bookmarkStart w:id="46" w:name="threshold-requirements-3"/>
+    <w:bookmarkStart w:id="48" w:name="threshold-requirements-3"/>
     <w:p>
       <w:pPr>
         <w:pStyle w:val="berschrift5"/>
@@ -1454,8 +1495,8 @@
         <w:t xml:space="preserve">The surface location to which the data relates is identified, typically as a series of four corner points, expressed in an accepted coordinate reference system (e.g., WGS84 coordinates).</w:t>
       </w:r>
     </w:p>
-    <w:bookmarkEnd w:id="46"/>
-    <w:bookmarkStart w:id="47" w:name="goal-requirements-3"/>
+    <w:bookmarkEnd w:id="48"/>
+    <w:bookmarkStart w:id="49" w:name="goal-requirements-3"/>
     <w:p>
       <w:pPr>
         <w:pStyle w:val="berschrift5"/>
@@ -1472,8 +1513,8 @@
         <w:t xml:space="preserve">The geographic area covered by the observations is identified specifically, such as through a set of coordinates of a closely bounding polygon. The location to which each pixel refers is identified (or can be reliably determined) expressed in projection coordinates with reference datum.</w:t>
       </w:r>
     </w:p>
-    <w:bookmarkEnd w:id="47"/>
-    <w:bookmarkStart w:id="48" w:name="assessment-3"/>
+    <w:bookmarkEnd w:id="49"/>
+    <w:bookmarkStart w:id="50" w:name="assessment-3"/>
     <w:p>
       <w:pPr>
         <w:pStyle w:val="berschrift5"/>
@@ -1537,9 +1578,9 @@
         </w:pict>
       </w:r>
     </w:p>
-    <w:bookmarkEnd w:id="48"/>
-    <w:bookmarkEnd w:id="49"/>
-    <w:bookmarkStart w:id="53" w:name="sec:meta-crs-optical"/>
+    <w:bookmarkEnd w:id="50"/>
+    <w:bookmarkEnd w:id="51"/>
+    <w:bookmarkStart w:id="55" w:name="sec:meta-crs-optical"/>
     <w:p>
       <w:pPr>
         <w:pStyle w:val="berschrift4"/>
@@ -1574,7 +1615,7 @@
         <w:t xml:space="preserve">meta-crs-optical</w:t>
       </w:r>
     </w:p>
-    <w:bookmarkStart w:id="50" w:name="threshold-requirements-4"/>
+    <w:bookmarkStart w:id="52" w:name="threshold-requirements-4"/>
     <w:p>
       <w:pPr>
         <w:pStyle w:val="berschrift5"/>
@@ -1591,8 +1632,8 @@
         <w:t xml:space="preserve">The metadata lists the coordinate reference system that has been used.</w:t>
       </w:r>
     </w:p>
-    <w:bookmarkEnd w:id="50"/>
-    <w:bookmarkStart w:id="51" w:name="goal-requirements-4"/>
+    <w:bookmarkEnd w:id="52"/>
+    <w:bookmarkStart w:id="53" w:name="goal-requirements-4"/>
     <w:p>
       <w:pPr>
         <w:pStyle w:val="berschrift5"/>
@@ -1612,8 +1653,8 @@
         <w:t xml:space="preserve"> </w:t>
       </w:r>
     </w:p>
-    <w:bookmarkEnd w:id="51"/>
-    <w:bookmarkStart w:id="52" w:name="assessment-4"/>
+    <w:bookmarkEnd w:id="53"/>
+    <w:bookmarkStart w:id="54" w:name="assessment-4"/>
     <w:p>
       <w:pPr>
         <w:pStyle w:val="berschrift5"/>
@@ -1677,9 +1718,9 @@
         </w:pict>
       </w:r>
     </w:p>
-    <w:bookmarkEnd w:id="52"/>
-    <w:bookmarkEnd w:id="53"/>
-    <w:bookmarkStart w:id="57" w:name="sec:meta-mapproj-st"/>
+    <w:bookmarkEnd w:id="54"/>
+    <w:bookmarkEnd w:id="55"/>
+    <w:bookmarkStart w:id="59" w:name="sec:meta-mapproj-st"/>
     <w:p>
       <w:pPr>
         <w:pStyle w:val="berschrift4"/>
@@ -1714,7 +1755,7 @@
         <w:t xml:space="preserve">meta-mapproj-st</w:t>
       </w:r>
     </w:p>
-    <w:bookmarkStart w:id="54" w:name="threshold-requirements-5"/>
+    <w:bookmarkStart w:id="56" w:name="threshold-requirements-5"/>
     <w:p>
       <w:pPr>
         <w:pStyle w:val="berschrift5"/>
@@ -1734,8 +1775,8 @@
         <w:t xml:space="preserve"> </w:t>
       </w:r>
     </w:p>
-    <w:bookmarkEnd w:id="54"/>
-    <w:bookmarkStart w:id="55" w:name="goal-requirements-5"/>
+    <w:bookmarkEnd w:id="56"/>
+    <w:bookmarkStart w:id="57" w:name="goal-requirements-5"/>
     <w:p>
       <w:pPr>
         <w:pStyle w:val="berschrift5"/>
@@ -1752,8 +1793,8 @@
         <w:t xml:space="preserve">The metadata lists the map projection that has been used, if any, and any relevant parameters required in relation to use of data in that map projection.</w:t>
       </w:r>
     </w:p>
-    <w:bookmarkEnd w:id="55"/>
-    <w:bookmarkStart w:id="56" w:name="assessment-5"/>
+    <w:bookmarkEnd w:id="57"/>
+    <w:bookmarkStart w:id="58" w:name="assessment-5"/>
     <w:p>
       <w:pPr>
         <w:pStyle w:val="berschrift5"/>
@@ -1817,9 +1858,9 @@
         </w:pict>
       </w:r>
     </w:p>
-    <w:bookmarkEnd w:id="56"/>
-    <w:bookmarkEnd w:id="57"/>
-    <w:bookmarkStart w:id="61" w:name="sec:meta-geocorm-st"/>
+    <w:bookmarkEnd w:id="58"/>
+    <w:bookmarkEnd w:id="59"/>
+    <w:bookmarkStart w:id="63" w:name="sec:meta-geocorm-st"/>
     <w:p>
       <w:pPr>
         <w:pStyle w:val="berschrift4"/>
@@ -1854,7 +1895,7 @@
         <w:t xml:space="preserve">meta-geocorm-st</w:t>
       </w:r>
     </w:p>
-    <w:bookmarkStart w:id="58" w:name="threshold-requirements-6"/>
+    <w:bookmarkStart w:id="60" w:name="threshold-requirements-6"/>
     <w:p>
       <w:pPr>
         <w:pStyle w:val="berschrift5"/>
@@ -1874,8 +1915,8 @@
         <w:t xml:space="preserve"> </w:t>
       </w:r>
     </w:p>
-    <w:bookmarkEnd w:id="58"/>
-    <w:bookmarkStart w:id="59" w:name="goal-requirements-6"/>
+    <w:bookmarkEnd w:id="60"/>
+    <w:bookmarkStart w:id="61" w:name="goal-requirements-6"/>
     <w:p>
       <w:pPr>
         <w:pStyle w:val="berschrift5"/>
@@ -1892,8 +1933,8 @@
         <w:t xml:space="preserve">Information on geometric correction methods should be available in the metadata as a single DOI landing page containing information on geodetic correction methods used, including reference database and auxiliary data such as elevation model(s) and reference chip-sets.</w:t>
       </w:r>
     </w:p>
-    <w:bookmarkEnd w:id="59"/>
-    <w:bookmarkStart w:id="60" w:name="assessment-6"/>
+    <w:bookmarkEnd w:id="61"/>
+    <w:bookmarkStart w:id="62" w:name="assessment-6"/>
     <w:p>
       <w:pPr>
         <w:pStyle w:val="berschrift5"/>
@@ -1957,9 +1998,9 @@
         </w:pict>
       </w:r>
     </w:p>
-    <w:bookmarkEnd w:id="60"/>
-    <w:bookmarkEnd w:id="61"/>
-    <w:bookmarkStart w:id="65" w:name="sec:meta-geoacc-st"/>
+    <w:bookmarkEnd w:id="62"/>
+    <w:bookmarkEnd w:id="63"/>
+    <w:bookmarkStart w:id="67" w:name="sec:meta-geoacc-st"/>
     <w:p>
       <w:pPr>
         <w:pStyle w:val="berschrift4"/>
@@ -1994,7 +2035,7 @@
         <w:t xml:space="preserve">meta-geoacc-st</w:t>
       </w:r>
     </w:p>
-    <w:bookmarkStart w:id="62" w:name="threshold-requirements-7"/>
+    <w:bookmarkStart w:id="64" w:name="threshold-requirements-7"/>
     <w:p>
       <w:pPr>
         <w:pStyle w:val="berschrift5"/>
@@ -2014,8 +2055,8 @@
         <w:t xml:space="preserve"> </w:t>
       </w:r>
     </w:p>
-    <w:bookmarkEnd w:id="62"/>
-    <w:bookmarkStart w:id="63" w:name="goal-requirements-7"/>
+    <w:bookmarkEnd w:id="64"/>
+    <w:bookmarkStart w:id="65" w:name="goal-requirements-7"/>
     <w:p>
       <w:pPr>
         <w:pStyle w:val="berschrift5"/>
@@ -2064,8 +2105,8 @@
         <w:t xml:space="preserve">Information on geometric accuracy of the data should be available in the metadata as a single DOI landing page.</w:t>
       </w:r>
     </w:p>
-    <w:bookmarkEnd w:id="63"/>
-    <w:bookmarkStart w:id="64" w:name="assessment-7"/>
+    <w:bookmarkEnd w:id="65"/>
+    <w:bookmarkStart w:id="66" w:name="assessment-7"/>
     <w:p>
       <w:pPr>
         <w:pStyle w:val="berschrift5"/>
@@ -2129,9 +2170,9 @@
         </w:pict>
       </w:r>
     </w:p>
-    <w:bookmarkEnd w:id="64"/>
-    <w:bookmarkEnd w:id="65"/>
-    <w:bookmarkStart w:id="69" w:name="sec:meta-instru-optical"/>
+    <w:bookmarkEnd w:id="66"/>
+    <w:bookmarkEnd w:id="67"/>
+    <w:bookmarkStart w:id="71" w:name="sec:meta-instru-optical"/>
     <w:p>
       <w:pPr>
         <w:pStyle w:val="berschrift4"/>
@@ -2166,7 +2207,7 @@
         <w:t xml:space="preserve">meta-instru-optical</w:t>
       </w:r>
     </w:p>
-    <w:bookmarkStart w:id="66" w:name="threshold-requirements-8"/>
+    <w:bookmarkStart w:id="68" w:name="threshold-requirements-8"/>
     <w:p>
       <w:pPr>
         <w:pStyle w:val="berschrift5"/>
@@ -2183,8 +2224,8 @@
         <w:t xml:space="preserve">The instrument used to collect the data is identified in the metadata.</w:t>
       </w:r>
     </w:p>
-    <w:bookmarkEnd w:id="66"/>
-    <w:bookmarkStart w:id="67" w:name="goal-requirements-8"/>
+    <w:bookmarkEnd w:id="68"/>
+    <w:bookmarkStart w:id="69" w:name="goal-requirements-8"/>
     <w:p>
       <w:pPr>
         <w:pStyle w:val="berschrift5"/>
@@ -2201,8 +2242,8 @@
         <w:t xml:space="preserve">As threshold, but information should be available in the metadata as a single DOI landing page with references to the relevant CEOS Missions, Instruments, and Measurements Database record.</w:t>
       </w:r>
     </w:p>
-    <w:bookmarkEnd w:id="67"/>
-    <w:bookmarkStart w:id="68" w:name="assessment-8"/>
+    <w:bookmarkEnd w:id="69"/>
+    <w:bookmarkStart w:id="70" w:name="assessment-8"/>
     <w:p>
       <w:pPr>
         <w:pStyle w:val="berschrift5"/>
@@ -2266,9 +2307,9 @@
         </w:pict>
       </w:r>
     </w:p>
-    <w:bookmarkEnd w:id="68"/>
-    <w:bookmarkEnd w:id="69"/>
-    <w:bookmarkStart w:id="73" w:name="sec:meta-specband"/>
+    <w:bookmarkEnd w:id="70"/>
+    <w:bookmarkEnd w:id="71"/>
+    <w:bookmarkStart w:id="75" w:name="sec:meta-specband"/>
     <w:p>
       <w:pPr>
         <w:pStyle w:val="berschrift4"/>
@@ -2303,7 +2344,7 @@
         <w:t xml:space="preserve">meta-specband</w:t>
       </w:r>
     </w:p>
-    <w:bookmarkStart w:id="70" w:name="threshold-requirements-9"/>
+    <w:bookmarkStart w:id="72" w:name="threshold-requirements-9"/>
     <w:p>
       <w:pPr>
         <w:pStyle w:val="berschrift5"/>
@@ -2320,8 +2361,8 @@
         <w:t xml:space="preserve">The central wavelength for each band for which data is included is identified in the metadata, expressed in SI units.</w:t>
       </w:r>
     </w:p>
-    <w:bookmarkEnd w:id="70"/>
-    <w:bookmarkStart w:id="71" w:name="goal-requirements-9"/>
+    <w:bookmarkEnd w:id="72"/>
+    <w:bookmarkStart w:id="73" w:name="goal-requirements-9"/>
     <w:p>
       <w:pPr>
         <w:pStyle w:val="berschrift5"/>
@@ -2364,8 +2405,8 @@
         <w:t xml:space="preserve">Information on spectral bands should be available in the metadata as a single DOI landing page.</w:t>
       </w:r>
     </w:p>
-    <w:bookmarkEnd w:id="71"/>
-    <w:bookmarkStart w:id="72" w:name="assessment-9"/>
+    <w:bookmarkEnd w:id="73"/>
+    <w:bookmarkStart w:id="74" w:name="assessment-9"/>
     <w:p>
       <w:pPr>
         <w:pStyle w:val="berschrift5"/>
@@ -2429,9 +2470,9 @@
         </w:pict>
       </w:r>
     </w:p>
-    <w:bookmarkEnd w:id="72"/>
-    <w:bookmarkEnd w:id="73"/>
-    <w:bookmarkStart w:id="77" w:name="sec:meta-sencal-optical"/>
+    <w:bookmarkEnd w:id="74"/>
+    <w:bookmarkEnd w:id="75"/>
+    <w:bookmarkStart w:id="79" w:name="sec:meta-sencal-optical"/>
     <w:p>
       <w:pPr>
         <w:pStyle w:val="berschrift4"/>
@@ -2466,7 +2507,7 @@
         <w:t xml:space="preserve">meta-sencal-optical</w:t>
       </w:r>
     </w:p>
-    <w:bookmarkStart w:id="74" w:name="threshold-requirements-10"/>
+    <w:bookmarkStart w:id="76" w:name="threshold-requirements-10"/>
     <w:p>
       <w:pPr>
         <w:pStyle w:val="berschrift5"/>
@@ -2486,8 +2527,8 @@
         <w:t xml:space="preserve"> </w:t>
       </w:r>
     </w:p>
-    <w:bookmarkEnd w:id="74"/>
-    <w:bookmarkStart w:id="75" w:name="goal-requirements-10"/>
+    <w:bookmarkEnd w:id="76"/>
+    <w:bookmarkStart w:id="77" w:name="goal-requirements-10"/>
     <w:p>
       <w:pPr>
         <w:pStyle w:val="berschrift5"/>
@@ -2530,8 +2571,8 @@
         <w:t xml:space="preserve">Information on sensory calibration should be available in the metadata as a single DOI landing page.</w:t>
       </w:r>
     </w:p>
-    <w:bookmarkEnd w:id="75"/>
-    <w:bookmarkStart w:id="76" w:name="assessment-10"/>
+    <w:bookmarkEnd w:id="77"/>
+    <w:bookmarkStart w:id="78" w:name="assessment-10"/>
     <w:p>
       <w:pPr>
         <w:pStyle w:val="berschrift5"/>
@@ -2595,9 +2636,9 @@
         </w:pict>
       </w:r>
     </w:p>
-    <w:bookmarkEnd w:id="76"/>
-    <w:bookmarkEnd w:id="77"/>
-    <w:bookmarkStart w:id="81" w:name="sec:meta-radacc-st"/>
+    <w:bookmarkEnd w:id="78"/>
+    <w:bookmarkEnd w:id="79"/>
+    <w:bookmarkStart w:id="83" w:name="sec:meta-radacc-st"/>
     <w:p>
       <w:pPr>
         <w:pStyle w:val="berschrift4"/>
@@ -2632,7 +2673,7 @@
         <w:t xml:space="preserve">meta-radacc-st</w:t>
       </w:r>
     </w:p>
-    <w:bookmarkStart w:id="78" w:name="threshold-requirements-11"/>
+    <w:bookmarkStart w:id="80" w:name="threshold-requirements-11"/>
     <w:p>
       <w:pPr>
         <w:pStyle w:val="berschrift5"/>
@@ -2652,8 +2693,8 @@
         <w:t xml:space="preserve"> </w:t>
       </w:r>
     </w:p>
-    <w:bookmarkEnd w:id="78"/>
-    <w:bookmarkStart w:id="79" w:name="goal-requirements-11"/>
+    <w:bookmarkEnd w:id="80"/>
+    <w:bookmarkStart w:id="81" w:name="goal-requirements-11"/>
     <w:p>
       <w:pPr>
         <w:pStyle w:val="berschrift5"/>
@@ -2690,8 +2731,8 @@
         <w:t xml:space="preserve">For example, this may come from comparison with routine and rigorously collected in situ measurements.</w:t>
       </w:r>
     </w:p>
-    <w:bookmarkEnd w:id="79"/>
-    <w:bookmarkStart w:id="80" w:name="assessment-11"/>
+    <w:bookmarkEnd w:id="81"/>
+    <w:bookmarkStart w:id="82" w:name="assessment-11"/>
     <w:p>
       <w:pPr>
         <w:pStyle w:val="berschrift5"/>
@@ -2755,9 +2796,9 @@
         </w:pict>
       </w:r>
     </w:p>
-    <w:bookmarkEnd w:id="80"/>
-    <w:bookmarkEnd w:id="81"/>
-    <w:bookmarkStart w:id="85" w:name="sec:meta-malgos-st"/>
+    <w:bookmarkEnd w:id="82"/>
+    <w:bookmarkEnd w:id="83"/>
+    <w:bookmarkStart w:id="87" w:name="sec:meta-malgos-st"/>
     <w:p>
       <w:pPr>
         <w:pStyle w:val="berschrift4"/>
@@ -2792,7 +2833,7 @@
         <w:t xml:space="preserve">meta-malgos-st</w:t>
       </w:r>
     </w:p>
-    <w:bookmarkStart w:id="82" w:name="threshold-requirements-12"/>
+    <w:bookmarkStart w:id="84" w:name="threshold-requirements-12"/>
     <w:p>
       <w:pPr>
         <w:pStyle w:val="berschrift5"/>
@@ -2809,8 +2850,8 @@
         <w:t xml:space="preserve">All algorithms and versions, and the sequence in which they were applied in the generation process, are identified in the metadata.</w:t>
       </w:r>
     </w:p>
-    <w:bookmarkEnd w:id="82"/>
-    <w:bookmarkStart w:id="83" w:name="goal-requirements-12"/>
+    <w:bookmarkEnd w:id="84"/>
+    <w:bookmarkStart w:id="85" w:name="goal-requirements-12"/>
     <w:p>
       <w:pPr>
         <w:pStyle w:val="berschrift5"/>
@@ -2859,8 +2900,8 @@
         <w:t xml:space="preserve">Information on algorithms should be available in the metadata as a single DOI landing page.</w:t>
       </w:r>
     </w:p>
-    <w:bookmarkEnd w:id="83"/>
-    <w:bookmarkStart w:id="84" w:name="assessment-12"/>
+    <w:bookmarkEnd w:id="85"/>
+    <w:bookmarkStart w:id="86" w:name="assessment-12"/>
     <w:p>
       <w:pPr>
         <w:pStyle w:val="berschrift5"/>
@@ -2924,9 +2965,9 @@
         </w:pict>
       </w:r>
     </w:p>
-    <w:bookmarkEnd w:id="84"/>
-    <w:bookmarkEnd w:id="85"/>
-    <w:bookmarkStart w:id="89" w:name="sec:meta-auxdat-optical"/>
+    <w:bookmarkEnd w:id="86"/>
+    <w:bookmarkEnd w:id="87"/>
+    <w:bookmarkStart w:id="91" w:name="sec:meta-auxdat-optical"/>
     <w:p>
       <w:pPr>
         <w:pStyle w:val="berschrift4"/>
@@ -2961,7 +3002,7 @@
         <w:t xml:space="preserve">meta-auxdat-optical</w:t>
       </w:r>
     </w:p>
-    <w:bookmarkStart w:id="86" w:name="threshold-requirements-13"/>
+    <w:bookmarkStart w:id="88" w:name="threshold-requirements-13"/>
     <w:p>
       <w:pPr>
         <w:pStyle w:val="berschrift5"/>
@@ -2998,8 +3039,8 @@
         <w:t xml:space="preserve">Auxiliary data includes DEMs, aerosols, etc. data sources.</w:t>
       </w:r>
     </w:p>
-    <w:bookmarkEnd w:id="86"/>
-    <w:bookmarkStart w:id="87" w:name="goal-requirements-13"/>
+    <w:bookmarkEnd w:id="88"/>
+    <w:bookmarkStart w:id="89" w:name="goal-requirements-13"/>
     <w:p>
       <w:pPr>
         <w:pStyle w:val="berschrift5"/>
@@ -3016,8 +3057,8 @@
         <w:t xml:space="preserve">As threshold, but information on auxiliary data should be available in the metadata as a single DOI landing page and is also available for free online download, contemporaneously with the product or through a link to the source.</w:t>
       </w:r>
     </w:p>
-    <w:bookmarkEnd w:id="87"/>
-    <w:bookmarkStart w:id="88" w:name="assessment-13"/>
+    <w:bookmarkEnd w:id="89"/>
+    <w:bookmarkStart w:id="90" w:name="assessment-13"/>
     <w:p>
       <w:pPr>
         <w:pStyle w:val="berschrift5"/>
@@ -3081,9 +3122,9 @@
         </w:pict>
       </w:r>
     </w:p>
-    <w:bookmarkEnd w:id="88"/>
-    <w:bookmarkEnd w:id="89"/>
-    <w:bookmarkStart w:id="93" w:name="sec:meta-proprov-st"/>
+    <w:bookmarkEnd w:id="90"/>
+    <w:bookmarkEnd w:id="91"/>
+    <w:bookmarkStart w:id="95" w:name="sec:meta-proprov-st"/>
     <w:p>
       <w:pPr>
         <w:pStyle w:val="berschrift4"/>
@@ -3118,7 +3159,7 @@
         <w:t xml:space="preserve">meta-proprov-st</w:t>
       </w:r>
     </w:p>
-    <w:bookmarkStart w:id="90" w:name="threshold-requirements-14"/>
+    <w:bookmarkStart w:id="92" w:name="threshold-requirements-14"/>
     <w:p>
       <w:pPr>
         <w:pStyle w:val="berschrift5"/>
@@ -3138,8 +3179,8 @@
         <w:t xml:space="preserve"> </w:t>
       </w:r>
     </w:p>
-    <w:bookmarkEnd w:id="90"/>
-    <w:bookmarkStart w:id="91" w:name="goal-requirements-14"/>
+    <w:bookmarkEnd w:id="92"/>
+    <w:bookmarkStart w:id="93" w:name="goal-requirements-14"/>
     <w:p>
       <w:pPr>
         <w:pStyle w:val="berschrift5"/>
@@ -3156,8 +3197,8 @@
         <w:t xml:space="preserve">Information on processing chain provenance should be available in the metadata as a single DOI landing page containing description of the processing chain used to generate the product, including the versions of the software used and information on the data collection baseline, giving full transparency to the users.</w:t>
       </w:r>
     </w:p>
-    <w:bookmarkEnd w:id="91"/>
-    <w:bookmarkStart w:id="92" w:name="assessment-14"/>
+    <w:bookmarkEnd w:id="93"/>
+    <w:bookmarkStart w:id="94" w:name="assessment-14"/>
     <w:p>
       <w:pPr>
         <w:pStyle w:val="berschrift5"/>
@@ -3221,9 +3262,9 @@
         </w:pict>
       </w:r>
     </w:p>
-    <w:bookmarkEnd w:id="92"/>
-    <w:bookmarkEnd w:id="93"/>
-    <w:bookmarkStart w:id="97" w:name="sec:meta-daccess"/>
+    <w:bookmarkEnd w:id="94"/>
+    <w:bookmarkEnd w:id="95"/>
+    <w:bookmarkStart w:id="99" w:name="sec:meta-daccess"/>
     <w:p>
       <w:pPr>
         <w:pStyle w:val="berschrift4"/>
@@ -3258,7 +3299,7 @@
         <w:t xml:space="preserve">meta-daccess</w:t>
       </w:r>
     </w:p>
-    <w:bookmarkStart w:id="94" w:name="threshold-requirements-15"/>
+    <w:bookmarkStart w:id="96" w:name="threshold-requirements-15"/>
     <w:p>
       <w:pPr>
         <w:pStyle w:val="berschrift5"/>
@@ -3295,8 +3336,8 @@
         <w:t xml:space="preserve">Manual and offline interaction action (e.g., login) may be required.</w:t>
       </w:r>
     </w:p>
-    <w:bookmarkEnd w:id="94"/>
-    <w:bookmarkStart w:id="95" w:name="goal-requirements-15"/>
+    <w:bookmarkEnd w:id="96"/>
+    <w:bookmarkStart w:id="97" w:name="goal-requirements-15"/>
     <w:p>
       <w:pPr>
         <w:pStyle w:val="berschrift5"/>
@@ -3316,8 +3357,8 @@
         <w:t xml:space="preserve"> </w:t>
       </w:r>
     </w:p>
-    <w:bookmarkEnd w:id="95"/>
-    <w:bookmarkStart w:id="96" w:name="assessment-15"/>
+    <w:bookmarkEnd w:id="97"/>
+    <w:bookmarkStart w:id="98" w:name="assessment-15"/>
     <w:p>
       <w:pPr>
         <w:pStyle w:val="berschrift5"/>
@@ -3381,9 +3422,9 @@
         </w:pict>
       </w:r>
     </w:p>
-    <w:bookmarkEnd w:id="96"/>
-    <w:bookmarkEnd w:id="97"/>
-    <w:bookmarkStart w:id="101" w:name="sec:meta-odqual-st"/>
+    <w:bookmarkEnd w:id="98"/>
+    <w:bookmarkEnd w:id="99"/>
+    <w:bookmarkStart w:id="103" w:name="sec:meta-odqual-st"/>
     <w:p>
       <w:pPr>
         <w:pStyle w:val="berschrift4"/>
@@ -3418,7 +3459,7 @@
         <w:t xml:space="preserve">meta-odqual-st</w:t>
       </w:r>
     </w:p>
-    <w:bookmarkStart w:id="98" w:name="threshold-requirements-16"/>
+    <w:bookmarkStart w:id="100" w:name="threshold-requirements-16"/>
     <w:p>
       <w:pPr>
         <w:pStyle w:val="berschrift5"/>
@@ -3438,8 +3479,8 @@
         <w:t xml:space="preserve"> </w:t>
       </w:r>
     </w:p>
-    <w:bookmarkEnd w:id="98"/>
-    <w:bookmarkStart w:id="99" w:name="goal-requirements-16"/>
+    <w:bookmarkEnd w:id="100"/>
+    <w:bookmarkStart w:id="101" w:name="goal-requirements-16"/>
     <w:p>
       <w:pPr>
         <w:pStyle w:val="berschrift5"/>
@@ -3456,8 +3497,8 @@
         <w:t xml:space="preserve">The metadata includes details of the quality of the product based on quantitative assessment of the product with respect to high quality reference data with full traceability of the uncertainties. Validation and intercomparison statistics can provide the necessary quantification.</w:t>
       </w:r>
     </w:p>
-    <w:bookmarkEnd w:id="99"/>
-    <w:bookmarkStart w:id="100" w:name="assessment-16"/>
+    <w:bookmarkEnd w:id="101"/>
+    <w:bookmarkStart w:id="102" w:name="assessment-16"/>
     <w:p>
       <w:pPr>
         <w:pStyle w:val="berschrift5"/>
@@ -3514,10 +3555,10 @@
         <w:t xml:space="preserve">Recommended Requirement Modification:</w:t>
       </w:r>
     </w:p>
-    <w:bookmarkEnd w:id="100"/>
-    <w:bookmarkEnd w:id="101"/>
     <w:bookmarkEnd w:id="102"/>
-    <w:bookmarkStart w:id="135" w:name="sec:pxl"/>
+    <w:bookmarkEnd w:id="103"/>
+    <w:bookmarkEnd w:id="104"/>
+    <w:bookmarkStart w:id="137" w:name="sec:pxl"/>
     <w:p>
       <w:pPr>
         <w:pStyle w:val="berschrift3"/>
@@ -3571,7 +3612,7 @@
         <w:t xml:space="preserve">(choose) observations on the basis of their individual suitability for application.</w:t>
       </w:r>
     </w:p>
-    <w:bookmarkStart w:id="106" w:name="sec:pxl-pimemare"/>
+    <w:bookmarkStart w:id="108" w:name="sec:pxl-pimemare"/>
     <w:p>
       <w:pPr>
         <w:pStyle w:val="berschrift4"/>
@@ -3606,7 +3647,7 @@
         <w:t xml:space="preserve">pxl-pimemare</w:t>
       </w:r>
     </w:p>
-    <w:bookmarkStart w:id="103" w:name="threshold-requirements-17"/>
+    <w:bookmarkStart w:id="105" w:name="threshold-requirements-17"/>
     <w:p>
       <w:pPr>
         <w:pStyle w:val="berschrift5"/>
@@ -3623,8 +3664,8 @@
         <w:t xml:space="preserve">Metadata is provided in a structure that enables a computer algorithm to be used to consistently and automatically identify and extract each component part for further use.</w:t>
       </w:r>
     </w:p>
-    <w:bookmarkEnd w:id="103"/>
-    <w:bookmarkStart w:id="104" w:name="goal-requirements-17"/>
+    <w:bookmarkEnd w:id="105"/>
+    <w:bookmarkStart w:id="106" w:name="goal-requirements-17"/>
     <w:p>
       <w:pPr>
         <w:pStyle w:val="berschrift5"/>
@@ -3644,8 +3685,8 @@
         <w:t xml:space="preserve"> </w:t>
       </w:r>
     </w:p>
-    <w:bookmarkEnd w:id="104"/>
-    <w:bookmarkStart w:id="105" w:name="assessment-17"/>
+    <w:bookmarkEnd w:id="106"/>
+    <w:bookmarkStart w:id="107" w:name="assessment-17"/>
     <w:p>
       <w:pPr>
         <w:pStyle w:val="berschrift5"/>
@@ -3709,9 +3750,9 @@
         </w:pict>
       </w:r>
     </w:p>
-    <w:bookmarkEnd w:id="105"/>
-    <w:bookmarkEnd w:id="106"/>
-    <w:bookmarkStart w:id="110" w:name="sec:pxl-pinodat"/>
+    <w:bookmarkEnd w:id="107"/>
+    <w:bookmarkEnd w:id="108"/>
+    <w:bookmarkStart w:id="112" w:name="sec:pxl-pinodat"/>
     <w:p>
       <w:pPr>
         <w:pStyle w:val="berschrift4"/>
@@ -3746,7 +3787,7 @@
         <w:t xml:space="preserve">pxl-pinodat</w:t>
       </w:r>
     </w:p>
-    <w:bookmarkStart w:id="107" w:name="threshold-requirements-18"/>
+    <w:bookmarkStart w:id="109" w:name="threshold-requirements-18"/>
     <w:p>
       <w:pPr>
         <w:pStyle w:val="berschrift5"/>
@@ -3769,8 +3810,8 @@
         <w:t xml:space="preserve">) are flagged.</w:t>
       </w:r>
     </w:p>
-    <w:bookmarkEnd w:id="107"/>
-    <w:bookmarkStart w:id="108" w:name="goal-requirements-18"/>
+    <w:bookmarkEnd w:id="109"/>
+    <w:bookmarkStart w:id="110" w:name="goal-requirements-18"/>
     <w:p>
       <w:pPr>
         <w:pStyle w:val="berschrift5"/>
@@ -3790,8 +3831,8 @@
         <w:t xml:space="preserve"> </w:t>
       </w:r>
     </w:p>
-    <w:bookmarkEnd w:id="108"/>
-    <w:bookmarkStart w:id="109" w:name="assessment-18"/>
+    <w:bookmarkEnd w:id="110"/>
+    <w:bookmarkStart w:id="111" w:name="assessment-18"/>
     <w:p>
       <w:pPr>
         <w:pStyle w:val="berschrift5"/>
@@ -3855,9 +3896,9 @@
         </w:pict>
       </w:r>
     </w:p>
-    <w:bookmarkEnd w:id="109"/>
-    <w:bookmarkEnd w:id="110"/>
-    <w:bookmarkStart w:id="114" w:name="sec:pxl-pincot"/>
+    <w:bookmarkEnd w:id="111"/>
+    <w:bookmarkEnd w:id="112"/>
+    <w:bookmarkStart w:id="116" w:name="sec:pxl-pincot"/>
     <w:p>
       <w:pPr>
         <w:pStyle w:val="berschrift4"/>
@@ -3892,7 +3933,7 @@
         <w:t xml:space="preserve">pxl-pincot</w:t>
       </w:r>
     </w:p>
-    <w:bookmarkStart w:id="111" w:name="threshold-requirements-19"/>
+    <w:bookmarkStart w:id="113" w:name="threshold-requirements-19"/>
     <w:p>
       <w:pPr>
         <w:pStyle w:val="berschrift5"/>
@@ -3929,8 +3970,8 @@
         <w:t xml:space="preserve">This may be the result of missing ancillary data for a subset of the pixels.</w:t>
       </w:r>
     </w:p>
-    <w:bookmarkEnd w:id="111"/>
-    <w:bookmarkStart w:id="112" w:name="goal-requirements-19"/>
+    <w:bookmarkEnd w:id="113"/>
+    <w:bookmarkStart w:id="114" w:name="goal-requirements-19"/>
     <w:p>
       <w:pPr>
         <w:pStyle w:val="berschrift5"/>
@@ -3947,8 +3988,8 @@
         <w:t xml:space="preserve">The metadata identifies which tests have, and have not, been successfully completed for each pixel.</w:t>
       </w:r>
     </w:p>
-    <w:bookmarkEnd w:id="112"/>
-    <w:bookmarkStart w:id="113" w:name="assessment-19"/>
+    <w:bookmarkEnd w:id="114"/>
+    <w:bookmarkStart w:id="115" w:name="assessment-19"/>
     <w:p>
       <w:pPr>
         <w:pStyle w:val="berschrift5"/>
@@ -4012,9 +4053,9 @@
         </w:pict>
       </w:r>
     </w:p>
-    <w:bookmarkEnd w:id="113"/>
-    <w:bookmarkEnd w:id="114"/>
-    <w:bookmarkStart w:id="118" w:name="sec:pxl-pisatur"/>
+    <w:bookmarkEnd w:id="115"/>
+    <w:bookmarkEnd w:id="116"/>
+    <w:bookmarkStart w:id="120" w:name="sec:pxl-pisatur"/>
     <w:p>
       <w:pPr>
         <w:pStyle w:val="berschrift4"/>
@@ -4049,7 +4090,7 @@
         <w:t xml:space="preserve">pxl-pisatur</w:t>
       </w:r>
     </w:p>
-    <w:bookmarkStart w:id="115" w:name="threshold-requirements-20"/>
+    <w:bookmarkStart w:id="117" w:name="threshold-requirements-20"/>
     <w:p>
       <w:pPr>
         <w:pStyle w:val="berschrift5"/>
@@ -4066,8 +4107,8 @@
         <w:t xml:space="preserve">Metadata indicates where one or more pixel in the input spectral bands are saturated.</w:t>
       </w:r>
     </w:p>
-    <w:bookmarkEnd w:id="115"/>
-    <w:bookmarkStart w:id="116" w:name="goal-requirements-20"/>
+    <w:bookmarkEnd w:id="117"/>
+    <w:bookmarkStart w:id="118" w:name="goal-requirements-20"/>
     <w:p>
       <w:pPr>
         <w:pStyle w:val="berschrift5"/>
@@ -4084,8 +4125,8 @@
         <w:t xml:space="preserve">Metadata indicates which pixels are saturated for each spectral band.</w:t>
       </w:r>
     </w:p>
-    <w:bookmarkEnd w:id="116"/>
-    <w:bookmarkStart w:id="117" w:name="assessment-20"/>
+    <w:bookmarkEnd w:id="118"/>
+    <w:bookmarkStart w:id="119" w:name="assessment-20"/>
     <w:p>
       <w:pPr>
         <w:pStyle w:val="berschrift5"/>
@@ -4149,9 +4190,9 @@
         </w:pict>
       </w:r>
     </w:p>
-    <w:bookmarkEnd w:id="117"/>
-    <w:bookmarkEnd w:id="118"/>
-    <w:bookmarkStart w:id="122" w:name="sec:pxl-picloud"/>
+    <w:bookmarkEnd w:id="119"/>
+    <w:bookmarkEnd w:id="120"/>
+    <w:bookmarkStart w:id="124" w:name="sec:pxl-picloud"/>
     <w:p>
       <w:pPr>
         <w:pStyle w:val="berschrift4"/>
@@ -4186,7 +4227,7 @@
         <w:t xml:space="preserve">pxl-picloud</w:t>
       </w:r>
     </w:p>
-    <w:bookmarkStart w:id="119" w:name="threshold-requirements-21"/>
+    <w:bookmarkStart w:id="121" w:name="threshold-requirements-21"/>
     <w:p>
       <w:pPr>
         <w:pStyle w:val="berschrift5"/>
@@ -4203,8 +4244,8 @@
         <w:t xml:space="preserve">Metadata indicates whether a pixel is assessed as being cloud.</w:t>
       </w:r>
     </w:p>
-    <w:bookmarkEnd w:id="119"/>
-    <w:bookmarkStart w:id="120" w:name="goal-requirements-21"/>
+    <w:bookmarkEnd w:id="121"/>
+    <w:bookmarkStart w:id="122" w:name="goal-requirements-21"/>
     <w:p>
       <w:pPr>
         <w:pStyle w:val="berschrift5"/>
@@ -4221,8 +4262,8 @@
         <w:t xml:space="preserve">As threshold, but information on cloud detection should be available in the metadata as a single DOI landing page.</w:t>
       </w:r>
     </w:p>
-    <w:bookmarkEnd w:id="120"/>
-    <w:bookmarkStart w:id="121" w:name="assessment-21"/>
+    <w:bookmarkEnd w:id="122"/>
+    <w:bookmarkStart w:id="123" w:name="assessment-21"/>
     <w:p>
       <w:pPr>
         <w:pStyle w:val="berschrift5"/>
@@ -4286,9 +4327,9 @@
         </w:pict>
       </w:r>
     </w:p>
-    <w:bookmarkEnd w:id="121"/>
-    <w:bookmarkEnd w:id="122"/>
-    <w:bookmarkStart w:id="126" w:name="sec:pxl-picloudsh"/>
+    <w:bookmarkEnd w:id="123"/>
+    <w:bookmarkEnd w:id="124"/>
+    <w:bookmarkStart w:id="128" w:name="sec:pxl-picloudsh"/>
     <w:p>
       <w:pPr>
         <w:pStyle w:val="berschrift4"/>
@@ -4323,7 +4364,7 @@
         <w:t xml:space="preserve">pxl-picloudsh</w:t>
       </w:r>
     </w:p>
-    <w:bookmarkStart w:id="123" w:name="threshold-requirements-22"/>
+    <w:bookmarkStart w:id="125" w:name="threshold-requirements-22"/>
     <w:p>
       <w:pPr>
         <w:pStyle w:val="berschrift5"/>
@@ -4340,8 +4381,8 @@
         <w:t xml:space="preserve">Metadata indicates whether a pixel is assessed as being cloud shadow.</w:t>
       </w:r>
     </w:p>
-    <w:bookmarkEnd w:id="123"/>
-    <w:bookmarkStart w:id="124" w:name="goal-requirements-22"/>
+    <w:bookmarkEnd w:id="125"/>
+    <w:bookmarkStart w:id="126" w:name="goal-requirements-22"/>
     <w:p>
       <w:pPr>
         <w:pStyle w:val="berschrift5"/>
@@ -4358,8 +4399,8 @@
         <w:t xml:space="preserve">As threshold, but information on cloud shadow detection should be available in the metadata as a single DOI landing page.</w:t>
       </w:r>
     </w:p>
-    <w:bookmarkEnd w:id="124"/>
-    <w:bookmarkStart w:id="125" w:name="assessment-22"/>
+    <w:bookmarkEnd w:id="126"/>
+    <w:bookmarkStart w:id="127" w:name="assessment-22"/>
     <w:p>
       <w:pPr>
         <w:pStyle w:val="berschrift5"/>
@@ -4423,9 +4464,9 @@
         </w:pict>
       </w:r>
     </w:p>
-    <w:bookmarkEnd w:id="125"/>
-    <w:bookmarkEnd w:id="126"/>
-    <w:bookmarkStart w:id="130" w:name="sec:pxl-snowice-sr"/>
+    <w:bookmarkEnd w:id="127"/>
+    <w:bookmarkEnd w:id="128"/>
+    <w:bookmarkStart w:id="132" w:name="sec:pxl-snowice-sr"/>
     <w:p>
       <w:pPr>
         <w:pStyle w:val="berschrift4"/>
@@ -4460,7 +4501,7 @@
         <w:t xml:space="preserve">pxl-snowice-sr</w:t>
       </w:r>
     </w:p>
-    <w:bookmarkStart w:id="127" w:name="threshold-requirements-23"/>
+    <w:bookmarkStart w:id="129" w:name="threshold-requirements-23"/>
     <w:p>
       <w:pPr>
         <w:pStyle w:val="berschrift5"/>
@@ -4480,8 +4521,8 @@
         <w:t xml:space="preserve"> </w:t>
       </w:r>
     </w:p>
-    <w:bookmarkEnd w:id="127"/>
-    <w:bookmarkStart w:id="128" w:name="goal-requirements-23"/>
+    <w:bookmarkEnd w:id="129"/>
+    <w:bookmarkStart w:id="130" w:name="goal-requirements-23"/>
     <w:p>
       <w:pPr>
         <w:pStyle w:val="berschrift5"/>
@@ -4498,8 +4539,8 @@
         <w:t xml:space="preserve">The metadata indicates whether a pixel is assessed as being snow/ice or not. Information on snow/ice mask should be available in the metadata as a single DOI landing page.</w:t>
       </w:r>
     </w:p>
-    <w:bookmarkEnd w:id="128"/>
-    <w:bookmarkStart w:id="129" w:name="assessment-23"/>
+    <w:bookmarkEnd w:id="130"/>
+    <w:bookmarkStart w:id="131" w:name="assessment-23"/>
     <w:p>
       <w:pPr>
         <w:pStyle w:val="berschrift5"/>
@@ -4563,9 +4604,9 @@
         </w:pict>
       </w:r>
     </w:p>
-    <w:bookmarkEnd w:id="129"/>
-    <w:bookmarkEnd w:id="130"/>
-    <w:bookmarkStart w:id="134" w:name="sec:pxl-vigeso"/>
+    <w:bookmarkEnd w:id="131"/>
+    <w:bookmarkEnd w:id="132"/>
+    <w:bookmarkStart w:id="136" w:name="sec:pxl-vigeso"/>
     <w:p>
       <w:pPr>
         <w:pStyle w:val="berschrift4"/>
@@ -4600,7 +4641,7 @@
         <w:t xml:space="preserve">pxl-vigeso</w:t>
       </w:r>
     </w:p>
-    <w:bookmarkStart w:id="131" w:name="threshold-requirements-24"/>
+    <w:bookmarkStart w:id="133" w:name="threshold-requirements-24"/>
     <w:p>
       <w:pPr>
         <w:pStyle w:val="berschrift5"/>
@@ -4617,8 +4658,8 @@
         <w:t xml:space="preserve">Provide average solar and sensor viewing azimuth and zenith angles.</w:t>
       </w:r>
     </w:p>
-    <w:bookmarkEnd w:id="131"/>
-    <w:bookmarkStart w:id="132" w:name="goal-requirements-24"/>
+    <w:bookmarkEnd w:id="133"/>
+    <w:bookmarkStart w:id="134" w:name="goal-requirements-24"/>
     <w:p>
       <w:pPr>
         <w:pStyle w:val="berschrift5"/>
@@ -4635,8 +4676,8 @@
         <w:t xml:space="preserve">Provide per-pixel solar and sensor viewing azimuth and zenith angles.</w:t>
       </w:r>
     </w:p>
-    <w:bookmarkEnd w:id="132"/>
-    <w:bookmarkStart w:id="133" w:name="assessment-24"/>
+    <w:bookmarkEnd w:id="134"/>
+    <w:bookmarkStart w:id="135" w:name="assessment-24"/>
     <w:p>
       <w:pPr>
         <w:pStyle w:val="berschrift5"/>
@@ -4693,10 +4734,10 @@
         <w:t xml:space="preserve">Recommended Requirement Modification:</w:t>
       </w:r>
     </w:p>
-    <w:bookmarkEnd w:id="133"/>
-    <w:bookmarkEnd w:id="134"/>
     <w:bookmarkEnd w:id="135"/>
-    <w:bookmarkStart w:id="148" w:name="sec:rac"/>
+    <w:bookmarkEnd w:id="136"/>
+    <w:bookmarkEnd w:id="137"/>
+    <w:bookmarkStart w:id="150" w:name="sec:rac"/>
     <w:p>
       <w:pPr>
         <w:pStyle w:val="berschrift3"/>
@@ -4728,7 +4769,7 @@
         <w:t xml:space="preserve">The requirements indicate both the necessary outcomes and the minimum steps necessary to be deemed to have achieved those outcomes.</w:t>
       </w:r>
     </w:p>
-    <w:bookmarkStart w:id="139" w:name="sec:rac-measur-st"/>
+    <w:bookmarkStart w:id="141" w:name="sec:rac-measur-st"/>
     <w:p>
       <w:pPr>
         <w:pStyle w:val="berschrift4"/>
@@ -4763,7 +4804,7 @@
         <w:t xml:space="preserve">rac-measur-st</w:t>
       </w:r>
     </w:p>
-    <w:bookmarkStart w:id="136" w:name="threshold-requirements-25"/>
+    <w:bookmarkStart w:id="138" w:name="threshold-requirements-25"/>
     <w:p>
       <w:pPr>
         <w:pStyle w:val="berschrift5"/>
@@ -4800,8 +4841,8 @@
         <w:t xml:space="preserve">Radiometric corrections must lead to a valid measurement of surface temperature.</w:t>
       </w:r>
     </w:p>
-    <w:bookmarkEnd w:id="136"/>
-    <w:bookmarkStart w:id="137" w:name="goal-requirements-25"/>
+    <w:bookmarkEnd w:id="138"/>
+    <w:bookmarkStart w:id="139" w:name="goal-requirements-25"/>
     <w:p>
       <w:pPr>
         <w:pStyle w:val="berschrift5"/>
@@ -4835,8 +4876,8 @@
         <w:t xml:space="preserve">).</w:t>
       </w:r>
     </w:p>
-    <w:bookmarkEnd w:id="137"/>
-    <w:bookmarkStart w:id="138" w:name="assessment-25"/>
+    <w:bookmarkEnd w:id="139"/>
+    <w:bookmarkStart w:id="140" w:name="assessment-25"/>
     <w:p>
       <w:pPr>
         <w:pStyle w:val="berschrift5"/>
@@ -4900,9 +4941,9 @@
         </w:pict>
       </w:r>
     </w:p>
-    <w:bookmarkEnd w:id="138"/>
-    <w:bookmarkEnd w:id="139"/>
-    <w:bookmarkStart w:id="143" w:name="sec:rac-catems"/>
+    <w:bookmarkEnd w:id="140"/>
+    <w:bookmarkEnd w:id="141"/>
+    <w:bookmarkStart w:id="145" w:name="sec:rac-catems"/>
     <w:p>
       <w:pPr>
         <w:pStyle w:val="berschrift4"/>
@@ -4937,7 +4978,7 @@
         <w:t xml:space="preserve">rac-catems</w:t>
       </w:r>
     </w:p>
-    <w:bookmarkStart w:id="140" w:name="threshold-requirements-26"/>
+    <w:bookmarkStart w:id="142" w:name="threshold-requirements-26"/>
     <w:p>
       <w:pPr>
         <w:pStyle w:val="berschrift5"/>
@@ -4974,8 +5015,8 @@
         <w:t xml:space="preserve">The metadata references (may be through a single DOI landing page) a citable peer-reviewed algorithm.</w:t>
       </w:r>
     </w:p>
-    <w:bookmarkEnd w:id="140"/>
-    <w:bookmarkStart w:id="141" w:name="goal-requirements-26"/>
+    <w:bookmarkEnd w:id="142"/>
+    <w:bookmarkStart w:id="143" w:name="goal-requirements-26"/>
     <w:p>
       <w:pPr>
         <w:pStyle w:val="berschrift5"/>
@@ -4995,8 +5036,8 @@
         <w:t xml:space="preserve"> </w:t>
       </w:r>
     </w:p>
-    <w:bookmarkEnd w:id="141"/>
-    <w:bookmarkStart w:id="142" w:name="assessment-26"/>
+    <w:bookmarkEnd w:id="143"/>
+    <w:bookmarkStart w:id="144" w:name="assessment-26"/>
     <w:p>
       <w:pPr>
         <w:pStyle w:val="berschrift5"/>
@@ -5060,9 +5101,9 @@
         </w:pict>
       </w:r>
     </w:p>
-    <w:bookmarkEnd w:id="142"/>
-    <w:bookmarkEnd w:id="143"/>
-    <w:bookmarkStart w:id="147" w:name="sec:rac-muncer-st"/>
+    <w:bookmarkEnd w:id="144"/>
+    <w:bookmarkEnd w:id="145"/>
+    <w:bookmarkStart w:id="149" w:name="sec:rac-muncer-st"/>
     <w:p>
       <w:pPr>
         <w:pStyle w:val="berschrift4"/>
@@ -5097,7 +5138,7 @@
         <w:t xml:space="preserve">rac-muncer-st</w:t>
       </w:r>
     </w:p>
-    <w:bookmarkStart w:id="144" w:name="threshold-requirements-27"/>
+    <w:bookmarkStart w:id="146" w:name="threshold-requirements-27"/>
     <w:p>
       <w:pPr>
         <w:pStyle w:val="berschrift5"/>
@@ -5117,8 +5158,8 @@
         <w:t xml:space="preserve"> </w:t>
       </w:r>
     </w:p>
-    <w:bookmarkEnd w:id="144"/>
-    <w:bookmarkStart w:id="145" w:name="goal-requirements-27"/>
+    <w:bookmarkEnd w:id="146"/>
+    <w:bookmarkStart w:id="147" w:name="goal-requirements-27"/>
     <w:p>
       <w:pPr>
         <w:pStyle w:val="berschrift5"/>
@@ -5155,8 +5196,8 @@
         <w:t xml:space="preserve">Some of the intent of the initial wording (below), which refers to atmospheric windows, may have been lost: Uncertainty, in units Kelvin, of the surface temperature for each pixel is also accompanied by distance from cloud (above) and atmospheric transmission (intervals, i.e., 0.4 - 0.55, 0.55 - 0.7, etc.).</w:t>
       </w:r>
     </w:p>
-    <w:bookmarkEnd w:id="145"/>
-    <w:bookmarkStart w:id="146" w:name="assessment-27"/>
+    <w:bookmarkEnd w:id="147"/>
+    <w:bookmarkStart w:id="148" w:name="assessment-27"/>
     <w:p>
       <w:pPr>
         <w:pStyle w:val="berschrift5"/>
@@ -5213,10 +5254,10 @@
         <w:t xml:space="preserve">Recommended Requirement Modification:</w:t>
       </w:r>
     </w:p>
-    <w:bookmarkEnd w:id="146"/>
-    <w:bookmarkEnd w:id="147"/>
     <w:bookmarkEnd w:id="148"/>
-    <w:bookmarkStart w:id="153" w:name="sec:gcor"/>
+    <w:bookmarkEnd w:id="149"/>
+    <w:bookmarkEnd w:id="150"/>
+    <w:bookmarkStart w:id="155" w:name="sec:gcor"/>
     <w:p>
       <w:pPr>
         <w:pStyle w:val="berschrift3"/>
@@ -5248,7 +5289,7 @@
         <w:t xml:space="preserve">This section specifies any geometric correction requirements that must be met in order for the data to be analysis ready.</w:t>
       </w:r>
     </w:p>
-    <w:bookmarkStart w:id="152" w:name="sec:gcor-geocorr-st"/>
+    <w:bookmarkStart w:id="154" w:name="sec:gcor-geocorr-st"/>
     <w:p>
       <w:pPr>
         <w:pStyle w:val="berschrift4"/>
@@ -5283,7 +5324,7 @@
         <w:t xml:space="preserve">gcor-geocorr-st</w:t>
       </w:r>
     </w:p>
-    <w:bookmarkStart w:id="149" w:name="threshold-requirements-28"/>
+    <w:bookmarkStart w:id="151" w:name="threshold-requirements-28"/>
     <w:p>
       <w:pPr>
         <w:pStyle w:val="berschrift5"/>
@@ -5413,8 +5454,8 @@
         <w:t xml:space="preserve">sources as the geometric corrections for each of the sources may differ.</w:t>
       </w:r>
     </w:p>
-    <w:bookmarkEnd w:id="149"/>
-    <w:bookmarkStart w:id="150" w:name="goal-requirements-28"/>
+    <w:bookmarkEnd w:id="151"/>
+    <w:bookmarkStart w:id="152" w:name="goal-requirements-28"/>
     <w:p>
       <w:pPr>
         <w:pStyle w:val="berschrift5"/>
@@ -5504,8 +5545,8 @@
         <w:t xml:space="preserve">This requirement is intended to enable interoperability between imagery from different platforms that meet this level of correction, and with non-image spatial data such as GIS layers and terrain models.</w:t>
       </w:r>
     </w:p>
-    <w:bookmarkEnd w:id="150"/>
-    <w:bookmarkStart w:id="151" w:name="assessment-28"/>
+    <w:bookmarkEnd w:id="152"/>
+    <w:bookmarkStart w:id="153" w:name="assessment-28"/>
     <w:p>
       <w:pPr>
         <w:pStyle w:val="berschrift5"/>
@@ -5567,11 +5608,11 @@
         <w:br w:type="page"/>
       </w:r>
     </w:p>
-    <w:bookmarkEnd w:id="151"/>
-    <w:bookmarkEnd w:id="152"/>
     <w:bookmarkEnd w:id="153"/>
     <w:bookmarkEnd w:id="154"/>
-    <w:bookmarkStart w:id="159" w:name="summary-self-assessment-table"/>
+    <w:bookmarkEnd w:id="155"/>
+    <w:bookmarkEnd w:id="156"/>
+    <w:bookmarkStart w:id="161" w:name="summary-self-assessment-table"/>
     <w:p>
       <w:pPr>
         <w:pStyle w:val="berschrift2"/>
@@ -5580,7 +5621,7 @@
         <w:t xml:space="preserve">Summary Self-Assessment Table</w:t>
       </w:r>
     </w:p>
-    <w:bookmarkStart w:id="155" w:name="general-metadata"/>
+    <w:bookmarkStart w:id="157" w:name="general-metadata"/>
     <w:p>
       <w:pPr>
         <w:pStyle w:val="berschrift3"/>
@@ -6465,8 +6506,8 @@
         </w:tc>
       </w:tr>
     </w:tbl>
-    <w:bookmarkEnd w:id="155"/>
-    <w:bookmarkStart w:id="156" w:name="per-pixel-metadata"/>
+    <w:bookmarkEnd w:id="157"/>
+    <w:bookmarkStart w:id="158" w:name="per-pixel-metadata"/>
     <w:p>
       <w:pPr>
         <w:pStyle w:val="berschrift3"/>
@@ -6907,8 +6948,8 @@
         </w:tc>
       </w:tr>
     </w:tbl>
-    <w:bookmarkEnd w:id="156"/>
-    <w:bookmarkStart w:id="157" w:name="radiometric-and-atmospheric-corrections"/>
+    <w:bookmarkEnd w:id="158"/>
+    <w:bookmarkStart w:id="159" w:name="radiometric-and-atmospheric-corrections"/>
     <w:p>
       <w:pPr>
         <w:pStyle w:val="berschrift3"/>
@@ -7127,8 +7168,8 @@
         </w:tc>
       </w:tr>
     </w:tbl>
-    <w:bookmarkEnd w:id="157"/>
-    <w:bookmarkStart w:id="158" w:name="geometric-corrections"/>
+    <w:bookmarkEnd w:id="159"/>
+    <w:bookmarkStart w:id="160" w:name="geometric-corrections"/>
     <w:p>
       <w:pPr>
         <w:pStyle w:val="berschrift3"/>
@@ -7249,9 +7290,9 @@
         <w:br w:type="page"/>
       </w:r>
     </w:p>
-    <w:bookmarkEnd w:id="158"/>
-    <w:bookmarkEnd w:id="159"/>
-    <w:bookmarkStart w:id="164" w:name="introduction"/>
+    <w:bookmarkEnd w:id="160"/>
+    <w:bookmarkEnd w:id="161"/>
+    <w:bookmarkStart w:id="166" w:name="introduction"/>
     <w:p>
       <w:pPr>
         <w:pStyle w:val="berschrift2"/>
@@ -7280,7 +7321,7 @@
         <w:t xml:space="preserve">This Guidance material does not replace or override the specifications.</w:t>
       </w:r>
     </w:p>
-    <w:bookmarkStart w:id="160" w:name="sec:intro-what-are-ceos-ard-products"/>
+    <w:bookmarkStart w:id="162" w:name="sec:intro-what-are-ceos-ard-products"/>
     <w:p>
       <w:pPr>
         <w:pStyle w:val="berschrift3"/>
@@ -7339,8 +7380,8 @@
         <w:t xml:space="preserve">for other types of satellite products.</w:t>
       </w:r>
     </w:p>
-    <w:bookmarkEnd w:id="160"/>
-    <w:bookmarkStart w:id="162" w:name="sec:intro-when-is-a-product-ceos-ard"/>
+    <w:bookmarkEnd w:id="162"/>
+    <w:bookmarkStart w:id="164" w:name="sec:intro-when-is-a-product-ceos-ard"/>
     <w:p>
       <w:pPr>
         <w:pStyle w:val="berschrift3"/>
@@ -7391,7 +7432,7 @@
       <w:r>
         <w:t xml:space="preserve"> </w:t>
       </w:r>
-      <w:hyperlink r:id="rId161">
+      <w:hyperlink r:id="rId163">
         <w:r>
           <w:rPr>
             <w:rStyle w:val="Hyperlink"/>
@@ -7411,8 +7452,8 @@
         <w:t xml:space="preserve">A product can continue to use CEOS-ARD branding as long as its generation and distribution remain consistent with the peer-reviewed assessment.</w:t>
       </w:r>
     </w:p>
-    <w:bookmarkEnd w:id="162"/>
-    <w:bookmarkStart w:id="163" w:name="sec:intro-difference-threshold-goal"/>
+    <w:bookmarkEnd w:id="164"/>
+    <w:bookmarkStart w:id="165" w:name="sec:intro-difference-threshold-goal"/>
     <w:p>
       <w:pPr>
         <w:pStyle w:val="berschrift3"/>
@@ -7615,9 +7656,9 @@
         <w:br w:type="page"/>
       </w:r>
     </w:p>
-    <w:bookmarkEnd w:id="163"/>
-    <w:bookmarkEnd w:id="164"/>
-    <w:bookmarkStart w:id="171" w:name="references"/>
+    <w:bookmarkEnd w:id="165"/>
+    <w:bookmarkEnd w:id="166"/>
+    <w:bookmarkStart w:id="173" w:name="references"/>
     <w:p>
       <w:pPr>
         <w:pStyle w:val="berschrift2"/>
@@ -7626,8 +7667,8 @@
         <w:t xml:space="preserve">References</w:t>
       </w:r>
     </w:p>
-    <w:bookmarkStart w:id="170" w:name="refs"/>
-    <w:bookmarkStart w:id="166" w:name="ref-cook2014"/>
+    <w:bookmarkStart w:id="172" w:name="refs"/>
+    <w:bookmarkStart w:id="168" w:name="ref-cook2014"/>
     <w:p>
       <w:pPr>
         <w:pStyle w:val="Literaturverzeichnis"/>
@@ -7660,7 +7701,7 @@
       <w:r>
         <w:t xml:space="preserve"> </w:t>
       </w:r>
-      <w:hyperlink r:id="rId165">
+      <w:hyperlink r:id="rId167">
         <w:r>
           <w:rPr>
             <w:rStyle w:val="Hyperlink"/>
@@ -7672,8 +7713,8 @@
         <w:t xml:space="preserve">.</w:t>
       </w:r>
     </w:p>
-    <w:bookmarkEnd w:id="166"/>
-    <w:bookmarkStart w:id="167" w:name="ref-iso19115_2_2009"/>
+    <w:bookmarkEnd w:id="168"/>
+    <w:bookmarkStart w:id="169" w:name="ref-iso19115_2_2009"/>
     <w:p>
       <w:pPr>
         <w:pStyle w:val="Literaturverzeichnis"/>
@@ -7700,8 +7741,8 @@
         <w:t xml:space="preserve">Standard. Geneva, CH: International Organization for Standardization.</w:t>
       </w:r>
     </w:p>
-    <w:bookmarkEnd w:id="167"/>
-    <w:bookmarkStart w:id="169" w:name="ref-li2013"/>
+    <w:bookmarkEnd w:id="169"/>
+    <w:bookmarkStart w:id="171" w:name="ref-li2013"/>
     <w:p>
       <w:pPr>
         <w:pStyle w:val="Literaturverzeichnis"/>
@@ -7731,7 +7772,7 @@
       <w:r>
         <w:t xml:space="preserve">131: 14–37. https://doi.org/</w:t>
       </w:r>
-      <w:hyperlink r:id="rId168">
+      <w:hyperlink r:id="rId170">
         <w:r>
           <w:rPr>
             <w:rStyle w:val="Hyperlink"/>
@@ -7743,15 +7784,15 @@
         <w:t xml:space="preserve">.</w:t>
       </w:r>
     </w:p>
-    <w:bookmarkEnd w:id="169"/>
-    <w:bookmarkEnd w:id="170"/>
+    <w:bookmarkEnd w:id="171"/>
+    <w:bookmarkEnd w:id="172"/>
     <w:p>
       <w:r>
         <w:br w:type="page"/>
       </w:r>
     </w:p>
-    <w:bookmarkEnd w:id="171"/>
-    <w:bookmarkStart w:id="195" w:name="annexes"/>
+    <w:bookmarkEnd w:id="173"/>
+    <w:bookmarkStart w:id="197" w:name="annexes"/>
     <w:p>
       <w:pPr>
         <w:pStyle w:val="berschrift2"/>
@@ -7760,7 +7801,7 @@
         <w:t xml:space="preserve">Annexes</w:t>
       </w:r>
     </w:p>
-    <w:bookmarkStart w:id="172" w:name="sec:annex-st-metadata-examples"/>
+    <w:bookmarkStart w:id="174" w:name="sec:annex-st-metadata-examples"/>
     <w:p>
       <w:pPr>
         <w:pStyle w:val="berschrift3"/>
@@ -7769,8 +7810,8 @@
         <w:t xml:space="preserve">CEOS-ARD Requirement Examples (Surface Temperature)</w:t>
       </w:r>
     </w:p>
-    <w:bookmarkEnd w:id="172"/>
-    <w:bookmarkStart w:id="185" w:name="general-metadata-1"/>
+    <w:bookmarkEnd w:id="174"/>
+    <w:bookmarkStart w:id="187" w:name="general-metadata-1"/>
     <w:p>
       <w:pPr>
         <w:pStyle w:val="berschrift3"/>
@@ -7779,7 +7820,7 @@
         <w:t xml:space="preserve">General Metadata</w:t>
       </w:r>
     </w:p>
-    <w:bookmarkStart w:id="173" w:name="traceability"/>
+    <w:bookmarkStart w:id="175" w:name="traceability"/>
     <w:p>
       <w:pPr>
         <w:pStyle w:val="berschrift4"/>
@@ -8796,8 +8837,8 @@
         <w:t xml:space="preserve">&gt;</w:t>
       </w:r>
     </w:p>
-    <w:bookmarkEnd w:id="173"/>
-    <w:bookmarkStart w:id="174" w:name="data-collection-time"/>
+    <w:bookmarkEnd w:id="175"/>
+    <w:bookmarkStart w:id="176" w:name="data-collection-time"/>
     <w:p>
       <w:pPr>
         <w:pStyle w:val="berschrift4"/>
@@ -9219,8 +9260,8 @@
         <w:t xml:space="preserve">datafiles following a prescribed recipe.</w:t>
       </w:r>
     </w:p>
-    <w:bookmarkEnd w:id="174"/>
-    <w:bookmarkStart w:id="175" w:name="geographical-area"/>
+    <w:bookmarkEnd w:id="176"/>
+    <w:bookmarkStart w:id="177" w:name="geographical-area"/>
     <w:p>
       <w:pPr>
         <w:pStyle w:val="berschrift4"/>
@@ -9559,8 +9600,8 @@
         <w:t xml:space="preserve">/&gt;</w:t>
       </w:r>
     </w:p>
-    <w:bookmarkEnd w:id="175"/>
-    <w:bookmarkStart w:id="176" w:name="map-projection"/>
+    <w:bookmarkEnd w:id="177"/>
+    <w:bookmarkStart w:id="178" w:name="map-projection"/>
     <w:p>
       <w:pPr>
         <w:pStyle w:val="berschrift4"/>
@@ -10058,8 +10099,8 @@
         <w:t xml:space="preserve">&gt;</w:t>
       </w:r>
     </w:p>
-    <w:bookmarkEnd w:id="176"/>
-    <w:bookmarkStart w:id="177" w:name="geometric-correction-source"/>
+    <w:bookmarkEnd w:id="178"/>
+    <w:bookmarkStart w:id="179" w:name="geometric-correction-source"/>
     <w:p>
       <w:pPr>
         <w:pStyle w:val="berschrift4"/>
@@ -10431,8 +10472,8 @@
         <w:t xml:space="preserve">&gt;</w:t>
       </w:r>
     </w:p>
-    <w:bookmarkEnd w:id="177"/>
-    <w:bookmarkStart w:id="178" w:name="geometric-accuracy-of-the-data"/>
+    <w:bookmarkEnd w:id="179"/>
+    <w:bookmarkStart w:id="180" w:name="geometric-accuracy-of-the-data"/>
     <w:p>
       <w:pPr>
         <w:pStyle w:val="berschrift4"/>
@@ -10564,8 +10605,8 @@
         <w:t xml:space="preserve">&gt;</w:t>
       </w:r>
     </w:p>
-    <w:bookmarkEnd w:id="178"/>
-    <w:bookmarkStart w:id="179" w:name="instrument"/>
+    <w:bookmarkEnd w:id="180"/>
+    <w:bookmarkStart w:id="181" w:name="instrument"/>
     <w:p>
       <w:pPr>
         <w:pStyle w:val="berschrift4"/>
@@ -11145,8 +11186,8 @@
         <w:t xml:space="preserve">&gt;</w:t>
       </w:r>
     </w:p>
-    <w:bookmarkEnd w:id="179"/>
-    <w:bookmarkStart w:id="180" w:name="sensor-calibration"/>
+    <w:bookmarkEnd w:id="181"/>
+    <w:bookmarkStart w:id="182" w:name="sensor-calibration"/>
     <w:p>
       <w:pPr>
         <w:pStyle w:val="berschrift4"/>
@@ -11212,8 +11253,8 @@
         <w:t xml:space="preserve">&gt;</w:t>
       </w:r>
     </w:p>
-    <w:bookmarkEnd w:id="180"/>
-    <w:bookmarkStart w:id="181" w:name="algorithms"/>
+    <w:bookmarkEnd w:id="182"/>
+    <w:bookmarkStart w:id="183" w:name="algorithms"/>
     <w:p>
       <w:pPr>
         <w:pStyle w:val="berschrift4"/>
@@ -11287,8 +11328,8 @@
         <w:t xml:space="preserve">&gt;</w:t>
       </w:r>
     </w:p>
-    <w:bookmarkEnd w:id="181"/>
-    <w:bookmarkStart w:id="182" w:name="auxiliary-data"/>
+    <w:bookmarkEnd w:id="183"/>
+    <w:bookmarkStart w:id="184" w:name="auxiliary-data"/>
     <w:p>
       <w:pPr>
         <w:pStyle w:val="berschrift4"/>
@@ -11500,8 +11541,8 @@
         <w:t xml:space="preserve">&gt;</w:t>
       </w:r>
     </w:p>
-    <w:bookmarkEnd w:id="182"/>
-    <w:bookmarkStart w:id="183" w:name="processing-chain-provenance"/>
+    <w:bookmarkEnd w:id="184"/>
+    <w:bookmarkStart w:id="185" w:name="processing-chain-provenance"/>
     <w:p>
       <w:pPr>
         <w:pStyle w:val="berschrift4"/>
@@ -11599,8 +11640,8 @@
         <w:t xml:space="preserve">&gt;</w:t>
       </w:r>
     </w:p>
-    <w:bookmarkEnd w:id="183"/>
-    <w:bookmarkStart w:id="184" w:name="overall-data-quality"/>
+    <w:bookmarkEnd w:id="185"/>
+    <w:bookmarkStart w:id="186" w:name="overall-data-quality"/>
     <w:p>
       <w:pPr>
         <w:pStyle w:val="berschrift4"/>
@@ -11698,9 +11739,9 @@
         <w:t xml:space="preserve">&gt;</w:t>
       </w:r>
     </w:p>
-    <w:bookmarkEnd w:id="184"/>
-    <w:bookmarkEnd w:id="185"/>
-    <w:bookmarkStart w:id="192" w:name="per-pixel-metadata-1"/>
+    <w:bookmarkEnd w:id="186"/>
+    <w:bookmarkEnd w:id="187"/>
+    <w:bookmarkStart w:id="194" w:name="per-pixel-metadata-1"/>
     <w:p>
       <w:pPr>
         <w:pStyle w:val="berschrift3"/>
@@ -11709,7 +11750,7 @@
         <w:t xml:space="preserve">Per-Pixel Metadata</w:t>
       </w:r>
     </w:p>
-    <w:bookmarkStart w:id="186" w:name="no-data"/>
+    <w:bookmarkStart w:id="188" w:name="no-data"/>
     <w:p>
       <w:pPr>
         <w:pStyle w:val="berschrift4"/>
@@ -12303,8 +12344,8 @@
         <w:t xml:space="preserve">  confidence_in:flag_meanings = "coastline ocean tidal land inland_water unfilled spare spare cosmetic duplicate day twilight sun_glint snow summary_cloud summary_pointing" ;</w:t>
       </w:r>
     </w:p>
-    <w:bookmarkEnd w:id="186"/>
-    <w:bookmarkStart w:id="187" w:name="incomplete-testing"/>
+    <w:bookmarkEnd w:id="188"/>
+    <w:bookmarkStart w:id="189" w:name="incomplete-testing"/>
     <w:p>
       <w:pPr>
         <w:pStyle w:val="berschrift4"/>
@@ -12405,8 +12446,8 @@
         <w:t xml:space="preserve">  confidence_in:flag_meanings = "coastline ocean tidal land inland_water unfilled spare spare cosmetic duplicate day twilight sun_glint snow summary_cloud summary_pointing”;</w:t>
       </w:r>
     </w:p>
-    <w:bookmarkEnd w:id="187"/>
-    <w:bookmarkStart w:id="188" w:name="saturation"/>
+    <w:bookmarkEnd w:id="189"/>
+    <w:bookmarkStart w:id="190" w:name="saturation"/>
     <w:p>
       <w:pPr>
         <w:pStyle w:val="berschrift4"/>
@@ -13525,8 +13566,8 @@
         <w:t xml:space="preserve">  confidence_in:flag_meanings = "coastline ocean tidal land inland_water unfilled spare spare cosmetic duplicate day twilight sun_glint snow summary_cloud summary_pointing" ;</w:t>
       </w:r>
     </w:p>
-    <w:bookmarkEnd w:id="188"/>
-    <w:bookmarkStart w:id="189" w:name="cloud"/>
+    <w:bookmarkEnd w:id="190"/>
+    <w:bookmarkStart w:id="191" w:name="cloud"/>
     <w:p>
       <w:pPr>
         <w:pStyle w:val="berschrift4"/>
@@ -14913,8 +14954,8 @@
         <w:t xml:space="preserve">probabilistic cloud flag; the value of the bit is 2UB.</w:t>
       </w:r>
     </w:p>
-    <w:bookmarkEnd w:id="189"/>
-    <w:bookmarkStart w:id="190" w:name="cloud-shadow"/>
+    <w:bookmarkEnd w:id="191"/>
+    <w:bookmarkStart w:id="192" w:name="cloud-shadow"/>
     <w:p>
       <w:pPr>
         <w:pStyle w:val="berschrift4"/>
@@ -14953,8 +14994,8 @@
         <w:t xml:space="preserve">Please see the cloud shadow part in the example provided in requirement 2.5</w:t>
       </w:r>
     </w:p>
-    <w:bookmarkEnd w:id="190"/>
-    <w:bookmarkStart w:id="191" w:name="snowice-mask"/>
+    <w:bookmarkEnd w:id="192"/>
+    <w:bookmarkStart w:id="193" w:name="snowice-mask"/>
     <w:p>
       <w:pPr>
         <w:pStyle w:val="berschrift4"/>
@@ -14993,9 +15034,9 @@
         <w:t xml:space="preserve">Please see the snow part in the example provided in requirement 2.5</w:t>
       </w:r>
     </w:p>
-    <w:bookmarkEnd w:id="191"/>
-    <w:bookmarkEnd w:id="192"/>
-    <w:bookmarkStart w:id="193" w:name="X28ed3ea323a9ca6f7226af18ce59e0b82f609b5"/>
+    <w:bookmarkEnd w:id="193"/>
+    <w:bookmarkEnd w:id="194"/>
+    <w:bookmarkStart w:id="195" w:name="X28ed3ea323a9ca6f7226af18ce59e0b82f609b5"/>
     <w:p>
       <w:pPr>
         <w:pStyle w:val="berschrift3"/>
@@ -15012,8 +15053,8 @@
         <w:t xml:space="preserve">No examples provided</w:t>
       </w:r>
     </w:p>
-    <w:bookmarkEnd w:id="193"/>
-    <w:bookmarkStart w:id="194" w:name="geometric-corrections-1"/>
+    <w:bookmarkEnd w:id="195"/>
+    <w:bookmarkStart w:id="196" w:name="geometric-corrections-1"/>
     <w:p>
       <w:pPr>
         <w:pStyle w:val="berschrift3"/>
@@ -15030,9 +15071,9 @@
         <w:t xml:space="preserve">No examples provided</w:t>
       </w:r>
     </w:p>
-    <w:bookmarkEnd w:id="194"/>
-    <w:bookmarkEnd w:id="195"/>
     <w:bookmarkEnd w:id="196"/>
+    <w:bookmarkEnd w:id="197"/>
+    <w:bookmarkEnd w:id="198"/>
     <w:sectPr>
       <w:headerReference r:id="rId11" w:type="even"/>
       <w:headerReference r:id="rId10" w:type="default"/>

--- a/latest/ST.docx
+++ b/latest/ST.docx
@@ -11,18 +11,18 @@
           <wp:inline>
             <wp:extent cx="5727700" cy="1381957"/>
             <wp:effectExtent b="0" l="0" r="0" t="0"/>
-            <wp:docPr descr="" title="" id="21" name="Picture"/>
+            <wp:docPr descr="" title="" id="24" name="Picture"/>
             <a:graphic>
               <a:graphicData uri="http://schemas.openxmlformats.org/drawingml/2006/picture">
                 <pic:pic>
                   <pic:nvPicPr>
-                    <pic:cNvPr descr="assets/CEOS_logo_colour_black_text_right.png" id="22" name="Picture"/>
+                    <pic:cNvPr descr="assets/CEOS_logo_colour_black_text_right.png" id="25" name="Picture"/>
                     <pic:cNvPicPr>
                       <a:picLocks noChangeArrowheads="1" noChangeAspect="1"/>
                     </pic:cNvPicPr>
                   </pic:nvPicPr>
                   <pic:blipFill>
-                    <a:blip r:embed="rId20"/>
+                    <a:blip r:embed="rId23"/>
                     <a:stretch>
                       <a:fillRect/>
                     </a:stretch>
@@ -49,7 +49,7 @@
         </w:drawing>
       </w:r>
     </w:p>
-    <w:bookmarkStart w:id="198" w:name="ceos-ard---optical---surface-temperature"/>
+    <w:bookmarkStart w:id="201" w:name="ceos-ard---optical---surface-temperature"/>
     <w:p>
       <w:pPr>
         <w:pStyle w:val="berschrift1"/>
@@ -66,7 +66,7 @@
         <w:t xml:space="preserve"> </w:t>
       </w:r>
     </w:p>
-    <w:bookmarkStart w:id="24" w:name="draft-version"/>
+    <w:bookmarkStart w:id="27" w:name="draft-version"/>
     <w:p>
       <w:pPr>
         <w:pStyle w:val="berschrift2"/>
@@ -91,7 +91,7 @@
       <w:r>
         <w:t xml:space="preserve"> </w:t>
       </w:r>
-      <w:hyperlink r:id="rId23">
+      <w:hyperlink r:id="rId26">
         <w:r>
           <w:rPr>
             <w:rStyle w:val="Hyperlink"/>
@@ -106,8 +106,8 @@
         <w:t xml:space="preserve">for the latest endorsed version of this document.</w:t>
       </w:r>
     </w:p>
-    <w:bookmarkEnd w:id="24"/>
-    <w:bookmarkStart w:id="26" w:name="document-status"/>
+    <w:bookmarkEnd w:id="27"/>
+    <w:bookmarkStart w:id="29" w:name="document-status"/>
     <w:p>
       <w:pPr>
         <w:pStyle w:val="berschrift2"/>
@@ -134,7 +134,7 @@
       <w:r>
         <w:t xml:space="preserve"> </w:t>
       </w:r>
-      <w:hyperlink r:id="rId25">
+      <w:hyperlink r:id="rId28">
         <w:r>
           <w:rPr>
             <w:rStyle w:val="Hyperlink"/>
@@ -143,8 +143,8 @@
         </w:r>
       </w:hyperlink>
     </w:p>
-    <w:bookmarkEnd w:id="26"/>
-    <w:bookmarkStart w:id="28" w:name="document-history"/>
+    <w:bookmarkEnd w:id="29"/>
+    <w:bookmarkStart w:id="31" w:name="document-history"/>
     <w:p>
       <w:pPr>
         <w:pStyle w:val="berschrift2"/>
@@ -153,7 +153,7 @@
         <w:t xml:space="preserve">Document History</w:t>
       </w:r>
     </w:p>
-    <w:bookmarkStart w:id="27" w:name="patch"/>
+    <w:bookmarkStart w:id="30" w:name="patch"/>
     <w:p>
       <w:pPr>
         <w:pStyle w:val="berschrift3"/>
@@ -405,9 +405,9 @@
         <w:t xml:space="preserve">Matthias Mohr</w:t>
       </w:r>
     </w:p>
-    <w:bookmarkEnd w:id="27"/>
-    <w:bookmarkEnd w:id="28"/>
-    <w:bookmarkStart w:id="29" w:name="contributing-authors"/>
+    <w:bookmarkEnd w:id="30"/>
+    <w:bookmarkEnd w:id="31"/>
+    <w:bookmarkStart w:id="32" w:name="contributing-authors"/>
     <w:p>
       <w:pPr>
         <w:pStyle w:val="berschrift2"/>
@@ -493,8 +493,8 @@
         <w:br w:type="page"/>
       </w:r>
     </w:p>
-    <w:bookmarkEnd w:id="29"/>
-    <w:bookmarkStart w:id="30" w:name="ceos-analysis-ready-data-definition"/>
+    <w:bookmarkEnd w:id="32"/>
+    <w:bookmarkStart w:id="33" w:name="ceos-analysis-ready-data-definition"/>
     <w:p>
       <w:pPr>
         <w:pStyle w:val="berschrift2"/>
@@ -511,8 +511,8 @@
         <w:t xml:space="preserve">CEOS Analysis Ready Data (CEOS-ARD) are satellite data that have been processed to a minimum set of requirements and organized into a form that allows immediate analysis with a minimum of additional user effort and interoperability both through time and with other datasets.</w:t>
       </w:r>
     </w:p>
-    <w:bookmarkEnd w:id="30"/>
-    <w:bookmarkStart w:id="31" w:name="description"/>
+    <w:bookmarkEnd w:id="33"/>
+    <w:bookmarkStart w:id="34" w:name="description"/>
     <w:p>
       <w:pPr>
         <w:pStyle w:val="berschrift2"/>
@@ -575,8 +575,8 @@
         <w:t xml:space="preserve">Data collected with multispectral sensors operating in the thermal infrared (TIR) wavelengths. These typically operate with ground sample distance and resolution in the order of 10-100m; however, the Specification is not inherently limited to this resolution.</w:t>
       </w:r>
     </w:p>
-    <w:bookmarkEnd w:id="31"/>
-    <w:bookmarkStart w:id="32" w:name="background"/>
+    <w:bookmarkEnd w:id="34"/>
+    <w:bookmarkStart w:id="35" w:name="background"/>
     <w:p>
       <w:pPr>
         <w:pStyle w:val="berschrift2"/>
@@ -604,8 +604,8 @@
         <w:br w:type="page"/>
       </w:r>
     </w:p>
-    <w:bookmarkEnd w:id="32"/>
-    <w:bookmarkStart w:id="33" w:name="definitions-and-abbreviations"/>
+    <w:bookmarkEnd w:id="35"/>
+    <w:bookmarkStart w:id="36" w:name="definitions-and-abbreviations"/>
     <w:p>
       <w:pPr>
         <w:pStyle w:val="berschrift2"/>
@@ -859,8 +859,8 @@
         <w:br w:type="page"/>
       </w:r>
     </w:p>
-    <w:bookmarkEnd w:id="33"/>
-    <w:bookmarkStart w:id="156" w:name="requirements"/>
+    <w:bookmarkEnd w:id="36"/>
+    <w:bookmarkStart w:id="159" w:name="requirements"/>
     <w:p>
       <w:pPr>
         <w:pStyle w:val="berschrift2"/>
@@ -915,7 +915,7 @@
         <w:t xml:space="preserve">Instead, use the textual identifier that is provided below the title.</w:t>
       </w:r>
     </w:p>
-    <w:bookmarkStart w:id="104" w:name="sec:meta"/>
+    <w:bookmarkStart w:id="107" w:name="sec:meta"/>
     <w:p>
       <w:pPr>
         <w:pStyle w:val="berschrift3"/>
@@ -969,7 +969,7 @@
         <w:t xml:space="preserve">suitability of the dataset, and must meet the requirements listed below.</w:t>
       </w:r>
     </w:p>
-    <w:bookmarkStart w:id="39" w:name="sec:meta-trace-st"/>
+    <w:bookmarkStart w:id="42" w:name="sec:meta-trace-st"/>
     <w:p>
       <w:pPr>
         <w:pStyle w:val="berschrift4"/>
@@ -1004,7 +1004,7 @@
         <w:t xml:space="preserve">meta-trace-st</w:t>
       </w:r>
     </w:p>
-    <w:bookmarkStart w:id="34" w:name="threshold-requirements"/>
+    <w:bookmarkStart w:id="37" w:name="threshold-requirements"/>
     <w:p>
       <w:pPr>
         <w:pStyle w:val="berschrift5"/>
@@ -1024,8 +1024,8 @@
         <w:t xml:space="preserve"> </w:t>
       </w:r>
     </w:p>
-    <w:bookmarkEnd w:id="34"/>
-    <w:bookmarkStart w:id="37" w:name="goal-requirements"/>
+    <w:bookmarkEnd w:id="37"/>
+    <w:bookmarkStart w:id="40" w:name="goal-requirements"/>
     <w:p>
       <w:pPr>
         <w:pStyle w:val="berschrift5"/>
@@ -1056,7 +1056,7 @@
           <w:numId w:val="1003"/>
         </w:numPr>
       </w:pPr>
-      <w:hyperlink r:id="rId35">
+      <w:hyperlink r:id="rId38">
         <w:r>
           <w:rPr>
             <w:rStyle w:val="Hyperlink"/>
@@ -1073,7 +1073,7 @@
           <w:numId w:val="1003"/>
         </w:numPr>
       </w:pPr>
-      <w:hyperlink r:id="rId36">
+      <w:hyperlink r:id="rId39">
         <w:r>
           <w:rPr>
             <w:rStyle w:val="Hyperlink"/>
@@ -1102,8 +1102,8 @@
         <w:t xml:space="preserve">SI Traceability requires an estimate of measurement uncertainty.</w:t>
       </w:r>
     </w:p>
-    <w:bookmarkEnd w:id="37"/>
-    <w:bookmarkStart w:id="38" w:name="assessment"/>
+    <w:bookmarkEnd w:id="40"/>
+    <w:bookmarkStart w:id="41" w:name="assessment"/>
     <w:p>
       <w:pPr>
         <w:pStyle w:val="berschrift5"/>
@@ -1167,9 +1167,9 @@
         </w:pict>
       </w:r>
     </w:p>
-    <w:bookmarkEnd w:id="38"/>
-    <w:bookmarkEnd w:id="39"/>
-    <w:bookmarkStart w:id="43" w:name="sec:meta-memare-optical"/>
+    <w:bookmarkEnd w:id="41"/>
+    <w:bookmarkEnd w:id="42"/>
+    <w:bookmarkStart w:id="46" w:name="sec:meta-memare-optical"/>
     <w:p>
       <w:pPr>
         <w:pStyle w:val="berschrift4"/>
@@ -1204,7 +1204,7 @@
         <w:t xml:space="preserve">meta-memare-optical</w:t>
       </w:r>
     </w:p>
-    <w:bookmarkStart w:id="40" w:name="threshold-requirements-1"/>
+    <w:bookmarkStart w:id="43" w:name="threshold-requirements-1"/>
     <w:p>
       <w:pPr>
         <w:pStyle w:val="berschrift5"/>
@@ -1221,8 +1221,8 @@
         <w:t xml:space="preserve">Metadata is provided in a structure that enables a computer algorithm to be used to consistently and automatically identify and extract each component part for further use.</w:t>
       </w:r>
     </w:p>
-    <w:bookmarkEnd w:id="40"/>
-    <w:bookmarkStart w:id="41" w:name="goal-requirements-1"/>
+    <w:bookmarkEnd w:id="43"/>
+    <w:bookmarkStart w:id="44" w:name="goal-requirements-1"/>
     <w:p>
       <w:pPr>
         <w:pStyle w:val="berschrift5"/>
@@ -1239,8 +1239,8 @@
         <w:t xml:space="preserve">As threshold, but metadata should be provided in a community endorsed standard that facilitates machine-readability, such as ISO 19115-2.</w:t>
       </w:r>
     </w:p>
-    <w:bookmarkEnd w:id="41"/>
-    <w:bookmarkStart w:id="42" w:name="assessment-1"/>
+    <w:bookmarkEnd w:id="44"/>
+    <w:bookmarkStart w:id="45" w:name="assessment-1"/>
     <w:p>
       <w:pPr>
         <w:pStyle w:val="berschrift5"/>
@@ -1304,9 +1304,9 @@
         </w:pict>
       </w:r>
     </w:p>
-    <w:bookmarkEnd w:id="42"/>
-    <w:bookmarkEnd w:id="43"/>
-    <w:bookmarkStart w:id="47" w:name="sec:meta-time-st"/>
+    <w:bookmarkEnd w:id="45"/>
+    <w:bookmarkEnd w:id="46"/>
+    <w:bookmarkStart w:id="50" w:name="sec:meta-time-st"/>
     <w:p>
       <w:pPr>
         <w:pStyle w:val="berschrift4"/>
@@ -1341,7 +1341,7 @@
         <w:t xml:space="preserve">meta-time-st</w:t>
       </w:r>
     </w:p>
-    <w:bookmarkStart w:id="44" w:name="threshold-requirements-2"/>
+    <w:bookmarkStart w:id="47" w:name="threshold-requirements-2"/>
     <w:p>
       <w:pPr>
         <w:pStyle w:val="berschrift5"/>
@@ -1358,8 +1358,8 @@
         <w:t xml:space="preserve">The start and stop time of data collection is identified in the metadata, expressed in date/time, to the second, with the time offset from UTC unambiguously identified.</w:t>
       </w:r>
     </w:p>
-    <w:bookmarkEnd w:id="44"/>
-    <w:bookmarkStart w:id="45" w:name="goal-requirements-2"/>
+    <w:bookmarkEnd w:id="47"/>
+    <w:bookmarkStart w:id="48" w:name="goal-requirements-2"/>
     <w:p>
       <w:pPr>
         <w:pStyle w:val="berschrift5"/>
@@ -1376,8 +1376,8 @@
         <w:t xml:space="preserve">Acquisition time for each pixel is identified (or can be reliably determined) in the metadata, expressed in date/time at UTC, to the second.</w:t>
       </w:r>
     </w:p>
-    <w:bookmarkEnd w:id="45"/>
-    <w:bookmarkStart w:id="46" w:name="assessment-2"/>
+    <w:bookmarkEnd w:id="48"/>
+    <w:bookmarkStart w:id="49" w:name="assessment-2"/>
     <w:p>
       <w:pPr>
         <w:pStyle w:val="berschrift5"/>
@@ -1441,9 +1441,9 @@
         </w:pict>
       </w:r>
     </w:p>
-    <w:bookmarkEnd w:id="46"/>
-    <w:bookmarkEnd w:id="47"/>
-    <w:bookmarkStart w:id="51" w:name="sec:meta-geoarea-st"/>
+    <w:bookmarkEnd w:id="49"/>
+    <w:bookmarkEnd w:id="50"/>
+    <w:bookmarkStart w:id="54" w:name="sec:meta-geoarea-st"/>
     <w:p>
       <w:pPr>
         <w:pStyle w:val="berschrift4"/>
@@ -1478,7 +1478,7 @@
         <w:t xml:space="preserve">meta-geoarea-st</w:t>
       </w:r>
     </w:p>
-    <w:bookmarkStart w:id="48" w:name="threshold-requirements-3"/>
+    <w:bookmarkStart w:id="51" w:name="threshold-requirements-3"/>
     <w:p>
       <w:pPr>
         <w:pStyle w:val="berschrift5"/>
@@ -1495,8 +1495,8 @@
         <w:t xml:space="preserve">The surface location to which the data relates is identified, typically as a series of four corner points, expressed in an accepted coordinate reference system (e.g., WGS84 coordinates).</w:t>
       </w:r>
     </w:p>
-    <w:bookmarkEnd w:id="48"/>
-    <w:bookmarkStart w:id="49" w:name="goal-requirements-3"/>
+    <w:bookmarkEnd w:id="51"/>
+    <w:bookmarkStart w:id="52" w:name="goal-requirements-3"/>
     <w:p>
       <w:pPr>
         <w:pStyle w:val="berschrift5"/>
@@ -1513,8 +1513,8 @@
         <w:t xml:space="preserve">The geographic area covered by the observations is identified specifically, such as through a set of coordinates of a closely bounding polygon. The location to which each pixel refers is identified (or can be reliably determined) expressed in projection coordinates with reference datum.</w:t>
       </w:r>
     </w:p>
-    <w:bookmarkEnd w:id="49"/>
-    <w:bookmarkStart w:id="50" w:name="assessment-3"/>
+    <w:bookmarkEnd w:id="52"/>
+    <w:bookmarkStart w:id="53" w:name="assessment-3"/>
     <w:p>
       <w:pPr>
         <w:pStyle w:val="berschrift5"/>
@@ -1578,9 +1578,9 @@
         </w:pict>
       </w:r>
     </w:p>
-    <w:bookmarkEnd w:id="50"/>
-    <w:bookmarkEnd w:id="51"/>
-    <w:bookmarkStart w:id="55" w:name="sec:meta-crs-optical"/>
+    <w:bookmarkEnd w:id="53"/>
+    <w:bookmarkEnd w:id="54"/>
+    <w:bookmarkStart w:id="58" w:name="sec:meta-crs-optical"/>
     <w:p>
       <w:pPr>
         <w:pStyle w:val="berschrift4"/>
@@ -1615,7 +1615,7 @@
         <w:t xml:space="preserve">meta-crs-optical</w:t>
       </w:r>
     </w:p>
-    <w:bookmarkStart w:id="52" w:name="threshold-requirements-4"/>
+    <w:bookmarkStart w:id="55" w:name="threshold-requirements-4"/>
     <w:p>
       <w:pPr>
         <w:pStyle w:val="berschrift5"/>
@@ -1632,8 +1632,8 @@
         <w:t xml:space="preserve">The metadata lists the coordinate reference system that has been used.</w:t>
       </w:r>
     </w:p>
-    <w:bookmarkEnd w:id="52"/>
-    <w:bookmarkStart w:id="53" w:name="goal-requirements-4"/>
+    <w:bookmarkEnd w:id="55"/>
+    <w:bookmarkStart w:id="56" w:name="goal-requirements-4"/>
     <w:p>
       <w:pPr>
         <w:pStyle w:val="berschrift5"/>
@@ -1653,8 +1653,8 @@
         <w:t xml:space="preserve"> </w:t>
       </w:r>
     </w:p>
-    <w:bookmarkEnd w:id="53"/>
-    <w:bookmarkStart w:id="54" w:name="assessment-4"/>
+    <w:bookmarkEnd w:id="56"/>
+    <w:bookmarkStart w:id="57" w:name="assessment-4"/>
     <w:p>
       <w:pPr>
         <w:pStyle w:val="berschrift5"/>
@@ -1718,9 +1718,9 @@
         </w:pict>
       </w:r>
     </w:p>
-    <w:bookmarkEnd w:id="54"/>
-    <w:bookmarkEnd w:id="55"/>
-    <w:bookmarkStart w:id="59" w:name="sec:meta-mapproj-st"/>
+    <w:bookmarkEnd w:id="57"/>
+    <w:bookmarkEnd w:id="58"/>
+    <w:bookmarkStart w:id="62" w:name="sec:meta-mapproj-st"/>
     <w:p>
       <w:pPr>
         <w:pStyle w:val="berschrift4"/>
@@ -1755,7 +1755,7 @@
         <w:t xml:space="preserve">meta-mapproj-st</w:t>
       </w:r>
     </w:p>
-    <w:bookmarkStart w:id="56" w:name="threshold-requirements-5"/>
+    <w:bookmarkStart w:id="59" w:name="threshold-requirements-5"/>
     <w:p>
       <w:pPr>
         <w:pStyle w:val="berschrift5"/>
@@ -1775,8 +1775,8 @@
         <w:t xml:space="preserve"> </w:t>
       </w:r>
     </w:p>
-    <w:bookmarkEnd w:id="56"/>
-    <w:bookmarkStart w:id="57" w:name="goal-requirements-5"/>
+    <w:bookmarkEnd w:id="59"/>
+    <w:bookmarkStart w:id="60" w:name="goal-requirements-5"/>
     <w:p>
       <w:pPr>
         <w:pStyle w:val="berschrift5"/>
@@ -1793,8 +1793,8 @@
         <w:t xml:space="preserve">The metadata lists the map projection that has been used, if any, and any relevant parameters required in relation to use of data in that map projection.</w:t>
       </w:r>
     </w:p>
-    <w:bookmarkEnd w:id="57"/>
-    <w:bookmarkStart w:id="58" w:name="assessment-5"/>
+    <w:bookmarkEnd w:id="60"/>
+    <w:bookmarkStart w:id="61" w:name="assessment-5"/>
     <w:p>
       <w:pPr>
         <w:pStyle w:val="berschrift5"/>
@@ -1858,9 +1858,9 @@
         </w:pict>
       </w:r>
     </w:p>
-    <w:bookmarkEnd w:id="58"/>
-    <w:bookmarkEnd w:id="59"/>
-    <w:bookmarkStart w:id="63" w:name="sec:meta-geocorm-st"/>
+    <w:bookmarkEnd w:id="61"/>
+    <w:bookmarkEnd w:id="62"/>
+    <w:bookmarkStart w:id="66" w:name="sec:meta-geocorm-st"/>
     <w:p>
       <w:pPr>
         <w:pStyle w:val="berschrift4"/>
@@ -1895,7 +1895,7 @@
         <w:t xml:space="preserve">meta-geocorm-st</w:t>
       </w:r>
     </w:p>
-    <w:bookmarkStart w:id="60" w:name="threshold-requirements-6"/>
+    <w:bookmarkStart w:id="63" w:name="threshold-requirements-6"/>
     <w:p>
       <w:pPr>
         <w:pStyle w:val="berschrift5"/>
@@ -1915,8 +1915,8 @@
         <w:t xml:space="preserve"> </w:t>
       </w:r>
     </w:p>
-    <w:bookmarkEnd w:id="60"/>
-    <w:bookmarkStart w:id="61" w:name="goal-requirements-6"/>
+    <w:bookmarkEnd w:id="63"/>
+    <w:bookmarkStart w:id="64" w:name="goal-requirements-6"/>
     <w:p>
       <w:pPr>
         <w:pStyle w:val="berschrift5"/>
@@ -1933,8 +1933,8 @@
         <w:t xml:space="preserve">Information on geometric correction methods should be available in the metadata as a single DOI landing page containing information on geodetic correction methods used, including reference database and auxiliary data such as elevation model(s) and reference chip-sets.</w:t>
       </w:r>
     </w:p>
-    <w:bookmarkEnd w:id="61"/>
-    <w:bookmarkStart w:id="62" w:name="assessment-6"/>
+    <w:bookmarkEnd w:id="64"/>
+    <w:bookmarkStart w:id="65" w:name="assessment-6"/>
     <w:p>
       <w:pPr>
         <w:pStyle w:val="berschrift5"/>
@@ -1998,9 +1998,9 @@
         </w:pict>
       </w:r>
     </w:p>
-    <w:bookmarkEnd w:id="62"/>
-    <w:bookmarkEnd w:id="63"/>
-    <w:bookmarkStart w:id="67" w:name="sec:meta-geoacc-st"/>
+    <w:bookmarkEnd w:id="65"/>
+    <w:bookmarkEnd w:id="66"/>
+    <w:bookmarkStart w:id="70" w:name="sec:meta-geoacc-st"/>
     <w:p>
       <w:pPr>
         <w:pStyle w:val="berschrift4"/>
@@ -2035,7 +2035,7 @@
         <w:t xml:space="preserve">meta-geoacc-st</w:t>
       </w:r>
     </w:p>
-    <w:bookmarkStart w:id="64" w:name="threshold-requirements-7"/>
+    <w:bookmarkStart w:id="67" w:name="threshold-requirements-7"/>
     <w:p>
       <w:pPr>
         <w:pStyle w:val="berschrift5"/>
@@ -2055,8 +2055,8 @@
         <w:t xml:space="preserve"> </w:t>
       </w:r>
     </w:p>
-    <w:bookmarkEnd w:id="64"/>
-    <w:bookmarkStart w:id="65" w:name="goal-requirements-7"/>
+    <w:bookmarkEnd w:id="67"/>
+    <w:bookmarkStart w:id="68" w:name="goal-requirements-7"/>
     <w:p>
       <w:pPr>
         <w:pStyle w:val="berschrift5"/>
@@ -2105,8 +2105,8 @@
         <w:t xml:space="preserve">Information on geometric accuracy of the data should be available in the metadata as a single DOI landing page.</w:t>
       </w:r>
     </w:p>
-    <w:bookmarkEnd w:id="65"/>
-    <w:bookmarkStart w:id="66" w:name="assessment-7"/>
+    <w:bookmarkEnd w:id="68"/>
+    <w:bookmarkStart w:id="69" w:name="assessment-7"/>
     <w:p>
       <w:pPr>
         <w:pStyle w:val="berschrift5"/>
@@ -2170,9 +2170,9 @@
         </w:pict>
       </w:r>
     </w:p>
-    <w:bookmarkEnd w:id="66"/>
-    <w:bookmarkEnd w:id="67"/>
-    <w:bookmarkStart w:id="71" w:name="sec:meta-instru-optical"/>
+    <w:bookmarkEnd w:id="69"/>
+    <w:bookmarkEnd w:id="70"/>
+    <w:bookmarkStart w:id="74" w:name="sec:meta-instru-optical"/>
     <w:p>
       <w:pPr>
         <w:pStyle w:val="berschrift4"/>
@@ -2207,7 +2207,7 @@
         <w:t xml:space="preserve">meta-instru-optical</w:t>
       </w:r>
     </w:p>
-    <w:bookmarkStart w:id="68" w:name="threshold-requirements-8"/>
+    <w:bookmarkStart w:id="71" w:name="threshold-requirements-8"/>
     <w:p>
       <w:pPr>
         <w:pStyle w:val="berschrift5"/>
@@ -2224,8 +2224,8 @@
         <w:t xml:space="preserve">The instrument used to collect the data is identified in the metadata.</w:t>
       </w:r>
     </w:p>
-    <w:bookmarkEnd w:id="68"/>
-    <w:bookmarkStart w:id="69" w:name="goal-requirements-8"/>
+    <w:bookmarkEnd w:id="71"/>
+    <w:bookmarkStart w:id="72" w:name="goal-requirements-8"/>
     <w:p>
       <w:pPr>
         <w:pStyle w:val="berschrift5"/>
@@ -2242,8 +2242,8 @@
         <w:t xml:space="preserve">As threshold, but information should be available in the metadata as a single DOI landing page with references to the relevant CEOS Missions, Instruments, and Measurements Database record.</w:t>
       </w:r>
     </w:p>
-    <w:bookmarkEnd w:id="69"/>
-    <w:bookmarkStart w:id="70" w:name="assessment-8"/>
+    <w:bookmarkEnd w:id="72"/>
+    <w:bookmarkStart w:id="73" w:name="assessment-8"/>
     <w:p>
       <w:pPr>
         <w:pStyle w:val="berschrift5"/>
@@ -2307,9 +2307,9 @@
         </w:pict>
       </w:r>
     </w:p>
-    <w:bookmarkEnd w:id="70"/>
-    <w:bookmarkEnd w:id="71"/>
-    <w:bookmarkStart w:id="75" w:name="sec:meta-specband"/>
+    <w:bookmarkEnd w:id="73"/>
+    <w:bookmarkEnd w:id="74"/>
+    <w:bookmarkStart w:id="78" w:name="sec:meta-specband"/>
     <w:p>
       <w:pPr>
         <w:pStyle w:val="berschrift4"/>
@@ -2344,7 +2344,7 @@
         <w:t xml:space="preserve">meta-specband</w:t>
       </w:r>
     </w:p>
-    <w:bookmarkStart w:id="72" w:name="threshold-requirements-9"/>
+    <w:bookmarkStart w:id="75" w:name="threshold-requirements-9"/>
     <w:p>
       <w:pPr>
         <w:pStyle w:val="berschrift5"/>
@@ -2361,8 +2361,8 @@
         <w:t xml:space="preserve">The central wavelength for each band for which data is included is identified in the metadata, expressed in SI units.</w:t>
       </w:r>
     </w:p>
-    <w:bookmarkEnd w:id="72"/>
-    <w:bookmarkStart w:id="73" w:name="goal-requirements-9"/>
+    <w:bookmarkEnd w:id="75"/>
+    <w:bookmarkStart w:id="76" w:name="goal-requirements-9"/>
     <w:p>
       <w:pPr>
         <w:pStyle w:val="berschrift5"/>
@@ -2405,8 +2405,8 @@
         <w:t xml:space="preserve">Information on spectral bands should be available in the metadata as a single DOI landing page.</w:t>
       </w:r>
     </w:p>
-    <w:bookmarkEnd w:id="73"/>
-    <w:bookmarkStart w:id="74" w:name="assessment-9"/>
+    <w:bookmarkEnd w:id="76"/>
+    <w:bookmarkStart w:id="77" w:name="assessment-9"/>
     <w:p>
       <w:pPr>
         <w:pStyle w:val="berschrift5"/>
@@ -2470,9 +2470,9 @@
         </w:pict>
       </w:r>
     </w:p>
-    <w:bookmarkEnd w:id="74"/>
-    <w:bookmarkEnd w:id="75"/>
-    <w:bookmarkStart w:id="79" w:name="sec:meta-sencal-optical"/>
+    <w:bookmarkEnd w:id="77"/>
+    <w:bookmarkEnd w:id="78"/>
+    <w:bookmarkStart w:id="82" w:name="sec:meta-sencal-optical"/>
     <w:p>
       <w:pPr>
         <w:pStyle w:val="berschrift4"/>
@@ -2507,7 +2507,7 @@
         <w:t xml:space="preserve">meta-sencal-optical</w:t>
       </w:r>
     </w:p>
-    <w:bookmarkStart w:id="76" w:name="threshold-requirements-10"/>
+    <w:bookmarkStart w:id="79" w:name="threshold-requirements-10"/>
     <w:p>
       <w:pPr>
         <w:pStyle w:val="berschrift5"/>
@@ -2527,8 +2527,8 @@
         <w:t xml:space="preserve"> </w:t>
       </w:r>
     </w:p>
-    <w:bookmarkEnd w:id="76"/>
-    <w:bookmarkStart w:id="77" w:name="goal-requirements-10"/>
+    <w:bookmarkEnd w:id="79"/>
+    <w:bookmarkStart w:id="80" w:name="goal-requirements-10"/>
     <w:p>
       <w:pPr>
         <w:pStyle w:val="berschrift5"/>
@@ -2571,8 +2571,8 @@
         <w:t xml:space="preserve">Information on sensory calibration should be available in the metadata as a single DOI landing page.</w:t>
       </w:r>
     </w:p>
-    <w:bookmarkEnd w:id="77"/>
-    <w:bookmarkStart w:id="78" w:name="assessment-10"/>
+    <w:bookmarkEnd w:id="80"/>
+    <w:bookmarkStart w:id="81" w:name="assessment-10"/>
     <w:p>
       <w:pPr>
         <w:pStyle w:val="berschrift5"/>
@@ -2636,9 +2636,9 @@
         </w:pict>
       </w:r>
     </w:p>
-    <w:bookmarkEnd w:id="78"/>
-    <w:bookmarkEnd w:id="79"/>
-    <w:bookmarkStart w:id="83" w:name="sec:meta-radacc-st"/>
+    <w:bookmarkEnd w:id="81"/>
+    <w:bookmarkEnd w:id="82"/>
+    <w:bookmarkStart w:id="86" w:name="sec:meta-radacc-st"/>
     <w:p>
       <w:pPr>
         <w:pStyle w:val="berschrift4"/>
@@ -2673,7 +2673,7 @@
         <w:t xml:space="preserve">meta-radacc-st</w:t>
       </w:r>
     </w:p>
-    <w:bookmarkStart w:id="80" w:name="threshold-requirements-11"/>
+    <w:bookmarkStart w:id="83" w:name="threshold-requirements-11"/>
     <w:p>
       <w:pPr>
         <w:pStyle w:val="berschrift5"/>
@@ -2693,8 +2693,8 @@
         <w:t xml:space="preserve"> </w:t>
       </w:r>
     </w:p>
-    <w:bookmarkEnd w:id="80"/>
-    <w:bookmarkStart w:id="81" w:name="goal-requirements-11"/>
+    <w:bookmarkEnd w:id="83"/>
+    <w:bookmarkStart w:id="84" w:name="goal-requirements-11"/>
     <w:p>
       <w:pPr>
         <w:pStyle w:val="berschrift5"/>
@@ -2731,8 +2731,8 @@
         <w:t xml:space="preserve">For example, this may come from comparison with routine and rigorously collected in situ measurements.</w:t>
       </w:r>
     </w:p>
-    <w:bookmarkEnd w:id="81"/>
-    <w:bookmarkStart w:id="82" w:name="assessment-11"/>
+    <w:bookmarkEnd w:id="84"/>
+    <w:bookmarkStart w:id="85" w:name="assessment-11"/>
     <w:p>
       <w:pPr>
         <w:pStyle w:val="berschrift5"/>
@@ -2796,9 +2796,9 @@
         </w:pict>
       </w:r>
     </w:p>
-    <w:bookmarkEnd w:id="82"/>
-    <w:bookmarkEnd w:id="83"/>
-    <w:bookmarkStart w:id="87" w:name="sec:meta-malgos-st"/>
+    <w:bookmarkEnd w:id="85"/>
+    <w:bookmarkEnd w:id="86"/>
+    <w:bookmarkStart w:id="90" w:name="sec:meta-malgos-st"/>
     <w:p>
       <w:pPr>
         <w:pStyle w:val="berschrift4"/>
@@ -2833,7 +2833,7 @@
         <w:t xml:space="preserve">meta-malgos-st</w:t>
       </w:r>
     </w:p>
-    <w:bookmarkStart w:id="84" w:name="threshold-requirements-12"/>
+    <w:bookmarkStart w:id="87" w:name="threshold-requirements-12"/>
     <w:p>
       <w:pPr>
         <w:pStyle w:val="berschrift5"/>
@@ -2850,8 +2850,8 @@
         <w:t xml:space="preserve">All algorithms and versions, and the sequence in which they were applied in the generation process, are identified in the metadata.</w:t>
       </w:r>
     </w:p>
-    <w:bookmarkEnd w:id="84"/>
-    <w:bookmarkStart w:id="85" w:name="goal-requirements-12"/>
+    <w:bookmarkEnd w:id="87"/>
+    <w:bookmarkStart w:id="88" w:name="goal-requirements-12"/>
     <w:p>
       <w:pPr>
         <w:pStyle w:val="berschrift5"/>
@@ -2900,8 +2900,8 @@
         <w:t xml:space="preserve">Information on algorithms should be available in the metadata as a single DOI landing page.</w:t>
       </w:r>
     </w:p>
-    <w:bookmarkEnd w:id="85"/>
-    <w:bookmarkStart w:id="86" w:name="assessment-12"/>
+    <w:bookmarkEnd w:id="88"/>
+    <w:bookmarkStart w:id="89" w:name="assessment-12"/>
     <w:p>
       <w:pPr>
         <w:pStyle w:val="berschrift5"/>
@@ -2965,9 +2965,9 @@
         </w:pict>
       </w:r>
     </w:p>
-    <w:bookmarkEnd w:id="86"/>
-    <w:bookmarkEnd w:id="87"/>
-    <w:bookmarkStart w:id="91" w:name="sec:meta-auxdat-optical"/>
+    <w:bookmarkEnd w:id="89"/>
+    <w:bookmarkEnd w:id="90"/>
+    <w:bookmarkStart w:id="94" w:name="sec:meta-auxdat-optical"/>
     <w:p>
       <w:pPr>
         <w:pStyle w:val="berschrift4"/>
@@ -3002,7 +3002,7 @@
         <w:t xml:space="preserve">meta-auxdat-optical</w:t>
       </w:r>
     </w:p>
-    <w:bookmarkStart w:id="88" w:name="threshold-requirements-13"/>
+    <w:bookmarkStart w:id="91" w:name="threshold-requirements-13"/>
     <w:p>
       <w:pPr>
         <w:pStyle w:val="berschrift5"/>
@@ -3039,8 +3039,8 @@
         <w:t xml:space="preserve">Auxiliary data includes DEMs, aerosols, etc. data sources.</w:t>
       </w:r>
     </w:p>
-    <w:bookmarkEnd w:id="88"/>
-    <w:bookmarkStart w:id="89" w:name="goal-requirements-13"/>
+    <w:bookmarkEnd w:id="91"/>
+    <w:bookmarkStart w:id="92" w:name="goal-requirements-13"/>
     <w:p>
       <w:pPr>
         <w:pStyle w:val="berschrift5"/>
@@ -3057,8 +3057,8 @@
         <w:t xml:space="preserve">As threshold, but information on auxiliary data should be available in the metadata as a single DOI landing page and is also available for free online download, contemporaneously with the product or through a link to the source.</w:t>
       </w:r>
     </w:p>
-    <w:bookmarkEnd w:id="89"/>
-    <w:bookmarkStart w:id="90" w:name="assessment-13"/>
+    <w:bookmarkEnd w:id="92"/>
+    <w:bookmarkStart w:id="93" w:name="assessment-13"/>
     <w:p>
       <w:pPr>
         <w:pStyle w:val="berschrift5"/>
@@ -3122,9 +3122,9 @@
         </w:pict>
       </w:r>
     </w:p>
-    <w:bookmarkEnd w:id="90"/>
-    <w:bookmarkEnd w:id="91"/>
-    <w:bookmarkStart w:id="95" w:name="sec:meta-proprov-st"/>
+    <w:bookmarkEnd w:id="93"/>
+    <w:bookmarkEnd w:id="94"/>
+    <w:bookmarkStart w:id="98" w:name="sec:meta-proprov-st"/>
     <w:p>
       <w:pPr>
         <w:pStyle w:val="berschrift4"/>
@@ -3159,7 +3159,7 @@
         <w:t xml:space="preserve">meta-proprov-st</w:t>
       </w:r>
     </w:p>
-    <w:bookmarkStart w:id="92" w:name="threshold-requirements-14"/>
+    <w:bookmarkStart w:id="95" w:name="threshold-requirements-14"/>
     <w:p>
       <w:pPr>
         <w:pStyle w:val="berschrift5"/>
@@ -3179,8 +3179,8 @@
         <w:t xml:space="preserve"> </w:t>
       </w:r>
     </w:p>
-    <w:bookmarkEnd w:id="92"/>
-    <w:bookmarkStart w:id="93" w:name="goal-requirements-14"/>
+    <w:bookmarkEnd w:id="95"/>
+    <w:bookmarkStart w:id="96" w:name="goal-requirements-14"/>
     <w:p>
       <w:pPr>
         <w:pStyle w:val="berschrift5"/>
@@ -3197,8 +3197,8 @@
         <w:t xml:space="preserve">Information on processing chain provenance should be available in the metadata as a single DOI landing page containing description of the processing chain used to generate the product, including the versions of the software used and information on the data collection baseline, giving full transparency to the users.</w:t>
       </w:r>
     </w:p>
-    <w:bookmarkEnd w:id="93"/>
-    <w:bookmarkStart w:id="94" w:name="assessment-14"/>
+    <w:bookmarkEnd w:id="96"/>
+    <w:bookmarkStart w:id="97" w:name="assessment-14"/>
     <w:p>
       <w:pPr>
         <w:pStyle w:val="berschrift5"/>
@@ -3262,9 +3262,9 @@
         </w:pict>
       </w:r>
     </w:p>
-    <w:bookmarkEnd w:id="94"/>
-    <w:bookmarkEnd w:id="95"/>
-    <w:bookmarkStart w:id="99" w:name="sec:meta-daccess"/>
+    <w:bookmarkEnd w:id="97"/>
+    <w:bookmarkEnd w:id="98"/>
+    <w:bookmarkStart w:id="102" w:name="sec:meta-daccess"/>
     <w:p>
       <w:pPr>
         <w:pStyle w:val="berschrift4"/>
@@ -3299,7 +3299,7 @@
         <w:t xml:space="preserve">meta-daccess</w:t>
       </w:r>
     </w:p>
-    <w:bookmarkStart w:id="96" w:name="threshold-requirements-15"/>
+    <w:bookmarkStart w:id="99" w:name="threshold-requirements-15"/>
     <w:p>
       <w:pPr>
         <w:pStyle w:val="berschrift5"/>
@@ -3336,8 +3336,8 @@
         <w:t xml:space="preserve">Manual and offline interaction action (e.g., login) may be required.</w:t>
       </w:r>
     </w:p>
-    <w:bookmarkEnd w:id="96"/>
-    <w:bookmarkStart w:id="97" w:name="goal-requirements-15"/>
+    <w:bookmarkEnd w:id="99"/>
+    <w:bookmarkStart w:id="100" w:name="goal-requirements-15"/>
     <w:p>
       <w:pPr>
         <w:pStyle w:val="berschrift5"/>
@@ -3357,8 +3357,8 @@
         <w:t xml:space="preserve"> </w:t>
       </w:r>
     </w:p>
-    <w:bookmarkEnd w:id="97"/>
-    <w:bookmarkStart w:id="98" w:name="assessment-15"/>
+    <w:bookmarkEnd w:id="100"/>
+    <w:bookmarkStart w:id="101" w:name="assessment-15"/>
     <w:p>
       <w:pPr>
         <w:pStyle w:val="berschrift5"/>
@@ -3422,9 +3422,9 @@
         </w:pict>
       </w:r>
     </w:p>
-    <w:bookmarkEnd w:id="98"/>
-    <w:bookmarkEnd w:id="99"/>
-    <w:bookmarkStart w:id="103" w:name="sec:meta-odqual-st"/>
+    <w:bookmarkEnd w:id="101"/>
+    <w:bookmarkEnd w:id="102"/>
+    <w:bookmarkStart w:id="106" w:name="sec:meta-odqual-st"/>
     <w:p>
       <w:pPr>
         <w:pStyle w:val="berschrift4"/>
@@ -3459,7 +3459,7 @@
         <w:t xml:space="preserve">meta-odqual-st</w:t>
       </w:r>
     </w:p>
-    <w:bookmarkStart w:id="100" w:name="threshold-requirements-16"/>
+    <w:bookmarkStart w:id="103" w:name="threshold-requirements-16"/>
     <w:p>
       <w:pPr>
         <w:pStyle w:val="berschrift5"/>
@@ -3479,8 +3479,8 @@
         <w:t xml:space="preserve"> </w:t>
       </w:r>
     </w:p>
-    <w:bookmarkEnd w:id="100"/>
-    <w:bookmarkStart w:id="101" w:name="goal-requirements-16"/>
+    <w:bookmarkEnd w:id="103"/>
+    <w:bookmarkStart w:id="104" w:name="goal-requirements-16"/>
     <w:p>
       <w:pPr>
         <w:pStyle w:val="berschrift5"/>
@@ -3497,8 +3497,8 @@
         <w:t xml:space="preserve">The metadata includes details of the quality of the product based on quantitative assessment of the product with respect to high quality reference data with full traceability of the uncertainties. Validation and intercomparison statistics can provide the necessary quantification.</w:t>
       </w:r>
     </w:p>
-    <w:bookmarkEnd w:id="101"/>
-    <w:bookmarkStart w:id="102" w:name="assessment-16"/>
+    <w:bookmarkEnd w:id="104"/>
+    <w:bookmarkStart w:id="105" w:name="assessment-16"/>
     <w:p>
       <w:pPr>
         <w:pStyle w:val="berschrift5"/>
@@ -3555,10 +3555,10 @@
         <w:t xml:space="preserve">Recommended Requirement Modification:</w:t>
       </w:r>
     </w:p>
-    <w:bookmarkEnd w:id="102"/>
-    <w:bookmarkEnd w:id="103"/>
-    <w:bookmarkEnd w:id="104"/>
-    <w:bookmarkStart w:id="137" w:name="sec:pxl"/>
+    <w:bookmarkEnd w:id="105"/>
+    <w:bookmarkEnd w:id="106"/>
+    <w:bookmarkEnd w:id="107"/>
+    <w:bookmarkStart w:id="140" w:name="sec:pxl"/>
     <w:p>
       <w:pPr>
         <w:pStyle w:val="berschrift3"/>
@@ -3612,7 +3612,7 @@
         <w:t xml:space="preserve">(choose) observations on the basis of their individual suitability for application.</w:t>
       </w:r>
     </w:p>
-    <w:bookmarkStart w:id="108" w:name="sec:pxl-pimemare"/>
+    <w:bookmarkStart w:id="111" w:name="sec:pxl-pimemare"/>
     <w:p>
       <w:pPr>
         <w:pStyle w:val="berschrift4"/>
@@ -3647,7 +3647,7 @@
         <w:t xml:space="preserve">pxl-pimemare</w:t>
       </w:r>
     </w:p>
-    <w:bookmarkStart w:id="105" w:name="threshold-requirements-17"/>
+    <w:bookmarkStart w:id="108" w:name="threshold-requirements-17"/>
     <w:p>
       <w:pPr>
         <w:pStyle w:val="berschrift5"/>
@@ -3664,8 +3664,8 @@
         <w:t xml:space="preserve">Metadata is provided in a structure that enables a computer algorithm to be used to consistently and automatically identify and extract each component part for further use.</w:t>
       </w:r>
     </w:p>
-    <w:bookmarkEnd w:id="105"/>
-    <w:bookmarkStart w:id="106" w:name="goal-requirements-17"/>
+    <w:bookmarkEnd w:id="108"/>
+    <w:bookmarkStart w:id="109" w:name="goal-requirements-17"/>
     <w:p>
       <w:pPr>
         <w:pStyle w:val="berschrift5"/>
@@ -3685,8 +3685,8 @@
         <w:t xml:space="preserve"> </w:t>
       </w:r>
     </w:p>
-    <w:bookmarkEnd w:id="106"/>
-    <w:bookmarkStart w:id="107" w:name="assessment-17"/>
+    <w:bookmarkEnd w:id="109"/>
+    <w:bookmarkStart w:id="110" w:name="assessment-17"/>
     <w:p>
       <w:pPr>
         <w:pStyle w:val="berschrift5"/>
@@ -3750,9 +3750,9 @@
         </w:pict>
       </w:r>
     </w:p>
-    <w:bookmarkEnd w:id="107"/>
-    <w:bookmarkEnd w:id="108"/>
-    <w:bookmarkStart w:id="112" w:name="sec:pxl-pinodat"/>
+    <w:bookmarkEnd w:id="110"/>
+    <w:bookmarkEnd w:id="111"/>
+    <w:bookmarkStart w:id="115" w:name="sec:pxl-pinodat"/>
     <w:p>
       <w:pPr>
         <w:pStyle w:val="berschrift4"/>
@@ -3787,7 +3787,7 @@
         <w:t xml:space="preserve">pxl-pinodat</w:t>
       </w:r>
     </w:p>
-    <w:bookmarkStart w:id="109" w:name="threshold-requirements-18"/>
+    <w:bookmarkStart w:id="112" w:name="threshold-requirements-18"/>
     <w:p>
       <w:pPr>
         <w:pStyle w:val="berschrift5"/>
@@ -3801,17 +3801,11 @@
         <w:pStyle w:val="FirstParagraph"/>
       </w:pPr>
       <w:r>
-        <w:t xml:space="preserve">Pixels that do not correspond to an observation (</w:t>
-      </w:r>
-      <w:r>
-        <w:t xml:space="preserve">‘empty pixels’</w:t>
-      </w:r>
-      <w:r>
-        <w:t xml:space="preserve">) are flagged.</w:t>
-      </w:r>
-    </w:p>
-    <w:bookmarkEnd w:id="109"/>
-    <w:bookmarkStart w:id="110" w:name="goal-requirements-18"/>
+        <w:t xml:space="preserve">Pixels that do not correspond to an observation (‘empty pixels’) are flagged.</w:t>
+      </w:r>
+    </w:p>
+    <w:bookmarkEnd w:id="112"/>
+    <w:bookmarkStart w:id="113" w:name="goal-requirements-18"/>
     <w:p>
       <w:pPr>
         <w:pStyle w:val="berschrift5"/>
@@ -3831,8 +3825,8 @@
         <w:t xml:space="preserve"> </w:t>
       </w:r>
     </w:p>
-    <w:bookmarkEnd w:id="110"/>
-    <w:bookmarkStart w:id="111" w:name="assessment-18"/>
+    <w:bookmarkEnd w:id="113"/>
+    <w:bookmarkStart w:id="114" w:name="assessment-18"/>
     <w:p>
       <w:pPr>
         <w:pStyle w:val="berschrift5"/>
@@ -3896,9 +3890,9 @@
         </w:pict>
       </w:r>
     </w:p>
-    <w:bookmarkEnd w:id="111"/>
-    <w:bookmarkEnd w:id="112"/>
-    <w:bookmarkStart w:id="116" w:name="sec:pxl-pincot"/>
+    <w:bookmarkEnd w:id="114"/>
+    <w:bookmarkEnd w:id="115"/>
+    <w:bookmarkStart w:id="119" w:name="sec:pxl-pincot"/>
     <w:p>
       <w:pPr>
         <w:pStyle w:val="berschrift4"/>
@@ -3933,7 +3927,7 @@
         <w:t xml:space="preserve">pxl-pincot</w:t>
       </w:r>
     </w:p>
-    <w:bookmarkStart w:id="113" w:name="threshold-requirements-19"/>
+    <w:bookmarkStart w:id="116" w:name="threshold-requirements-19"/>
     <w:p>
       <w:pPr>
         <w:pStyle w:val="berschrift5"/>
@@ -3970,8 +3964,8 @@
         <w:t xml:space="preserve">This may be the result of missing ancillary data for a subset of the pixels.</w:t>
       </w:r>
     </w:p>
-    <w:bookmarkEnd w:id="113"/>
-    <w:bookmarkStart w:id="114" w:name="goal-requirements-19"/>
+    <w:bookmarkEnd w:id="116"/>
+    <w:bookmarkStart w:id="117" w:name="goal-requirements-19"/>
     <w:p>
       <w:pPr>
         <w:pStyle w:val="berschrift5"/>
@@ -3988,8 +3982,8 @@
         <w:t xml:space="preserve">The metadata identifies which tests have, and have not, been successfully completed for each pixel.</w:t>
       </w:r>
     </w:p>
-    <w:bookmarkEnd w:id="114"/>
-    <w:bookmarkStart w:id="115" w:name="assessment-19"/>
+    <w:bookmarkEnd w:id="117"/>
+    <w:bookmarkStart w:id="118" w:name="assessment-19"/>
     <w:p>
       <w:pPr>
         <w:pStyle w:val="berschrift5"/>
@@ -4053,9 +4047,9 @@
         </w:pict>
       </w:r>
     </w:p>
-    <w:bookmarkEnd w:id="115"/>
-    <w:bookmarkEnd w:id="116"/>
-    <w:bookmarkStart w:id="120" w:name="sec:pxl-pisatur"/>
+    <w:bookmarkEnd w:id="118"/>
+    <w:bookmarkEnd w:id="119"/>
+    <w:bookmarkStart w:id="123" w:name="sec:pxl-pisatur"/>
     <w:p>
       <w:pPr>
         <w:pStyle w:val="berschrift4"/>
@@ -4090,7 +4084,7 @@
         <w:t xml:space="preserve">pxl-pisatur</w:t>
       </w:r>
     </w:p>
-    <w:bookmarkStart w:id="117" w:name="threshold-requirements-20"/>
+    <w:bookmarkStart w:id="120" w:name="threshold-requirements-20"/>
     <w:p>
       <w:pPr>
         <w:pStyle w:val="berschrift5"/>
@@ -4107,8 +4101,8 @@
         <w:t xml:space="preserve">Metadata indicates where one or more pixel in the input spectral bands are saturated.</w:t>
       </w:r>
     </w:p>
-    <w:bookmarkEnd w:id="117"/>
-    <w:bookmarkStart w:id="118" w:name="goal-requirements-20"/>
+    <w:bookmarkEnd w:id="120"/>
+    <w:bookmarkStart w:id="121" w:name="goal-requirements-20"/>
     <w:p>
       <w:pPr>
         <w:pStyle w:val="berschrift5"/>
@@ -4125,8 +4119,8 @@
         <w:t xml:space="preserve">Metadata indicates which pixels are saturated for each spectral band.</w:t>
       </w:r>
     </w:p>
-    <w:bookmarkEnd w:id="118"/>
-    <w:bookmarkStart w:id="119" w:name="assessment-20"/>
+    <w:bookmarkEnd w:id="121"/>
+    <w:bookmarkStart w:id="122" w:name="assessment-20"/>
     <w:p>
       <w:pPr>
         <w:pStyle w:val="berschrift5"/>
@@ -4190,9 +4184,9 @@
         </w:pict>
       </w:r>
     </w:p>
-    <w:bookmarkEnd w:id="119"/>
-    <w:bookmarkEnd w:id="120"/>
-    <w:bookmarkStart w:id="124" w:name="sec:pxl-picloud"/>
+    <w:bookmarkEnd w:id="122"/>
+    <w:bookmarkEnd w:id="123"/>
+    <w:bookmarkStart w:id="127" w:name="sec:pxl-picloud"/>
     <w:p>
       <w:pPr>
         <w:pStyle w:val="berschrift4"/>
@@ -4227,7 +4221,7 @@
         <w:t xml:space="preserve">pxl-picloud</w:t>
       </w:r>
     </w:p>
-    <w:bookmarkStart w:id="121" w:name="threshold-requirements-21"/>
+    <w:bookmarkStart w:id="124" w:name="threshold-requirements-21"/>
     <w:p>
       <w:pPr>
         <w:pStyle w:val="berschrift5"/>
@@ -4244,8 +4238,8 @@
         <w:t xml:space="preserve">Metadata indicates whether a pixel is assessed as being cloud.</w:t>
       </w:r>
     </w:p>
-    <w:bookmarkEnd w:id="121"/>
-    <w:bookmarkStart w:id="122" w:name="goal-requirements-21"/>
+    <w:bookmarkEnd w:id="124"/>
+    <w:bookmarkStart w:id="125" w:name="goal-requirements-21"/>
     <w:p>
       <w:pPr>
         <w:pStyle w:val="berschrift5"/>
@@ -4262,8 +4256,8 @@
         <w:t xml:space="preserve">As threshold, but information on cloud detection should be available in the metadata as a single DOI landing page.</w:t>
       </w:r>
     </w:p>
-    <w:bookmarkEnd w:id="122"/>
-    <w:bookmarkStart w:id="123" w:name="assessment-21"/>
+    <w:bookmarkEnd w:id="125"/>
+    <w:bookmarkStart w:id="126" w:name="assessment-21"/>
     <w:p>
       <w:pPr>
         <w:pStyle w:val="berschrift5"/>
@@ -4327,9 +4321,9 @@
         </w:pict>
       </w:r>
     </w:p>
-    <w:bookmarkEnd w:id="123"/>
-    <w:bookmarkEnd w:id="124"/>
-    <w:bookmarkStart w:id="128" w:name="sec:pxl-picloudsh"/>
+    <w:bookmarkEnd w:id="126"/>
+    <w:bookmarkEnd w:id="127"/>
+    <w:bookmarkStart w:id="131" w:name="sec:pxl-picloudsh"/>
     <w:p>
       <w:pPr>
         <w:pStyle w:val="berschrift4"/>
@@ -4364,7 +4358,7 @@
         <w:t xml:space="preserve">pxl-picloudsh</w:t>
       </w:r>
     </w:p>
-    <w:bookmarkStart w:id="125" w:name="threshold-requirements-22"/>
+    <w:bookmarkStart w:id="128" w:name="threshold-requirements-22"/>
     <w:p>
       <w:pPr>
         <w:pStyle w:val="berschrift5"/>
@@ -4381,8 +4375,8 @@
         <w:t xml:space="preserve">Metadata indicates whether a pixel is assessed as being cloud shadow.</w:t>
       </w:r>
     </w:p>
-    <w:bookmarkEnd w:id="125"/>
-    <w:bookmarkStart w:id="126" w:name="goal-requirements-22"/>
+    <w:bookmarkEnd w:id="128"/>
+    <w:bookmarkStart w:id="129" w:name="goal-requirements-22"/>
     <w:p>
       <w:pPr>
         <w:pStyle w:val="berschrift5"/>
@@ -4399,8 +4393,8 @@
         <w:t xml:space="preserve">As threshold, but information on cloud shadow detection should be available in the metadata as a single DOI landing page.</w:t>
       </w:r>
     </w:p>
-    <w:bookmarkEnd w:id="126"/>
-    <w:bookmarkStart w:id="127" w:name="assessment-22"/>
+    <w:bookmarkEnd w:id="129"/>
+    <w:bookmarkStart w:id="130" w:name="assessment-22"/>
     <w:p>
       <w:pPr>
         <w:pStyle w:val="berschrift5"/>
@@ -4464,9 +4458,9 @@
         </w:pict>
       </w:r>
     </w:p>
-    <w:bookmarkEnd w:id="127"/>
-    <w:bookmarkEnd w:id="128"/>
-    <w:bookmarkStart w:id="132" w:name="sec:pxl-snowice-sr"/>
+    <w:bookmarkEnd w:id="130"/>
+    <w:bookmarkEnd w:id="131"/>
+    <w:bookmarkStart w:id="135" w:name="sec:pxl-snowice-sr"/>
     <w:p>
       <w:pPr>
         <w:pStyle w:val="berschrift4"/>
@@ -4501,7 +4495,7 @@
         <w:t xml:space="preserve">pxl-snowice-sr</w:t>
       </w:r>
     </w:p>
-    <w:bookmarkStart w:id="129" w:name="threshold-requirements-23"/>
+    <w:bookmarkStart w:id="132" w:name="threshold-requirements-23"/>
     <w:p>
       <w:pPr>
         <w:pStyle w:val="berschrift5"/>
@@ -4521,8 +4515,8 @@
         <w:t xml:space="preserve"> </w:t>
       </w:r>
     </w:p>
-    <w:bookmarkEnd w:id="129"/>
-    <w:bookmarkStart w:id="130" w:name="goal-requirements-23"/>
+    <w:bookmarkEnd w:id="132"/>
+    <w:bookmarkStart w:id="133" w:name="goal-requirements-23"/>
     <w:p>
       <w:pPr>
         <w:pStyle w:val="berschrift5"/>
@@ -4539,8 +4533,8 @@
         <w:t xml:space="preserve">The metadata indicates whether a pixel is assessed as being snow/ice or not. Information on snow/ice mask should be available in the metadata as a single DOI landing page.</w:t>
       </w:r>
     </w:p>
-    <w:bookmarkEnd w:id="130"/>
-    <w:bookmarkStart w:id="131" w:name="assessment-23"/>
+    <w:bookmarkEnd w:id="133"/>
+    <w:bookmarkStart w:id="134" w:name="assessment-23"/>
     <w:p>
       <w:pPr>
         <w:pStyle w:val="berschrift5"/>
@@ -4604,9 +4598,9 @@
         </w:pict>
       </w:r>
     </w:p>
-    <w:bookmarkEnd w:id="131"/>
-    <w:bookmarkEnd w:id="132"/>
-    <w:bookmarkStart w:id="136" w:name="sec:pxl-vigeso"/>
+    <w:bookmarkEnd w:id="134"/>
+    <w:bookmarkEnd w:id="135"/>
+    <w:bookmarkStart w:id="139" w:name="sec:pxl-vigeso"/>
     <w:p>
       <w:pPr>
         <w:pStyle w:val="berschrift4"/>
@@ -4641,7 +4635,7 @@
         <w:t xml:space="preserve">pxl-vigeso</w:t>
       </w:r>
     </w:p>
-    <w:bookmarkStart w:id="133" w:name="threshold-requirements-24"/>
+    <w:bookmarkStart w:id="136" w:name="threshold-requirements-24"/>
     <w:p>
       <w:pPr>
         <w:pStyle w:val="berschrift5"/>
@@ -4658,8 +4652,8 @@
         <w:t xml:space="preserve">Provide average solar and sensor viewing azimuth and zenith angles.</w:t>
       </w:r>
     </w:p>
-    <w:bookmarkEnd w:id="133"/>
-    <w:bookmarkStart w:id="134" w:name="goal-requirements-24"/>
+    <w:bookmarkEnd w:id="136"/>
+    <w:bookmarkStart w:id="137" w:name="goal-requirements-24"/>
     <w:p>
       <w:pPr>
         <w:pStyle w:val="berschrift5"/>
@@ -4676,8 +4670,8 @@
         <w:t xml:space="preserve">Provide per-pixel solar and sensor viewing azimuth and zenith angles.</w:t>
       </w:r>
     </w:p>
-    <w:bookmarkEnd w:id="134"/>
-    <w:bookmarkStart w:id="135" w:name="assessment-24"/>
+    <w:bookmarkEnd w:id="137"/>
+    <w:bookmarkStart w:id="138" w:name="assessment-24"/>
     <w:p>
       <w:pPr>
         <w:pStyle w:val="berschrift5"/>
@@ -4734,10 +4728,10 @@
         <w:t xml:space="preserve">Recommended Requirement Modification:</w:t>
       </w:r>
     </w:p>
-    <w:bookmarkEnd w:id="135"/>
-    <w:bookmarkEnd w:id="136"/>
-    <w:bookmarkEnd w:id="137"/>
-    <w:bookmarkStart w:id="150" w:name="sec:rac"/>
+    <w:bookmarkEnd w:id="138"/>
+    <w:bookmarkEnd w:id="139"/>
+    <w:bookmarkEnd w:id="140"/>
+    <w:bookmarkStart w:id="153" w:name="sec:rac"/>
     <w:p>
       <w:pPr>
         <w:pStyle w:val="berschrift3"/>
@@ -4769,7 +4763,7 @@
         <w:t xml:space="preserve">The requirements indicate both the necessary outcomes and the minimum steps necessary to be deemed to have achieved those outcomes.</w:t>
       </w:r>
     </w:p>
-    <w:bookmarkStart w:id="141" w:name="sec:rac-measur-st"/>
+    <w:bookmarkStart w:id="144" w:name="sec:rac-measur-st"/>
     <w:p>
       <w:pPr>
         <w:pStyle w:val="berschrift4"/>
@@ -4804,7 +4798,7 @@
         <w:t xml:space="preserve">rac-measur-st</w:t>
       </w:r>
     </w:p>
-    <w:bookmarkStart w:id="138" w:name="threshold-requirements-25"/>
+    <w:bookmarkStart w:id="141" w:name="threshold-requirements-25"/>
     <w:p>
       <w:pPr>
         <w:pStyle w:val="berschrift5"/>
@@ -4841,8 +4835,8 @@
         <w:t xml:space="preserve">Radiometric corrections must lead to a valid measurement of surface temperature.</w:t>
       </w:r>
     </w:p>
-    <w:bookmarkEnd w:id="138"/>
-    <w:bookmarkStart w:id="139" w:name="goal-requirements-25"/>
+    <w:bookmarkEnd w:id="141"/>
+    <w:bookmarkStart w:id="142" w:name="goal-requirements-25"/>
     <w:p>
       <w:pPr>
         <w:pStyle w:val="berschrift5"/>
@@ -4876,8 +4870,8 @@
         <w:t xml:space="preserve">).</w:t>
       </w:r>
     </w:p>
-    <w:bookmarkEnd w:id="139"/>
-    <w:bookmarkStart w:id="140" w:name="assessment-25"/>
+    <w:bookmarkEnd w:id="142"/>
+    <w:bookmarkStart w:id="143" w:name="assessment-25"/>
     <w:p>
       <w:pPr>
         <w:pStyle w:val="berschrift5"/>
@@ -4941,9 +4935,9 @@
         </w:pict>
       </w:r>
     </w:p>
-    <w:bookmarkEnd w:id="140"/>
-    <w:bookmarkEnd w:id="141"/>
-    <w:bookmarkStart w:id="145" w:name="sec:rac-catems"/>
+    <w:bookmarkEnd w:id="143"/>
+    <w:bookmarkEnd w:id="144"/>
+    <w:bookmarkStart w:id="148" w:name="sec:rac-catems"/>
     <w:p>
       <w:pPr>
         <w:pStyle w:val="berschrift4"/>
@@ -4978,7 +4972,7 @@
         <w:t xml:space="preserve">rac-catems</w:t>
       </w:r>
     </w:p>
-    <w:bookmarkStart w:id="142" w:name="threshold-requirements-26"/>
+    <w:bookmarkStart w:id="145" w:name="threshold-requirements-26"/>
     <w:p>
       <w:pPr>
         <w:pStyle w:val="berschrift5"/>
@@ -5015,8 +5009,8 @@
         <w:t xml:space="preserve">The metadata references (may be through a single DOI landing page) a citable peer-reviewed algorithm.</w:t>
       </w:r>
     </w:p>
-    <w:bookmarkEnd w:id="142"/>
-    <w:bookmarkStart w:id="143" w:name="goal-requirements-26"/>
+    <w:bookmarkEnd w:id="145"/>
+    <w:bookmarkStart w:id="146" w:name="goal-requirements-26"/>
     <w:p>
       <w:pPr>
         <w:pStyle w:val="berschrift5"/>
@@ -5036,8 +5030,8 @@
         <w:t xml:space="preserve"> </w:t>
       </w:r>
     </w:p>
-    <w:bookmarkEnd w:id="143"/>
-    <w:bookmarkStart w:id="144" w:name="assessment-26"/>
+    <w:bookmarkEnd w:id="146"/>
+    <w:bookmarkStart w:id="147" w:name="assessment-26"/>
     <w:p>
       <w:pPr>
         <w:pStyle w:val="berschrift5"/>
@@ -5101,9 +5095,9 @@
         </w:pict>
       </w:r>
     </w:p>
-    <w:bookmarkEnd w:id="144"/>
-    <w:bookmarkEnd w:id="145"/>
-    <w:bookmarkStart w:id="149" w:name="sec:rac-muncer-st"/>
+    <w:bookmarkEnd w:id="147"/>
+    <w:bookmarkEnd w:id="148"/>
+    <w:bookmarkStart w:id="152" w:name="sec:rac-muncer-st"/>
     <w:p>
       <w:pPr>
         <w:pStyle w:val="berschrift4"/>
@@ -5138,7 +5132,7 @@
         <w:t xml:space="preserve">rac-muncer-st</w:t>
       </w:r>
     </w:p>
-    <w:bookmarkStart w:id="146" w:name="threshold-requirements-27"/>
+    <w:bookmarkStart w:id="149" w:name="threshold-requirements-27"/>
     <w:p>
       <w:pPr>
         <w:pStyle w:val="berschrift5"/>
@@ -5158,8 +5152,8 @@
         <w:t xml:space="preserve"> </w:t>
       </w:r>
     </w:p>
-    <w:bookmarkEnd w:id="146"/>
-    <w:bookmarkStart w:id="147" w:name="goal-requirements-27"/>
+    <w:bookmarkEnd w:id="149"/>
+    <w:bookmarkStart w:id="150" w:name="goal-requirements-27"/>
     <w:p>
       <w:pPr>
         <w:pStyle w:val="berschrift5"/>
@@ -5196,8 +5190,8 @@
         <w:t xml:space="preserve">Some of the intent of the initial wording (below), which refers to atmospheric windows, may have been lost: Uncertainty, in units Kelvin, of the surface temperature for each pixel is also accompanied by distance from cloud (above) and atmospheric transmission (intervals, i.e., 0.4 - 0.55, 0.55 - 0.7, etc.).</w:t>
       </w:r>
     </w:p>
-    <w:bookmarkEnd w:id="147"/>
-    <w:bookmarkStart w:id="148" w:name="assessment-27"/>
+    <w:bookmarkEnd w:id="150"/>
+    <w:bookmarkStart w:id="151" w:name="assessment-27"/>
     <w:p>
       <w:pPr>
         <w:pStyle w:val="berschrift5"/>
@@ -5254,10 +5248,10 @@
         <w:t xml:space="preserve">Recommended Requirement Modification:</w:t>
       </w:r>
     </w:p>
-    <w:bookmarkEnd w:id="148"/>
-    <w:bookmarkEnd w:id="149"/>
-    <w:bookmarkEnd w:id="150"/>
-    <w:bookmarkStart w:id="155" w:name="sec:gcor"/>
+    <w:bookmarkEnd w:id="151"/>
+    <w:bookmarkEnd w:id="152"/>
+    <w:bookmarkEnd w:id="153"/>
+    <w:bookmarkStart w:id="158" w:name="sec:gcor"/>
     <w:p>
       <w:pPr>
         <w:pStyle w:val="berschrift3"/>
@@ -5289,7 +5283,7 @@
         <w:t xml:space="preserve">This section specifies any geometric correction requirements that must be met in order for the data to be analysis ready.</w:t>
       </w:r>
     </w:p>
-    <w:bookmarkStart w:id="154" w:name="sec:gcor-geocorr-st"/>
+    <w:bookmarkStart w:id="157" w:name="sec:gcor-geocorr-st"/>
     <w:p>
       <w:pPr>
         <w:pStyle w:val="berschrift4"/>
@@ -5324,7 +5318,7 @@
         <w:t xml:space="preserve">gcor-geocorr-st</w:t>
       </w:r>
     </w:p>
-    <w:bookmarkStart w:id="151" w:name="threshold-requirements-28"/>
+    <w:bookmarkStart w:id="154" w:name="threshold-requirements-28"/>
     <w:p>
       <w:pPr>
         <w:pStyle w:val="berschrift5"/>
@@ -5454,8 +5448,8 @@
         <w:t xml:space="preserve">sources as the geometric corrections for each of the sources may differ.</w:t>
       </w:r>
     </w:p>
-    <w:bookmarkEnd w:id="151"/>
-    <w:bookmarkStart w:id="152" w:name="goal-requirements-28"/>
+    <w:bookmarkEnd w:id="154"/>
+    <w:bookmarkStart w:id="155" w:name="goal-requirements-28"/>
     <w:p>
       <w:pPr>
         <w:pStyle w:val="berschrift5"/>
@@ -5545,8 +5539,8 @@
         <w:t xml:space="preserve">This requirement is intended to enable interoperability between imagery from different platforms that meet this level of correction, and with non-image spatial data such as GIS layers and terrain models.</w:t>
       </w:r>
     </w:p>
-    <w:bookmarkEnd w:id="152"/>
-    <w:bookmarkStart w:id="153" w:name="assessment-28"/>
+    <w:bookmarkEnd w:id="155"/>
+    <w:bookmarkStart w:id="156" w:name="assessment-28"/>
     <w:p>
       <w:pPr>
         <w:pStyle w:val="berschrift5"/>
@@ -5608,11 +5602,11 @@
         <w:br w:type="page"/>
       </w:r>
     </w:p>
-    <w:bookmarkEnd w:id="153"/>
-    <w:bookmarkEnd w:id="154"/>
-    <w:bookmarkEnd w:id="155"/>
     <w:bookmarkEnd w:id="156"/>
-    <w:bookmarkStart w:id="161" w:name="summary-self-assessment-table"/>
+    <w:bookmarkEnd w:id="157"/>
+    <w:bookmarkEnd w:id="158"/>
+    <w:bookmarkEnd w:id="159"/>
+    <w:bookmarkStart w:id="164" w:name="summary-self-assessment-table"/>
     <w:p>
       <w:pPr>
         <w:pStyle w:val="berschrift2"/>
@@ -5621,7 +5615,7 @@
         <w:t xml:space="preserve">Summary Self-Assessment Table</w:t>
       </w:r>
     </w:p>
-    <w:bookmarkStart w:id="157" w:name="general-metadata"/>
+    <w:bookmarkStart w:id="160" w:name="general-metadata"/>
     <w:p>
       <w:pPr>
         <w:pStyle w:val="berschrift3"/>
@@ -6506,8 +6500,8 @@
         </w:tc>
       </w:tr>
     </w:tbl>
-    <w:bookmarkEnd w:id="157"/>
-    <w:bookmarkStart w:id="158" w:name="per-pixel-metadata"/>
+    <w:bookmarkEnd w:id="160"/>
+    <w:bookmarkStart w:id="161" w:name="per-pixel-metadata"/>
     <w:p>
       <w:pPr>
         <w:pStyle w:val="berschrift3"/>
@@ -6948,8 +6942,8 @@
         </w:tc>
       </w:tr>
     </w:tbl>
-    <w:bookmarkEnd w:id="158"/>
-    <w:bookmarkStart w:id="159" w:name="radiometric-and-atmospheric-corrections"/>
+    <w:bookmarkEnd w:id="161"/>
+    <w:bookmarkStart w:id="162" w:name="radiometric-and-atmospheric-corrections"/>
     <w:p>
       <w:pPr>
         <w:pStyle w:val="berschrift3"/>
@@ -7168,8 +7162,8 @@
         </w:tc>
       </w:tr>
     </w:tbl>
-    <w:bookmarkEnd w:id="159"/>
-    <w:bookmarkStart w:id="160" w:name="geometric-corrections"/>
+    <w:bookmarkEnd w:id="162"/>
+    <w:bookmarkStart w:id="163" w:name="geometric-corrections"/>
     <w:p>
       <w:pPr>
         <w:pStyle w:val="berschrift3"/>
@@ -7290,9 +7284,9 @@
         <w:br w:type="page"/>
       </w:r>
     </w:p>
-    <w:bookmarkEnd w:id="160"/>
-    <w:bookmarkEnd w:id="161"/>
-    <w:bookmarkStart w:id="166" w:name="introduction"/>
+    <w:bookmarkEnd w:id="163"/>
+    <w:bookmarkEnd w:id="164"/>
+    <w:bookmarkStart w:id="169" w:name="introduction"/>
     <w:p>
       <w:pPr>
         <w:pStyle w:val="berschrift2"/>
@@ -7321,7 +7315,7 @@
         <w:t xml:space="preserve">This Guidance material does not replace or override the specifications.</w:t>
       </w:r>
     </w:p>
-    <w:bookmarkStart w:id="162" w:name="sec:intro-what-are-ceos-ard-products"/>
+    <w:bookmarkStart w:id="165" w:name="sec:intro-what-are-ceos-ard-products"/>
     <w:p>
       <w:pPr>
         <w:pStyle w:val="berschrift3"/>
@@ -7380,8 +7374,8 @@
         <w:t xml:space="preserve">for other types of satellite products.</w:t>
       </w:r>
     </w:p>
-    <w:bookmarkEnd w:id="162"/>
-    <w:bookmarkStart w:id="164" w:name="sec:intro-when-is-a-product-ceos-ard"/>
+    <w:bookmarkEnd w:id="165"/>
+    <w:bookmarkStart w:id="167" w:name="sec:intro-when-is-a-product-ceos-ard"/>
     <w:p>
       <w:pPr>
         <w:pStyle w:val="berschrift3"/>
@@ -7432,7 +7426,7 @@
       <w:r>
         <w:t xml:space="preserve"> </w:t>
       </w:r>
-      <w:hyperlink r:id="rId163">
+      <w:hyperlink r:id="rId166">
         <w:r>
           <w:rPr>
             <w:rStyle w:val="Hyperlink"/>
@@ -7452,8 +7446,8 @@
         <w:t xml:space="preserve">A product can continue to use CEOS-ARD branding as long as its generation and distribution remain consistent with the peer-reviewed assessment.</w:t>
       </w:r>
     </w:p>
-    <w:bookmarkEnd w:id="164"/>
-    <w:bookmarkStart w:id="165" w:name="sec:intro-difference-threshold-goal"/>
+    <w:bookmarkEnd w:id="167"/>
+    <w:bookmarkStart w:id="168" w:name="sec:intro-difference-threshold-goal"/>
     <w:p>
       <w:pPr>
         <w:pStyle w:val="berschrift3"/>
@@ -7517,16 +7511,7 @@
         <w:t xml:space="preserve"> </w:t>
       </w:r>
       <w:r>
-        <w:t xml:space="preserve">(Desired) requirements (previously referred to as</w:t>
-      </w:r>
-      <w:r>
-        <w:t xml:space="preserve"> </w:t>
-      </w:r>
-      <w:r>
-        <w:t xml:space="preserve">“Target”</w:t>
-      </w:r>
-      <w:r>
-        <w:t xml:space="preserve">) are the ideal; where we would like to be.</w:t>
+        <w:t xml:space="preserve">(Desired) requirements (previously referred to as “Target”) are the ideal; where we would like to be.</w:t>
       </w:r>
       <w:r>
         <w:t xml:space="preserve"> </w:t>
@@ -7656,9 +7641,9 @@
         <w:br w:type="page"/>
       </w:r>
     </w:p>
-    <w:bookmarkEnd w:id="165"/>
-    <w:bookmarkEnd w:id="166"/>
-    <w:bookmarkStart w:id="173" w:name="references"/>
+    <w:bookmarkEnd w:id="168"/>
+    <w:bookmarkEnd w:id="169"/>
+    <w:bookmarkStart w:id="176" w:name="references"/>
     <w:p>
       <w:pPr>
         <w:pStyle w:val="berschrift2"/>
@@ -7667,8 +7652,8 @@
         <w:t xml:space="preserve">References</w:t>
       </w:r>
     </w:p>
-    <w:bookmarkStart w:id="172" w:name="refs"/>
-    <w:bookmarkStart w:id="168" w:name="ref-cook2014"/>
+    <w:bookmarkStart w:id="175" w:name="refs"/>
+    <w:bookmarkStart w:id="171" w:name="ref-cook2014"/>
     <w:p>
       <w:pPr>
         <w:pStyle w:val="Literaturverzeichnis"/>
@@ -7701,7 +7686,7 @@
       <w:r>
         <w:t xml:space="preserve"> </w:t>
       </w:r>
-      <w:hyperlink r:id="rId167">
+      <w:hyperlink r:id="rId170">
         <w:r>
           <w:rPr>
             <w:rStyle w:val="Hyperlink"/>
@@ -7713,48 +7698,14 @@
         <w:t xml:space="preserve">.</w:t>
       </w:r>
     </w:p>
-    <w:bookmarkEnd w:id="168"/>
-    <w:bookmarkStart w:id="169" w:name="ref-iso19115_2_2009"/>
+    <w:bookmarkEnd w:id="171"/>
+    <w:bookmarkStart w:id="172" w:name="ref-iso19115_2_2009"/>
     <w:p>
       <w:pPr>
         <w:pStyle w:val="Literaturverzeichnis"/>
       </w:pPr>
       <w:r>
         <w:t xml:space="preserve">International Organization for Standardization. 2009.</w:t>
-      </w:r>
-      <w:r>
-        <w:t xml:space="preserve"> </w:t>
-      </w:r>
-      <w:r>
-        <w:t xml:space="preserve">“</w:t>
-      </w:r>
-      <w:r>
-        <w:t xml:space="preserve">Geographic information — Metadata — Part 2: Extensions for imagery and gridded data</w:t>
-      </w:r>
-      <w:r>
-        <w:t xml:space="preserve">.”</w:t>
-      </w:r>
-      <w:r>
-        <w:t xml:space="preserve"> </w:t>
-      </w:r>
-      <w:r>
-        <w:t xml:space="preserve">Standard. Geneva, CH: International Organization for Standardization.</w:t>
-      </w:r>
-    </w:p>
-    <w:bookmarkEnd w:id="169"/>
-    <w:bookmarkStart w:id="171" w:name="ref-li2013"/>
-    <w:p>
-      <w:pPr>
-        <w:pStyle w:val="Literaturverzeichnis"/>
-      </w:pPr>
-      <w:r>
-        <w:t xml:space="preserve">Li, Zhao-Liang, Bo-Hui Tang, Hua Wu, Huazhong Ren, Guangjian Yan, Zhengming Wan, Isabel F. Trigo, and José A. Sobrino. 2013.</w:t>
-      </w:r>
-      <w:r>
-        <w:t xml:space="preserve"> </w:t>
-      </w:r>
-      <w:r>
-        <w:t xml:space="preserve">“Satellite-Derived Land Surface Temperature: Current Status and Perspectives.”</w:t>
       </w:r>
       <w:r>
         <w:t xml:space="preserve"> </w:t>
@@ -7764,6 +7715,35 @@
           <w:i/>
           <w:iCs/>
         </w:rPr>
+        <w:t xml:space="preserve">Geographic information — Metadata — Part 2: Extensions for imagery and gridded data</w:t>
+      </w:r>
+      <w:r>
+        <w:t xml:space="preserve">. Standard. International Organization for Standardization.</w:t>
+      </w:r>
+    </w:p>
+    <w:bookmarkEnd w:id="172"/>
+    <w:bookmarkStart w:id="174" w:name="ref-li2013"/>
+    <w:p>
+      <w:pPr>
+        <w:pStyle w:val="Literaturverzeichnis"/>
+      </w:pPr>
+      <w:r>
+        <w:t xml:space="preserve">Li, Zhao-Liang, Bo-Hui Tang, Hua Wu, et al. 2013.</w:t>
+      </w:r>
+      <w:r>
+        <w:t xml:space="preserve"> </w:t>
+      </w:r>
+      <w:r>
+        <w:t xml:space="preserve">“Satellite-Derived Land Surface Temperature: Current Status and Perspectives.”</w:t>
+      </w:r>
+      <w:r>
+        <w:t xml:space="preserve"> </w:t>
+      </w:r>
+      <w:r>
+        <w:rPr>
+          <w:i/>
+          <w:iCs/>
+        </w:rPr>
         <w:t xml:space="preserve">Remote Sensing of Environment</w:t>
       </w:r>
       <w:r>
@@ -7772,7 +7752,7 @@
       <w:r>
         <w:t xml:space="preserve">131: 14–37. https://doi.org/</w:t>
       </w:r>
-      <w:hyperlink r:id="rId170">
+      <w:hyperlink r:id="rId173">
         <w:r>
           <w:rPr>
             <w:rStyle w:val="Hyperlink"/>
@@ -7784,15 +7764,15 @@
         <w:t xml:space="preserve">.</w:t>
       </w:r>
     </w:p>
-    <w:bookmarkEnd w:id="171"/>
-    <w:bookmarkEnd w:id="172"/>
+    <w:bookmarkEnd w:id="174"/>
+    <w:bookmarkEnd w:id="175"/>
     <w:p>
       <w:r>
         <w:br w:type="page"/>
       </w:r>
     </w:p>
-    <w:bookmarkEnd w:id="173"/>
-    <w:bookmarkStart w:id="197" w:name="annexes"/>
+    <w:bookmarkEnd w:id="176"/>
+    <w:bookmarkStart w:id="200" w:name="annexes"/>
     <w:p>
       <w:pPr>
         <w:pStyle w:val="berschrift2"/>
@@ -7801,7 +7781,7 @@
         <w:t xml:space="preserve">Annexes</w:t>
       </w:r>
     </w:p>
-    <w:bookmarkStart w:id="174" w:name="sec:annex-st-metadata-examples"/>
+    <w:bookmarkStart w:id="177" w:name="sec:annex-st-metadata-examples"/>
     <w:p>
       <w:pPr>
         <w:pStyle w:val="berschrift3"/>
@@ -7810,8 +7790,8 @@
         <w:t xml:space="preserve">CEOS-ARD Requirement Examples (Surface Temperature)</w:t>
       </w:r>
     </w:p>
-    <w:bookmarkEnd w:id="174"/>
-    <w:bookmarkStart w:id="187" w:name="general-metadata-1"/>
+    <w:bookmarkEnd w:id="177"/>
+    <w:bookmarkStart w:id="190" w:name="general-metadata-1"/>
     <w:p>
       <w:pPr>
         <w:pStyle w:val="berschrift3"/>
@@ -7820,7 +7800,7 @@
         <w:t xml:space="preserve">General Metadata</w:t>
       </w:r>
     </w:p>
-    <w:bookmarkStart w:id="175" w:name="traceability"/>
+    <w:bookmarkStart w:id="178" w:name="traceability"/>
     <w:p>
       <w:pPr>
         <w:pStyle w:val="berschrift4"/>
@@ -7877,9 +7857,15 @@
       </w:r>
       <w:r>
         <w:rPr>
+          <w:rStyle w:val="NormalTok"/>
+        </w:rPr>
+        <w:t xml:space="preserve"> </w:t>
+      </w:r>
+      <w:r>
+        <w:rPr>
           <w:rStyle w:val="OtherTok"/>
         </w:rPr>
-        <w:t xml:space="preserve"> add_offset=</w:t>
+        <w:t xml:space="preserve">add_offset=</w:t>
       </w:r>
       <w:r>
         <w:rPr>
@@ -7889,9 +7875,15 @@
       </w:r>
       <w:r>
         <w:rPr>
+          <w:rStyle w:val="NormalTok"/>
+        </w:rPr>
+        <w:t xml:space="preserve"> </w:t>
+      </w:r>
+      <w:r>
+        <w:rPr>
           <w:rStyle w:val="OtherTok"/>
         </w:rPr>
-        <w:t xml:space="preserve"> category=</w:t>
+        <w:t xml:space="preserve">category=</w:t>
       </w:r>
       <w:r>
         <w:rPr>
@@ -7901,9 +7893,15 @@
       </w:r>
       <w:r>
         <w:rPr>
+          <w:rStyle w:val="NormalTok"/>
+        </w:rPr>
+        <w:t xml:space="preserve"> </w:t>
+      </w:r>
+      <w:r>
+        <w:rPr>
           <w:rStyle w:val="OtherTok"/>
         </w:rPr>
-        <w:t xml:space="preserve"> data_type=</w:t>
+        <w:t xml:space="preserve">data_type=</w:t>
       </w:r>
       <w:r>
         <w:rPr>
@@ -7913,9 +7911,15 @@
       </w:r>
       <w:r>
         <w:rPr>
+          <w:rStyle w:val="NormalTok"/>
+        </w:rPr>
+        <w:t xml:space="preserve"> </w:t>
+      </w:r>
+      <w:r>
+        <w:rPr>
           <w:rStyle w:val="OtherTok"/>
         </w:rPr>
-        <w:t xml:space="preserve"> fill_value=</w:t>
+        <w:t xml:space="preserve">fill_value=</w:t>
       </w:r>
       <w:r>
         <w:rPr>
@@ -7925,9 +7929,15 @@
       </w:r>
       <w:r>
         <w:rPr>
+          <w:rStyle w:val="NormalTok"/>
+        </w:rPr>
+        <w:t xml:space="preserve"> </w:t>
+      </w:r>
+      <w:r>
+        <w:rPr>
           <w:rStyle w:val="OtherTok"/>
         </w:rPr>
-        <w:t xml:space="preserve"> name=</w:t>
+        <w:t xml:space="preserve">name=</w:t>
       </w:r>
       <w:r>
         <w:rPr>
@@ -7937,9 +7947,15 @@
       </w:r>
       <w:r>
         <w:rPr>
+          <w:rStyle w:val="NormalTok"/>
+        </w:rPr>
+        <w:t xml:space="preserve"> </w:t>
+      </w:r>
+      <w:r>
+        <w:rPr>
           <w:rStyle w:val="OtherTok"/>
         </w:rPr>
-        <w:t xml:space="preserve"> nlines=</w:t>
+        <w:t xml:space="preserve">nlines=</w:t>
       </w:r>
       <w:r>
         <w:rPr>
@@ -7949,9 +7965,15 @@
       </w:r>
       <w:r>
         <w:rPr>
+          <w:rStyle w:val="NormalTok"/>
+        </w:rPr>
+        <w:t xml:space="preserve"> </w:t>
+      </w:r>
+      <w:r>
+        <w:rPr>
           <w:rStyle w:val="OtherTok"/>
         </w:rPr>
-        <w:t xml:space="preserve"> nsamps=</w:t>
+        <w:t xml:space="preserve">nsamps=</w:t>
       </w:r>
       <w:r>
         <w:rPr>
@@ -7961,9 +7983,15 @@
       </w:r>
       <w:r>
         <w:rPr>
+          <w:rStyle w:val="NormalTok"/>
+        </w:rPr>
+        <w:t xml:space="preserve"> </w:t>
+      </w:r>
+      <w:r>
+        <w:rPr>
           <w:rStyle w:val="OtherTok"/>
         </w:rPr>
-        <w:t xml:space="preserve"> product=</w:t>
+        <w:t xml:space="preserve">product=</w:t>
       </w:r>
       <w:r>
         <w:rPr>
@@ -7973,9 +8001,15 @@
       </w:r>
       <w:r>
         <w:rPr>
+          <w:rStyle w:val="NormalTok"/>
+        </w:rPr>
+        <w:t xml:space="preserve"> </w:t>
+      </w:r>
+      <w:r>
+        <w:rPr>
           <w:rStyle w:val="OtherTok"/>
         </w:rPr>
-        <w:t xml:space="preserve"> scale_factor=</w:t>
+        <w:t xml:space="preserve">scale_factor=</w:t>
       </w:r>
       <w:r>
         <w:rPr>
@@ -8105,9 +8139,15 @@
       </w:r>
       <w:r>
         <w:rPr>
+          <w:rStyle w:val="NormalTok"/>
+        </w:rPr>
+        <w:t xml:space="preserve"> </w:t>
+      </w:r>
+      <w:r>
+        <w:rPr>
           <w:rStyle w:val="OtherTok"/>
         </w:rPr>
-        <w:t xml:space="preserve"> units=</w:t>
+        <w:t xml:space="preserve">units=</w:t>
       </w:r>
       <w:r>
         <w:rPr>
@@ -8117,9 +8157,15 @@
       </w:r>
       <w:r>
         <w:rPr>
+          <w:rStyle w:val="NormalTok"/>
+        </w:rPr>
+        <w:t xml:space="preserve"> </w:t>
+      </w:r>
+      <w:r>
+        <w:rPr>
           <w:rStyle w:val="OtherTok"/>
         </w:rPr>
-        <w:t xml:space="preserve"> x=</w:t>
+        <w:t xml:space="preserve">x=</w:t>
       </w:r>
       <w:r>
         <w:rPr>
@@ -8129,9 +8175,15 @@
       </w:r>
       <w:r>
         <w:rPr>
+          <w:rStyle w:val="NormalTok"/>
+        </w:rPr>
+        <w:t xml:space="preserve"> </w:t>
+      </w:r>
+      <w:r>
+        <w:rPr>
           <w:rStyle w:val="OtherTok"/>
         </w:rPr>
-        <w:t xml:space="preserve"> y=</w:t>
+        <w:t xml:space="preserve">y=</w:t>
       </w:r>
       <w:r>
         <w:rPr>
@@ -8228,9 +8280,15 @@
       </w:r>
       <w:r>
         <w:rPr>
+          <w:rStyle w:val="NormalTok"/>
+        </w:rPr>
+        <w:t xml:space="preserve"> </w:t>
+      </w:r>
+      <w:r>
+        <w:rPr>
           <w:rStyle w:val="OtherTok"/>
         </w:rPr>
-        <w:t xml:space="preserve"> max=</w:t>
+        <w:t xml:space="preserve">max=</w:t>
       </w:r>
       <w:r>
         <w:rPr>
@@ -8240,9 +8298,15 @@
       </w:r>
       <w:r>
         <w:rPr>
+          <w:rStyle w:val="NormalTok"/>
+        </w:rPr>
+        <w:t xml:space="preserve"> </w:t>
+      </w:r>
+      <w:r>
+        <w:rPr>
           <w:rStyle w:val="OtherTok"/>
         </w:rPr>
-        <w:t xml:space="preserve"> min=</w:t>
+        <w:t xml:space="preserve">min=</w:t>
       </w:r>
       <w:r>
         <w:rPr>
@@ -8370,9 +8434,15 @@
       </w:r>
       <w:r>
         <w:rPr>
+          <w:rStyle w:val="NormalTok"/>
+        </w:rPr>
+        <w:t xml:space="preserve"> </w:t>
+      </w:r>
+      <w:r>
+        <w:rPr>
           <w:rStyle w:val="OtherTok"/>
         </w:rPr>
-        <w:t xml:space="preserve"> category=</w:t>
+        <w:t xml:space="preserve">category=</w:t>
       </w:r>
       <w:r>
         <w:rPr>
@@ -8382,9 +8452,15 @@
       </w:r>
       <w:r>
         <w:rPr>
+          <w:rStyle w:val="NormalTok"/>
+        </w:rPr>
+        <w:t xml:space="preserve"> </w:t>
+      </w:r>
+      <w:r>
+        <w:rPr>
           <w:rStyle w:val="OtherTok"/>
         </w:rPr>
-        <w:t xml:space="preserve"> data_type=</w:t>
+        <w:t xml:space="preserve">data_type=</w:t>
       </w:r>
       <w:r>
         <w:rPr>
@@ -8394,9 +8470,15 @@
       </w:r>
       <w:r>
         <w:rPr>
+          <w:rStyle w:val="NormalTok"/>
+        </w:rPr>
+        <w:t xml:space="preserve"> </w:t>
+      </w:r>
+      <w:r>
+        <w:rPr>
           <w:rStyle w:val="OtherTok"/>
         </w:rPr>
-        <w:t xml:space="preserve"> fill_value=</w:t>
+        <w:t xml:space="preserve">fill_value=</w:t>
       </w:r>
       <w:r>
         <w:rPr>
@@ -8406,9 +8488,15 @@
       </w:r>
       <w:r>
         <w:rPr>
+          <w:rStyle w:val="NormalTok"/>
+        </w:rPr>
+        <w:t xml:space="preserve"> </w:t>
+      </w:r>
+      <w:r>
+        <w:rPr>
           <w:rStyle w:val="OtherTok"/>
         </w:rPr>
-        <w:t xml:space="preserve"> name=</w:t>
+        <w:t xml:space="preserve">name=</w:t>
       </w:r>
       <w:r>
         <w:rPr>
@@ -8418,9 +8506,15 @@
       </w:r>
       <w:r>
         <w:rPr>
+          <w:rStyle w:val="NormalTok"/>
+        </w:rPr>
+        <w:t xml:space="preserve"> </w:t>
+      </w:r>
+      <w:r>
+        <w:rPr>
           <w:rStyle w:val="OtherTok"/>
         </w:rPr>
-        <w:t xml:space="preserve"> nlines=</w:t>
+        <w:t xml:space="preserve">nlines=</w:t>
       </w:r>
       <w:r>
         <w:rPr>
@@ -8430,9 +8524,15 @@
       </w:r>
       <w:r>
         <w:rPr>
+          <w:rStyle w:val="NormalTok"/>
+        </w:rPr>
+        <w:t xml:space="preserve"> </w:t>
+      </w:r>
+      <w:r>
+        <w:rPr>
           <w:rStyle w:val="OtherTok"/>
         </w:rPr>
-        <w:t xml:space="preserve"> nsamps=</w:t>
+        <w:t xml:space="preserve">nsamps=</w:t>
       </w:r>
       <w:r>
         <w:rPr>
@@ -8442,9 +8542,15 @@
       </w:r>
       <w:r>
         <w:rPr>
+          <w:rStyle w:val="NormalTok"/>
+        </w:rPr>
+        <w:t xml:space="preserve"> </w:t>
+      </w:r>
+      <w:r>
+        <w:rPr>
           <w:rStyle w:val="OtherTok"/>
         </w:rPr>
-        <w:t xml:space="preserve"> product=</w:t>
+        <w:t xml:space="preserve">product=</w:t>
       </w:r>
       <w:r>
         <w:rPr>
@@ -8454,9 +8560,15 @@
       </w:r>
       <w:r>
         <w:rPr>
+          <w:rStyle w:val="NormalTok"/>
+        </w:rPr>
+        <w:t xml:space="preserve"> </w:t>
+      </w:r>
+      <w:r>
+        <w:rPr>
           <w:rStyle w:val="OtherTok"/>
         </w:rPr>
-        <w:t xml:space="preserve"> scale_factor=</w:t>
+        <w:t xml:space="preserve">scale_factor=</w:t>
       </w:r>
       <w:r>
         <w:rPr>
@@ -8466,9 +8578,15 @@
       </w:r>
       <w:r>
         <w:rPr>
+          <w:rStyle w:val="NormalTok"/>
+        </w:rPr>
+        <w:t xml:space="preserve"> </w:t>
+      </w:r>
+      <w:r>
+        <w:rPr>
           <w:rStyle w:val="OtherTok"/>
         </w:rPr>
-        <w:t xml:space="preserve"> source=</w:t>
+        <w:t xml:space="preserve">source=</w:t>
       </w:r>
       <w:r>
         <w:rPr>
@@ -8598,9 +8716,15 @@
       </w:r>
       <w:r>
         <w:rPr>
+          <w:rStyle w:val="NormalTok"/>
+        </w:rPr>
+        <w:t xml:space="preserve"> </w:t>
+      </w:r>
+      <w:r>
+        <w:rPr>
           <w:rStyle w:val="OtherTok"/>
         </w:rPr>
-        <w:t xml:space="preserve"> units=</w:t>
+        <w:t xml:space="preserve">units=</w:t>
       </w:r>
       <w:r>
         <w:rPr>
@@ -8610,9 +8734,15 @@
       </w:r>
       <w:r>
         <w:rPr>
+          <w:rStyle w:val="NormalTok"/>
+        </w:rPr>
+        <w:t xml:space="preserve"> </w:t>
+      </w:r>
+      <w:r>
+        <w:rPr>
           <w:rStyle w:val="OtherTok"/>
         </w:rPr>
-        <w:t xml:space="preserve"> x=</w:t>
+        <w:t xml:space="preserve">x=</w:t>
       </w:r>
       <w:r>
         <w:rPr>
@@ -8622,9 +8752,15 @@
       </w:r>
       <w:r>
         <w:rPr>
+          <w:rStyle w:val="NormalTok"/>
+        </w:rPr>
+        <w:t xml:space="preserve"> </w:t>
+      </w:r>
+      <w:r>
+        <w:rPr>
           <w:rStyle w:val="OtherTok"/>
         </w:rPr>
-        <w:t xml:space="preserve"> y=</w:t>
+        <w:t xml:space="preserve">y=</w:t>
       </w:r>
       <w:r>
         <w:rPr>
@@ -8721,9 +8857,15 @@
       </w:r>
       <w:r>
         <w:rPr>
+          <w:rStyle w:val="NormalTok"/>
+        </w:rPr>
+        <w:t xml:space="preserve"> </w:t>
+      </w:r>
+      <w:r>
+        <w:rPr>
           <w:rStyle w:val="OtherTok"/>
         </w:rPr>
-        <w:t xml:space="preserve"> max=</w:t>
+        <w:t xml:space="preserve">max=</w:t>
       </w:r>
       <w:r>
         <w:rPr>
@@ -8733,9 +8875,15 @@
       </w:r>
       <w:r>
         <w:rPr>
+          <w:rStyle w:val="NormalTok"/>
+        </w:rPr>
+        <w:t xml:space="preserve"> </w:t>
+      </w:r>
+      <w:r>
+        <w:rPr>
           <w:rStyle w:val="OtherTok"/>
         </w:rPr>
-        <w:t xml:space="preserve"> min=</w:t>
+        <w:t xml:space="preserve">min=</w:t>
       </w:r>
       <w:r>
         <w:rPr>
@@ -8837,8 +8985,8 @@
         <w:t xml:space="preserve">&gt;</w:t>
       </w:r>
     </w:p>
-    <w:bookmarkEnd w:id="175"/>
-    <w:bookmarkStart w:id="176" w:name="data-collection-time"/>
+    <w:bookmarkEnd w:id="178"/>
+    <w:bookmarkStart w:id="179" w:name="data-collection-time"/>
     <w:p>
       <w:pPr>
         <w:pStyle w:val="berschrift4"/>
@@ -8938,9 +9086,15 @@
       </w:r>
       <w:r>
         <w:rPr>
+          <w:rStyle w:val="NormalTok"/>
+        </w:rPr>
+        <w:t xml:space="preserve"> </w:t>
+      </w:r>
+      <w:r>
+        <w:rPr>
           <w:rStyle w:val="OtherTok"/>
         </w:rPr>
-        <w:t xml:space="preserve"> ID=</w:t>
+        <w:t xml:space="preserve">ID=</w:t>
       </w:r>
       <w:r>
         <w:rPr>
@@ -8950,9 +9104,15 @@
       </w:r>
       <w:r>
         <w:rPr>
+          <w:rStyle w:val="NormalTok"/>
+        </w:rPr>
+        <w:t xml:space="preserve"> </w:t>
+      </w:r>
+      <w:r>
+        <w:rPr>
           <w:rStyle w:val="OtherTok"/>
         </w:rPr>
-        <w:t xml:space="preserve"> classification=</w:t>
+        <w:t xml:space="preserve">classification=</w:t>
       </w:r>
       <w:r>
         <w:rPr>
@@ -8962,9 +9122,15 @@
       </w:r>
       <w:r>
         <w:rPr>
+          <w:rStyle w:val="NormalTok"/>
+        </w:rPr>
+        <w:t xml:space="preserve"> </w:t>
+      </w:r>
+      <w:r>
+        <w:rPr>
           <w:rStyle w:val="OtherTok"/>
         </w:rPr>
-        <w:t xml:space="preserve"> category=</w:t>
+        <w:t xml:space="preserve">category=</w:t>
       </w:r>
       <w:r>
         <w:rPr>
@@ -8995,9 +9161,15 @@
       </w:r>
       <w:r>
         <w:rPr>
+          <w:rStyle w:val="NormalTok"/>
+        </w:rPr>
+        <w:t xml:space="preserve"> </w:t>
+      </w:r>
+      <w:r>
+        <w:rPr>
           <w:rStyle w:val="OtherTok"/>
         </w:rPr>
-        <w:t xml:space="preserve"> mimeType=</w:t>
+        <w:t xml:space="preserve">mimeType=</w:t>
       </w:r>
       <w:r>
         <w:rPr>
@@ -9007,9 +9179,15 @@
       </w:r>
       <w:r>
         <w:rPr>
+          <w:rStyle w:val="NormalTok"/>
+        </w:rPr>
+        <w:t xml:space="preserve"> </w:t>
+      </w:r>
+      <w:r>
+        <w:rPr>
           <w:rStyle w:val="OtherTok"/>
         </w:rPr>
-        <w:t xml:space="preserve"> vocabularyName=</w:t>
+        <w:t xml:space="preserve">vocabularyName=</w:t>
       </w:r>
       <w:r>
         <w:rPr>
@@ -9019,9 +9197,15 @@
       </w:r>
       <w:r>
         <w:rPr>
+          <w:rStyle w:val="NormalTok"/>
+        </w:rPr>
+        <w:t xml:space="preserve"> </w:t>
+      </w:r>
+      <w:r>
+        <w:rPr>
           <w:rStyle w:val="OtherTok"/>
         </w:rPr>
-        <w:t xml:space="preserve"> textInfo=</w:t>
+        <w:t xml:space="preserve">textInfo=</w:t>
       </w:r>
       <w:r>
         <w:rPr>
@@ -9245,23 +9429,11 @@
         <w:t xml:space="preserve"> </w:t>
       </w:r>
       <w:r>
-        <w:t xml:space="preserve">and</w:t>
-      </w:r>
-      <w:r>
-        <w:t xml:space="preserve"> </w:t>
-      </w:r>
-      <w:r>
-        <w:t xml:space="preserve">“indices_in.nc”</w:t>
-      </w:r>
-      <w:r>
-        <w:t xml:space="preserve"> </w:t>
-      </w:r>
-      <w:r>
-        <w:t xml:space="preserve">datafiles following a prescribed recipe.</w:t>
-      </w:r>
-    </w:p>
-    <w:bookmarkEnd w:id="176"/>
-    <w:bookmarkStart w:id="177" w:name="geographical-area"/>
+        <w:t xml:space="preserve">and “indices_in.nc” datafiles following a prescribed recipe.</w:t>
+      </w:r>
+    </w:p>
+    <w:bookmarkEnd w:id="179"/>
+    <w:bookmarkStart w:id="180" w:name="geographical-area"/>
     <w:p>
       <w:pPr>
         <w:pStyle w:val="berschrift4"/>
@@ -9502,9 +9674,15 @@
       </w:r>
       <w:r>
         <w:rPr>
+          <w:rStyle w:val="NormalTok"/>
+        </w:rPr>
+        <w:t xml:space="preserve"> </w:t>
+      </w:r>
+      <w:r>
+        <w:rPr>
           <w:rStyle w:val="OtherTok"/>
         </w:rPr>
-        <w:t xml:space="preserve"> location=</w:t>
+        <w:t xml:space="preserve">location=</w:t>
       </w:r>
       <w:r>
         <w:rPr>
@@ -9514,9 +9692,15 @@
       </w:r>
       <w:r>
         <w:rPr>
+          <w:rStyle w:val="NormalTok"/>
+        </w:rPr>
+        <w:t xml:space="preserve"> </w:t>
+      </w:r>
+      <w:r>
+        <w:rPr>
           <w:rStyle w:val="OtherTok"/>
         </w:rPr>
-        <w:t xml:space="preserve"> x=</w:t>
+        <w:t xml:space="preserve">x=</w:t>
       </w:r>
       <w:r>
         <w:rPr>
@@ -9526,9 +9710,15 @@
       </w:r>
       <w:r>
         <w:rPr>
+          <w:rStyle w:val="NormalTok"/>
+        </w:rPr>
+        <w:t xml:space="preserve"> </w:t>
+      </w:r>
+      <w:r>
+        <w:rPr>
           <w:rStyle w:val="OtherTok"/>
         </w:rPr>
-        <w:t xml:space="preserve"> y=</w:t>
+        <w:t xml:space="preserve">y=</w:t>
       </w:r>
       <w:r>
         <w:rPr>
@@ -9559,9 +9749,15 @@
       </w:r>
       <w:r>
         <w:rPr>
+          <w:rStyle w:val="NormalTok"/>
+        </w:rPr>
+        <w:t xml:space="preserve"> </w:t>
+      </w:r>
+      <w:r>
+        <w:rPr>
           <w:rStyle w:val="OtherTok"/>
         </w:rPr>
-        <w:t xml:space="preserve"> location=</w:t>
+        <w:t xml:space="preserve">location=</w:t>
       </w:r>
       <w:r>
         <w:rPr>
@@ -9571,9 +9767,15 @@
       </w:r>
       <w:r>
         <w:rPr>
+          <w:rStyle w:val="NormalTok"/>
+        </w:rPr>
+        <w:t xml:space="preserve"> </w:t>
+      </w:r>
+      <w:r>
+        <w:rPr>
           <w:rStyle w:val="OtherTok"/>
         </w:rPr>
-        <w:t xml:space="preserve"> x=</w:t>
+        <w:t xml:space="preserve">x=</w:t>
       </w:r>
       <w:r>
         <w:rPr>
@@ -9583,9 +9785,15 @@
       </w:r>
       <w:r>
         <w:rPr>
+          <w:rStyle w:val="NormalTok"/>
+        </w:rPr>
+        <w:t xml:space="preserve"> </w:t>
+      </w:r>
+      <w:r>
+        <w:rPr>
           <w:rStyle w:val="OtherTok"/>
         </w:rPr>
-        <w:t xml:space="preserve"> y=</w:t>
+        <w:t xml:space="preserve">y=</w:t>
       </w:r>
       <w:r>
         <w:rPr>
@@ -9600,8 +9808,8 @@
         <w:t xml:space="preserve">/&gt;</w:t>
       </w:r>
     </w:p>
-    <w:bookmarkEnd w:id="177"/>
-    <w:bookmarkStart w:id="178" w:name="map-projection"/>
+    <w:bookmarkEnd w:id="180"/>
+    <w:bookmarkStart w:id="181" w:name="map-projection"/>
     <w:p>
       <w:pPr>
         <w:pStyle w:val="berschrift4"/>
@@ -9650,9 +9858,15 @@
       </w:r>
       <w:r>
         <w:rPr>
+          <w:rStyle w:val="NormalTok"/>
+        </w:rPr>
+        <w:t xml:space="preserve"> </w:t>
+      </w:r>
+      <w:r>
+        <w:rPr>
           <w:rStyle w:val="OtherTok"/>
         </w:rPr>
-        <w:t xml:space="preserve"> datum=</w:t>
+        <w:t xml:space="preserve">datum=</w:t>
       </w:r>
       <w:r>
         <w:rPr>
@@ -9662,9 +9876,15 @@
       </w:r>
       <w:r>
         <w:rPr>
+          <w:rStyle w:val="NormalTok"/>
+        </w:rPr>
+        <w:t xml:space="preserve"> </w:t>
+      </w:r>
+      <w:r>
+        <w:rPr>
           <w:rStyle w:val="OtherTok"/>
         </w:rPr>
-        <w:t xml:space="preserve"> projection=</w:t>
+        <w:t xml:space="preserve">projection=</w:t>
       </w:r>
       <w:r>
         <w:rPr>
@@ -9674,9 +9894,15 @@
       </w:r>
       <w:r>
         <w:rPr>
+          <w:rStyle w:val="NormalTok"/>
+        </w:rPr>
+        <w:t xml:space="preserve"> </w:t>
+      </w:r>
+      <w:r>
+        <w:rPr>
           <w:rStyle w:val="OtherTok"/>
         </w:rPr>
-        <w:t xml:space="preserve"> units=</w:t>
+        <w:t xml:space="preserve">units=</w:t>
       </w:r>
       <w:r>
         <w:rPr>
@@ -9707,9 +9933,15 @@
       </w:r>
       <w:r>
         <w:rPr>
+          <w:rStyle w:val="NormalTok"/>
+        </w:rPr>
+        <w:t xml:space="preserve"> </w:t>
+      </w:r>
+      <w:r>
+        <w:rPr>
           <w:rStyle w:val="OtherTok"/>
         </w:rPr>
-        <w:t xml:space="preserve"> location=</w:t>
+        <w:t xml:space="preserve">location=</w:t>
       </w:r>
       <w:r>
         <w:rPr>
@@ -9719,9 +9951,15 @@
       </w:r>
       <w:r>
         <w:rPr>
+          <w:rStyle w:val="NormalTok"/>
+        </w:rPr>
+        <w:t xml:space="preserve"> </w:t>
+      </w:r>
+      <w:r>
+        <w:rPr>
           <w:rStyle w:val="OtherTok"/>
         </w:rPr>
-        <w:t xml:space="preserve"> x=</w:t>
+        <w:t xml:space="preserve">x=</w:t>
       </w:r>
       <w:r>
         <w:rPr>
@@ -9731,9 +9969,15 @@
       </w:r>
       <w:r>
         <w:rPr>
+          <w:rStyle w:val="NormalTok"/>
+        </w:rPr>
+        <w:t xml:space="preserve"> </w:t>
+      </w:r>
+      <w:r>
+        <w:rPr>
           <w:rStyle w:val="OtherTok"/>
         </w:rPr>
-        <w:t xml:space="preserve"> y=</w:t>
+        <w:t xml:space="preserve">y=</w:t>
       </w:r>
       <w:r>
         <w:rPr>
@@ -9764,9 +10008,15 @@
       </w:r>
       <w:r>
         <w:rPr>
+          <w:rStyle w:val="NormalTok"/>
+        </w:rPr>
+        <w:t xml:space="preserve"> </w:t>
+      </w:r>
+      <w:r>
+        <w:rPr>
           <w:rStyle w:val="OtherTok"/>
         </w:rPr>
-        <w:t xml:space="preserve"> location=</w:t>
+        <w:t xml:space="preserve">location=</w:t>
       </w:r>
       <w:r>
         <w:rPr>
@@ -9776,9 +10026,15 @@
       </w:r>
       <w:r>
         <w:rPr>
+          <w:rStyle w:val="NormalTok"/>
+        </w:rPr>
+        <w:t xml:space="preserve"> </w:t>
+      </w:r>
+      <w:r>
+        <w:rPr>
           <w:rStyle w:val="OtherTok"/>
         </w:rPr>
-        <w:t xml:space="preserve"> x=</w:t>
+        <w:t xml:space="preserve">x=</w:t>
       </w:r>
       <w:r>
         <w:rPr>
@@ -9788,9 +10044,15 @@
       </w:r>
       <w:r>
         <w:rPr>
+          <w:rStyle w:val="NormalTok"/>
+        </w:rPr>
+        <w:t xml:space="preserve"> </w:t>
+      </w:r>
+      <w:r>
+        <w:rPr>
           <w:rStyle w:val="OtherTok"/>
         </w:rPr>
-        <w:t xml:space="preserve"> y=</w:t>
+        <w:t xml:space="preserve">y=</w:t>
       </w:r>
       <w:r>
         <w:rPr>
@@ -10099,8 +10361,8 @@
         <w:t xml:space="preserve">&gt;</w:t>
       </w:r>
     </w:p>
-    <w:bookmarkEnd w:id="178"/>
-    <w:bookmarkStart w:id="179" w:name="geometric-correction-source"/>
+    <w:bookmarkEnd w:id="181"/>
+    <w:bookmarkStart w:id="182" w:name="geometric-correction-source"/>
     <w:p>
       <w:pPr>
         <w:pStyle w:val="berschrift4"/>
@@ -10200,9 +10462,15 @@
       </w:r>
       <w:r>
         <w:rPr>
+          <w:rStyle w:val="NormalTok"/>
+        </w:rPr>
+        <w:t xml:space="preserve"> </w:t>
+      </w:r>
+      <w:r>
+        <w:rPr>
           <w:rStyle w:val="OtherTok"/>
         </w:rPr>
-        <w:t xml:space="preserve"> name=</w:t>
+        <w:t xml:space="preserve">name=</w:t>
       </w:r>
       <w:r>
         <w:rPr>
@@ -10212,9 +10480,15 @@
       </w:r>
       <w:r>
         <w:rPr>
+          <w:rStyle w:val="NormalTok"/>
+        </w:rPr>
+        <w:t xml:space="preserve"> </w:t>
+      </w:r>
+      <w:r>
+        <w:rPr>
           <w:rStyle w:val="OtherTok"/>
         </w:rPr>
-        <w:t xml:space="preserve"> role=</w:t>
+        <w:t xml:space="preserve">role=</w:t>
       </w:r>
       <w:r>
         <w:rPr>
@@ -10245,9 +10519,15 @@
       </w:r>
       <w:r>
         <w:rPr>
+          <w:rStyle w:val="NormalTok"/>
+        </w:rPr>
+        <w:t xml:space="preserve"> </w:t>
+      </w:r>
+      <w:r>
+        <w:rPr>
           <w:rStyle w:val="OtherTok"/>
         </w:rPr>
-        <w:t xml:space="preserve"> name=</w:t>
+        <w:t xml:space="preserve">name=</w:t>
       </w:r>
       <w:r>
         <w:rPr>
@@ -10278,9 +10558,15 @@
       </w:r>
       <w:r>
         <w:rPr>
+          <w:rStyle w:val="NormalTok"/>
+        </w:rPr>
+        <w:t xml:space="preserve"> </w:t>
+      </w:r>
+      <w:r>
+        <w:rPr>
           <w:rStyle w:val="OtherTok"/>
         </w:rPr>
-        <w:t xml:space="preserve"> name=</w:t>
+        <w:t xml:space="preserve">name=</w:t>
       </w:r>
       <w:r>
         <w:rPr>
@@ -10290,9 +10576,15 @@
       </w:r>
       <w:r>
         <w:rPr>
+          <w:rStyle w:val="NormalTok"/>
+        </w:rPr>
+        <w:t xml:space="preserve"> </w:t>
+      </w:r>
+      <w:r>
+        <w:rPr>
           <w:rStyle w:val="OtherTok"/>
         </w:rPr>
-        <w:t xml:space="preserve"> organisation=</w:t>
+        <w:t xml:space="preserve">organisation=</w:t>
       </w:r>
       <w:r>
         <w:rPr>
@@ -10302,9 +10594,15 @@
       </w:r>
       <w:r>
         <w:rPr>
+          <w:rStyle w:val="NormalTok"/>
+        </w:rPr>
+        <w:t xml:space="preserve"> </w:t>
+      </w:r>
+      <w:r>
+        <w:rPr>
           <w:rStyle w:val="OtherTok"/>
         </w:rPr>
-        <w:t xml:space="preserve"> site=</w:t>
+        <w:t xml:space="preserve">site=</w:t>
       </w:r>
       <w:r>
         <w:rPr>
@@ -10314,9 +10612,15 @@
       </w:r>
       <w:r>
         <w:rPr>
+          <w:rStyle w:val="NormalTok"/>
+        </w:rPr>
+        <w:t xml:space="preserve"> </w:t>
+      </w:r>
+      <w:r>
+        <w:rPr>
           <w:rStyle w:val="OtherTok"/>
         </w:rPr>
-        <w:t xml:space="preserve"> country=</w:t>
+        <w:t xml:space="preserve">country=</w:t>
       </w:r>
       <w:r>
         <w:rPr>
@@ -10347,9 +10651,15 @@
       </w:r>
       <w:r>
         <w:rPr>
+          <w:rStyle w:val="NormalTok"/>
+        </w:rPr>
+        <w:t xml:space="preserve"> </w:t>
+      </w:r>
+      <w:r>
+        <w:rPr>
           <w:rStyle w:val="OtherTok"/>
         </w:rPr>
-        <w:t xml:space="preserve"> name=</w:t>
+        <w:t xml:space="preserve">name=</w:t>
       </w:r>
       <w:r>
         <w:rPr>
@@ -10380,9 +10690,15 @@
       </w:r>
       <w:r>
         <w:rPr>
+          <w:rStyle w:val="NormalTok"/>
+        </w:rPr>
+        <w:t xml:space="preserve"> </w:t>
+      </w:r>
+      <w:r>
+        <w:rPr>
           <w:rStyle w:val="OtherTok"/>
         </w:rPr>
-        <w:t xml:space="preserve"> name=</w:t>
+        <w:t xml:space="preserve">name=</w:t>
       </w:r>
       <w:r>
         <w:rPr>
@@ -10392,9 +10708,15 @@
       </w:r>
       <w:r>
         <w:rPr>
+          <w:rStyle w:val="NormalTok"/>
+        </w:rPr>
+        <w:t xml:space="preserve"> </w:t>
+      </w:r>
+      <w:r>
+        <w:rPr>
           <w:rStyle w:val="OtherTok"/>
         </w:rPr>
-        <w:t xml:space="preserve"> version=</w:t>
+        <w:t xml:space="preserve">version=</w:t>
       </w:r>
       <w:r>
         <w:rPr>
@@ -10472,8 +10794,8 @@
         <w:t xml:space="preserve">&gt;</w:t>
       </w:r>
     </w:p>
-    <w:bookmarkEnd w:id="179"/>
-    <w:bookmarkStart w:id="180" w:name="geometric-accuracy-of-the-data"/>
+    <w:bookmarkEnd w:id="182"/>
+    <w:bookmarkStart w:id="183" w:name="geometric-accuracy-of-the-data"/>
     <w:p>
       <w:pPr>
         <w:pStyle w:val="berschrift4"/>
@@ -10605,8 +10927,8 @@
         <w:t xml:space="preserve">&gt;</w:t>
       </w:r>
     </w:p>
-    <w:bookmarkEnd w:id="180"/>
-    <w:bookmarkStart w:id="181" w:name="instrument"/>
+    <w:bookmarkEnd w:id="183"/>
+    <w:bookmarkStart w:id="184" w:name="instrument"/>
     <w:p>
       <w:pPr>
         <w:pStyle w:val="berschrift4"/>
@@ -10731,9 +11053,15 @@
       </w:r>
       <w:r>
         <w:rPr>
+          <w:rStyle w:val="NormalTok"/>
+        </w:rPr>
+        <w:t xml:space="preserve"> </w:t>
+      </w:r>
+      <w:r>
+        <w:rPr>
           <w:rStyle w:val="OtherTok"/>
         </w:rPr>
-        <w:t xml:space="preserve"> ID=</w:t>
+        <w:t xml:space="preserve">ID=</w:t>
       </w:r>
       <w:r>
         <w:rPr>
@@ -10743,9 +11071,15 @@
       </w:r>
       <w:r>
         <w:rPr>
+          <w:rStyle w:val="NormalTok"/>
+        </w:rPr>
+        <w:t xml:space="preserve"> </w:t>
+      </w:r>
+      <w:r>
+        <w:rPr>
           <w:rStyle w:val="OtherTok"/>
         </w:rPr>
-        <w:t xml:space="preserve"> classification=</w:t>
+        <w:t xml:space="preserve">classification=</w:t>
       </w:r>
       <w:r>
         <w:rPr>
@@ -10755,9 +11089,15 @@
       </w:r>
       <w:r>
         <w:rPr>
+          <w:rStyle w:val="NormalTok"/>
+        </w:rPr>
+        <w:t xml:space="preserve"> </w:t>
+      </w:r>
+      <w:r>
+        <w:rPr>
           <w:rStyle w:val="OtherTok"/>
         </w:rPr>
-        <w:t xml:space="preserve"> category=</w:t>
+        <w:t xml:space="preserve">category=</w:t>
       </w:r>
       <w:r>
         <w:rPr>
@@ -10788,9 +11128,15 @@
       </w:r>
       <w:r>
         <w:rPr>
+          <w:rStyle w:val="NormalTok"/>
+        </w:rPr>
+        <w:t xml:space="preserve"> </w:t>
+      </w:r>
+      <w:r>
+        <w:rPr>
           <w:rStyle w:val="OtherTok"/>
         </w:rPr>
-        <w:t xml:space="preserve"> mimeType=</w:t>
+        <w:t xml:space="preserve">mimeType=</w:t>
       </w:r>
       <w:r>
         <w:rPr>
@@ -10800,9 +11146,15 @@
       </w:r>
       <w:r>
         <w:rPr>
+          <w:rStyle w:val="NormalTok"/>
+        </w:rPr>
+        <w:t xml:space="preserve"> </w:t>
+      </w:r>
+      <w:r>
+        <w:rPr>
           <w:rStyle w:val="OtherTok"/>
         </w:rPr>
-        <w:t xml:space="preserve"> vocabularyName=</w:t>
+        <w:t xml:space="preserve">vocabularyName=</w:t>
       </w:r>
       <w:r>
         <w:rPr>
@@ -10812,9 +11164,15 @@
       </w:r>
       <w:r>
         <w:rPr>
+          <w:rStyle w:val="NormalTok"/>
+        </w:rPr>
+        <w:t xml:space="preserve"> </w:t>
+      </w:r>
+      <w:r>
+        <w:rPr>
           <w:rStyle w:val="OtherTok"/>
         </w:rPr>
-        <w:t xml:space="preserve"> textInfo=</w:t>
+        <w:t xml:space="preserve">textInfo=</w:t>
       </w:r>
       <w:r>
         <w:rPr>
@@ -11007,9 +11365,15 @@
       </w:r>
       <w:r>
         <w:rPr>
+          <w:rStyle w:val="NormalTok"/>
+        </w:rPr>
+        <w:t xml:space="preserve"> </w:t>
+      </w:r>
+      <w:r>
+        <w:rPr>
           <w:rStyle w:val="OtherTok"/>
         </w:rPr>
-        <w:t xml:space="preserve"> abbreviation=</w:t>
+        <w:t xml:space="preserve">abbreviation=</w:t>
       </w:r>
       <w:r>
         <w:rPr>
@@ -11052,9 +11416,15 @@
       </w:r>
       <w:r>
         <w:rPr>
+          <w:rStyle w:val="NormalTok"/>
+        </w:rPr>
+        <w:t xml:space="preserve"> </w:t>
+      </w:r>
+      <w:r>
+        <w:rPr>
           <w:rStyle w:val="OtherTok"/>
         </w:rPr>
-        <w:t xml:space="preserve"> identifier=</w:t>
+        <w:t xml:space="preserve">identifier=</w:t>
       </w:r>
       <w:r>
         <w:rPr>
@@ -11186,8 +11556,8 @@
         <w:t xml:space="preserve">&gt;</w:t>
       </w:r>
     </w:p>
-    <w:bookmarkEnd w:id="181"/>
-    <w:bookmarkStart w:id="182" w:name="sensor-calibration"/>
+    <w:bookmarkEnd w:id="184"/>
+    <w:bookmarkStart w:id="185" w:name="sensor-calibration"/>
     <w:p>
       <w:pPr>
         <w:pStyle w:val="berschrift4"/>
@@ -11253,8 +11623,8 @@
         <w:t xml:space="preserve">&gt;</w:t>
       </w:r>
     </w:p>
-    <w:bookmarkEnd w:id="182"/>
-    <w:bookmarkStart w:id="183" w:name="algorithms"/>
+    <w:bookmarkEnd w:id="185"/>
+    <w:bookmarkStart w:id="186" w:name="algorithms"/>
     <w:p>
       <w:pPr>
         <w:pStyle w:val="berschrift4"/>
@@ -11328,8 +11698,8 @@
         <w:t xml:space="preserve">&gt;</w:t>
       </w:r>
     </w:p>
-    <w:bookmarkEnd w:id="183"/>
-    <w:bookmarkStart w:id="184" w:name="auxiliary-data"/>
+    <w:bookmarkEnd w:id="186"/>
+    <w:bookmarkStart w:id="187" w:name="auxiliary-data"/>
     <w:p>
       <w:pPr>
         <w:pStyle w:val="berschrift4"/>
@@ -11386,9 +11756,15 @@
       </w:r>
       <w:r>
         <w:rPr>
+          <w:rStyle w:val="NormalTok"/>
+        </w:rPr>
+        <w:t xml:space="preserve"> </w:t>
+      </w:r>
+      <w:r>
+        <w:rPr>
           <w:rStyle w:val="OtherTok"/>
         </w:rPr>
-        <w:t xml:space="preserve"> name=</w:t>
+        <w:t xml:space="preserve">name=</w:t>
       </w:r>
       <w:r>
         <w:rPr>
@@ -11398,9 +11774,15 @@
       </w:r>
       <w:r>
         <w:rPr>
+          <w:rStyle w:val="NormalTok"/>
+        </w:rPr>
+        <w:t xml:space="preserve"> </w:t>
+      </w:r>
+      <w:r>
+        <w:rPr>
           <w:rStyle w:val="OtherTok"/>
         </w:rPr>
-        <w:t xml:space="preserve"> role=</w:t>
+        <w:t xml:space="preserve">role=</w:t>
       </w:r>
       <w:r>
         <w:rPr>
@@ -11410,9 +11792,15 @@
       </w:r>
       <w:r>
         <w:rPr>
+          <w:rStyle w:val="NormalTok"/>
+        </w:rPr>
+        <w:t xml:space="preserve"> </w:t>
+      </w:r>
+      <w:r>
+        <w:rPr>
           <w:rStyle w:val="OtherTok"/>
         </w:rPr>
-        <w:t xml:space="preserve"> version=</w:t>
+        <w:t xml:space="preserve">version=</w:t>
       </w:r>
       <w:r>
         <w:rPr>
@@ -11443,9 +11831,15 @@
       </w:r>
       <w:r>
         <w:rPr>
+          <w:rStyle w:val="NormalTok"/>
+        </w:rPr>
+        <w:t xml:space="preserve"> </w:t>
+      </w:r>
+      <w:r>
+        <w:rPr>
           <w:rStyle w:val="OtherTok"/>
         </w:rPr>
-        <w:t xml:space="preserve"> name=</w:t>
+        <w:t xml:space="preserve">name=</w:t>
       </w:r>
       <w:r>
         <w:rPr>
@@ -11455,9 +11849,15 @@
       </w:r>
       <w:r>
         <w:rPr>
+          <w:rStyle w:val="NormalTok"/>
+        </w:rPr>
+        <w:t xml:space="preserve"> </w:t>
+      </w:r>
+      <w:r>
+        <w:rPr>
           <w:rStyle w:val="OtherTok"/>
         </w:rPr>
-        <w:t xml:space="preserve"> role=</w:t>
+        <w:t xml:space="preserve">role=</w:t>
       </w:r>
       <w:r>
         <w:rPr>
@@ -11467,9 +11867,15 @@
       </w:r>
       <w:r>
         <w:rPr>
+          <w:rStyle w:val="NormalTok"/>
+        </w:rPr>
+        <w:t xml:space="preserve"> </w:t>
+      </w:r>
+      <w:r>
+        <w:rPr>
           <w:rStyle w:val="OtherTok"/>
         </w:rPr>
-        <w:t xml:space="preserve"> version=</w:t>
+        <w:t xml:space="preserve">version=</w:t>
       </w:r>
       <w:r>
         <w:rPr>
@@ -11500,9 +11906,15 @@
       </w:r>
       <w:r>
         <w:rPr>
+          <w:rStyle w:val="NormalTok"/>
+        </w:rPr>
+        <w:t xml:space="preserve"> </w:t>
+      </w:r>
+      <w:r>
+        <w:rPr>
           <w:rStyle w:val="OtherTok"/>
         </w:rPr>
-        <w:t xml:space="preserve"> name=</w:t>
+        <w:t xml:space="preserve">name=</w:t>
       </w:r>
       <w:r>
         <w:rPr>
@@ -11512,9 +11924,15 @@
       </w:r>
       <w:r>
         <w:rPr>
+          <w:rStyle w:val="NormalTok"/>
+        </w:rPr>
+        <w:t xml:space="preserve"> </w:t>
+      </w:r>
+      <w:r>
+        <w:rPr>
           <w:rStyle w:val="OtherTok"/>
         </w:rPr>
-        <w:t xml:space="preserve"> role=</w:t>
+        <w:t xml:space="preserve">role=</w:t>
       </w:r>
       <w:r>
         <w:rPr>
@@ -11524,9 +11942,15 @@
       </w:r>
       <w:r>
         <w:rPr>
+          <w:rStyle w:val="NormalTok"/>
+        </w:rPr>
+        <w:t xml:space="preserve"> </w:t>
+      </w:r>
+      <w:r>
+        <w:rPr>
           <w:rStyle w:val="OtherTok"/>
         </w:rPr>
-        <w:t xml:space="preserve"> version=</w:t>
+        <w:t xml:space="preserve">version=</w:t>
       </w:r>
       <w:r>
         <w:rPr>
@@ -11541,8 +11965,8 @@
         <w:t xml:space="preserve">&gt;</w:t>
       </w:r>
     </w:p>
-    <w:bookmarkEnd w:id="184"/>
-    <w:bookmarkStart w:id="185" w:name="processing-chain-provenance"/>
+    <w:bookmarkEnd w:id="187"/>
+    <w:bookmarkStart w:id="188" w:name="processing-chain-provenance"/>
     <w:p>
       <w:pPr>
         <w:pStyle w:val="berschrift4"/>
@@ -11599,9 +12023,15 @@
       </w:r>
       <w:r>
         <w:rPr>
+          <w:rStyle w:val="NormalTok"/>
+        </w:rPr>
+        <w:t xml:space="preserve"> </w:t>
+      </w:r>
+      <w:r>
+        <w:rPr>
           <w:rStyle w:val="OtherTok"/>
         </w:rPr>
-        <w:t xml:space="preserve"> ID=</w:t>
+        <w:t xml:space="preserve">ID=</w:t>
       </w:r>
       <w:r>
         <w:rPr>
@@ -11611,9 +12041,15 @@
       </w:r>
       <w:r>
         <w:rPr>
+          <w:rStyle w:val="NormalTok"/>
+        </w:rPr>
+        <w:t xml:space="preserve"> </w:t>
+      </w:r>
+      <w:r>
+        <w:rPr>
           <w:rStyle w:val="OtherTok"/>
         </w:rPr>
-        <w:t xml:space="preserve"> classification=</w:t>
+        <w:t xml:space="preserve">classification=</w:t>
       </w:r>
       <w:r>
         <w:rPr>
@@ -11623,9 +12059,15 @@
       </w:r>
       <w:r>
         <w:rPr>
+          <w:rStyle w:val="NormalTok"/>
+        </w:rPr>
+        <w:t xml:space="preserve"> </w:t>
+      </w:r>
+      <w:r>
+        <w:rPr>
           <w:rStyle w:val="OtherTok"/>
         </w:rPr>
-        <w:t xml:space="preserve"> category=</w:t>
+        <w:t xml:space="preserve">category=</w:t>
       </w:r>
       <w:r>
         <w:rPr>
@@ -11640,8 +12082,8 @@
         <w:t xml:space="preserve">&gt;</w:t>
       </w:r>
     </w:p>
-    <w:bookmarkEnd w:id="185"/>
-    <w:bookmarkStart w:id="186" w:name="overall-data-quality"/>
+    <w:bookmarkEnd w:id="188"/>
+    <w:bookmarkStart w:id="189" w:name="overall-data-quality"/>
     <w:p>
       <w:pPr>
         <w:pStyle w:val="berschrift4"/>
@@ -11698,9 +12140,15 @@
       </w:r>
       <w:r>
         <w:rPr>
+          <w:rStyle w:val="NormalTok"/>
+        </w:rPr>
+        <w:t xml:space="preserve"> </w:t>
+      </w:r>
+      <w:r>
+        <w:rPr>
           <w:rStyle w:val="OtherTok"/>
         </w:rPr>
-        <w:t xml:space="preserve"> ID=</w:t>
+        <w:t xml:space="preserve">ID=</w:t>
       </w:r>
       <w:r>
         <w:rPr>
@@ -11710,9 +12158,15 @@
       </w:r>
       <w:r>
         <w:rPr>
+          <w:rStyle w:val="NormalTok"/>
+        </w:rPr>
+        <w:t xml:space="preserve"> </w:t>
+      </w:r>
+      <w:r>
+        <w:rPr>
           <w:rStyle w:val="OtherTok"/>
         </w:rPr>
-        <w:t xml:space="preserve"> classification=</w:t>
+        <w:t xml:space="preserve">classification=</w:t>
       </w:r>
       <w:r>
         <w:rPr>
@@ -11722,9 +12176,15 @@
       </w:r>
       <w:r>
         <w:rPr>
+          <w:rStyle w:val="NormalTok"/>
+        </w:rPr>
+        <w:t xml:space="preserve"> </w:t>
+      </w:r>
+      <w:r>
+        <w:rPr>
           <w:rStyle w:val="OtherTok"/>
         </w:rPr>
-        <w:t xml:space="preserve"> category=</w:t>
+        <w:t xml:space="preserve">category=</w:t>
       </w:r>
       <w:r>
         <w:rPr>
@@ -11739,9 +12199,9 @@
         <w:t xml:space="preserve">&gt;</w:t>
       </w:r>
     </w:p>
-    <w:bookmarkEnd w:id="186"/>
-    <w:bookmarkEnd w:id="187"/>
-    <w:bookmarkStart w:id="194" w:name="per-pixel-metadata-1"/>
+    <w:bookmarkEnd w:id="189"/>
+    <w:bookmarkEnd w:id="190"/>
+    <w:bookmarkStart w:id="197" w:name="per-pixel-metadata-1"/>
     <w:p>
       <w:pPr>
         <w:pStyle w:val="berschrift3"/>
@@ -11750,7 +12210,7 @@
         <w:t xml:space="preserve">Per-Pixel Metadata</w:t>
       </w:r>
     </w:p>
-    <w:bookmarkStart w:id="188" w:name="no-data"/>
+    <w:bookmarkStart w:id="191" w:name="no-data"/>
     <w:p>
       <w:pPr>
         <w:pStyle w:val="berschrift4"/>
@@ -11807,9 +12267,15 @@
       </w:r>
       <w:r>
         <w:rPr>
+          <w:rStyle w:val="NormalTok"/>
+        </w:rPr>
+        <w:t xml:space="preserve"> </w:t>
+      </w:r>
+      <w:r>
+        <w:rPr>
           <w:rStyle w:val="OtherTok"/>
         </w:rPr>
-        <w:t xml:space="preserve"> add_offset=</w:t>
+        <w:t xml:space="preserve">add_offset=</w:t>
       </w:r>
       <w:r>
         <w:rPr>
@@ -11819,9 +12285,15 @@
       </w:r>
       <w:r>
         <w:rPr>
+          <w:rStyle w:val="NormalTok"/>
+        </w:rPr>
+        <w:t xml:space="preserve"> </w:t>
+      </w:r>
+      <w:r>
+        <w:rPr>
           <w:rStyle w:val="OtherTok"/>
         </w:rPr>
-        <w:t xml:space="preserve"> category=</w:t>
+        <w:t xml:space="preserve">category=</w:t>
       </w:r>
       <w:r>
         <w:rPr>
@@ -11831,9 +12303,15 @@
       </w:r>
       <w:r>
         <w:rPr>
+          <w:rStyle w:val="NormalTok"/>
+        </w:rPr>
+        <w:t xml:space="preserve"> </w:t>
+      </w:r>
+      <w:r>
+        <w:rPr>
           <w:rStyle w:val="OtherTok"/>
         </w:rPr>
-        <w:t xml:space="preserve"> data_type=</w:t>
+        <w:t xml:space="preserve">data_type=</w:t>
       </w:r>
       <w:r>
         <w:rPr>
@@ -11843,9 +12321,15 @@
       </w:r>
       <w:r>
         <w:rPr>
+          <w:rStyle w:val="NormalTok"/>
+        </w:rPr>
+        <w:t xml:space="preserve"> </w:t>
+      </w:r>
+      <w:r>
+        <w:rPr>
           <w:rStyle w:val="OtherTok"/>
         </w:rPr>
-        <w:t xml:space="preserve"> fill_value=</w:t>
+        <w:t xml:space="preserve">fill_value=</w:t>
       </w:r>
       <w:r>
         <w:rPr>
@@ -11855,9 +12339,15 @@
       </w:r>
       <w:r>
         <w:rPr>
+          <w:rStyle w:val="NormalTok"/>
+        </w:rPr>
+        <w:t xml:space="preserve"> </w:t>
+      </w:r>
+      <w:r>
+        <w:rPr>
           <w:rStyle w:val="OtherTok"/>
         </w:rPr>
-        <w:t xml:space="preserve"> name=</w:t>
+        <w:t xml:space="preserve">name=</w:t>
       </w:r>
       <w:r>
         <w:rPr>
@@ -11867,9 +12357,15 @@
       </w:r>
       <w:r>
         <w:rPr>
+          <w:rStyle w:val="NormalTok"/>
+        </w:rPr>
+        <w:t xml:space="preserve"> </w:t>
+      </w:r>
+      <w:r>
+        <w:rPr>
           <w:rStyle w:val="OtherTok"/>
         </w:rPr>
-        <w:t xml:space="preserve"> nlines=</w:t>
+        <w:t xml:space="preserve">nlines=</w:t>
       </w:r>
       <w:r>
         <w:rPr>
@@ -11879,9 +12375,15 @@
       </w:r>
       <w:r>
         <w:rPr>
+          <w:rStyle w:val="NormalTok"/>
+        </w:rPr>
+        <w:t xml:space="preserve"> </w:t>
+      </w:r>
+      <w:r>
+        <w:rPr>
           <w:rStyle w:val="OtherTok"/>
         </w:rPr>
-        <w:t xml:space="preserve"> nsamps=</w:t>
+        <w:t xml:space="preserve">nsamps=</w:t>
       </w:r>
       <w:r>
         <w:rPr>
@@ -11891,9 +12393,15 @@
       </w:r>
       <w:r>
         <w:rPr>
+          <w:rStyle w:val="NormalTok"/>
+        </w:rPr>
+        <w:t xml:space="preserve"> </w:t>
+      </w:r>
+      <w:r>
+        <w:rPr>
           <w:rStyle w:val="OtherTok"/>
         </w:rPr>
-        <w:t xml:space="preserve"> product=</w:t>
+        <w:t xml:space="preserve">product=</w:t>
       </w:r>
       <w:r>
         <w:rPr>
@@ -11903,9 +12411,15 @@
       </w:r>
       <w:r>
         <w:rPr>
+          <w:rStyle w:val="NormalTok"/>
+        </w:rPr>
+        <w:t xml:space="preserve"> </w:t>
+      </w:r>
+      <w:r>
+        <w:rPr>
           <w:rStyle w:val="OtherTok"/>
         </w:rPr>
-        <w:t xml:space="preserve"> scale_factor=</w:t>
+        <w:t xml:space="preserve">scale_factor=</w:t>
       </w:r>
       <w:r>
         <w:rPr>
@@ -12035,9 +12549,15 @@
       </w:r>
       <w:r>
         <w:rPr>
+          <w:rStyle w:val="NormalTok"/>
+        </w:rPr>
+        <w:t xml:space="preserve"> </w:t>
+      </w:r>
+      <w:r>
+        <w:rPr>
           <w:rStyle w:val="OtherTok"/>
         </w:rPr>
-        <w:t xml:space="preserve"> units=</w:t>
+        <w:t xml:space="preserve">units=</w:t>
       </w:r>
       <w:r>
         <w:rPr>
@@ -12047,9 +12567,15 @@
       </w:r>
       <w:r>
         <w:rPr>
+          <w:rStyle w:val="NormalTok"/>
+        </w:rPr>
+        <w:t xml:space="preserve"> </w:t>
+      </w:r>
+      <w:r>
+        <w:rPr>
           <w:rStyle w:val="OtherTok"/>
         </w:rPr>
-        <w:t xml:space="preserve"> x=</w:t>
+        <w:t xml:space="preserve">x=</w:t>
       </w:r>
       <w:r>
         <w:rPr>
@@ -12059,9 +12585,15 @@
       </w:r>
       <w:r>
         <w:rPr>
+          <w:rStyle w:val="NormalTok"/>
+        </w:rPr>
+        <w:t xml:space="preserve"> </w:t>
+      </w:r>
+      <w:r>
+        <w:rPr>
           <w:rStyle w:val="OtherTok"/>
         </w:rPr>
-        <w:t xml:space="preserve"> y=</w:t>
+        <w:t xml:space="preserve">y=</w:t>
       </w:r>
       <w:r>
         <w:rPr>
@@ -12158,9 +12690,15 @@
       </w:r>
       <w:r>
         <w:rPr>
+          <w:rStyle w:val="NormalTok"/>
+        </w:rPr>
+        <w:t xml:space="preserve"> </w:t>
+      </w:r>
+      <w:r>
+        <w:rPr>
           <w:rStyle w:val="OtherTok"/>
         </w:rPr>
-        <w:t xml:space="preserve"> max=</w:t>
+        <w:t xml:space="preserve">max=</w:t>
       </w:r>
       <w:r>
         <w:rPr>
@@ -12170,9 +12708,15 @@
       </w:r>
       <w:r>
         <w:rPr>
+          <w:rStyle w:val="NormalTok"/>
+        </w:rPr>
+        <w:t xml:space="preserve"> </w:t>
+      </w:r>
+      <w:r>
+        <w:rPr>
           <w:rStyle w:val="OtherTok"/>
         </w:rPr>
-        <w:t xml:space="preserve"> min=</w:t>
+        <w:t xml:space="preserve">min=</w:t>
       </w:r>
       <w:r>
         <w:rPr>
@@ -12344,8 +12888,8 @@
         <w:t xml:space="preserve">  confidence_in:flag_meanings = "coastline ocean tidal land inland_water unfilled spare spare cosmetic duplicate day twilight sun_glint snow summary_cloud summary_pointing" ;</w:t>
       </w:r>
     </w:p>
-    <w:bookmarkEnd w:id="188"/>
-    <w:bookmarkStart w:id="189" w:name="incomplete-testing"/>
+    <w:bookmarkEnd w:id="191"/>
+    <w:bookmarkStart w:id="192" w:name="incomplete-testing"/>
     <w:p>
       <w:pPr>
         <w:pStyle w:val="berschrift4"/>
@@ -12446,8 +12990,8 @@
         <w:t xml:space="preserve">  confidence_in:flag_meanings = "coastline ocean tidal land inland_water unfilled spare spare cosmetic duplicate day twilight sun_glint snow summary_cloud summary_pointing”;</w:t>
       </w:r>
     </w:p>
-    <w:bookmarkEnd w:id="189"/>
-    <w:bookmarkStart w:id="190" w:name="saturation"/>
+    <w:bookmarkEnd w:id="192"/>
+    <w:bookmarkStart w:id="193" w:name="saturation"/>
     <w:p>
       <w:pPr>
         <w:pStyle w:val="berschrift4"/>
@@ -12504,9 +13048,15 @@
       </w:r>
       <w:r>
         <w:rPr>
+          <w:rStyle w:val="NormalTok"/>
+        </w:rPr>
+        <w:t xml:space="preserve"> </w:t>
+      </w:r>
+      <w:r>
+        <w:rPr>
           <w:rStyle w:val="OtherTok"/>
         </w:rPr>
-        <w:t xml:space="preserve"> category=</w:t>
+        <w:t xml:space="preserve">category=</w:t>
       </w:r>
       <w:r>
         <w:rPr>
@@ -12516,9 +13066,15 @@
       </w:r>
       <w:r>
         <w:rPr>
+          <w:rStyle w:val="NormalTok"/>
+        </w:rPr>
+        <w:t xml:space="preserve"> </w:t>
+      </w:r>
+      <w:r>
+        <w:rPr>
           <w:rStyle w:val="OtherTok"/>
         </w:rPr>
-        <w:t xml:space="preserve"> data_type=</w:t>
+        <w:t xml:space="preserve">data_type=</w:t>
       </w:r>
       <w:r>
         <w:rPr>
@@ -12528,9 +13084,15 @@
       </w:r>
       <w:r>
         <w:rPr>
+          <w:rStyle w:val="NormalTok"/>
+        </w:rPr>
+        <w:t xml:space="preserve"> </w:t>
+      </w:r>
+      <w:r>
+        <w:rPr>
           <w:rStyle w:val="OtherTok"/>
         </w:rPr>
-        <w:t xml:space="preserve"> fill_value=</w:t>
+        <w:t xml:space="preserve">fill_value=</w:t>
       </w:r>
       <w:r>
         <w:rPr>
@@ -12540,9 +13102,15 @@
       </w:r>
       <w:r>
         <w:rPr>
+          <w:rStyle w:val="NormalTok"/>
+        </w:rPr>
+        <w:t xml:space="preserve"> </w:t>
+      </w:r>
+      <w:r>
+        <w:rPr>
           <w:rStyle w:val="OtherTok"/>
         </w:rPr>
-        <w:t xml:space="preserve"> name=</w:t>
+        <w:t xml:space="preserve">name=</w:t>
       </w:r>
       <w:r>
         <w:rPr>
@@ -12552,9 +13120,15 @@
       </w:r>
       <w:r>
         <w:rPr>
+          <w:rStyle w:val="NormalTok"/>
+        </w:rPr>
+        <w:t xml:space="preserve"> </w:t>
+      </w:r>
+      <w:r>
+        <w:rPr>
           <w:rStyle w:val="OtherTok"/>
         </w:rPr>
-        <w:t xml:space="preserve"> nlines=</w:t>
+        <w:t xml:space="preserve">nlines=</w:t>
       </w:r>
       <w:r>
         <w:rPr>
@@ -12564,9 +13138,15 @@
       </w:r>
       <w:r>
         <w:rPr>
+          <w:rStyle w:val="NormalTok"/>
+        </w:rPr>
+        <w:t xml:space="preserve"> </w:t>
+      </w:r>
+      <w:r>
+        <w:rPr>
           <w:rStyle w:val="OtherTok"/>
         </w:rPr>
-        <w:t xml:space="preserve"> nsamps=</w:t>
+        <w:t xml:space="preserve">nsamps=</w:t>
       </w:r>
       <w:r>
         <w:rPr>
@@ -12576,9 +13156,15 @@
       </w:r>
       <w:r>
         <w:rPr>
+          <w:rStyle w:val="NormalTok"/>
+        </w:rPr>
+        <w:t xml:space="preserve"> </w:t>
+      </w:r>
+      <w:r>
+        <w:rPr>
           <w:rStyle w:val="OtherTok"/>
         </w:rPr>
-        <w:t xml:space="preserve"> product=</w:t>
+        <w:t xml:space="preserve">product=</w:t>
       </w:r>
       <w:r>
         <w:rPr>
@@ -12588,9 +13174,15 @@
       </w:r>
       <w:r>
         <w:rPr>
+          <w:rStyle w:val="NormalTok"/>
+        </w:rPr>
+        <w:t xml:space="preserve"> </w:t>
+      </w:r>
+      <w:r>
+        <w:rPr>
           <w:rStyle w:val="OtherTok"/>
         </w:rPr>
-        <w:t xml:space="preserve"> source=</w:t>
+        <w:t xml:space="preserve">source=</w:t>
       </w:r>
       <w:r>
         <w:rPr>
@@ -12720,9 +13312,15 @@
       </w:r>
       <w:r>
         <w:rPr>
+          <w:rStyle w:val="NormalTok"/>
+        </w:rPr>
+        <w:t xml:space="preserve"> </w:t>
+      </w:r>
+      <w:r>
+        <w:rPr>
           <w:rStyle w:val="OtherTok"/>
         </w:rPr>
-        <w:t xml:space="preserve"> units=</w:t>
+        <w:t xml:space="preserve">units=</w:t>
       </w:r>
       <w:r>
         <w:rPr>
@@ -12732,9 +13330,15 @@
       </w:r>
       <w:r>
         <w:rPr>
+          <w:rStyle w:val="NormalTok"/>
+        </w:rPr>
+        <w:t xml:space="preserve"> </w:t>
+      </w:r>
+      <w:r>
+        <w:rPr>
           <w:rStyle w:val="OtherTok"/>
         </w:rPr>
-        <w:t xml:space="preserve"> x=</w:t>
+        <w:t xml:space="preserve">x=</w:t>
       </w:r>
       <w:r>
         <w:rPr>
@@ -12744,9 +13348,15 @@
       </w:r>
       <w:r>
         <w:rPr>
+          <w:rStyle w:val="NormalTok"/>
+        </w:rPr>
+        <w:t xml:space="preserve"> </w:t>
+      </w:r>
+      <w:r>
+        <w:rPr>
           <w:rStyle w:val="OtherTok"/>
         </w:rPr>
-        <w:t xml:space="preserve"> y=</w:t>
+        <w:t xml:space="preserve">y=</w:t>
       </w:r>
       <w:r>
         <w:rPr>
@@ -12864,9 +13474,15 @@
       </w:r>
       <w:r>
         <w:rPr>
+          <w:rStyle w:val="NormalTok"/>
+        </w:rPr>
+        <w:t xml:space="preserve"> </w:t>
+      </w:r>
+      <w:r>
+        <w:rPr>
           <w:rStyle w:val="OtherTok"/>
         </w:rPr>
-        <w:t xml:space="preserve"> num=</w:t>
+        <w:t xml:space="preserve">num=</w:t>
       </w:r>
       <w:r>
         <w:rPr>
@@ -12909,9 +13525,15 @@
       </w:r>
       <w:r>
         <w:rPr>
+          <w:rStyle w:val="NormalTok"/>
+        </w:rPr>
+        <w:t xml:space="preserve"> </w:t>
+      </w:r>
+      <w:r>
+        <w:rPr>
           <w:rStyle w:val="OtherTok"/>
         </w:rPr>
-        <w:t xml:space="preserve"> num=</w:t>
+        <w:t xml:space="preserve">num=</w:t>
       </w:r>
       <w:r>
         <w:rPr>
@@ -12954,9 +13576,15 @@
       </w:r>
       <w:r>
         <w:rPr>
+          <w:rStyle w:val="NormalTok"/>
+        </w:rPr>
+        <w:t xml:space="preserve"> </w:t>
+      </w:r>
+      <w:r>
+        <w:rPr>
           <w:rStyle w:val="OtherTok"/>
         </w:rPr>
-        <w:t xml:space="preserve"> num=</w:t>
+        <w:t xml:space="preserve">num=</w:t>
       </w:r>
       <w:r>
         <w:rPr>
@@ -12999,9 +13627,15 @@
       </w:r>
       <w:r>
         <w:rPr>
+          <w:rStyle w:val="NormalTok"/>
+        </w:rPr>
+        <w:t xml:space="preserve"> </w:t>
+      </w:r>
+      <w:r>
+        <w:rPr>
           <w:rStyle w:val="OtherTok"/>
         </w:rPr>
-        <w:t xml:space="preserve"> num=</w:t>
+        <w:t xml:space="preserve">num=</w:t>
       </w:r>
       <w:r>
         <w:rPr>
@@ -13044,9 +13678,15 @@
       </w:r>
       <w:r>
         <w:rPr>
+          <w:rStyle w:val="NormalTok"/>
+        </w:rPr>
+        <w:t xml:space="preserve"> </w:t>
+      </w:r>
+      <w:r>
+        <w:rPr>
           <w:rStyle w:val="OtherTok"/>
         </w:rPr>
-        <w:t xml:space="preserve"> num=</w:t>
+        <w:t xml:space="preserve">num=</w:t>
       </w:r>
       <w:r>
         <w:rPr>
@@ -13089,9 +13729,15 @@
       </w:r>
       <w:r>
         <w:rPr>
+          <w:rStyle w:val="NormalTok"/>
+        </w:rPr>
+        <w:t xml:space="preserve"> </w:t>
+      </w:r>
+      <w:r>
+        <w:rPr>
           <w:rStyle w:val="OtherTok"/>
         </w:rPr>
-        <w:t xml:space="preserve"> num=</w:t>
+        <w:t xml:space="preserve">num=</w:t>
       </w:r>
       <w:r>
         <w:rPr>
@@ -13134,9 +13780,15 @@
       </w:r>
       <w:r>
         <w:rPr>
+          <w:rStyle w:val="NormalTok"/>
+        </w:rPr>
+        <w:t xml:space="preserve"> </w:t>
+      </w:r>
+      <w:r>
+        <w:rPr>
           <w:rStyle w:val="OtherTok"/>
         </w:rPr>
-        <w:t xml:space="preserve"> num=</w:t>
+        <w:t xml:space="preserve">num=</w:t>
       </w:r>
       <w:r>
         <w:rPr>
@@ -13179,9 +13831,15 @@
       </w:r>
       <w:r>
         <w:rPr>
+          <w:rStyle w:val="NormalTok"/>
+        </w:rPr>
+        <w:t xml:space="preserve"> </w:t>
+      </w:r>
+      <w:r>
+        <w:rPr>
           <w:rStyle w:val="OtherTok"/>
         </w:rPr>
-        <w:t xml:space="preserve"> num=</w:t>
+        <w:t xml:space="preserve">num=</w:t>
       </w:r>
       <w:r>
         <w:rPr>
@@ -13224,9 +13882,15 @@
       </w:r>
       <w:r>
         <w:rPr>
+          <w:rStyle w:val="NormalTok"/>
+        </w:rPr>
+        <w:t xml:space="preserve"> </w:t>
+      </w:r>
+      <w:r>
+        <w:rPr>
           <w:rStyle w:val="OtherTok"/>
         </w:rPr>
-        <w:t xml:space="preserve"> num=</w:t>
+        <w:t xml:space="preserve">num=</w:t>
       </w:r>
       <w:r>
         <w:rPr>
@@ -13269,9 +13933,15 @@
       </w:r>
       <w:r>
         <w:rPr>
+          <w:rStyle w:val="NormalTok"/>
+        </w:rPr>
+        <w:t xml:space="preserve"> </w:t>
+      </w:r>
+      <w:r>
+        <w:rPr>
           <w:rStyle w:val="OtherTok"/>
         </w:rPr>
-        <w:t xml:space="preserve"> num=</w:t>
+        <w:t xml:space="preserve">num=</w:t>
       </w:r>
       <w:r>
         <w:rPr>
@@ -13314,9 +13984,15 @@
       </w:r>
       <w:r>
         <w:rPr>
+          <w:rStyle w:val="NormalTok"/>
+        </w:rPr>
+        <w:t xml:space="preserve"> </w:t>
+      </w:r>
+      <w:r>
+        <w:rPr>
           <w:rStyle w:val="OtherTok"/>
         </w:rPr>
-        <w:t xml:space="preserve"> num=</w:t>
+        <w:t xml:space="preserve">num=</w:t>
       </w:r>
       <w:r>
         <w:rPr>
@@ -13359,9 +14035,15 @@
       </w:r>
       <w:r>
         <w:rPr>
+          <w:rStyle w:val="NormalTok"/>
+        </w:rPr>
+        <w:t xml:space="preserve"> </w:t>
+      </w:r>
+      <w:r>
+        <w:rPr>
           <w:rStyle w:val="OtherTok"/>
         </w:rPr>
-        <w:t xml:space="preserve"> num=</w:t>
+        <w:t xml:space="preserve">num=</w:t>
       </w:r>
       <w:r>
         <w:rPr>
@@ -13566,8 +14248,8 @@
         <w:t xml:space="preserve">  confidence_in:flag_meanings = "coastline ocean tidal land inland_water unfilled spare spare cosmetic duplicate day twilight sun_glint snow summary_cloud summary_pointing" ;</w:t>
       </w:r>
     </w:p>
-    <w:bookmarkEnd w:id="190"/>
-    <w:bookmarkStart w:id="191" w:name="cloud"/>
+    <w:bookmarkEnd w:id="193"/>
+    <w:bookmarkStart w:id="194" w:name="cloud"/>
     <w:p>
       <w:pPr>
         <w:pStyle w:val="berschrift4"/>
@@ -13624,9 +14306,15 @@
       </w:r>
       <w:r>
         <w:rPr>
+          <w:rStyle w:val="NormalTok"/>
+        </w:rPr>
+        <w:t xml:space="preserve"> </w:t>
+      </w:r>
+      <w:r>
+        <w:rPr>
           <w:rStyle w:val="OtherTok"/>
         </w:rPr>
-        <w:t xml:space="preserve"> category=</w:t>
+        <w:t xml:space="preserve">category=</w:t>
       </w:r>
       <w:r>
         <w:rPr>
@@ -13636,9 +14324,15 @@
       </w:r>
       <w:r>
         <w:rPr>
+          <w:rStyle w:val="NormalTok"/>
+        </w:rPr>
+        <w:t xml:space="preserve"> </w:t>
+      </w:r>
+      <w:r>
+        <w:rPr>
           <w:rStyle w:val="OtherTok"/>
         </w:rPr>
-        <w:t xml:space="preserve"> data_type=</w:t>
+        <w:t xml:space="preserve">data_type=</w:t>
       </w:r>
       <w:r>
         <w:rPr>
@@ -13648,9 +14342,15 @@
       </w:r>
       <w:r>
         <w:rPr>
+          <w:rStyle w:val="NormalTok"/>
+        </w:rPr>
+        <w:t xml:space="preserve"> </w:t>
+      </w:r>
+      <w:r>
+        <w:rPr>
           <w:rStyle w:val="OtherTok"/>
         </w:rPr>
-        <w:t xml:space="preserve"> fill_value=</w:t>
+        <w:t xml:space="preserve">fill_value=</w:t>
       </w:r>
       <w:r>
         <w:rPr>
@@ -13660,9 +14360,15 @@
       </w:r>
       <w:r>
         <w:rPr>
+          <w:rStyle w:val="NormalTok"/>
+        </w:rPr>
+        <w:t xml:space="preserve"> </w:t>
+      </w:r>
+      <w:r>
+        <w:rPr>
           <w:rStyle w:val="OtherTok"/>
         </w:rPr>
-        <w:t xml:space="preserve"> name=</w:t>
+        <w:t xml:space="preserve">name=</w:t>
       </w:r>
       <w:r>
         <w:rPr>
@@ -13672,9 +14378,15 @@
       </w:r>
       <w:r>
         <w:rPr>
+          <w:rStyle w:val="NormalTok"/>
+        </w:rPr>
+        <w:t xml:space="preserve"> </w:t>
+      </w:r>
+      <w:r>
+        <w:rPr>
           <w:rStyle w:val="OtherTok"/>
         </w:rPr>
-        <w:t xml:space="preserve"> nlines=</w:t>
+        <w:t xml:space="preserve">nlines=</w:t>
       </w:r>
       <w:r>
         <w:rPr>
@@ -13684,9 +14396,15 @@
       </w:r>
       <w:r>
         <w:rPr>
+          <w:rStyle w:val="NormalTok"/>
+        </w:rPr>
+        <w:t xml:space="preserve"> </w:t>
+      </w:r>
+      <w:r>
+        <w:rPr>
           <w:rStyle w:val="OtherTok"/>
         </w:rPr>
-        <w:t xml:space="preserve"> nsamps=</w:t>
+        <w:t xml:space="preserve">nsamps=</w:t>
       </w:r>
       <w:r>
         <w:rPr>
@@ -13696,9 +14414,15 @@
       </w:r>
       <w:r>
         <w:rPr>
+          <w:rStyle w:val="NormalTok"/>
+        </w:rPr>
+        <w:t xml:space="preserve"> </w:t>
+      </w:r>
+      <w:r>
+        <w:rPr>
           <w:rStyle w:val="OtherTok"/>
         </w:rPr>
-        <w:t xml:space="preserve"> product=</w:t>
+        <w:t xml:space="preserve">product=</w:t>
       </w:r>
       <w:r>
         <w:rPr>
@@ -13708,9 +14432,15 @@
       </w:r>
       <w:r>
         <w:rPr>
+          <w:rStyle w:val="NormalTok"/>
+        </w:rPr>
+        <w:t xml:space="preserve"> </w:t>
+      </w:r>
+      <w:r>
+        <w:rPr>
           <w:rStyle w:val="OtherTok"/>
         </w:rPr>
-        <w:t xml:space="preserve"> source=</w:t>
+        <w:t xml:space="preserve">source=</w:t>
       </w:r>
       <w:r>
         <w:rPr>
@@ -13840,9 +14570,15 @@
       </w:r>
       <w:r>
         <w:rPr>
+          <w:rStyle w:val="NormalTok"/>
+        </w:rPr>
+        <w:t xml:space="preserve"> </w:t>
+      </w:r>
+      <w:r>
+        <w:rPr>
           <w:rStyle w:val="OtherTok"/>
         </w:rPr>
-        <w:t xml:space="preserve"> units=</w:t>
+        <w:t xml:space="preserve">units=</w:t>
       </w:r>
       <w:r>
         <w:rPr>
@@ -13852,9 +14588,15 @@
       </w:r>
       <w:r>
         <w:rPr>
+          <w:rStyle w:val="NormalTok"/>
+        </w:rPr>
+        <w:t xml:space="preserve"> </w:t>
+      </w:r>
+      <w:r>
+        <w:rPr>
           <w:rStyle w:val="OtherTok"/>
         </w:rPr>
-        <w:t xml:space="preserve"> x=</w:t>
+        <w:t xml:space="preserve">x=</w:t>
       </w:r>
       <w:r>
         <w:rPr>
@@ -13864,9 +14606,15 @@
       </w:r>
       <w:r>
         <w:rPr>
+          <w:rStyle w:val="NormalTok"/>
+        </w:rPr>
+        <w:t xml:space="preserve"> </w:t>
+      </w:r>
+      <w:r>
+        <w:rPr>
           <w:rStyle w:val="OtherTok"/>
         </w:rPr>
-        <w:t xml:space="preserve"> y=</w:t>
+        <w:t xml:space="preserve">y=</w:t>
       </w:r>
       <w:r>
         <w:rPr>
@@ -13984,9 +14732,15 @@
       </w:r>
       <w:r>
         <w:rPr>
+          <w:rStyle w:val="NormalTok"/>
+        </w:rPr>
+        <w:t xml:space="preserve"> </w:t>
+      </w:r>
+      <w:r>
+        <w:rPr>
           <w:rStyle w:val="OtherTok"/>
         </w:rPr>
-        <w:t xml:space="preserve"> num=</w:t>
+        <w:t xml:space="preserve">num=</w:t>
       </w:r>
       <w:r>
         <w:rPr>
@@ -14029,9 +14783,15 @@
       </w:r>
       <w:r>
         <w:rPr>
+          <w:rStyle w:val="NormalTok"/>
+        </w:rPr>
+        <w:t xml:space="preserve"> </w:t>
+      </w:r>
+      <w:r>
+        <w:rPr>
           <w:rStyle w:val="OtherTok"/>
         </w:rPr>
-        <w:t xml:space="preserve"> num=</w:t>
+        <w:t xml:space="preserve">num=</w:t>
       </w:r>
       <w:r>
         <w:rPr>
@@ -14074,9 +14834,15 @@
       </w:r>
       <w:r>
         <w:rPr>
+          <w:rStyle w:val="NormalTok"/>
+        </w:rPr>
+        <w:t xml:space="preserve"> </w:t>
+      </w:r>
+      <w:r>
+        <w:rPr>
           <w:rStyle w:val="OtherTok"/>
         </w:rPr>
-        <w:t xml:space="preserve"> num=</w:t>
+        <w:t xml:space="preserve">num=</w:t>
       </w:r>
       <w:r>
         <w:rPr>
@@ -14119,9 +14885,15 @@
       </w:r>
       <w:r>
         <w:rPr>
+          <w:rStyle w:val="NormalTok"/>
+        </w:rPr>
+        <w:t xml:space="preserve"> </w:t>
+      </w:r>
+      <w:r>
+        <w:rPr>
           <w:rStyle w:val="OtherTok"/>
         </w:rPr>
-        <w:t xml:space="preserve"> num=</w:t>
+        <w:t xml:space="preserve">num=</w:t>
       </w:r>
       <w:r>
         <w:rPr>
@@ -14164,9 +14936,15 @@
       </w:r>
       <w:r>
         <w:rPr>
+          <w:rStyle w:val="NormalTok"/>
+        </w:rPr>
+        <w:t xml:space="preserve"> </w:t>
+      </w:r>
+      <w:r>
+        <w:rPr>
           <w:rStyle w:val="OtherTok"/>
         </w:rPr>
-        <w:t xml:space="preserve"> num=</w:t>
+        <w:t xml:space="preserve">num=</w:t>
       </w:r>
       <w:r>
         <w:rPr>
@@ -14209,9 +14987,15 @@
       </w:r>
       <w:r>
         <w:rPr>
+          <w:rStyle w:val="NormalTok"/>
+        </w:rPr>
+        <w:t xml:space="preserve"> </w:t>
+      </w:r>
+      <w:r>
+        <w:rPr>
           <w:rStyle w:val="OtherTok"/>
         </w:rPr>
-        <w:t xml:space="preserve"> num=</w:t>
+        <w:t xml:space="preserve">num=</w:t>
       </w:r>
       <w:r>
         <w:rPr>
@@ -14254,9 +15038,15 @@
       </w:r>
       <w:r>
         <w:rPr>
+          <w:rStyle w:val="NormalTok"/>
+        </w:rPr>
+        <w:t xml:space="preserve"> </w:t>
+      </w:r>
+      <w:r>
+        <w:rPr>
           <w:rStyle w:val="OtherTok"/>
         </w:rPr>
-        <w:t xml:space="preserve"> num=</w:t>
+        <w:t xml:space="preserve">num=</w:t>
       </w:r>
       <w:r>
         <w:rPr>
@@ -14299,9 +15089,15 @@
       </w:r>
       <w:r>
         <w:rPr>
+          <w:rStyle w:val="NormalTok"/>
+        </w:rPr>
+        <w:t xml:space="preserve"> </w:t>
+      </w:r>
+      <w:r>
+        <w:rPr>
           <w:rStyle w:val="OtherTok"/>
         </w:rPr>
-        <w:t xml:space="preserve"> num=</w:t>
+        <w:t xml:space="preserve">num=</w:t>
       </w:r>
       <w:r>
         <w:rPr>
@@ -14344,9 +15140,15 @@
       </w:r>
       <w:r>
         <w:rPr>
+          <w:rStyle w:val="NormalTok"/>
+        </w:rPr>
+        <w:t xml:space="preserve"> </w:t>
+      </w:r>
+      <w:r>
+        <w:rPr>
           <w:rStyle w:val="OtherTok"/>
         </w:rPr>
-        <w:t xml:space="preserve"> num=</w:t>
+        <w:t xml:space="preserve">num=</w:t>
       </w:r>
       <w:r>
         <w:rPr>
@@ -14389,9 +15191,15 @@
       </w:r>
       <w:r>
         <w:rPr>
+          <w:rStyle w:val="NormalTok"/>
+        </w:rPr>
+        <w:t xml:space="preserve"> </w:t>
+      </w:r>
+      <w:r>
+        <w:rPr>
           <w:rStyle w:val="OtherTok"/>
         </w:rPr>
-        <w:t xml:space="preserve"> num=</w:t>
+        <w:t xml:space="preserve">num=</w:t>
       </w:r>
       <w:r>
         <w:rPr>
@@ -14434,9 +15242,15 @@
       </w:r>
       <w:r>
         <w:rPr>
+          <w:rStyle w:val="NormalTok"/>
+        </w:rPr>
+        <w:t xml:space="preserve"> </w:t>
+      </w:r>
+      <w:r>
+        <w:rPr>
           <w:rStyle w:val="OtherTok"/>
         </w:rPr>
-        <w:t xml:space="preserve"> num=</w:t>
+        <w:t xml:space="preserve">num=</w:t>
       </w:r>
       <w:r>
         <w:rPr>
@@ -14479,9 +15293,15 @@
       </w:r>
       <w:r>
         <w:rPr>
+          <w:rStyle w:val="NormalTok"/>
+        </w:rPr>
+        <w:t xml:space="preserve"> </w:t>
+      </w:r>
+      <w:r>
+        <w:rPr>
           <w:rStyle w:val="OtherTok"/>
         </w:rPr>
-        <w:t xml:space="preserve"> num=</w:t>
+        <w:t xml:space="preserve">num=</w:t>
       </w:r>
       <w:r>
         <w:rPr>
@@ -14524,9 +15344,15 @@
       </w:r>
       <w:r>
         <w:rPr>
+          <w:rStyle w:val="NormalTok"/>
+        </w:rPr>
+        <w:t xml:space="preserve"> </w:t>
+      </w:r>
+      <w:r>
+        <w:rPr>
           <w:rStyle w:val="OtherTok"/>
         </w:rPr>
-        <w:t xml:space="preserve"> num=</w:t>
+        <w:t xml:space="preserve">num=</w:t>
       </w:r>
       <w:r>
         <w:rPr>
@@ -14569,9 +15395,15 @@
       </w:r>
       <w:r>
         <w:rPr>
+          <w:rStyle w:val="NormalTok"/>
+        </w:rPr>
+        <w:t xml:space="preserve"> </w:t>
+      </w:r>
+      <w:r>
+        <w:rPr>
           <w:rStyle w:val="OtherTok"/>
         </w:rPr>
-        <w:t xml:space="preserve"> num=</w:t>
+        <w:t xml:space="preserve">num=</w:t>
       </w:r>
       <w:r>
         <w:rPr>
@@ -14614,9 +15446,15 @@
       </w:r>
       <w:r>
         <w:rPr>
+          <w:rStyle w:val="NormalTok"/>
+        </w:rPr>
+        <w:t xml:space="preserve"> </w:t>
+      </w:r>
+      <w:r>
+        <w:rPr>
           <w:rStyle w:val="OtherTok"/>
         </w:rPr>
-        <w:t xml:space="preserve"> num=</w:t>
+        <w:t xml:space="preserve">num=</w:t>
       </w:r>
       <w:r>
         <w:rPr>
@@ -14659,9 +15497,15 @@
       </w:r>
       <w:r>
         <w:rPr>
+          <w:rStyle w:val="NormalTok"/>
+        </w:rPr>
+        <w:t xml:space="preserve"> </w:t>
+      </w:r>
+      <w:r>
+        <w:rPr>
           <w:rStyle w:val="OtherTok"/>
         </w:rPr>
-        <w:t xml:space="preserve"> num=</w:t>
+        <w:t xml:space="preserve">num=</w:t>
       </w:r>
       <w:r>
         <w:rPr>
@@ -14954,8 +15798,8 @@
         <w:t xml:space="preserve">probabilistic cloud flag; the value of the bit is 2UB.</w:t>
       </w:r>
     </w:p>
-    <w:bookmarkEnd w:id="191"/>
-    <w:bookmarkStart w:id="192" w:name="cloud-shadow"/>
+    <w:bookmarkEnd w:id="194"/>
+    <w:bookmarkStart w:id="195" w:name="cloud-shadow"/>
     <w:p>
       <w:pPr>
         <w:pStyle w:val="berschrift4"/>
@@ -14994,8 +15838,8 @@
         <w:t xml:space="preserve">Please see the cloud shadow part in the example provided in requirement 2.5</w:t>
       </w:r>
     </w:p>
-    <w:bookmarkEnd w:id="192"/>
-    <w:bookmarkStart w:id="193" w:name="snowice-mask"/>
+    <w:bookmarkEnd w:id="195"/>
+    <w:bookmarkStart w:id="196" w:name="snowice-mask"/>
     <w:p>
       <w:pPr>
         <w:pStyle w:val="berschrift4"/>
@@ -15034,52 +15878,52 @@
         <w:t xml:space="preserve">Please see the snow part in the example provided in requirement 2.5</w:t>
       </w:r>
     </w:p>
-    <w:bookmarkEnd w:id="193"/>
-    <w:bookmarkEnd w:id="194"/>
-    <w:bookmarkStart w:id="195" w:name="X28ed3ea323a9ca6f7226af18ce59e0b82f609b5"/>
-    <w:p>
-      <w:pPr>
-        <w:pStyle w:val="berschrift3"/>
-      </w:pPr>
-      <w:r>
-        <w:t xml:space="preserve">Radiometric and Atmospheric Corrections</w:t>
-      </w:r>
-    </w:p>
-    <w:p>
-      <w:pPr>
-        <w:pStyle w:val="FirstParagraph"/>
-      </w:pPr>
-      <w:r>
-        <w:t xml:space="preserve">No examples provided</w:t>
-      </w:r>
-    </w:p>
-    <w:bookmarkEnd w:id="195"/>
-    <w:bookmarkStart w:id="196" w:name="geometric-corrections-1"/>
-    <w:p>
-      <w:pPr>
-        <w:pStyle w:val="berschrift3"/>
-      </w:pPr>
-      <w:r>
-        <w:t xml:space="preserve">Geometric Corrections</w:t>
-      </w:r>
-    </w:p>
-    <w:p>
-      <w:pPr>
-        <w:pStyle w:val="FirstParagraph"/>
-      </w:pPr>
-      <w:r>
-        <w:t xml:space="preserve">No examples provided</w:t>
-      </w:r>
-    </w:p>
     <w:bookmarkEnd w:id="196"/>
     <w:bookmarkEnd w:id="197"/>
+    <w:bookmarkStart w:id="198" w:name="X28ed3ea323a9ca6f7226af18ce59e0b82f609b5"/>
+    <w:p>
+      <w:pPr>
+        <w:pStyle w:val="berschrift3"/>
+      </w:pPr>
+      <w:r>
+        <w:t xml:space="preserve">Radiometric and Atmospheric Corrections</w:t>
+      </w:r>
+    </w:p>
+    <w:p>
+      <w:pPr>
+        <w:pStyle w:val="FirstParagraph"/>
+      </w:pPr>
+      <w:r>
+        <w:t xml:space="preserve">No examples provided</w:t>
+      </w:r>
+    </w:p>
     <w:bookmarkEnd w:id="198"/>
+    <w:bookmarkStart w:id="199" w:name="geometric-corrections-1"/>
+    <w:p>
+      <w:pPr>
+        <w:pStyle w:val="berschrift3"/>
+      </w:pPr>
+      <w:r>
+        <w:t xml:space="preserve">Geometric Corrections</w:t>
+      </w:r>
+    </w:p>
+    <w:p>
+      <w:pPr>
+        <w:pStyle w:val="FirstParagraph"/>
+      </w:pPr>
+      <w:r>
+        <w:t xml:space="preserve">No examples provided</w:t>
+      </w:r>
+    </w:p>
+    <w:bookmarkEnd w:id="199"/>
+    <w:bookmarkEnd w:id="200"/>
+    <w:bookmarkEnd w:id="201"/>
     <w:sectPr>
-      <w:headerReference r:id="rId11" w:type="even"/>
+      <w:headerReference r:id="rId9" w:type="even"/>
       <w:headerReference r:id="rId10" w:type="default"/>
-      <w:footerReference r:id="rId13" w:type="even"/>
+      <w:footerReference r:id="rId11" w:type="even"/>
       <w:footerReference r:id="rId12" w:type="default"/>
-      <w:headerReference r:id="rId9" w:type="first"/>
+      <w:headerReference r:id="rId13" w:type="first"/>
       <w:footerReference r:id="rId14" w:type="first"/>
       <w:pgSz w:code="9" w:h="16838" w:w="11906"/>
       <w:pgMar w:bottom="1080" w:footer="567" w:gutter="0" w:header="567" w:left="1440" w:right="1440" w:top="1080"/>

--- a/latest/ST.docx
+++ b/latest/ST.docx
@@ -3587,7 +3587,7 @@
         <w:t xml:space="preserve"> </w:t>
       </w:r>
       <w:r>
-        <w:t xml:space="preserve">Whether the metadata is provided in a single record relevant to all pixels, or separately for each pixel, is at the discretion of the data provider.</w:t>
+        <w:t xml:space="preserve">Whether the metadata is provided in a single record relevant to all pixels or separately for each pixel is at the discretion of the data provider.</w:t>
       </w:r>
       <w:r>
         <w:t xml:space="preserve"> </w:t>
@@ -4850,10 +4850,10 @@
         <w:pStyle w:val="FirstParagraph"/>
       </w:pPr>
       <w:r>
-        <w:t xml:space="preserve">Surface temperature measurements are SI traceable (see also Section </w:t>
-      </w:r>
-      <w:r>
-        <w:t xml:space="preserve">“</w:t>
+        <w:t xml:space="preserve">Surface temperature measurements are SI traceable (see also</w:t>
+      </w:r>
+      <w:r>
+        <w:t xml:space="preserve"> </w:t>
       </w:r>
       <w:hyperlink w:anchor="sec:meta-trace-st">
         <w:r>
@@ -4864,9 +4864,6 @@
         </w:r>
       </w:hyperlink>
       <w:r>
-        <w:t xml:space="preserve">”</w:t>
-      </w:r>
-      <w:r>
         <w:t xml:space="preserve">).</w:t>
       </w:r>
     </w:p>
@@ -5274,7 +5271,7 @@
         <w:pStyle w:val="FirstParagraph"/>
       </w:pPr>
       <w:r>
-        <w:t xml:space="preserve">The geometric corrections are steps that are taken to place the measurement accurately on the surface of the Earth (that is, to geolocate the measurement) allowing measurements taken through time to be compared.</w:t>
+        <w:t xml:space="preserve">Geometric corrections are steps that are taken to place the measurement accurately on the surface of the Earth (that is, to geolocate the measurement) allowing measurements taken through time to be compared.</w:t>
       </w:r>
       <w:r>
         <w:t xml:space="preserve"> </w:t>
@@ -5372,10 +5369,10 @@
         <w:pStyle w:val="Textkrper"/>
       </w:pPr>
       <w:r>
-        <w:t xml:space="preserve">Relevant metadata must be provided under Section </w:t>
-      </w:r>
-      <w:r>
-        <w:t xml:space="preserve">“</w:t>
+        <w:t xml:space="preserve">Relevant metadata must be provided under</w:t>
+      </w:r>
+      <w:r>
+        <w:t xml:space="preserve"> </w:t>
       </w:r>
       <w:hyperlink w:anchor="sec:meta-geoacc-st">
         <w:r>
@@ -5386,16 +5383,13 @@
         </w:r>
       </w:hyperlink>
       <w:r>
-        <w:t xml:space="preserve">”</w:t>
-      </w:r>
-      <w:r>
-        <w:t xml:space="preserve"> </w:t>
-      </w:r>
-      <w:r>
-        <w:t xml:space="preserve">and Section </w:t>
-      </w:r>
-      <w:r>
-        <w:t xml:space="preserve">“</w:t>
+        <w:t xml:space="preserve"> </w:t>
+      </w:r>
+      <w:r>
+        <w:t xml:space="preserve">and</w:t>
+      </w:r>
+      <w:r>
+        <w:t xml:space="preserve"> </w:t>
       </w:r>
       <w:hyperlink w:anchor="sec:meta-instru-optical">
         <w:r>
@@ -5406,9 +5400,6 @@
         </w:r>
       </w:hyperlink>
       <w:r>
-        <w:t xml:space="preserve">”</w:t>
-      </w:r>
-      <w:r>
         <w:t xml:space="preserve">.</w:t>
       </w:r>
     </w:p>
@@ -5479,10 +5470,10 @@
         <w:pStyle w:val="Textkrper"/>
       </w:pPr>
       <w:r>
-        <w:t xml:space="preserve">Relevant metadata must be provided under Section </w:t>
-      </w:r>
-      <w:r>
-        <w:t xml:space="preserve">“</w:t>
+        <w:t xml:space="preserve">Relevant metadata must be provided under</w:t>
+      </w:r>
+      <w:r>
+        <w:t xml:space="preserve"> </w:t>
       </w:r>
       <w:hyperlink w:anchor="sec:meta-geoacc-st">
         <w:r>
@@ -5493,16 +5484,13 @@
         </w:r>
       </w:hyperlink>
       <w:r>
-        <w:t xml:space="preserve">”</w:t>
-      </w:r>
-      <w:r>
-        <w:t xml:space="preserve"> </w:t>
-      </w:r>
-      <w:r>
-        <w:t xml:space="preserve">and Section </w:t>
-      </w:r>
-      <w:r>
-        <w:t xml:space="preserve">“</w:t>
+        <w:t xml:space="preserve"> </w:t>
+      </w:r>
+      <w:r>
+        <w:t xml:space="preserve">and</w:t>
+      </w:r>
+      <w:r>
+        <w:t xml:space="preserve"> </w:t>
       </w:r>
       <w:hyperlink w:anchor="sec:meta-instru-optical">
         <w:r>
@@ -5512,9 +5500,6 @@
           <w:t xml:space="preserve">General Metadata: Instrument</w:t>
         </w:r>
       </w:hyperlink>
-      <w:r>
-        <w:t xml:space="preserve">”</w:t>
-      </w:r>
       <w:r>
         <w:t xml:space="preserve">.</w:t>
       </w:r>
@@ -7772,13 +7757,13 @@
       </w:r>
     </w:p>
     <w:bookmarkEnd w:id="176"/>
-    <w:bookmarkStart w:id="200" w:name="annexes"/>
+    <w:bookmarkStart w:id="200" w:name="annex"/>
     <w:p>
       <w:pPr>
         <w:pStyle w:val="berschrift2"/>
       </w:pPr>
       <w:r>
-        <w:t xml:space="preserve">Annexes</w:t>
+        <w:t xml:space="preserve">Annex</w:t>
       </w:r>
     </w:p>
     <w:bookmarkStart w:id="177" w:name="sec:annex-st-metadata-examples"/>
@@ -7814,10 +7799,10 @@
         <w:pStyle w:val="FirstParagraph"/>
       </w:pPr>
       <w:r>
-        <w:t xml:space="preserve">Refers to Section </w:t>
-      </w:r>
-      <w:r>
-        <w:t xml:space="preserve">“</w:t>
+        <w:t xml:space="preserve">Refers to</w:t>
+      </w:r>
+      <w:r>
+        <w:t xml:space="preserve"> </w:t>
       </w:r>
       <w:hyperlink w:anchor="sec:meta-trace-st">
         <w:r>
@@ -7827,9 +7812,6 @@
           <w:t xml:space="preserve">General Metadata: Traceability</w:t>
         </w:r>
       </w:hyperlink>
-      <w:r>
-        <w:t xml:space="preserve">”</w:t>
-      </w:r>
     </w:p>
     <w:p>
       <w:pPr>
@@ -9000,10 +8982,10 @@
         <w:pStyle w:val="FirstParagraph"/>
       </w:pPr>
       <w:r>
-        <w:t xml:space="preserve">Refers to Section </w:t>
-      </w:r>
-      <w:r>
-        <w:t xml:space="preserve">“</w:t>
+        <w:t xml:space="preserve">Refers to</w:t>
+      </w:r>
+      <w:r>
+        <w:t xml:space="preserve"> </w:t>
       </w:r>
       <w:hyperlink w:anchor="sec:meta-time-st">
         <w:r>
@@ -9013,9 +8995,6 @@
           <w:t xml:space="preserve">General Metadata: Data Collection Time</w:t>
         </w:r>
       </w:hyperlink>
-      <w:r>
-        <w:t xml:space="preserve">”</w:t>
-      </w:r>
     </w:p>
     <w:p>
       <w:pPr>
@@ -9447,10 +9426,10 @@
         <w:pStyle w:val="FirstParagraph"/>
       </w:pPr>
       <w:r>
-        <w:t xml:space="preserve">Refers to Section </w:t>
-      </w:r>
-      <w:r>
-        <w:t xml:space="preserve">“</w:t>
+        <w:t xml:space="preserve">Refers to</w:t>
+      </w:r>
+      <w:r>
+        <w:t xml:space="preserve"> </w:t>
       </w:r>
       <w:hyperlink w:anchor="sec:meta-geoarea-st">
         <w:r>
@@ -9460,9 +9439,6 @@
           <w:t xml:space="preserve">General Metadata: Geographical Area</w:t>
         </w:r>
       </w:hyperlink>
-      <w:r>
-        <w:t xml:space="preserve">”</w:t>
-      </w:r>
     </w:p>
     <w:p>
       <w:pPr>
@@ -9823,10 +9799,10 @@
         <w:pStyle w:val="FirstParagraph"/>
       </w:pPr>
       <w:r>
-        <w:t xml:space="preserve">Refers to Section </w:t>
-      </w:r>
-      <w:r>
-        <w:t xml:space="preserve">“</w:t>
+        <w:t xml:space="preserve">Refers to</w:t>
+      </w:r>
+      <w:r>
+        <w:t xml:space="preserve"> </w:t>
       </w:r>
       <w:hyperlink w:anchor="sec:meta-mapproj-st">
         <w:r>
@@ -9836,9 +9812,6 @@
           <w:t xml:space="preserve">General Metadata: Map Projection</w:t>
         </w:r>
       </w:hyperlink>
-      <w:r>
-        <w:t xml:space="preserve">”</w:t>
-      </w:r>
     </w:p>
     <w:p>
       <w:pPr>
@@ -10376,10 +10349,10 @@
         <w:pStyle w:val="FirstParagraph"/>
       </w:pPr>
       <w:r>
-        <w:t xml:space="preserve">Refers to Section </w:t>
-      </w:r>
-      <w:r>
-        <w:t xml:space="preserve">“</w:t>
+        <w:t xml:space="preserve">Refers to</w:t>
+      </w:r>
+      <w:r>
+        <w:t xml:space="preserve"> </w:t>
       </w:r>
       <w:hyperlink w:anchor="sec:meta-geocorm-st">
         <w:r>
@@ -10389,9 +10362,6 @@
           <w:t xml:space="preserve">General Metadata: Geometric Correction Methods</w:t>
         </w:r>
       </w:hyperlink>
-      <w:r>
-        <w:t xml:space="preserve">”</w:t>
-      </w:r>
     </w:p>
     <w:p>
       <w:pPr>
@@ -10809,10 +10779,10 @@
         <w:pStyle w:val="FirstParagraph"/>
       </w:pPr>
       <w:r>
-        <w:t xml:space="preserve">Refers to Section </w:t>
-      </w:r>
-      <w:r>
-        <w:t xml:space="preserve">“</w:t>
+        <w:t xml:space="preserve">Refers to</w:t>
+      </w:r>
+      <w:r>
+        <w:t xml:space="preserve"> </w:t>
       </w:r>
       <w:hyperlink w:anchor="sec:meta-geoacc-st">
         <w:r>
@@ -10822,9 +10792,6 @@
           <w:t xml:space="preserve">General Metadata: Geometric Accuracy of the Data</w:t>
         </w:r>
       </w:hyperlink>
-      <w:r>
-        <w:t xml:space="preserve">”</w:t>
-      </w:r>
     </w:p>
     <w:p>
       <w:pPr>
@@ -10942,10 +10909,10 @@
         <w:pStyle w:val="FirstParagraph"/>
       </w:pPr>
       <w:r>
-        <w:t xml:space="preserve">Refers to Section </w:t>
-      </w:r>
-      <w:r>
-        <w:t xml:space="preserve">“</w:t>
+        <w:t xml:space="preserve">Refers to</w:t>
+      </w:r>
+      <w:r>
+        <w:t xml:space="preserve"> </w:t>
       </w:r>
       <w:hyperlink w:anchor="sec:meta-instru-optical">
         <w:r>
@@ -10955,9 +10922,6 @@
           <w:t xml:space="preserve">General Metadata: Instrument</w:t>
         </w:r>
       </w:hyperlink>
-      <w:r>
-        <w:t xml:space="preserve">”</w:t>
-      </w:r>
     </w:p>
     <w:p>
       <w:pPr>
@@ -11571,10 +11535,10 @@
         <w:pStyle w:val="FirstParagraph"/>
       </w:pPr>
       <w:r>
-        <w:t xml:space="preserve">Refers to Section </w:t>
-      </w:r>
-      <w:r>
-        <w:t xml:space="preserve">“</w:t>
+        <w:t xml:space="preserve">Refers to</w:t>
+      </w:r>
+      <w:r>
+        <w:t xml:space="preserve"> </w:t>
       </w:r>
       <w:hyperlink w:anchor="sec:meta-sencal-optical">
         <w:r>
@@ -11584,9 +11548,6 @@
           <w:t xml:space="preserve">General Metadata: Sensor Calibration</w:t>
         </w:r>
       </w:hyperlink>
-      <w:r>
-        <w:t xml:space="preserve">”</w:t>
-      </w:r>
     </w:p>
     <w:p>
       <w:pPr>
@@ -11638,10 +11599,10 @@
         <w:pStyle w:val="FirstParagraph"/>
       </w:pPr>
       <w:r>
-        <w:t xml:space="preserve">Refers to Section </w:t>
-      </w:r>
-      <w:r>
-        <w:t xml:space="preserve">“</w:t>
+        <w:t xml:space="preserve">Refers to</w:t>
+      </w:r>
+      <w:r>
+        <w:t xml:space="preserve"> </w:t>
       </w:r>
       <w:hyperlink w:anchor="sec:meta-malgos-st">
         <w:r>
@@ -11651,9 +11612,6 @@
           <w:t xml:space="preserve">General Metadata: Algorithms</w:t>
         </w:r>
       </w:hyperlink>
-      <w:r>
-        <w:t xml:space="preserve">”</w:t>
-      </w:r>
     </w:p>
     <w:p>
       <w:pPr>
@@ -11713,10 +11671,10 @@
         <w:pStyle w:val="FirstParagraph"/>
       </w:pPr>
       <w:r>
-        <w:t xml:space="preserve">Refers to Section </w:t>
-      </w:r>
-      <w:r>
-        <w:t xml:space="preserve">“</w:t>
+        <w:t xml:space="preserve">Refers to</w:t>
+      </w:r>
+      <w:r>
+        <w:t xml:space="preserve"> </w:t>
       </w:r>
       <w:hyperlink w:anchor="sec:meta-auxdat-optical">
         <w:r>
@@ -11726,9 +11684,6 @@
           <w:t xml:space="preserve">General Metadata: Auxiliary Data</w:t>
         </w:r>
       </w:hyperlink>
-      <w:r>
-        <w:t xml:space="preserve">”</w:t>
-      </w:r>
     </w:p>
     <w:p>
       <w:pPr>
@@ -11980,10 +11935,10 @@
         <w:pStyle w:val="FirstParagraph"/>
       </w:pPr>
       <w:r>
-        <w:t xml:space="preserve">Refers to Section </w:t>
-      </w:r>
-      <w:r>
-        <w:t xml:space="preserve">“</w:t>
+        <w:t xml:space="preserve">Refers to</w:t>
+      </w:r>
+      <w:r>
+        <w:t xml:space="preserve"> </w:t>
       </w:r>
       <w:hyperlink w:anchor="sec:meta-proprov-st">
         <w:r>
@@ -11993,9 +11948,6 @@
           <w:t xml:space="preserve">General Metadata: Processing Chain Provenance</w:t>
         </w:r>
       </w:hyperlink>
-      <w:r>
-        <w:t xml:space="preserve">”</w:t>
-      </w:r>
     </w:p>
     <w:p>
       <w:pPr>
@@ -12097,10 +12049,10 @@
         <w:pStyle w:val="FirstParagraph"/>
       </w:pPr>
       <w:r>
-        <w:t xml:space="preserve">Refers to Section </w:t>
-      </w:r>
-      <w:r>
-        <w:t xml:space="preserve">“</w:t>
+        <w:t xml:space="preserve">Refers to</w:t>
+      </w:r>
+      <w:r>
+        <w:t xml:space="preserve"> </w:t>
       </w:r>
       <w:hyperlink w:anchor="sec:meta-odqual-st">
         <w:r>
@@ -12110,9 +12062,6 @@
           <w:t xml:space="preserve">General Metadata: Overall Data Quality</w:t>
         </w:r>
       </w:hyperlink>
-      <w:r>
-        <w:t xml:space="preserve">”</w:t>
-      </w:r>
     </w:p>
     <w:p>
       <w:pPr>
@@ -12224,10 +12173,10 @@
         <w:pStyle w:val="FirstParagraph"/>
       </w:pPr>
       <w:r>
-        <w:t xml:space="preserve">Refers to Section </w:t>
-      </w:r>
-      <w:r>
-        <w:t xml:space="preserve">“</w:t>
+        <w:t xml:space="preserve">Refers to</w:t>
+      </w:r>
+      <w:r>
+        <w:t xml:space="preserve"> </w:t>
       </w:r>
       <w:hyperlink w:anchor="sec:pxl-pinodat">
         <w:r>
@@ -12237,9 +12186,6 @@
           <w:t xml:space="preserve">Per-Pixel Metadata: No Data</w:t>
         </w:r>
       </w:hyperlink>
-      <w:r>
-        <w:t xml:space="preserve">”</w:t>
-      </w:r>
     </w:p>
     <w:p>
       <w:pPr>
@@ -12903,10 +12849,10 @@
         <w:pStyle w:val="FirstParagraph"/>
       </w:pPr>
       <w:r>
-        <w:t xml:space="preserve">Refers to Section </w:t>
-      </w:r>
-      <w:r>
-        <w:t xml:space="preserve">“</w:t>
+        <w:t xml:space="preserve">Refers to</w:t>
+      </w:r>
+      <w:r>
+        <w:t xml:space="preserve"> </w:t>
       </w:r>
       <w:hyperlink w:anchor="sec:pxl-pincot">
         <w:r>
@@ -12916,9 +12862,6 @@
           <w:t xml:space="preserve">Per-Pixel Metadata: Incomplete Testing</w:t>
         </w:r>
       </w:hyperlink>
-      <w:r>
-        <w:t xml:space="preserve">”</w:t>
-      </w:r>
     </w:p>
     <w:p>
       <w:pPr>
@@ -13005,10 +12948,10 @@
         <w:pStyle w:val="FirstParagraph"/>
       </w:pPr>
       <w:r>
-        <w:t xml:space="preserve">Refers to Section </w:t>
-      </w:r>
-      <w:r>
-        <w:t xml:space="preserve">“</w:t>
+        <w:t xml:space="preserve">Refers to</w:t>
+      </w:r>
+      <w:r>
+        <w:t xml:space="preserve"> </w:t>
       </w:r>
       <w:hyperlink w:anchor="sec:pxl-pisatur">
         <w:r>
@@ -13018,9 +12961,6 @@
           <w:t xml:space="preserve">Per-Pixel Metadata: Saturation</w:t>
         </w:r>
       </w:hyperlink>
-      <w:r>
-        <w:t xml:space="preserve">”</w:t>
-      </w:r>
     </w:p>
     <w:p>
       <w:pPr>
@@ -14263,10 +14203,10 @@
         <w:pStyle w:val="FirstParagraph"/>
       </w:pPr>
       <w:r>
-        <w:t xml:space="preserve">Refers to Section </w:t>
-      </w:r>
-      <w:r>
-        <w:t xml:space="preserve">“</w:t>
+        <w:t xml:space="preserve">Refers to</w:t>
+      </w:r>
+      <w:r>
+        <w:t xml:space="preserve"> </w:t>
       </w:r>
       <w:hyperlink w:anchor="sec:pxl-picloud">
         <w:r>
@@ -14276,9 +14216,6 @@
           <w:t xml:space="preserve">Per-Pixel Metadata: Cloud</w:t>
         </w:r>
       </w:hyperlink>
-      <w:r>
-        <w:t xml:space="preserve">”</w:t>
-      </w:r>
     </w:p>
     <w:p>
       <w:pPr>
@@ -15813,10 +15750,10 @@
         <w:pStyle w:val="FirstParagraph"/>
       </w:pPr>
       <w:r>
-        <w:t xml:space="preserve">Refers to Section </w:t>
-      </w:r>
-      <w:r>
-        <w:t xml:space="preserve">“</w:t>
+        <w:t xml:space="preserve">Refers to</w:t>
+      </w:r>
+      <w:r>
+        <w:t xml:space="preserve"> </w:t>
       </w:r>
       <w:hyperlink w:anchor="sec:pxl-picloudsh">
         <w:r>
@@ -15826,9 +15763,6 @@
           <w:t xml:space="preserve">Per-Pixel Metadata: Cloud Shadow</w:t>
         </w:r>
       </w:hyperlink>
-      <w:r>
-        <w:t xml:space="preserve">”</w:t>
-      </w:r>
     </w:p>
     <w:p>
       <w:pPr>
@@ -15853,10 +15787,10 @@
         <w:pStyle w:val="FirstParagraph"/>
       </w:pPr>
       <w:r>
-        <w:t xml:space="preserve">Refers to Section </w:t>
-      </w:r>
-      <w:r>
-        <w:t xml:space="preserve">“</w:t>
+        <w:t xml:space="preserve">Refers to</w:t>
+      </w:r>
+      <w:r>
+        <w:t xml:space="preserve"> </w:t>
       </w:r>
       <w:hyperlink w:anchor="sec:pxl-snowice-sr">
         <w:r>
@@ -15866,9 +15800,6 @@
           <w:t xml:space="preserve">Per-Pixel Metadata: Snow/Ice Mask</w:t>
         </w:r>
       </w:hyperlink>
-      <w:r>
-        <w:t xml:space="preserve">”</w:t>
-      </w:r>
     </w:p>
     <w:p>
       <w:pPr>
